--- a/7 sem/Ассемблер/Вербицкий МО42.2 СРВ ЛР5.docx
+++ b/7 sem/Ассемблер/Вербицкий МО42.2 СРВ ЛР5.docx
@@ -520,8 +520,18 @@
           <w:color w:val="000000" w:themeColor="text1"/>
           <w:szCs w:val="28"/>
         </w:rPr>
-        <w:t>Проверил доцент кафедры информационных технологий      А.Н. Полетайкин</w:t>
-      </w:r>
+        <w:t xml:space="preserve">Проверил доцент кафедры информационных технологий      А.Н. </w:t>
+      </w:r>
+      <w:proofErr w:type="spellStart"/>
+      <w:r>
+        <w:rPr>
+          <w:rFonts w:eastAsia="Times New Roman" w:cs="Times New Roman"/>
+          <w:color w:val="000000" w:themeColor="text1"/>
+          <w:szCs w:val="28"/>
+        </w:rPr>
+        <w:t>Полетайкин</w:t>
+      </w:r>
+      <w:proofErr w:type="spellEnd"/>
     </w:p>
     <w:p>
       <w:pPr>
@@ -663,6 +673,12 @@
           <w:lang w:eastAsia="ru-RU"/>
         </w:rPr>
         <w:sectPr>
+          <w:headerReference w:type="even" r:id="rId8"/>
+          <w:headerReference w:type="default" r:id="rId9"/>
+          <w:footerReference w:type="even" r:id="rId10"/>
+          <w:footerReference w:type="default" r:id="rId11"/>
+          <w:headerReference w:type="first" r:id="rId12"/>
+          <w:footerReference w:type="first" r:id="rId13"/>
           <w:pgSz w:w="11906" w:h="16838"/>
           <w:pgMar w:top="1134" w:right="850" w:bottom="1134" w:left="1701" w:header="708" w:footer="708" w:gutter="0"/>
           <w:cols w:space="708"/>
@@ -710,7 +726,15 @@
         <w:t xml:space="preserve">Цель: </w:t>
       </w:r>
       <w:r>
-        <w:t>изучение принципов организации инфообмена между ядром СРВ и периферийными устройствами, приобретение практических навыков разработки функциональных схем, алгоритмов и управляющих программ для управления процессами в режиме реального времени.</w:t>
+        <w:t xml:space="preserve">изучение принципов организации </w:t>
+      </w:r>
+      <w:proofErr w:type="spellStart"/>
+      <w:r>
+        <w:t>инфообмена</w:t>
+      </w:r>
+      <w:proofErr w:type="spellEnd"/>
+      <w:r>
+        <w:t xml:space="preserve"> между ядром СРВ и периферийными устройствами, приобретение практических навыков разработки функциональных схем, алгоритмов и управляющих программ для управления процессами в режиме реального времени.</w:t>
       </w:r>
     </w:p>
     <w:p/>
@@ -773,7 +797,7 @@
                     </pic:cNvPicPr>
                   </pic:nvPicPr>
                   <pic:blipFill>
-                    <a:blip r:embed="rId8">
+                    <a:blip r:embed="rId14">
                       <a:extLst>
                         <a:ext uri="{28A0092B-C50C-407E-A947-70E740481C1C}">
                           <a14:useLocalDpi xmlns:a14="http://schemas.microsoft.com/office/drawing/2010/main" val="0"/>
@@ -867,7 +891,23 @@
     </w:p>
     <w:p>
       <w:r>
-        <w:t xml:space="preserve">Имеется конвейер, по которому движутся детали. Необходимо производить контроль размеров деталей. Размер детали определяется двумя дискретными датчиками. Первый выдает 1, если размер меньше нормального. Второй выдает 0, если размер больше нормального. В первом случае открывается заслонка корзины бракованных деталей посредством электромагнитного привода. Во втором случае включается поворотное устройство, изменяющее направление движения детали в цех обработки. Поворотное устройство управляется двигателем, на который необходимо подать напряжение 11,3 В в течение 36 с. Для установки в исходное положение на двигатель поворотного устройства необходимо подать напряжение –2,2 В. Следует предусмотреть время для отработки команд. У деталей, направляемых в цех обработки, производится измерение температуры с помощью 2 бесконтактных датчиков, измеряющих температуру в диапазоне – 30°С </w:t>
+        <w:t xml:space="preserve">Имеется конвейер, по которому движутся детали. Необходимо производить контроль размеров деталей. Размер детали определяется двумя дискретными датчиками. Первый выдает 1, если размер меньше нормального. Второй выдает 0, если размер больше нормального. В первом случае открывается заслонка корзины бракованных деталей посредством электромагнитного привода. Во втором случае включается поворотное устройство, изменяющее направление движения детали в цех обработки. Поворотное устройство управляется двигателем, на который необходимо подать напряжение 11,3 </w:t>
+      </w:r>
+      <w:proofErr w:type="gramStart"/>
+      <w:r>
+        <w:t>В</w:t>
+      </w:r>
+      <w:proofErr w:type="gramEnd"/>
+      <w:r>
+        <w:t xml:space="preserve"> </w:t>
+      </w:r>
+      <w:proofErr w:type="spellStart"/>
+      <w:r>
+        <w:t>в</w:t>
+      </w:r>
+      <w:proofErr w:type="spellEnd"/>
+      <w:r>
+        <w:t xml:space="preserve"> течение 36 с. Для установки в исходное положение на двигатель поворотного устройства необходимо подать напряжение –2,2 В. Следует предусмотреть время для отработки команд. У деталей, направляемых в цех обработки, производится измерение температуры с помощью 2 бесконтактных датчиков, измеряющих температуру в диапазоне – 30°С </w:t>
       </w:r>
       <w:r>
         <w:t>-</w:t>
@@ -963,7 +1003,15 @@
         <w:ind w:left="0" w:firstLine="360"/>
       </w:pPr>
       <w:r>
-        <w:t xml:space="preserve">Построить градуировочную характеристику для каждого аналогового датчика (при наличии). </w:t>
+        <w:t xml:space="preserve">Построить </w:t>
+      </w:r>
+      <w:proofErr w:type="spellStart"/>
+      <w:r>
+        <w:t>градуировочную</w:t>
+      </w:r>
+      <w:proofErr w:type="spellEnd"/>
+      <w:r>
+        <w:t xml:space="preserve"> характеристику для каждого аналогового датчика (при наличии). </w:t>
       </w:r>
     </w:p>
     <w:p>
@@ -1006,8 +1054,13 @@
       </w:pPr>
       <w:r>
         <w:lastRenderedPageBreak/>
-        <w:t>Рассчитать параметры задержки процедур(ы) временно́й</w:t>
-      </w:r>
+        <w:t xml:space="preserve">Рассчитать параметры задержки процедур(ы) </w:t>
+      </w:r>
+      <w:proofErr w:type="spellStart"/>
+      <w:r>
+        <w:t>временно́й</w:t>
+      </w:r>
+      <w:proofErr w:type="spellEnd"/>
       <w:r>
         <w:t>.</w:t>
       </w:r>
@@ -1124,16 +1177,34 @@
       <w:pPr>
         <w:ind w:firstLine="0"/>
       </w:pPr>
+      <w:proofErr w:type="spellStart"/>
       <w:r>
         <w:t>Поворотное_Устройство</w:t>
       </w:r>
+      <w:proofErr w:type="spellEnd"/>
     </w:p>
     <w:p>
       <w:pPr>
         <w:ind w:firstLine="0"/>
       </w:pPr>
       <w:r>
-        <w:t>Изменяет направление движения детали в цех обработки. Управляется двигателем, на который необходимо подать напряжение 11,3 В в течение 36 с. Для установки в исходное положение на двигатель поворотного устройства</w:t>
+        <w:t xml:space="preserve">Изменяет направление движения детали в цех обработки. Управляется двигателем, на который необходимо подать напряжение 11,3 </w:t>
+      </w:r>
+      <w:proofErr w:type="gramStart"/>
+      <w:r>
+        <w:t>В</w:t>
+      </w:r>
+      <w:proofErr w:type="gramEnd"/>
+      <w:r>
+        <w:t xml:space="preserve"> </w:t>
+      </w:r>
+      <w:proofErr w:type="spellStart"/>
+      <w:r>
+        <w:t>в</w:t>
+      </w:r>
+      <w:proofErr w:type="spellEnd"/>
+      <w:r>
+        <w:t xml:space="preserve"> течение 36 с. Для установки в исходное положение на двигатель поворотного устройства</w:t>
       </w:r>
     </w:p>
     <w:p>
@@ -1153,9 +1224,11 @@
       <w:pPr>
         <w:ind w:firstLine="0"/>
       </w:pPr>
+      <w:proofErr w:type="spellStart"/>
       <w:r>
         <w:t>Заслонка_Корзины_Бракованных_Деталей</w:t>
       </w:r>
+      <w:proofErr w:type="spellEnd"/>
     </w:p>
     <w:p>
       <w:pPr>
@@ -1258,16 +1331,16 @@
         <w:tblLook w:val="04A0" w:firstRow="1" w:lastRow="0" w:firstColumn="1" w:lastColumn="0" w:noHBand="0" w:noVBand="1"/>
       </w:tblPr>
       <w:tblGrid>
-        <w:gridCol w:w="976"/>
-        <w:gridCol w:w="2294"/>
+        <w:gridCol w:w="975"/>
+        <w:gridCol w:w="2285"/>
         <w:gridCol w:w="1800"/>
         <w:gridCol w:w="1089"/>
-        <w:gridCol w:w="3412"/>
+        <w:gridCol w:w="3422"/>
       </w:tblGrid>
       <w:tr>
         <w:tc>
           <w:tcPr>
-            <w:tcW w:w="977" w:type="dxa"/>
+            <w:tcW w:w="975" w:type="dxa"/>
           </w:tcPr>
           <w:p>
             <w:pPr>
@@ -1283,7 +1356,7 @@
         </w:tc>
         <w:tc>
           <w:tcPr>
-            <w:tcW w:w="2303" w:type="dxa"/>
+            <w:tcW w:w="2285" w:type="dxa"/>
           </w:tcPr>
           <w:p>
             <w:pPr>
@@ -1299,7 +1372,7 @@
         </w:tc>
         <w:tc>
           <w:tcPr>
-            <w:tcW w:w="1723" w:type="dxa"/>
+            <w:tcW w:w="1800" w:type="dxa"/>
           </w:tcPr>
           <w:p>
             <w:pPr>
@@ -1315,7 +1388,7 @@
         </w:tc>
         <w:tc>
           <w:tcPr>
-            <w:tcW w:w="1047" w:type="dxa"/>
+            <w:tcW w:w="1089" w:type="dxa"/>
           </w:tcPr>
           <w:p>
             <w:pPr>
@@ -1331,7 +1404,7 @@
         </w:tc>
         <w:tc>
           <w:tcPr>
-            <w:tcW w:w="3521" w:type="dxa"/>
+            <w:tcW w:w="3422" w:type="dxa"/>
           </w:tcPr>
           <w:p>
             <w:pPr>
@@ -1349,7 +1422,7 @@
       <w:tr>
         <w:tc>
           <w:tcPr>
-            <w:tcW w:w="977" w:type="dxa"/>
+            <w:tcW w:w="975" w:type="dxa"/>
             <w:vMerge w:val="restart"/>
           </w:tcPr>
           <w:p>
@@ -1363,7 +1436,7 @@
         </w:tc>
         <w:tc>
           <w:tcPr>
-            <w:tcW w:w="2303" w:type="dxa"/>
+            <w:tcW w:w="2285" w:type="dxa"/>
             <w:vMerge w:val="restart"/>
           </w:tcPr>
           <w:p>
@@ -1377,7 +1450,7 @@
         </w:tc>
         <w:tc>
           <w:tcPr>
-            <w:tcW w:w="1723" w:type="dxa"/>
+            <w:tcW w:w="1800" w:type="dxa"/>
             <w:vMerge w:val="restart"/>
           </w:tcPr>
           <w:p>
@@ -1391,7 +1464,7 @@
         </w:tc>
         <w:tc>
           <w:tcPr>
-            <w:tcW w:w="1047" w:type="dxa"/>
+            <w:tcW w:w="1089" w:type="dxa"/>
           </w:tcPr>
           <w:p>
             <w:pPr>
@@ -1404,7 +1477,7 @@
         </w:tc>
         <w:tc>
           <w:tcPr>
-            <w:tcW w:w="3521" w:type="dxa"/>
+            <w:tcW w:w="3422" w:type="dxa"/>
           </w:tcPr>
           <w:p>
             <w:pPr>
@@ -1426,7 +1499,7 @@
         </w:trPr>
         <w:tc>
           <w:tcPr>
-            <w:tcW w:w="977" w:type="dxa"/>
+            <w:tcW w:w="975" w:type="dxa"/>
             <w:vMerge/>
           </w:tcPr>
           <w:p>
@@ -1443,7 +1516,7 @@
         </w:tc>
         <w:tc>
           <w:tcPr>
-            <w:tcW w:w="2303" w:type="dxa"/>
+            <w:tcW w:w="2285" w:type="dxa"/>
             <w:vMerge/>
           </w:tcPr>
           <w:p>
@@ -1460,7 +1533,7 @@
         </w:tc>
         <w:tc>
           <w:tcPr>
-            <w:tcW w:w="1723" w:type="dxa"/>
+            <w:tcW w:w="1800" w:type="dxa"/>
             <w:vMerge/>
           </w:tcPr>
           <w:p>
@@ -1477,35 +1550,38 @@
         </w:tc>
         <w:tc>
           <w:tcPr>
-            <w:tcW w:w="1047" w:type="dxa"/>
+            <w:tcW w:w="1089" w:type="dxa"/>
           </w:tcPr>
           <w:p>
             <w:pPr>
               <w:ind w:firstLine="0"/>
             </w:pPr>
             <w:r>
-              <w:t>12-14</w:t>
+              <w:t>12</w:t>
             </w:r>
           </w:p>
         </w:tc>
         <w:tc>
           <w:tcPr>
-            <w:tcW w:w="3521" w:type="dxa"/>
+            <w:tcW w:w="3422" w:type="dxa"/>
           </w:tcPr>
           <w:p>
             <w:pPr>
               <w:ind w:firstLine="0"/>
             </w:pPr>
             <w:r>
-              <w:t>Не используется (всегда 0)</w:t>
+              <w:t>ДР1 (дискретный датчик размера 1): 1 — размер меньше нормы, 0 — иначе</w:t>
             </w:r>
           </w:p>
         </w:tc>
       </w:tr>
       <w:tr>
+        <w:trPr>
+          <w:trHeight w:val="976"/>
+        </w:trPr>
         <w:tc>
           <w:tcPr>
-            <w:tcW w:w="977" w:type="dxa"/>
+            <w:tcW w:w="975" w:type="dxa"/>
             <w:vMerge/>
           </w:tcPr>
           <w:p>
@@ -1522,7 +1598,7 @@
         </w:tc>
         <w:tc>
           <w:tcPr>
-            <w:tcW w:w="2303" w:type="dxa"/>
+            <w:tcW w:w="2285" w:type="dxa"/>
             <w:vMerge/>
           </w:tcPr>
           <w:p>
@@ -1539,7 +1615,7 @@
         </w:tc>
         <w:tc>
           <w:tcPr>
-            <w:tcW w:w="1723" w:type="dxa"/>
+            <w:tcW w:w="1800" w:type="dxa"/>
             <w:vMerge/>
           </w:tcPr>
           <w:p>
@@ -1556,7 +1632,168 @@
         </w:tc>
         <w:tc>
           <w:tcPr>
-            <w:tcW w:w="1047" w:type="dxa"/>
+            <w:tcW w:w="1089" w:type="dxa"/>
+          </w:tcPr>
+          <w:p>
+            <w:pPr>
+              <w:ind w:firstLine="0"/>
+            </w:pPr>
+            <w:r>
+              <w:t>13</w:t>
+            </w:r>
+          </w:p>
+        </w:tc>
+        <w:tc>
+          <w:tcPr>
+            <w:tcW w:w="3422" w:type="dxa"/>
+          </w:tcPr>
+          <w:p>
+            <w:pPr>
+              <w:ind w:firstLine="0"/>
+            </w:pPr>
+            <w:r>
+              <w:t>ДР2 (дискретный датчик размера 2, инверсный): 0 — размер больше нормы, 1 — иначе</w:t>
+            </w:r>
+          </w:p>
+        </w:tc>
+      </w:tr>
+      <w:tr>
+        <w:trPr>
+          <w:trHeight w:val="976"/>
+        </w:trPr>
+        <w:tc>
+          <w:tcPr>
+            <w:tcW w:w="975" w:type="dxa"/>
+            <w:vMerge/>
+          </w:tcPr>
+          <w:p>
+            <w:pPr>
+              <w:ind w:firstLine="0"/>
+              <w:rPr>
+                <w:rFonts w:cs="Times New Roman"/>
+                <w:color w:val="000000"/>
+                <w:spacing w:val="-7"/>
+                <w:szCs w:val="20"/>
+              </w:rPr>
+            </w:pPr>
+          </w:p>
+        </w:tc>
+        <w:tc>
+          <w:tcPr>
+            <w:tcW w:w="2285" w:type="dxa"/>
+            <w:vMerge/>
+          </w:tcPr>
+          <w:p>
+            <w:pPr>
+              <w:ind w:firstLine="0"/>
+              <w:rPr>
+                <w:rFonts w:cs="Times New Roman"/>
+                <w:color w:val="000000"/>
+                <w:spacing w:val="-7"/>
+                <w:szCs w:val="20"/>
+              </w:rPr>
+            </w:pPr>
+          </w:p>
+        </w:tc>
+        <w:tc>
+          <w:tcPr>
+            <w:tcW w:w="1800" w:type="dxa"/>
+            <w:vMerge/>
+          </w:tcPr>
+          <w:p>
+            <w:pPr>
+              <w:ind w:firstLine="0"/>
+              <w:rPr>
+                <w:rFonts w:cs="Times New Roman"/>
+                <w:color w:val="000000"/>
+                <w:spacing w:val="-7"/>
+                <w:szCs w:val="20"/>
+              </w:rPr>
+            </w:pPr>
+          </w:p>
+        </w:tc>
+        <w:tc>
+          <w:tcPr>
+            <w:tcW w:w="1089" w:type="dxa"/>
+          </w:tcPr>
+          <w:p>
+            <w:pPr>
+              <w:ind w:firstLine="0"/>
+            </w:pPr>
+            <w:r>
+              <w:t>14</w:t>
+            </w:r>
+          </w:p>
+        </w:tc>
+        <w:tc>
+          <w:tcPr>
+            <w:tcW w:w="3422" w:type="dxa"/>
+          </w:tcPr>
+          <w:p>
+            <w:pPr>
+              <w:ind w:firstLine="0"/>
+            </w:pPr>
+            <w:r>
+              <w:t>Не используется</w:t>
+            </w:r>
+          </w:p>
+        </w:tc>
+      </w:tr>
+      <w:tr>
+        <w:tc>
+          <w:tcPr>
+            <w:tcW w:w="975" w:type="dxa"/>
+            <w:vMerge/>
+          </w:tcPr>
+          <w:p>
+            <w:pPr>
+              <w:ind w:firstLine="0"/>
+              <w:rPr>
+                <w:rFonts w:cs="Times New Roman"/>
+                <w:color w:val="000000"/>
+                <w:spacing w:val="-7"/>
+                <w:szCs w:val="20"/>
+              </w:rPr>
+            </w:pPr>
+          </w:p>
+        </w:tc>
+        <w:tc>
+          <w:tcPr>
+            <w:tcW w:w="2285" w:type="dxa"/>
+            <w:vMerge/>
+          </w:tcPr>
+          <w:p>
+            <w:pPr>
+              <w:ind w:firstLine="0"/>
+              <w:rPr>
+                <w:rFonts w:cs="Times New Roman"/>
+                <w:color w:val="000000"/>
+                <w:spacing w:val="-7"/>
+                <w:szCs w:val="20"/>
+              </w:rPr>
+            </w:pPr>
+          </w:p>
+        </w:tc>
+        <w:tc>
+          <w:tcPr>
+            <w:tcW w:w="1800" w:type="dxa"/>
+            <w:vMerge/>
+          </w:tcPr>
+          <w:p>
+            <w:pPr>
+              <w:ind w:firstLine="0"/>
+              <w:rPr>
+                <w:rFonts w:cs="Times New Roman"/>
+                <w:color w:val="000000"/>
+                <w:spacing w:val="-7"/>
+                <w:szCs w:val="20"/>
+              </w:rPr>
+            </w:pPr>
+          </w:p>
+        </w:tc>
+        <w:tc>
+          <w:tcPr>
+            <w:tcW w:w="1089" w:type="dxa"/>
           </w:tcPr>
           <w:p>
             <w:pPr>
@@ -1569,7 +1806,7 @@
         </w:tc>
         <w:tc>
           <w:tcPr>
-            <w:tcW w:w="3521" w:type="dxa"/>
+            <w:tcW w:w="3422" w:type="dxa"/>
           </w:tcPr>
           <w:p>
             <w:pPr>
@@ -1592,7 +1829,7 @@
       <w:tr>
         <w:tc>
           <w:tcPr>
-            <w:tcW w:w="977" w:type="dxa"/>
+            <w:tcW w:w="975" w:type="dxa"/>
             <w:vMerge w:val="restart"/>
           </w:tcPr>
           <w:p>
@@ -1606,7 +1843,7 @@
         </w:tc>
         <w:tc>
           <w:tcPr>
-            <w:tcW w:w="2303" w:type="dxa"/>
+            <w:tcW w:w="2285" w:type="dxa"/>
             <w:vMerge w:val="restart"/>
           </w:tcPr>
           <w:p>
@@ -1635,7 +1872,7 @@
         </w:tc>
         <w:tc>
           <w:tcPr>
-            <w:tcW w:w="1723" w:type="dxa"/>
+            <w:tcW w:w="1800" w:type="dxa"/>
             <w:vMerge w:val="restart"/>
           </w:tcPr>
           <w:p>
@@ -1646,7 +1883,7 @@
         </w:tc>
         <w:tc>
           <w:tcPr>
-            <w:tcW w:w="1047" w:type="dxa"/>
+            <w:tcW w:w="1089" w:type="dxa"/>
           </w:tcPr>
           <w:p>
             <w:pPr>
@@ -1659,7 +1896,7 @@
         </w:tc>
         <w:tc>
           <w:tcPr>
-            <w:tcW w:w="3521" w:type="dxa"/>
+            <w:tcW w:w="3422" w:type="dxa"/>
           </w:tcPr>
           <w:p>
             <w:pPr>
@@ -1678,7 +1915,7 @@
       <w:tr>
         <w:tc>
           <w:tcPr>
-            <w:tcW w:w="977" w:type="dxa"/>
+            <w:tcW w:w="975" w:type="dxa"/>
             <w:vMerge/>
           </w:tcPr>
           <w:p>
@@ -1695,7 +1932,7 @@
         </w:tc>
         <w:tc>
           <w:tcPr>
-            <w:tcW w:w="2303" w:type="dxa"/>
+            <w:tcW w:w="2285" w:type="dxa"/>
             <w:vMerge/>
           </w:tcPr>
           <w:p>
@@ -1712,7 +1949,7 @@
         </w:tc>
         <w:tc>
           <w:tcPr>
-            <w:tcW w:w="1723" w:type="dxa"/>
+            <w:tcW w:w="1800" w:type="dxa"/>
             <w:vMerge/>
           </w:tcPr>
           <w:p>
@@ -1729,7 +1966,7 @@
         </w:tc>
         <w:tc>
           <w:tcPr>
-            <w:tcW w:w="1047" w:type="dxa"/>
+            <w:tcW w:w="1089" w:type="dxa"/>
           </w:tcPr>
           <w:p>
             <w:pPr>
@@ -1742,7 +1979,7 @@
         </w:tc>
         <w:tc>
           <w:tcPr>
-            <w:tcW w:w="3521" w:type="dxa"/>
+            <w:tcW w:w="3422" w:type="dxa"/>
           </w:tcPr>
           <w:p>
             <w:pPr>
@@ -1765,7 +2002,7 @@
       <w:tr>
         <w:tc>
           <w:tcPr>
-            <w:tcW w:w="977" w:type="dxa"/>
+            <w:tcW w:w="975" w:type="dxa"/>
             <w:vMerge/>
           </w:tcPr>
           <w:p>
@@ -1782,7 +2019,7 @@
         </w:tc>
         <w:tc>
           <w:tcPr>
-            <w:tcW w:w="2303" w:type="dxa"/>
+            <w:tcW w:w="2285" w:type="dxa"/>
             <w:vMerge/>
           </w:tcPr>
           <w:p>
@@ -1799,7 +2036,7 @@
         </w:tc>
         <w:tc>
           <w:tcPr>
-            <w:tcW w:w="1723" w:type="dxa"/>
+            <w:tcW w:w="1800" w:type="dxa"/>
             <w:vMerge/>
           </w:tcPr>
           <w:p>
@@ -1816,27 +2053,31 @@
         </w:tc>
         <w:tc>
           <w:tcPr>
-            <w:tcW w:w="1047" w:type="dxa"/>
+            <w:tcW w:w="1089" w:type="dxa"/>
           </w:tcPr>
           <w:p>
             <w:pPr>
               <w:ind w:firstLine="0"/>
             </w:pPr>
             <w:r>
-              <w:t>11-13</w:t>
+              <w:t>11</w:t>
             </w:r>
           </w:p>
         </w:tc>
         <w:tc>
           <w:tcPr>
-            <w:tcW w:w="3521" w:type="dxa"/>
+            <w:tcW w:w="3422" w:type="dxa"/>
           </w:tcPr>
           <w:p>
             <w:pPr>
               <w:ind w:firstLine="0"/>
             </w:pPr>
             <w:r>
-              <w:t>Не используется (всегда 0)</w:t>
+              <w:t xml:space="preserve">Упр. заслонкой брака: 1 — открыть/активировать, </w:t>
+            </w:r>
+            <w:r>
+              <w:lastRenderedPageBreak/>
+              <w:t>0 — выключить</w:t>
             </w:r>
           </w:p>
         </w:tc>
@@ -1844,7 +2085,7 @@
       <w:tr>
         <w:tc>
           <w:tcPr>
-            <w:tcW w:w="977" w:type="dxa"/>
+            <w:tcW w:w="975" w:type="dxa"/>
             <w:vMerge/>
           </w:tcPr>
           <w:p>
@@ -1861,7 +2102,7 @@
         </w:tc>
         <w:tc>
           <w:tcPr>
-            <w:tcW w:w="2303" w:type="dxa"/>
+            <w:tcW w:w="2285" w:type="dxa"/>
             <w:vMerge/>
           </w:tcPr>
           <w:p>
@@ -1878,7 +2119,7 @@
         </w:tc>
         <w:tc>
           <w:tcPr>
-            <w:tcW w:w="1723" w:type="dxa"/>
+            <w:tcW w:w="1800" w:type="dxa"/>
             <w:vMerge/>
           </w:tcPr>
           <w:p>
@@ -1895,7 +2136,165 @@
         </w:tc>
         <w:tc>
           <w:tcPr>
-            <w:tcW w:w="1047" w:type="dxa"/>
+            <w:tcW w:w="1089" w:type="dxa"/>
+          </w:tcPr>
+          <w:p>
+            <w:pPr>
+              <w:ind w:firstLine="0"/>
+            </w:pPr>
+            <w:r>
+              <w:t>12</w:t>
+            </w:r>
+          </w:p>
+        </w:tc>
+        <w:tc>
+          <w:tcPr>
+            <w:tcW w:w="3422" w:type="dxa"/>
+          </w:tcPr>
+          <w:p>
+            <w:pPr>
+              <w:ind w:firstLine="0"/>
+            </w:pPr>
+            <w:r>
+              <w:t>Команда “Поворот в цех обработки”: 1 — выполнить, 0 — нет</w:t>
+            </w:r>
+          </w:p>
+        </w:tc>
+      </w:tr>
+      <w:tr>
+        <w:tc>
+          <w:tcPr>
+            <w:tcW w:w="975" w:type="dxa"/>
+            <w:vMerge/>
+          </w:tcPr>
+          <w:p>
+            <w:pPr>
+              <w:ind w:firstLine="0"/>
+              <w:rPr>
+                <w:rFonts w:cs="Times New Roman"/>
+                <w:color w:val="000000"/>
+                <w:spacing w:val="-7"/>
+                <w:szCs w:val="20"/>
+              </w:rPr>
+            </w:pPr>
+          </w:p>
+        </w:tc>
+        <w:tc>
+          <w:tcPr>
+            <w:tcW w:w="2285" w:type="dxa"/>
+            <w:vMerge/>
+          </w:tcPr>
+          <w:p>
+            <w:pPr>
+              <w:ind w:firstLine="0"/>
+              <w:rPr>
+                <w:rFonts w:cs="Times New Roman"/>
+                <w:color w:val="000000"/>
+                <w:spacing w:val="-7"/>
+                <w:szCs w:val="20"/>
+              </w:rPr>
+            </w:pPr>
+          </w:p>
+        </w:tc>
+        <w:tc>
+          <w:tcPr>
+            <w:tcW w:w="1800" w:type="dxa"/>
+            <w:vMerge/>
+          </w:tcPr>
+          <w:p>
+            <w:pPr>
+              <w:ind w:firstLine="0"/>
+              <w:rPr>
+                <w:rFonts w:cs="Times New Roman"/>
+                <w:color w:val="000000"/>
+                <w:spacing w:val="-7"/>
+                <w:szCs w:val="20"/>
+              </w:rPr>
+            </w:pPr>
+          </w:p>
+        </w:tc>
+        <w:tc>
+          <w:tcPr>
+            <w:tcW w:w="1089" w:type="dxa"/>
+          </w:tcPr>
+          <w:p>
+            <w:pPr>
+              <w:ind w:firstLine="0"/>
+            </w:pPr>
+            <w:r>
+              <w:t>13</w:t>
+            </w:r>
+          </w:p>
+        </w:tc>
+        <w:tc>
+          <w:tcPr>
+            <w:tcW w:w="3422" w:type="dxa"/>
+          </w:tcPr>
+          <w:p>
+            <w:pPr>
+              <w:ind w:firstLine="0"/>
+            </w:pPr>
+            <w:r>
+              <w:t>Команда “Возврат в исходное положение”: 1 — выполнить, 0 — нет</w:t>
+            </w:r>
+          </w:p>
+        </w:tc>
+      </w:tr>
+      <w:tr>
+        <w:tc>
+          <w:tcPr>
+            <w:tcW w:w="975" w:type="dxa"/>
+            <w:vMerge/>
+          </w:tcPr>
+          <w:p>
+            <w:pPr>
+              <w:ind w:firstLine="0"/>
+              <w:rPr>
+                <w:rFonts w:cs="Times New Roman"/>
+                <w:color w:val="000000"/>
+                <w:spacing w:val="-7"/>
+                <w:szCs w:val="20"/>
+              </w:rPr>
+            </w:pPr>
+          </w:p>
+        </w:tc>
+        <w:tc>
+          <w:tcPr>
+            <w:tcW w:w="2285" w:type="dxa"/>
+            <w:vMerge/>
+          </w:tcPr>
+          <w:p>
+            <w:pPr>
+              <w:ind w:firstLine="0"/>
+              <w:rPr>
+                <w:rFonts w:cs="Times New Roman"/>
+                <w:color w:val="000000"/>
+                <w:spacing w:val="-7"/>
+                <w:szCs w:val="20"/>
+              </w:rPr>
+            </w:pPr>
+          </w:p>
+        </w:tc>
+        <w:tc>
+          <w:tcPr>
+            <w:tcW w:w="1800" w:type="dxa"/>
+            <w:vMerge/>
+          </w:tcPr>
+          <w:p>
+            <w:pPr>
+              <w:ind w:firstLine="0"/>
+              <w:rPr>
+                <w:rFonts w:cs="Times New Roman"/>
+                <w:color w:val="000000"/>
+                <w:spacing w:val="-7"/>
+                <w:szCs w:val="20"/>
+              </w:rPr>
+            </w:pPr>
+          </w:p>
+        </w:tc>
+        <w:tc>
+          <w:tcPr>
+            <w:tcW w:w="1089" w:type="dxa"/>
           </w:tcPr>
           <w:p>
             <w:pPr>
@@ -1908,7 +2307,7 @@
         </w:tc>
         <w:tc>
           <w:tcPr>
-            <w:tcW w:w="3521" w:type="dxa"/>
+            <w:tcW w:w="3422" w:type="dxa"/>
           </w:tcPr>
           <w:p>
             <w:pPr>
@@ -1927,10 +2326,23 @@
             </w:r>
             <w:r>
               <w:br/>
+              <w:t>(</w:t>
             </w:r>
+            <w:proofErr w:type="spellStart"/>
             <w:r>
-              <w:lastRenderedPageBreak/>
-              <w:t>(tпреобр ≤ 80 мс)</w:t>
+              <w:t>tпреобр</w:t>
+            </w:r>
+            <w:proofErr w:type="spellEnd"/>
+            <w:r>
+              <w:t xml:space="preserve"> ≤ 80 </w:t>
+            </w:r>
+            <w:proofErr w:type="spellStart"/>
+            <w:r>
+              <w:t>мс</w:t>
+            </w:r>
+            <w:proofErr w:type="spellEnd"/>
+            <w:r>
+              <w:t>)</w:t>
             </w:r>
           </w:p>
         </w:tc>
@@ -1938,7 +2350,7 @@
       <w:tr>
         <w:tc>
           <w:tcPr>
-            <w:tcW w:w="977" w:type="dxa"/>
+            <w:tcW w:w="975" w:type="dxa"/>
             <w:vMerge/>
           </w:tcPr>
           <w:p>
@@ -1955,7 +2367,7 @@
         </w:tc>
         <w:tc>
           <w:tcPr>
-            <w:tcW w:w="2303" w:type="dxa"/>
+            <w:tcW w:w="2285" w:type="dxa"/>
             <w:vMerge/>
           </w:tcPr>
           <w:p>
@@ -1972,7 +2384,7 @@
         </w:tc>
         <w:tc>
           <w:tcPr>
-            <w:tcW w:w="1723" w:type="dxa"/>
+            <w:tcW w:w="1800" w:type="dxa"/>
             <w:vMerge/>
           </w:tcPr>
           <w:p>
@@ -1989,7 +2401,7 @@
         </w:tc>
         <w:tc>
           <w:tcPr>
-            <w:tcW w:w="1047" w:type="dxa"/>
+            <w:tcW w:w="1089" w:type="dxa"/>
           </w:tcPr>
           <w:p>
             <w:pPr>
@@ -2002,7 +2414,7 @@
         </w:tc>
         <w:tc>
           <w:tcPr>
-            <w:tcW w:w="3521" w:type="dxa"/>
+            <w:tcW w:w="3422" w:type="dxa"/>
           </w:tcPr>
           <w:p>
             <w:pPr>
@@ -2022,420 +2434,14 @@
           </w:p>
         </w:tc>
       </w:tr>
-      <w:tr>
-        <w:tc>
-          <w:tcPr>
-            <w:tcW w:w="977" w:type="dxa"/>
-            <w:vMerge w:val="restart"/>
-          </w:tcPr>
-          <w:p>
-            <w:pPr>
-              <w:ind w:firstLine="0"/>
-            </w:pPr>
-            <w:r>
-              <w:t>302h</w:t>
-            </w:r>
-          </w:p>
-        </w:tc>
-        <w:tc>
-          <w:tcPr>
-            <w:tcW w:w="2303" w:type="dxa"/>
-            <w:vMerge w:val="restart"/>
-          </w:tcPr>
-          <w:p>
-            <w:pPr>
-              <w:ind w:firstLine="0"/>
-            </w:pPr>
-            <w:r>
-              <w:t>передача сигналов с дискретных датчиков размера на УВМ</w:t>
-            </w:r>
-          </w:p>
-        </w:tc>
-        <w:tc>
-          <w:tcPr>
-            <w:tcW w:w="1723" w:type="dxa"/>
-            <w:vMerge w:val="restart"/>
-          </w:tcPr>
-          <w:p>
-            <w:r>
-              <w:t>16</w:t>
-            </w:r>
-          </w:p>
-        </w:tc>
-        <w:tc>
-          <w:tcPr>
-            <w:tcW w:w="1047" w:type="dxa"/>
-          </w:tcPr>
-          <w:p>
-            <w:pPr>
-              <w:ind w:firstLine="0"/>
-            </w:pPr>
-            <w:r>
-              <w:t>0</w:t>
-            </w:r>
-          </w:p>
-        </w:tc>
-        <w:tc>
-          <w:tcPr>
-            <w:tcW w:w="3521" w:type="dxa"/>
-          </w:tcPr>
-          <w:p>
-            <w:pPr>
-              <w:ind w:firstLine="0"/>
-            </w:pPr>
-            <w:r>
-              <w:t>Датчик размера 1:</w:t>
-            </w:r>
-            <w:r>
-              <w:br/>
-              <w:t>1 = размер меньше нормы</w:t>
-            </w:r>
-            <w:r>
-              <w:br/>
-              <w:t>0 = иначе</w:t>
-            </w:r>
-          </w:p>
-        </w:tc>
-      </w:tr>
-      <w:tr>
-        <w:tc>
-          <w:tcPr>
-            <w:tcW w:w="977" w:type="dxa"/>
-            <w:vMerge/>
-          </w:tcPr>
-          <w:p>
-            <w:pPr>
-              <w:ind w:firstLine="0"/>
-              <w:rPr>
-                <w:rFonts w:cs="Times New Roman"/>
-                <w:color w:val="000000"/>
-                <w:spacing w:val="-7"/>
-                <w:szCs w:val="20"/>
-              </w:rPr>
-            </w:pPr>
-          </w:p>
-        </w:tc>
-        <w:tc>
-          <w:tcPr>
-            <w:tcW w:w="2303" w:type="dxa"/>
-            <w:vMerge/>
-          </w:tcPr>
-          <w:p>
-            <w:pPr>
-              <w:ind w:firstLine="0"/>
-              <w:rPr>
-                <w:rFonts w:cs="Times New Roman"/>
-                <w:color w:val="000000"/>
-                <w:spacing w:val="-7"/>
-                <w:szCs w:val="20"/>
-              </w:rPr>
-            </w:pPr>
-          </w:p>
-        </w:tc>
-        <w:tc>
-          <w:tcPr>
-            <w:tcW w:w="1723" w:type="dxa"/>
-            <w:vMerge/>
-          </w:tcPr>
-          <w:p>
-            <w:pPr>
-              <w:ind w:firstLine="0"/>
-              <w:rPr>
-                <w:rFonts w:cs="Times New Roman"/>
-                <w:color w:val="000000"/>
-                <w:spacing w:val="-7"/>
-                <w:szCs w:val="20"/>
-              </w:rPr>
-            </w:pPr>
-          </w:p>
-        </w:tc>
-        <w:tc>
-          <w:tcPr>
-            <w:tcW w:w="1047" w:type="dxa"/>
-          </w:tcPr>
-          <w:p>
-            <w:pPr>
-              <w:ind w:firstLine="0"/>
-            </w:pPr>
-            <w:r>
-              <w:t>1</w:t>
-            </w:r>
-          </w:p>
-        </w:tc>
-        <w:tc>
-          <w:tcPr>
-            <w:tcW w:w="3521" w:type="dxa"/>
-          </w:tcPr>
-          <w:p>
-            <w:pPr>
-              <w:ind w:firstLine="0"/>
-            </w:pPr>
-            <w:r>
-              <w:t>Датчик размера 2 (инверсный):</w:t>
-            </w:r>
-            <w:r>
-              <w:br/>
-              <w:t>0 = размер больше нормы</w:t>
-            </w:r>
-            <w:r>
-              <w:br/>
-              <w:t>1 = иначе</w:t>
-            </w:r>
-          </w:p>
-        </w:tc>
-      </w:tr>
-      <w:tr>
-        <w:tc>
-          <w:tcPr>
-            <w:tcW w:w="977" w:type="dxa"/>
-            <w:vMerge w:val="restart"/>
-          </w:tcPr>
-          <w:p>
-            <w:pPr>
-              <w:ind w:firstLine="0"/>
-            </w:pPr>
-            <w:r>
-              <w:t>3</w:t>
-            </w:r>
-            <w:r>
-              <w:t>03h</w:t>
-            </w:r>
-          </w:p>
-        </w:tc>
-        <w:tc>
-          <w:tcPr>
-            <w:tcW w:w="2303" w:type="dxa"/>
-            <w:vMerge w:val="restart"/>
-          </w:tcPr>
-          <w:p>
-            <w:pPr>
-              <w:ind w:firstLine="0"/>
-            </w:pPr>
-            <w:r>
-              <w:t>передача управляющих команд от УВМ на исполнительные устройства</w:t>
-            </w:r>
-          </w:p>
-        </w:tc>
-        <w:tc>
-          <w:tcPr>
-            <w:tcW w:w="1723" w:type="dxa"/>
-            <w:vMerge w:val="restart"/>
-          </w:tcPr>
-          <w:p>
-            <w:r>
-              <w:t>16</w:t>
-            </w:r>
-          </w:p>
-        </w:tc>
-        <w:tc>
-          <w:tcPr>
-            <w:tcW w:w="1047" w:type="dxa"/>
-          </w:tcPr>
-          <w:p>
-            <w:pPr>
-              <w:ind w:firstLine="0"/>
-            </w:pPr>
-            <w:r>
-              <w:t>2-15</w:t>
-            </w:r>
-          </w:p>
-        </w:tc>
-        <w:tc>
-          <w:tcPr>
-            <w:tcW w:w="3521" w:type="dxa"/>
-          </w:tcPr>
-          <w:p>
-            <w:pPr>
-              <w:ind w:firstLine="0"/>
-            </w:pPr>
-            <w:r>
-              <w:t>Не используется (всегда 0)</w:t>
-            </w:r>
-          </w:p>
-        </w:tc>
-      </w:tr>
-      <w:tr>
-        <w:tc>
-          <w:tcPr>
-            <w:tcW w:w="977" w:type="dxa"/>
-            <w:vMerge/>
-          </w:tcPr>
-          <w:p>
-            <w:pPr>
-              <w:ind w:firstLine="0"/>
-              <w:rPr>
-                <w:rFonts w:cs="Times New Roman"/>
-                <w:color w:val="000000"/>
-                <w:spacing w:val="-7"/>
-                <w:szCs w:val="20"/>
-              </w:rPr>
-            </w:pPr>
-          </w:p>
-        </w:tc>
-        <w:tc>
-          <w:tcPr>
-            <w:tcW w:w="2303" w:type="dxa"/>
-            <w:vMerge/>
-          </w:tcPr>
-          <w:p>
-            <w:pPr>
-              <w:ind w:firstLine="0"/>
-              <w:rPr>
-                <w:rFonts w:cs="Times New Roman"/>
-                <w:color w:val="000000"/>
-                <w:spacing w:val="-7"/>
-                <w:szCs w:val="20"/>
-              </w:rPr>
-            </w:pPr>
-          </w:p>
-        </w:tc>
-        <w:tc>
-          <w:tcPr>
-            <w:tcW w:w="1723" w:type="dxa"/>
-            <w:vMerge/>
-          </w:tcPr>
-          <w:p>
-            <w:pPr>
-              <w:ind w:firstLine="0"/>
-              <w:rPr>
-                <w:rFonts w:cs="Times New Roman"/>
-                <w:color w:val="000000"/>
-                <w:spacing w:val="-7"/>
-                <w:szCs w:val="20"/>
-              </w:rPr>
-            </w:pPr>
-          </w:p>
-        </w:tc>
-        <w:tc>
-          <w:tcPr>
-            <w:tcW w:w="1047" w:type="dxa"/>
-          </w:tcPr>
-          <w:p>
-            <w:pPr>
-              <w:ind w:firstLine="0"/>
-            </w:pPr>
-            <w:r>
-              <w:t>0-2</w:t>
-            </w:r>
-          </w:p>
-        </w:tc>
-        <w:tc>
-          <w:tcPr>
-            <w:tcW w:w="3521" w:type="dxa"/>
-          </w:tcPr>
-          <w:p>
-            <w:pPr>
-              <w:ind w:firstLine="0"/>
-            </w:pPr>
-            <w:r>
-              <w:t>0: Электромагнит заслонки брака</w:t>
-            </w:r>
-            <w:r>
-              <w:br/>
-              <w:t>1: Команда «Поворот в цех обработки»</w:t>
-            </w:r>
-            <w:r>
-              <w:br/>
-              <w:t>2: Команда «Возврат в исходное положение»</w:t>
-            </w:r>
-          </w:p>
-        </w:tc>
-      </w:tr>
-      <w:tr>
-        <w:tc>
-          <w:tcPr>
-            <w:tcW w:w="977" w:type="dxa"/>
-            <w:vMerge/>
-          </w:tcPr>
-          <w:p>
-            <w:pPr>
-              <w:ind w:firstLine="0"/>
-              <w:rPr>
-                <w:rFonts w:cs="Times New Roman"/>
-                <w:color w:val="000000"/>
-                <w:spacing w:val="-7"/>
-                <w:szCs w:val="20"/>
-              </w:rPr>
-            </w:pPr>
-          </w:p>
-        </w:tc>
-        <w:tc>
-          <w:tcPr>
-            <w:tcW w:w="2303" w:type="dxa"/>
-            <w:vMerge/>
-          </w:tcPr>
-          <w:p>
-            <w:pPr>
-              <w:ind w:firstLine="0"/>
-              <w:rPr>
-                <w:rFonts w:cs="Times New Roman"/>
-                <w:color w:val="000000"/>
-                <w:spacing w:val="-7"/>
-                <w:szCs w:val="20"/>
-              </w:rPr>
-            </w:pPr>
-          </w:p>
-        </w:tc>
-        <w:tc>
-          <w:tcPr>
-            <w:tcW w:w="1723" w:type="dxa"/>
-            <w:vMerge/>
-          </w:tcPr>
-          <w:p>
-            <w:pPr>
-              <w:ind w:firstLine="0"/>
-              <w:rPr>
-                <w:rFonts w:cs="Times New Roman"/>
-                <w:color w:val="000000"/>
-                <w:spacing w:val="-7"/>
-                <w:szCs w:val="20"/>
-              </w:rPr>
-            </w:pPr>
-          </w:p>
-        </w:tc>
-        <w:tc>
-          <w:tcPr>
-            <w:tcW w:w="1047" w:type="dxa"/>
-          </w:tcPr>
-          <w:p>
-            <w:pPr>
-              <w:ind w:firstLine="0"/>
-            </w:pPr>
-            <w:r>
-              <w:t>3-15</w:t>
-            </w:r>
-          </w:p>
-        </w:tc>
-        <w:tc>
-          <w:tcPr>
-            <w:tcW w:w="3521" w:type="dxa"/>
-          </w:tcPr>
-          <w:p>
-            <w:pPr>
-              <w:ind w:firstLine="0"/>
-            </w:pPr>
-            <w:r>
-              <w:t>Не используется (всегда 0)</w:t>
-            </w:r>
-          </w:p>
-        </w:tc>
-      </w:tr>
     </w:tbl>
     <w:p>
       <w:pPr>
-        <w:ind w:firstLine="708"/>
-        <w:rPr>
-          <w:bCs/>
-          <w:lang w:val="en-US"/>
-        </w:rPr>
-      </w:pPr>
-    </w:p>
-    <w:p>
-      <w:pPr>
-        <w:ind w:firstLine="708"/>
+        <w:ind w:firstLine="0"/>
         <w:rPr>
           <w:b/>
           <w:bCs/>
+          <w:lang w:val="en-US"/>
         </w:rPr>
       </w:pPr>
     </w:p>
@@ -2468,10 +2474,10 @@
         </w:rPr>
         <w:lastRenderedPageBreak/>
         <w:drawing>
-          <wp:inline distT="0" distB="0" distL="0" distR="0" wp14:anchorId="2E9253BE" wp14:editId="15E9BAC6">
-            <wp:extent cx="5940425" cy="4266253"/>
+          <wp:inline distT="0" distB="0" distL="0" distR="0" wp14:anchorId="03078BB5" wp14:editId="54A1D45B">
+            <wp:extent cx="5940425" cy="4307257"/>
             <wp:effectExtent l="0" t="0" r="3175" b="0"/>
-            <wp:docPr id="1" name="Рисунок 1" descr="D:\uni\7 sem\Ассемблер\СРВ5\Схема.png"/>
+            <wp:docPr id="6" name="Рисунок 6" descr="D:\uni\7 sem\Ассемблер\СРВ5\Схема.png"/>
             <wp:cNvGraphicFramePr>
               <a:graphicFrameLocks xmlns:a="http://schemas.openxmlformats.org/drawingml/2006/main" noChangeAspect="1"/>
             </wp:cNvGraphicFramePr>
@@ -2479,13 +2485,13 @@
               <a:graphicData uri="http://schemas.openxmlformats.org/drawingml/2006/picture">
                 <pic:pic xmlns:pic="http://schemas.openxmlformats.org/drawingml/2006/picture">
                   <pic:nvPicPr>
-                    <pic:cNvPr id="0" name="Picture 19" descr="D:\uni\7 sem\Ассемблер\СРВ5\Схема.png"/>
+                    <pic:cNvPr id="0" name="Picture 4" descr="D:\uni\7 sem\Ассемблер\СРВ5\Схема.png"/>
                     <pic:cNvPicPr>
                       <a:picLocks noChangeAspect="1" noChangeArrowheads="1"/>
                     </pic:cNvPicPr>
                   </pic:nvPicPr>
                   <pic:blipFill>
-                    <a:blip r:embed="rId9">
+                    <a:blip r:embed="rId15">
                       <a:extLst>
                         <a:ext uri="{28A0092B-C50C-407E-A947-70E740481C1C}">
                           <a14:useLocalDpi xmlns:a14="http://schemas.microsoft.com/office/drawing/2010/main" val="0"/>
@@ -2500,7 +2506,7 @@
                   <pic:spPr bwMode="auto">
                     <a:xfrm>
                       <a:off x="0" y="0"/>
-                      <a:ext cx="5940425" cy="4266253"/>
+                      <a:ext cx="5940425" cy="4307257"/>
                     </a:xfrm>
                     <a:prstGeom prst="rect">
                       <a:avLst/>
@@ -2516,8 +2522,6 @@
           </wp:inline>
         </w:drawing>
       </w:r>
-      <w:bookmarkStart w:id="0" w:name="_GoBack"/>
-      <w:bookmarkEnd w:id="0"/>
     </w:p>
     <w:p>
       <w:pPr>
@@ -2568,6 +2572,17 @@
     </w:p>
     <w:p>
       <w:pPr>
+        <w:ind w:firstLine="0"/>
+        <w:jc w:val="center"/>
+        <w:rPr>
+          <w:color w:val="000000"/>
+          <w:spacing w:val="-7"/>
+          <w:szCs w:val="28"/>
+        </w:rPr>
+      </w:pPr>
+    </w:p>
+    <w:p>
+      <w:pPr>
         <w:ind w:left="567" w:firstLine="0"/>
         <w:rPr>
           <w:b/>
@@ -2581,6 +2596,4798 @@
         </w:rPr>
         <w:t>Пункт 4</w:t>
       </w:r>
+    </w:p>
+    <w:p>
+      <w:pPr>
+        <w:spacing w:after="200" w:line="276" w:lineRule="auto"/>
+        <w:jc w:val="left"/>
+        <w:rPr>
+          <w:rFonts w:eastAsia="Times New Roman" w:cs="Times New Roman"/>
+        </w:rPr>
+      </w:pPr>
+      <w:r>
+        <w:rPr>
+          <w:rFonts w:eastAsia="Times New Roman" w:cs="Times New Roman"/>
+        </w:rPr>
+        <w:t>И</w:t>
+      </w:r>
+      <w:r>
+        <w:rPr>
+          <w:rFonts w:eastAsia="Times New Roman" w:cs="Times New Roman"/>
+        </w:rPr>
+        <w:t xml:space="preserve">змерение температуры осуществляется двумя бесконтактными датчиками, подключенными через мультиплексор к АЦП. Датчики измеряют температуру в диапазоне </w:t>
+      </w:r>
+      <w:r>
+        <w:rPr>
+          <w:rFonts w:eastAsia="Times New Roman" w:cs="Times New Roman"/>
+          <w:lang w:val="en-US"/>
+        </w:rPr>
+        <w:t>T</w:t>
+      </w:r>
+      <w:r>
+        <w:rPr>
+          <w:rFonts w:eastAsia="Times New Roman" w:cs="Times New Roman"/>
+        </w:rPr>
+        <w:t xml:space="preserve"> = -30...95 °</w:t>
+      </w:r>
+      <w:r>
+        <w:rPr>
+          <w:rFonts w:eastAsia="Times New Roman" w:cs="Times New Roman"/>
+          <w:lang w:val="en-US"/>
+        </w:rPr>
+        <w:t>C</w:t>
+      </w:r>
+      <w:r>
+        <w:rPr>
+          <w:rFonts w:eastAsia="Times New Roman" w:cs="Times New Roman"/>
+        </w:rPr>
+        <w:t xml:space="preserve"> и формируют выходное напряжение в диапазоне </w:t>
+      </w:r>
+      <w:r>
+        <w:rPr>
+          <w:rFonts w:eastAsia="Times New Roman" w:cs="Times New Roman"/>
+          <w:lang w:val="en-US"/>
+        </w:rPr>
+        <w:t>U</w:t>
+      </w:r>
+      <w:r>
+        <w:rPr>
+          <w:rFonts w:eastAsia="Times New Roman" w:cs="Times New Roman"/>
+        </w:rPr>
+        <w:t xml:space="preserve"> = -3...9,5 В. Интервалы опроса датчиков составляют 0,1 с и 0,5 с. Опрос выполняется до тех пор, пока среднее значение температуры не достигнет 60 °</w:t>
+      </w:r>
+      <w:r>
+        <w:rPr>
+          <w:rFonts w:eastAsia="Times New Roman" w:cs="Times New Roman"/>
+          <w:lang w:val="en-US"/>
+        </w:rPr>
+        <w:t>C</w:t>
+      </w:r>
+      <w:r>
+        <w:rPr>
+          <w:rFonts w:eastAsia="Times New Roman" w:cs="Times New Roman"/>
+        </w:rPr>
+        <w:t>.</w:t>
+      </w:r>
+    </w:p>
+    <w:p>
+      <w:pPr>
+        <w:spacing w:after="200" w:line="276" w:lineRule="auto"/>
+        <w:jc w:val="left"/>
+        <w:rPr>
+          <w:rFonts w:eastAsia="Times New Roman" w:cs="Times New Roman"/>
+        </w:rPr>
+      </w:pPr>
+      <w:r>
+        <w:rPr>
+          <w:rFonts w:eastAsia="Times New Roman" w:cs="Times New Roman"/>
+        </w:rPr>
+        <w:t xml:space="preserve">Примем </w:t>
+      </w:r>
+      <w:proofErr w:type="spellStart"/>
+      <w:r>
+        <w:rPr>
+          <w:rFonts w:eastAsia="Times New Roman" w:cs="Times New Roman"/>
+        </w:rPr>
+        <w:t>градуировочную</w:t>
+      </w:r>
+      <w:proofErr w:type="spellEnd"/>
+      <w:r>
+        <w:rPr>
+          <w:rFonts w:eastAsia="Times New Roman" w:cs="Times New Roman"/>
+        </w:rPr>
+        <w:t xml:space="preserve"> характеристику датчиков линейной и зададим ее по крайним точкам диапазона:</w:t>
+      </w:r>
+    </w:p>
+    <w:p>
+      <w:pPr>
+        <w:spacing w:after="200" w:line="276" w:lineRule="auto"/>
+        <w:ind w:firstLine="0"/>
+        <w:jc w:val="center"/>
+        <w:rPr>
+          <w:rFonts w:eastAsia="Times New Roman" w:cs="Times New Roman"/>
+          <w:lang w:val="en-US"/>
+        </w:rPr>
+      </w:pPr>
+      <w:r>
+        <w:rPr>
+          <w:rFonts w:eastAsia="Times New Roman" w:cs="Times New Roman"/>
+          <w:lang w:val="en-US"/>
+        </w:rPr>
+        <w:t>U(T) = k</w:t>
+      </w:r>
+      <w:proofErr w:type="gramStart"/>
+      <w:r>
+        <w:rPr>
+          <w:rFonts w:eastAsia="Times New Roman" w:cs="Times New Roman"/>
+          <w:lang w:val="en-US"/>
+        </w:rPr>
+        <w:t>·(</w:t>
+      </w:r>
+      <w:proofErr w:type="gramEnd"/>
+      <w:r>
+        <w:rPr>
+          <w:rFonts w:eastAsia="Times New Roman" w:cs="Times New Roman"/>
+          <w:lang w:val="en-US"/>
+        </w:rPr>
+        <w:t xml:space="preserve">T - </w:t>
+      </w:r>
+      <w:proofErr w:type="spellStart"/>
+      <w:r>
+        <w:rPr>
+          <w:rFonts w:eastAsia="Times New Roman" w:cs="Times New Roman"/>
+          <w:lang w:val="en-US"/>
+        </w:rPr>
+        <w:t>T_min</w:t>
+      </w:r>
+      <w:proofErr w:type="spellEnd"/>
+      <w:r>
+        <w:rPr>
+          <w:rFonts w:eastAsia="Times New Roman" w:cs="Times New Roman"/>
+          <w:lang w:val="en-US"/>
+        </w:rPr>
+        <w:t xml:space="preserve">) + </w:t>
+      </w:r>
+      <w:proofErr w:type="spellStart"/>
+      <w:r>
+        <w:rPr>
+          <w:rFonts w:eastAsia="Times New Roman" w:cs="Times New Roman"/>
+          <w:lang w:val="en-US"/>
+        </w:rPr>
+        <w:t>U_min</w:t>
+      </w:r>
+      <w:proofErr w:type="spellEnd"/>
+    </w:p>
+    <w:p>
+      <w:pPr>
+        <w:spacing w:after="200" w:line="276" w:lineRule="auto"/>
+        <w:ind w:firstLine="0"/>
+        <w:jc w:val="left"/>
+        <w:rPr>
+          <w:rFonts w:eastAsia="Times New Roman" w:cs="Times New Roman"/>
+        </w:rPr>
+      </w:pPr>
+      <w:r>
+        <w:rPr>
+          <w:rFonts w:eastAsia="Times New Roman" w:cs="Times New Roman"/>
+        </w:rPr>
+        <w:t xml:space="preserve">где </w:t>
+      </w:r>
+      <w:r>
+        <w:rPr>
+          <w:rFonts w:eastAsia="Times New Roman" w:cs="Times New Roman"/>
+          <w:lang w:val="en-US"/>
+        </w:rPr>
+        <w:t>T</w:t>
+      </w:r>
+      <w:r>
+        <w:rPr>
+          <w:rFonts w:eastAsia="Times New Roman" w:cs="Times New Roman"/>
+        </w:rPr>
+        <w:t xml:space="preserve"> - температура, °</w:t>
+      </w:r>
+      <w:r>
+        <w:rPr>
+          <w:rFonts w:eastAsia="Times New Roman" w:cs="Times New Roman"/>
+          <w:lang w:val="en-US"/>
+        </w:rPr>
+        <w:t>C</w:t>
+      </w:r>
+      <w:r>
+        <w:rPr>
+          <w:rFonts w:eastAsia="Times New Roman" w:cs="Times New Roman"/>
+        </w:rPr>
+        <w:t xml:space="preserve">; </w:t>
+      </w:r>
+      <w:r>
+        <w:rPr>
+          <w:rFonts w:eastAsia="Times New Roman" w:cs="Times New Roman"/>
+          <w:lang w:val="en-US"/>
+        </w:rPr>
+        <w:t>U</w:t>
+      </w:r>
+      <w:r>
+        <w:rPr>
+          <w:rFonts w:eastAsia="Times New Roman" w:cs="Times New Roman"/>
+        </w:rPr>
+        <w:t xml:space="preserve"> - выходное напряжение датчика, </w:t>
+      </w:r>
+      <w:proofErr w:type="gramStart"/>
+      <w:r>
+        <w:rPr>
+          <w:rFonts w:eastAsia="Times New Roman" w:cs="Times New Roman"/>
+        </w:rPr>
+        <w:t>В</w:t>
+      </w:r>
+      <w:proofErr w:type="gramEnd"/>
+      <w:r>
+        <w:rPr>
+          <w:rFonts w:eastAsia="Times New Roman" w:cs="Times New Roman"/>
+        </w:rPr>
+        <w:t xml:space="preserve">; </w:t>
+      </w:r>
+      <w:r>
+        <w:rPr>
+          <w:rFonts w:eastAsia="Times New Roman" w:cs="Times New Roman"/>
+          <w:lang w:val="en-US"/>
+        </w:rPr>
+        <w:t>T</w:t>
+      </w:r>
+      <w:r>
+        <w:rPr>
+          <w:rFonts w:eastAsia="Times New Roman" w:cs="Times New Roman"/>
+        </w:rPr>
+        <w:t>_</w:t>
+      </w:r>
+      <w:r>
+        <w:rPr>
+          <w:rFonts w:eastAsia="Times New Roman" w:cs="Times New Roman"/>
+          <w:lang w:val="en-US"/>
+        </w:rPr>
+        <w:t>min</w:t>
+      </w:r>
+      <w:r>
+        <w:rPr>
+          <w:rFonts w:eastAsia="Times New Roman" w:cs="Times New Roman"/>
+        </w:rPr>
+        <w:t xml:space="preserve"> = -30 °</w:t>
+      </w:r>
+      <w:r>
+        <w:rPr>
+          <w:rFonts w:eastAsia="Times New Roman" w:cs="Times New Roman"/>
+          <w:lang w:val="en-US"/>
+        </w:rPr>
+        <w:t>C</w:t>
+      </w:r>
+      <w:r>
+        <w:rPr>
+          <w:rFonts w:eastAsia="Times New Roman" w:cs="Times New Roman"/>
+        </w:rPr>
+        <w:t xml:space="preserve">, </w:t>
+      </w:r>
+      <w:r>
+        <w:rPr>
+          <w:rFonts w:eastAsia="Times New Roman" w:cs="Times New Roman"/>
+          <w:lang w:val="en-US"/>
+        </w:rPr>
+        <w:t>T</w:t>
+      </w:r>
+      <w:r>
+        <w:rPr>
+          <w:rFonts w:eastAsia="Times New Roman" w:cs="Times New Roman"/>
+        </w:rPr>
+        <w:t>_</w:t>
+      </w:r>
+      <w:r>
+        <w:rPr>
+          <w:rFonts w:eastAsia="Times New Roman" w:cs="Times New Roman"/>
+          <w:lang w:val="en-US"/>
+        </w:rPr>
+        <w:t>max</w:t>
+      </w:r>
+      <w:r>
+        <w:rPr>
+          <w:rFonts w:eastAsia="Times New Roman" w:cs="Times New Roman"/>
+        </w:rPr>
+        <w:t xml:space="preserve"> = 95 °</w:t>
+      </w:r>
+      <w:r>
+        <w:rPr>
+          <w:rFonts w:eastAsia="Times New Roman" w:cs="Times New Roman"/>
+          <w:lang w:val="en-US"/>
+        </w:rPr>
+        <w:t>C</w:t>
+      </w:r>
+      <w:r>
+        <w:rPr>
+          <w:rFonts w:eastAsia="Times New Roman" w:cs="Times New Roman"/>
+        </w:rPr>
+        <w:t xml:space="preserve">; </w:t>
+      </w:r>
+      <w:r>
+        <w:rPr>
+          <w:rFonts w:eastAsia="Times New Roman" w:cs="Times New Roman"/>
+          <w:lang w:val="en-US"/>
+        </w:rPr>
+        <w:t>U</w:t>
+      </w:r>
+      <w:r>
+        <w:rPr>
+          <w:rFonts w:eastAsia="Times New Roman" w:cs="Times New Roman"/>
+        </w:rPr>
+        <w:t>_</w:t>
+      </w:r>
+      <w:r>
+        <w:rPr>
+          <w:rFonts w:eastAsia="Times New Roman" w:cs="Times New Roman"/>
+          <w:lang w:val="en-US"/>
+        </w:rPr>
+        <w:t>min</w:t>
+      </w:r>
+      <w:r>
+        <w:rPr>
+          <w:rFonts w:eastAsia="Times New Roman" w:cs="Times New Roman"/>
+        </w:rPr>
+        <w:t xml:space="preserve"> = -3 В, </w:t>
+      </w:r>
+      <w:r>
+        <w:rPr>
+          <w:rFonts w:eastAsia="Times New Roman" w:cs="Times New Roman"/>
+          <w:lang w:val="en-US"/>
+        </w:rPr>
+        <w:t>U</w:t>
+      </w:r>
+      <w:r>
+        <w:rPr>
+          <w:rFonts w:eastAsia="Times New Roman" w:cs="Times New Roman"/>
+        </w:rPr>
+        <w:t>_</w:t>
+      </w:r>
+      <w:r>
+        <w:rPr>
+          <w:rFonts w:eastAsia="Times New Roman" w:cs="Times New Roman"/>
+          <w:lang w:val="en-US"/>
+        </w:rPr>
+        <w:t>max</w:t>
+      </w:r>
+      <w:r>
+        <w:rPr>
+          <w:rFonts w:eastAsia="Times New Roman" w:cs="Times New Roman"/>
+        </w:rPr>
+        <w:t xml:space="preserve"> = 9,5 В.</w:t>
+      </w:r>
+    </w:p>
+    <w:p>
+      <w:pPr>
+        <w:spacing w:after="200" w:line="276" w:lineRule="auto"/>
+        <w:ind w:firstLine="0"/>
+        <w:jc w:val="left"/>
+        <w:rPr>
+          <w:rFonts w:eastAsia="Times New Roman" w:cs="Times New Roman"/>
+        </w:rPr>
+      </w:pPr>
+      <w:r>
+        <w:rPr>
+          <w:rFonts w:eastAsia="Times New Roman" w:cs="Times New Roman"/>
+        </w:rPr>
+        <w:t>Коэффициент преобразования:</w:t>
+      </w:r>
+    </w:p>
+    <w:p>
+      <w:pPr>
+        <w:spacing w:after="200" w:line="276" w:lineRule="auto"/>
+        <w:ind w:firstLine="0"/>
+        <w:jc w:val="center"/>
+        <w:rPr>
+          <w:rFonts w:eastAsia="Times New Roman" w:cs="Times New Roman"/>
+        </w:rPr>
+      </w:pPr>
+      <w:r>
+        <w:rPr>
+          <w:rFonts w:eastAsia="Times New Roman" w:cs="Times New Roman"/>
+          <w:lang w:val="en-US"/>
+        </w:rPr>
+        <w:lastRenderedPageBreak/>
+        <w:t>k</w:t>
+      </w:r>
+      <w:r>
+        <w:rPr>
+          <w:rFonts w:eastAsia="Times New Roman" w:cs="Times New Roman"/>
+        </w:rPr>
+        <w:t xml:space="preserve"> = (</w:t>
+      </w:r>
+      <w:r>
+        <w:rPr>
+          <w:rFonts w:eastAsia="Times New Roman" w:cs="Times New Roman"/>
+          <w:lang w:val="en-US"/>
+        </w:rPr>
+        <w:t>U</w:t>
+      </w:r>
+      <w:r>
+        <w:rPr>
+          <w:rFonts w:eastAsia="Times New Roman" w:cs="Times New Roman"/>
+        </w:rPr>
+        <w:t>_</w:t>
+      </w:r>
+      <w:r>
+        <w:rPr>
+          <w:rFonts w:eastAsia="Times New Roman" w:cs="Times New Roman"/>
+          <w:lang w:val="en-US"/>
+        </w:rPr>
+        <w:t>max</w:t>
+      </w:r>
+      <w:r>
+        <w:rPr>
+          <w:rFonts w:eastAsia="Times New Roman" w:cs="Times New Roman"/>
+        </w:rPr>
+        <w:t xml:space="preserve"> - </w:t>
+      </w:r>
+      <w:r>
+        <w:rPr>
+          <w:rFonts w:eastAsia="Times New Roman" w:cs="Times New Roman"/>
+          <w:lang w:val="en-US"/>
+        </w:rPr>
+        <w:t>U</w:t>
+      </w:r>
+      <w:r>
+        <w:rPr>
+          <w:rFonts w:eastAsia="Times New Roman" w:cs="Times New Roman"/>
+        </w:rPr>
+        <w:t>_</w:t>
+      </w:r>
+      <w:r>
+        <w:rPr>
+          <w:rFonts w:eastAsia="Times New Roman" w:cs="Times New Roman"/>
+          <w:lang w:val="en-US"/>
+        </w:rPr>
+        <w:t>min</w:t>
+      </w:r>
+      <w:r>
+        <w:rPr>
+          <w:rFonts w:eastAsia="Times New Roman" w:cs="Times New Roman"/>
+        </w:rPr>
+        <w:t>)</w:t>
+      </w:r>
+      <w:proofErr w:type="gramStart"/>
+      <w:r>
+        <w:rPr>
+          <w:rFonts w:eastAsia="Times New Roman" w:cs="Times New Roman"/>
+        </w:rPr>
+        <w:t>/(</w:t>
+      </w:r>
+      <w:proofErr w:type="gramEnd"/>
+      <w:r>
+        <w:rPr>
+          <w:rFonts w:eastAsia="Times New Roman" w:cs="Times New Roman"/>
+          <w:lang w:val="en-US"/>
+        </w:rPr>
+        <w:t>T</w:t>
+      </w:r>
+      <w:r>
+        <w:rPr>
+          <w:rFonts w:eastAsia="Times New Roman" w:cs="Times New Roman"/>
+        </w:rPr>
+        <w:t>_</w:t>
+      </w:r>
+      <w:r>
+        <w:rPr>
+          <w:rFonts w:eastAsia="Times New Roman" w:cs="Times New Roman"/>
+          <w:lang w:val="en-US"/>
+        </w:rPr>
+        <w:t>max</w:t>
+      </w:r>
+      <w:r>
+        <w:rPr>
+          <w:rFonts w:eastAsia="Times New Roman" w:cs="Times New Roman"/>
+        </w:rPr>
+        <w:t xml:space="preserve"> - </w:t>
+      </w:r>
+      <w:r>
+        <w:rPr>
+          <w:rFonts w:eastAsia="Times New Roman" w:cs="Times New Roman"/>
+          <w:lang w:val="en-US"/>
+        </w:rPr>
+        <w:t>T</w:t>
+      </w:r>
+      <w:r>
+        <w:rPr>
+          <w:rFonts w:eastAsia="Times New Roman" w:cs="Times New Roman"/>
+        </w:rPr>
+        <w:t>_</w:t>
+      </w:r>
+      <w:r>
+        <w:rPr>
+          <w:rFonts w:eastAsia="Times New Roman" w:cs="Times New Roman"/>
+          <w:lang w:val="en-US"/>
+        </w:rPr>
+        <w:t>min</w:t>
+      </w:r>
+      <w:r>
+        <w:rPr>
+          <w:rFonts w:eastAsia="Times New Roman" w:cs="Times New Roman"/>
+        </w:rPr>
+        <w:t>) = (9,5 - (-3))/(95 - (-30)) = 12,5/125 = 0,1 В/°</w:t>
+      </w:r>
+      <w:r>
+        <w:rPr>
+          <w:rFonts w:eastAsia="Times New Roman" w:cs="Times New Roman"/>
+          <w:lang w:val="en-US"/>
+        </w:rPr>
+        <w:t>C</w:t>
+      </w:r>
+    </w:p>
+    <w:p>
+      <w:pPr>
+        <w:spacing w:after="200" w:line="276" w:lineRule="auto"/>
+        <w:ind w:firstLine="0"/>
+        <w:jc w:val="left"/>
+        <w:rPr>
+          <w:rFonts w:eastAsia="Times New Roman" w:cs="Times New Roman"/>
+        </w:rPr>
+      </w:pPr>
+      <w:r>
+        <w:rPr>
+          <w:rFonts w:eastAsia="Times New Roman" w:cs="Times New Roman"/>
+        </w:rPr>
+        <w:t>Тогда:</w:t>
+      </w:r>
+    </w:p>
+    <w:p>
+      <w:pPr>
+        <w:spacing w:after="200" w:line="276" w:lineRule="auto"/>
+        <w:ind w:firstLine="0"/>
+        <w:jc w:val="center"/>
+        <w:rPr>
+          <w:rFonts w:eastAsia="Times New Roman" w:cs="Times New Roman"/>
+        </w:rPr>
+      </w:pPr>
+      <w:r>
+        <w:rPr>
+          <w:rFonts w:eastAsia="Times New Roman" w:cs="Times New Roman"/>
+          <w:lang w:val="en-US"/>
+        </w:rPr>
+        <w:t>U</w:t>
+      </w:r>
+      <w:r>
+        <w:rPr>
+          <w:rFonts w:eastAsia="Times New Roman" w:cs="Times New Roman"/>
+        </w:rPr>
+        <w:t>(</w:t>
+      </w:r>
+      <w:r>
+        <w:rPr>
+          <w:rFonts w:eastAsia="Times New Roman" w:cs="Times New Roman"/>
+          <w:lang w:val="en-US"/>
+        </w:rPr>
+        <w:t>T</w:t>
+      </w:r>
+      <w:r>
+        <w:rPr>
+          <w:rFonts w:eastAsia="Times New Roman" w:cs="Times New Roman"/>
+        </w:rPr>
+        <w:t>) = 0,1</w:t>
+      </w:r>
+      <w:proofErr w:type="gramStart"/>
+      <w:r>
+        <w:rPr>
+          <w:rFonts w:eastAsia="Times New Roman" w:cs="Times New Roman"/>
+        </w:rPr>
+        <w:t>·(</w:t>
+      </w:r>
+      <w:proofErr w:type="gramEnd"/>
+      <w:r>
+        <w:rPr>
+          <w:rFonts w:eastAsia="Times New Roman" w:cs="Times New Roman"/>
+          <w:lang w:val="en-US"/>
+        </w:rPr>
+        <w:t>T</w:t>
+      </w:r>
+      <w:r>
+        <w:rPr>
+          <w:rFonts w:eastAsia="Times New Roman" w:cs="Times New Roman"/>
+        </w:rPr>
+        <w:t xml:space="preserve"> + 30) - 3</w:t>
+      </w:r>
+    </w:p>
+    <w:p>
+      <w:pPr>
+        <w:spacing w:after="200" w:line="276" w:lineRule="auto"/>
+        <w:ind w:firstLine="0"/>
+        <w:jc w:val="left"/>
+        <w:rPr>
+          <w:rFonts w:eastAsia="Times New Roman" w:cs="Times New Roman"/>
+        </w:rPr>
+      </w:pPr>
+      <w:r>
+        <w:rPr>
+          <w:rFonts w:eastAsia="Times New Roman" w:cs="Times New Roman"/>
+        </w:rPr>
+        <w:t>После упрощения получаем:</w:t>
+      </w:r>
+    </w:p>
+    <w:p>
+      <w:pPr>
+        <w:spacing w:after="200" w:line="276" w:lineRule="auto"/>
+        <w:ind w:firstLine="0"/>
+        <w:jc w:val="center"/>
+        <w:rPr>
+          <w:rFonts w:eastAsia="Times New Roman" w:cs="Times New Roman"/>
+        </w:rPr>
+      </w:pPr>
+      <w:r>
+        <w:rPr>
+          <w:rFonts w:eastAsia="Times New Roman" w:cs="Times New Roman"/>
+          <w:lang w:val="en-US"/>
+        </w:rPr>
+        <w:t>U</w:t>
+      </w:r>
+      <w:r>
+        <w:rPr>
+          <w:rFonts w:eastAsia="Times New Roman" w:cs="Times New Roman"/>
+        </w:rPr>
+        <w:t>(</w:t>
+      </w:r>
+      <w:r>
+        <w:rPr>
+          <w:rFonts w:eastAsia="Times New Roman" w:cs="Times New Roman"/>
+          <w:lang w:val="en-US"/>
+        </w:rPr>
+        <w:t>T</w:t>
+      </w:r>
+      <w:r>
+        <w:rPr>
+          <w:rFonts w:eastAsia="Times New Roman" w:cs="Times New Roman"/>
+        </w:rPr>
+        <w:t>) = 0,1·</w:t>
+      </w:r>
+      <w:r>
+        <w:rPr>
+          <w:rFonts w:eastAsia="Times New Roman" w:cs="Times New Roman"/>
+          <w:lang w:val="en-US"/>
+        </w:rPr>
+        <w:t>T</w:t>
+      </w:r>
+    </w:p>
+    <w:p>
+      <w:pPr>
+        <w:spacing w:after="200" w:line="276" w:lineRule="auto"/>
+        <w:jc w:val="left"/>
+        <w:rPr>
+          <w:rFonts w:eastAsia="Times New Roman" w:cs="Times New Roman"/>
+        </w:rPr>
+      </w:pPr>
+      <w:r>
+        <w:rPr>
+          <w:rFonts w:eastAsia="Times New Roman" w:cs="Times New Roman"/>
+        </w:rPr>
+        <w:t xml:space="preserve">Проверка: при </w:t>
+      </w:r>
+      <w:r>
+        <w:rPr>
+          <w:rFonts w:eastAsia="Times New Roman" w:cs="Times New Roman"/>
+          <w:lang w:val="en-US"/>
+        </w:rPr>
+        <w:t>T</w:t>
+      </w:r>
+      <w:r>
+        <w:rPr>
+          <w:rFonts w:eastAsia="Times New Roman" w:cs="Times New Roman"/>
+        </w:rPr>
+        <w:t xml:space="preserve"> = -30 °</w:t>
+      </w:r>
+      <w:r>
+        <w:rPr>
+          <w:rFonts w:eastAsia="Times New Roman" w:cs="Times New Roman"/>
+          <w:lang w:val="en-US"/>
+        </w:rPr>
+        <w:t>C</w:t>
+      </w:r>
+      <w:r>
+        <w:rPr>
+          <w:rFonts w:eastAsia="Times New Roman" w:cs="Times New Roman"/>
+        </w:rPr>
+        <w:t xml:space="preserve">, </w:t>
+      </w:r>
+      <w:r>
+        <w:rPr>
+          <w:rFonts w:eastAsia="Times New Roman" w:cs="Times New Roman"/>
+          <w:lang w:val="en-US"/>
+        </w:rPr>
+        <w:t>U</w:t>
+      </w:r>
+      <w:r>
+        <w:rPr>
+          <w:rFonts w:eastAsia="Times New Roman" w:cs="Times New Roman"/>
+        </w:rPr>
+        <w:t xml:space="preserve"> = -3 </w:t>
+      </w:r>
+      <w:proofErr w:type="gramStart"/>
+      <w:r>
+        <w:rPr>
+          <w:rFonts w:eastAsia="Times New Roman" w:cs="Times New Roman"/>
+        </w:rPr>
+        <w:t>В</w:t>
+      </w:r>
+      <w:proofErr w:type="gramEnd"/>
+      <w:r>
+        <w:rPr>
+          <w:rFonts w:eastAsia="Times New Roman" w:cs="Times New Roman"/>
+        </w:rPr>
+        <w:t xml:space="preserve">; при </w:t>
+      </w:r>
+      <w:r>
+        <w:rPr>
+          <w:rFonts w:eastAsia="Times New Roman" w:cs="Times New Roman"/>
+          <w:lang w:val="en-US"/>
+        </w:rPr>
+        <w:t>T</w:t>
+      </w:r>
+      <w:r>
+        <w:rPr>
+          <w:rFonts w:eastAsia="Times New Roman" w:cs="Times New Roman"/>
+        </w:rPr>
+        <w:t xml:space="preserve"> = 95 °</w:t>
+      </w:r>
+      <w:r>
+        <w:rPr>
+          <w:rFonts w:eastAsia="Times New Roman" w:cs="Times New Roman"/>
+          <w:lang w:val="en-US"/>
+        </w:rPr>
+        <w:t>C</w:t>
+      </w:r>
+      <w:r>
+        <w:rPr>
+          <w:rFonts w:eastAsia="Times New Roman" w:cs="Times New Roman"/>
+        </w:rPr>
+        <w:t xml:space="preserve">, </w:t>
+      </w:r>
+      <w:r>
+        <w:rPr>
+          <w:rFonts w:eastAsia="Times New Roman" w:cs="Times New Roman"/>
+          <w:lang w:val="en-US"/>
+        </w:rPr>
+        <w:t>U</w:t>
+      </w:r>
+      <w:r>
+        <w:rPr>
+          <w:rFonts w:eastAsia="Times New Roman" w:cs="Times New Roman"/>
+        </w:rPr>
+        <w:t xml:space="preserve"> = 9,5 В. Таким образом, характеристика соответствует заданным пределам.</w:t>
+      </w:r>
+    </w:p>
+    <w:p>
+      <w:pPr>
+        <w:spacing w:after="200" w:line="276" w:lineRule="auto"/>
+        <w:jc w:val="left"/>
+        <w:rPr>
+          <w:rFonts w:eastAsia="Times New Roman" w:cs="Times New Roman"/>
+        </w:rPr>
+      </w:pPr>
+      <w:r>
+        <w:rPr>
+          <w:rFonts w:eastAsia="Times New Roman" w:cs="Times New Roman"/>
+        </w:rPr>
+        <w:t xml:space="preserve">Для построения графика </w:t>
+      </w:r>
+      <w:proofErr w:type="spellStart"/>
+      <w:r>
+        <w:rPr>
+          <w:rFonts w:eastAsia="Times New Roman" w:cs="Times New Roman"/>
+        </w:rPr>
+        <w:t>градуировочной</w:t>
+      </w:r>
+      <w:proofErr w:type="spellEnd"/>
+      <w:r>
+        <w:rPr>
+          <w:rFonts w:eastAsia="Times New Roman" w:cs="Times New Roman"/>
+        </w:rPr>
+        <w:t xml:space="preserve"> характеристики выберем несколько характерных точек температурного диапазона. Так как </w:t>
+      </w:r>
+      <w:r>
+        <w:rPr>
+          <w:rFonts w:eastAsia="Times New Roman" w:cs="Times New Roman"/>
+          <w:lang w:val="en-US"/>
+        </w:rPr>
+        <w:t>U</w:t>
+      </w:r>
+      <w:r>
+        <w:rPr>
+          <w:rFonts w:eastAsia="Times New Roman" w:cs="Times New Roman"/>
+        </w:rPr>
+        <w:t>(</w:t>
+      </w:r>
+      <w:r>
+        <w:rPr>
+          <w:rFonts w:eastAsia="Times New Roman" w:cs="Times New Roman"/>
+          <w:lang w:val="en-US"/>
+        </w:rPr>
+        <w:t>T</w:t>
+      </w:r>
+      <w:r>
+        <w:rPr>
+          <w:rFonts w:eastAsia="Times New Roman" w:cs="Times New Roman"/>
+        </w:rPr>
+        <w:t>) = 0,1·</w:t>
+      </w:r>
+      <w:r>
+        <w:rPr>
+          <w:rFonts w:eastAsia="Times New Roman" w:cs="Times New Roman"/>
+          <w:lang w:val="en-US"/>
+        </w:rPr>
+        <w:t>T</w:t>
+      </w:r>
+      <w:r>
+        <w:rPr>
+          <w:rFonts w:eastAsia="Times New Roman" w:cs="Times New Roman"/>
+        </w:rPr>
+        <w:t>, значения напряжения определяются прямой пропорциональностью.</w:t>
+      </w:r>
+    </w:p>
+    <w:tbl>
+      <w:tblPr>
+        <w:tblStyle w:val="2"/>
+        <w:tblW w:w="0" w:type="auto"/>
+        <w:tblLook w:val="04A0" w:firstRow="1" w:lastRow="0" w:firstColumn="1" w:lastColumn="0" w:noHBand="0" w:noVBand="1"/>
+      </w:tblPr>
+      <w:tblGrid>
+        <w:gridCol w:w="1440"/>
+        <w:gridCol w:w="1440"/>
+        <w:gridCol w:w="1440"/>
+        <w:gridCol w:w="1440"/>
+        <w:gridCol w:w="1440"/>
+        <w:gridCol w:w="1440"/>
+      </w:tblGrid>
+      <w:tr>
+        <w:tc>
+          <w:tcPr>
+            <w:tcW w:w="1440" w:type="dxa"/>
+          </w:tcPr>
+          <w:p>
+            <w:pPr>
+              <w:spacing w:after="200" w:line="276" w:lineRule="auto"/>
+              <w:ind w:firstLine="0"/>
+              <w:jc w:val="left"/>
+              <w:rPr>
+                <w:rFonts w:eastAsia="Times New Roman" w:cs="Times New Roman"/>
+              </w:rPr>
+            </w:pPr>
+            <w:r>
+              <w:rPr>
+                <w:rFonts w:eastAsia="Times New Roman" w:cs="Times New Roman"/>
+              </w:rPr>
+              <w:t>T, °C</w:t>
+            </w:r>
+          </w:p>
+        </w:tc>
+        <w:tc>
+          <w:tcPr>
+            <w:tcW w:w="1440" w:type="dxa"/>
+          </w:tcPr>
+          <w:p>
+            <w:pPr>
+              <w:spacing w:after="200" w:line="276" w:lineRule="auto"/>
+              <w:ind w:firstLine="0"/>
+              <w:jc w:val="left"/>
+              <w:rPr>
+                <w:rFonts w:eastAsia="Times New Roman" w:cs="Times New Roman"/>
+              </w:rPr>
+            </w:pPr>
+            <w:r>
+              <w:rPr>
+                <w:rFonts w:eastAsia="Times New Roman" w:cs="Times New Roman"/>
+              </w:rPr>
+              <w:t>-30</w:t>
+            </w:r>
+          </w:p>
+        </w:tc>
+        <w:tc>
+          <w:tcPr>
+            <w:tcW w:w="1440" w:type="dxa"/>
+          </w:tcPr>
+          <w:p>
+            <w:pPr>
+              <w:spacing w:after="200" w:line="276" w:lineRule="auto"/>
+              <w:ind w:firstLine="0"/>
+              <w:jc w:val="left"/>
+              <w:rPr>
+                <w:rFonts w:eastAsia="Times New Roman" w:cs="Times New Roman"/>
+              </w:rPr>
+            </w:pPr>
+            <w:r>
+              <w:rPr>
+                <w:rFonts w:eastAsia="Times New Roman" w:cs="Times New Roman"/>
+              </w:rPr>
+              <w:t>0</w:t>
+            </w:r>
+          </w:p>
+        </w:tc>
+        <w:tc>
+          <w:tcPr>
+            <w:tcW w:w="1440" w:type="dxa"/>
+          </w:tcPr>
+          <w:p>
+            <w:pPr>
+              <w:spacing w:after="200" w:line="276" w:lineRule="auto"/>
+              <w:ind w:firstLine="0"/>
+              <w:jc w:val="left"/>
+              <w:rPr>
+                <w:rFonts w:eastAsia="Times New Roman" w:cs="Times New Roman"/>
+              </w:rPr>
+            </w:pPr>
+            <w:r>
+              <w:rPr>
+                <w:rFonts w:eastAsia="Times New Roman" w:cs="Times New Roman"/>
+              </w:rPr>
+              <w:t>30</w:t>
+            </w:r>
+          </w:p>
+        </w:tc>
+        <w:tc>
+          <w:tcPr>
+            <w:tcW w:w="1440" w:type="dxa"/>
+          </w:tcPr>
+          <w:p>
+            <w:pPr>
+              <w:spacing w:after="200" w:line="276" w:lineRule="auto"/>
+              <w:ind w:firstLine="0"/>
+              <w:jc w:val="left"/>
+              <w:rPr>
+                <w:rFonts w:eastAsia="Times New Roman" w:cs="Times New Roman"/>
+              </w:rPr>
+            </w:pPr>
+            <w:r>
+              <w:rPr>
+                <w:rFonts w:eastAsia="Times New Roman" w:cs="Times New Roman"/>
+              </w:rPr>
+              <w:t>60</w:t>
+            </w:r>
+          </w:p>
+        </w:tc>
+        <w:tc>
+          <w:tcPr>
+            <w:tcW w:w="1440" w:type="dxa"/>
+          </w:tcPr>
+          <w:p>
+            <w:pPr>
+              <w:spacing w:after="200" w:line="276" w:lineRule="auto"/>
+              <w:ind w:firstLine="0"/>
+              <w:jc w:val="left"/>
+              <w:rPr>
+                <w:rFonts w:eastAsia="Times New Roman" w:cs="Times New Roman"/>
+              </w:rPr>
+            </w:pPr>
+            <w:r>
+              <w:rPr>
+                <w:rFonts w:eastAsia="Times New Roman" w:cs="Times New Roman"/>
+              </w:rPr>
+              <w:t>95</w:t>
+            </w:r>
+          </w:p>
+        </w:tc>
+      </w:tr>
+      <w:tr>
+        <w:tc>
+          <w:tcPr>
+            <w:tcW w:w="1440" w:type="dxa"/>
+          </w:tcPr>
+          <w:p>
+            <w:pPr>
+              <w:spacing w:after="200" w:line="276" w:lineRule="auto"/>
+              <w:ind w:firstLine="0"/>
+              <w:jc w:val="left"/>
+              <w:rPr>
+                <w:rFonts w:eastAsia="Times New Roman" w:cs="Times New Roman"/>
+              </w:rPr>
+            </w:pPr>
+            <w:r>
+              <w:rPr>
+                <w:rFonts w:eastAsia="Times New Roman" w:cs="Times New Roman"/>
+              </w:rPr>
+              <w:t>U(T), В</w:t>
+            </w:r>
+          </w:p>
+        </w:tc>
+        <w:tc>
+          <w:tcPr>
+            <w:tcW w:w="1440" w:type="dxa"/>
+          </w:tcPr>
+          <w:p>
+            <w:pPr>
+              <w:spacing w:after="200" w:line="276" w:lineRule="auto"/>
+              <w:ind w:firstLine="0"/>
+              <w:jc w:val="left"/>
+              <w:rPr>
+                <w:rFonts w:eastAsia="Times New Roman" w:cs="Times New Roman"/>
+              </w:rPr>
+            </w:pPr>
+            <w:r>
+              <w:rPr>
+                <w:rFonts w:eastAsia="Times New Roman" w:cs="Times New Roman"/>
+              </w:rPr>
+              <w:t>-3,0</w:t>
+            </w:r>
+          </w:p>
+        </w:tc>
+        <w:tc>
+          <w:tcPr>
+            <w:tcW w:w="1440" w:type="dxa"/>
+          </w:tcPr>
+          <w:p>
+            <w:pPr>
+              <w:spacing w:after="200" w:line="276" w:lineRule="auto"/>
+              <w:ind w:firstLine="0"/>
+              <w:jc w:val="left"/>
+              <w:rPr>
+                <w:rFonts w:eastAsia="Times New Roman" w:cs="Times New Roman"/>
+              </w:rPr>
+            </w:pPr>
+            <w:r>
+              <w:rPr>
+                <w:rFonts w:eastAsia="Times New Roman" w:cs="Times New Roman"/>
+              </w:rPr>
+              <w:t>0,0</w:t>
+            </w:r>
+          </w:p>
+        </w:tc>
+        <w:tc>
+          <w:tcPr>
+            <w:tcW w:w="1440" w:type="dxa"/>
+          </w:tcPr>
+          <w:p>
+            <w:pPr>
+              <w:spacing w:after="200" w:line="276" w:lineRule="auto"/>
+              <w:ind w:firstLine="0"/>
+              <w:jc w:val="left"/>
+              <w:rPr>
+                <w:rFonts w:eastAsia="Times New Roman" w:cs="Times New Roman"/>
+              </w:rPr>
+            </w:pPr>
+            <w:r>
+              <w:rPr>
+                <w:rFonts w:eastAsia="Times New Roman" w:cs="Times New Roman"/>
+              </w:rPr>
+              <w:t>3,0</w:t>
+            </w:r>
+          </w:p>
+        </w:tc>
+        <w:tc>
+          <w:tcPr>
+            <w:tcW w:w="1440" w:type="dxa"/>
+          </w:tcPr>
+          <w:p>
+            <w:pPr>
+              <w:spacing w:after="200" w:line="276" w:lineRule="auto"/>
+              <w:ind w:firstLine="0"/>
+              <w:jc w:val="left"/>
+              <w:rPr>
+                <w:rFonts w:eastAsia="Times New Roman" w:cs="Times New Roman"/>
+              </w:rPr>
+            </w:pPr>
+            <w:r>
+              <w:rPr>
+                <w:rFonts w:eastAsia="Times New Roman" w:cs="Times New Roman"/>
+              </w:rPr>
+              <w:t>6,0</w:t>
+            </w:r>
+          </w:p>
+        </w:tc>
+        <w:tc>
+          <w:tcPr>
+            <w:tcW w:w="1440" w:type="dxa"/>
+          </w:tcPr>
+          <w:p>
+            <w:pPr>
+              <w:spacing w:after="200" w:line="276" w:lineRule="auto"/>
+              <w:ind w:firstLine="0"/>
+              <w:jc w:val="left"/>
+              <w:rPr>
+                <w:rFonts w:eastAsia="Times New Roman" w:cs="Times New Roman"/>
+              </w:rPr>
+            </w:pPr>
+            <w:r>
+              <w:rPr>
+                <w:rFonts w:eastAsia="Times New Roman" w:cs="Times New Roman"/>
+              </w:rPr>
+              <w:t>9,5</w:t>
+            </w:r>
+          </w:p>
+        </w:tc>
+      </w:tr>
+    </w:tbl>
+    <w:p>
+      <w:pPr>
+        <w:spacing w:after="200" w:line="276" w:lineRule="auto"/>
+        <w:jc w:val="left"/>
+        <w:rPr>
+          <w:rFonts w:eastAsia="Times New Roman" w:cs="Times New Roman"/>
+        </w:rPr>
+      </w:pPr>
+      <w:r>
+        <w:rPr>
+          <w:rFonts w:eastAsia="Times New Roman" w:cs="Times New Roman"/>
+        </w:rPr>
+        <w:t xml:space="preserve">По данным таблицы строится график: по оси </w:t>
+      </w:r>
+      <w:r>
+        <w:rPr>
+          <w:rFonts w:eastAsia="Times New Roman" w:cs="Times New Roman"/>
+          <w:lang w:val="en-US"/>
+        </w:rPr>
+        <w:t>X</w:t>
+      </w:r>
+      <w:r>
+        <w:rPr>
+          <w:rFonts w:eastAsia="Times New Roman" w:cs="Times New Roman"/>
+        </w:rPr>
+        <w:t xml:space="preserve"> откладывается температура </w:t>
+      </w:r>
+      <w:r>
+        <w:rPr>
+          <w:rFonts w:eastAsia="Times New Roman" w:cs="Times New Roman"/>
+          <w:lang w:val="en-US"/>
+        </w:rPr>
+        <w:t>T</w:t>
+      </w:r>
+      <w:r>
+        <w:rPr>
+          <w:rFonts w:eastAsia="Times New Roman" w:cs="Times New Roman"/>
+        </w:rPr>
+        <w:t xml:space="preserve">, по оси </w:t>
+      </w:r>
+      <w:r>
+        <w:rPr>
+          <w:rFonts w:eastAsia="Times New Roman" w:cs="Times New Roman"/>
+          <w:lang w:val="en-US"/>
+        </w:rPr>
+        <w:t>Y</w:t>
+      </w:r>
+      <w:r>
+        <w:rPr>
+          <w:rFonts w:eastAsia="Times New Roman" w:cs="Times New Roman"/>
+        </w:rPr>
+        <w:t xml:space="preserve"> - напряжение </w:t>
+      </w:r>
+      <w:r>
+        <w:rPr>
+          <w:rFonts w:eastAsia="Times New Roman" w:cs="Times New Roman"/>
+          <w:lang w:val="en-US"/>
+        </w:rPr>
+        <w:t>U</w:t>
+      </w:r>
+      <w:r>
+        <w:rPr>
+          <w:rFonts w:eastAsia="Times New Roman" w:cs="Times New Roman"/>
+        </w:rPr>
+        <w:t xml:space="preserve">. График представляет собой прямую линию на участке </w:t>
+      </w:r>
+      <w:r>
+        <w:rPr>
+          <w:rFonts w:eastAsia="Times New Roman" w:cs="Times New Roman"/>
+          <w:lang w:val="en-US"/>
+        </w:rPr>
+        <w:t>T</w:t>
+      </w:r>
+      <w:r>
+        <w:rPr>
+          <w:rFonts w:eastAsia="Times New Roman" w:cs="Times New Roman"/>
+        </w:rPr>
+        <w:t xml:space="preserve"> </w:t>
+      </w:r>
+      <w:r>
+        <w:rPr>
+          <w:rFonts w:ascii="Cambria Math" w:eastAsia="Times New Roman" w:hAnsi="Cambria Math" w:cs="Cambria Math"/>
+        </w:rPr>
+        <w:t>∈</w:t>
+      </w:r>
+      <w:r>
+        <w:rPr>
+          <w:rFonts w:eastAsia="Times New Roman" w:cs="Times New Roman"/>
+        </w:rPr>
+        <w:t xml:space="preserve"> [-30; 95].</w:t>
+      </w:r>
+    </w:p>
+    <w:p>
+      <w:pPr>
+        <w:spacing w:after="200" w:line="276" w:lineRule="auto"/>
+        <w:ind w:firstLine="0"/>
+        <w:jc w:val="center"/>
+        <w:rPr>
+          <w:rFonts w:eastAsia="Times New Roman" w:cs="Times New Roman"/>
+          <w:lang w:val="en-US"/>
+        </w:rPr>
+      </w:pPr>
+      <w:r>
+        <w:rPr>
+          <w:rFonts w:eastAsia="Times New Roman" w:cs="Times New Roman"/>
+          <w:noProof/>
+          <w:lang w:eastAsia="ru-RU"/>
+        </w:rPr>
+        <w:drawing>
+          <wp:inline distT="0" distB="0" distL="0" distR="0" wp14:anchorId="2D8FA18D" wp14:editId="7A3570F1">
+            <wp:extent cx="5669280" cy="3488788"/>
+            <wp:effectExtent l="0" t="0" r="0" b="0"/>
+            <wp:docPr id="7" name="Picture 1"/>
+            <wp:cNvGraphicFramePr>
+              <a:graphicFrameLocks xmlns:a="http://schemas.openxmlformats.org/drawingml/2006/main" noChangeAspect="1"/>
+            </wp:cNvGraphicFramePr>
+            <a:graphic xmlns:a="http://schemas.openxmlformats.org/drawingml/2006/main">
+              <a:graphicData uri="http://schemas.openxmlformats.org/drawingml/2006/picture">
+                <pic:pic xmlns:pic="http://schemas.openxmlformats.org/drawingml/2006/picture">
+                  <pic:nvPicPr>
+                    <pic:cNvPr id="0" name="grad_char_variant8.png"/>
+                    <pic:cNvPicPr/>
+                  </pic:nvPicPr>
+                  <pic:blipFill>
+                    <a:blip r:embed="rId16"/>
+                    <a:stretch>
+                      <a:fillRect/>
+                    </a:stretch>
+                  </pic:blipFill>
+                  <pic:spPr>
+                    <a:xfrm>
+                      <a:off x="0" y="0"/>
+                      <a:ext cx="5669280" cy="3488788"/>
+                    </a:xfrm>
+                    <a:prstGeom prst="rect">
+                      <a:avLst/>
+                    </a:prstGeom>
+                  </pic:spPr>
+                </pic:pic>
+              </a:graphicData>
+            </a:graphic>
+          </wp:inline>
+        </w:drawing>
+      </w:r>
+    </w:p>
+    <w:p>
+      <w:pPr>
+        <w:spacing w:after="200" w:line="276" w:lineRule="auto"/>
+        <w:ind w:firstLine="0"/>
+        <w:jc w:val="center"/>
+        <w:rPr>
+          <w:rFonts w:eastAsia="Times New Roman" w:cs="Times New Roman"/>
+        </w:rPr>
+      </w:pPr>
+      <w:r>
+        <w:rPr>
+          <w:rFonts w:eastAsia="Times New Roman" w:cs="Times New Roman"/>
+        </w:rPr>
+        <w:t>Рисунок 2</w:t>
+      </w:r>
+      <w:r>
+        <w:rPr>
+          <w:rFonts w:eastAsia="Times New Roman" w:cs="Times New Roman"/>
+        </w:rPr>
+        <w:t xml:space="preserve"> –</w:t>
+      </w:r>
+      <w:r>
+        <w:rPr>
+          <w:rFonts w:eastAsia="Times New Roman" w:cs="Times New Roman"/>
+        </w:rPr>
+        <w:t xml:space="preserve"> </w:t>
+      </w:r>
+      <w:proofErr w:type="spellStart"/>
+      <w:r>
+        <w:rPr>
+          <w:rFonts w:eastAsia="Times New Roman" w:cs="Times New Roman"/>
+        </w:rPr>
+        <w:t>Градуировочная</w:t>
+      </w:r>
+      <w:proofErr w:type="spellEnd"/>
+      <w:r>
+        <w:rPr>
+          <w:rFonts w:eastAsia="Times New Roman" w:cs="Times New Roman"/>
+        </w:rPr>
+        <w:t xml:space="preserve"> характеристика датчика температуры</w:t>
+      </w:r>
+    </w:p>
+    <w:p>
+      <w:pPr>
+        <w:spacing w:after="200" w:line="276" w:lineRule="auto"/>
+        <w:ind w:firstLine="0"/>
+        <w:jc w:val="left"/>
+        <w:rPr>
+          <w:rFonts w:eastAsia="Times New Roman" w:cs="Times New Roman"/>
+        </w:rPr>
+      </w:pPr>
+    </w:p>
+    <w:p>
+      <w:pPr>
+        <w:spacing w:after="200" w:line="276" w:lineRule="auto"/>
+        <w:jc w:val="left"/>
+        <w:rPr>
+          <w:rFonts w:eastAsia="Times New Roman" w:cs="Times New Roman"/>
+        </w:rPr>
+      </w:pPr>
+      <w:r>
+        <w:rPr>
+          <w:rFonts w:eastAsia="Times New Roman" w:cs="Times New Roman"/>
+        </w:rPr>
+        <w:t>Выбор активного датчика осуществляется мультиплексором (бит 10 порта 301</w:t>
+      </w:r>
+      <w:r>
+        <w:rPr>
+          <w:rFonts w:eastAsia="Times New Roman" w:cs="Times New Roman"/>
+          <w:lang w:val="en-US"/>
+        </w:rPr>
+        <w:t>h</w:t>
+      </w:r>
+      <w:r>
+        <w:rPr>
+          <w:rFonts w:eastAsia="Times New Roman" w:cs="Times New Roman"/>
+        </w:rPr>
+        <w:t>). Значение напряжения датчика преобразуется АЦП (</w:t>
+      </w:r>
+      <w:r>
+        <w:rPr>
+          <w:rFonts w:eastAsia="Times New Roman" w:cs="Times New Roman"/>
+          <w:lang w:val="en-US"/>
+        </w:rPr>
+        <w:t>n</w:t>
+      </w:r>
+      <w:r>
+        <w:rPr>
+          <w:rFonts w:eastAsia="Times New Roman" w:cs="Times New Roman"/>
+        </w:rPr>
+        <w:t xml:space="preserve"> = 12, диапазон -10...10 В), после чего в порт 300</w:t>
+      </w:r>
+      <w:r>
+        <w:rPr>
+          <w:rFonts w:eastAsia="Times New Roman" w:cs="Times New Roman"/>
+          <w:lang w:val="en-US"/>
+        </w:rPr>
+        <w:t>h</w:t>
+      </w:r>
+      <w:r>
+        <w:rPr>
+          <w:rFonts w:eastAsia="Times New Roman" w:cs="Times New Roman"/>
+        </w:rPr>
+        <w:t xml:space="preserve"> выдаются данные </w:t>
+      </w:r>
+      <w:r>
+        <w:rPr>
+          <w:rFonts w:eastAsia="Times New Roman" w:cs="Times New Roman"/>
+          <w:lang w:val="en-US"/>
+        </w:rPr>
+        <w:t>D</w:t>
+      </w:r>
+      <w:r>
+        <w:rPr>
+          <w:rFonts w:eastAsia="Times New Roman" w:cs="Times New Roman"/>
+        </w:rPr>
+        <w:t>0...</w:t>
+      </w:r>
+      <w:r>
+        <w:rPr>
+          <w:rFonts w:eastAsia="Times New Roman" w:cs="Times New Roman"/>
+          <w:lang w:val="en-US"/>
+        </w:rPr>
+        <w:t>D</w:t>
+      </w:r>
+      <w:r>
+        <w:rPr>
+          <w:rFonts w:eastAsia="Times New Roman" w:cs="Times New Roman"/>
+        </w:rPr>
+        <w:t>11 и сигнал готовности ГТ (бит 15). Полученный цифровой код далее используется в пункте 5 для расчета цифровых эквивалентов.</w:t>
+      </w:r>
+    </w:p>
+    <w:p>
+      <w:pPr>
+        <w:spacing w:after="200" w:line="276" w:lineRule="auto"/>
+        <w:ind w:firstLine="0"/>
+        <w:jc w:val="left"/>
+        <w:rPr>
+          <w:rFonts w:eastAsia="Times New Roman" w:cs="Times New Roman"/>
+        </w:rPr>
+      </w:pPr>
+      <w:r>
+        <w:rPr>
+          <w:rFonts w:eastAsia="Times New Roman" w:cs="Times New Roman"/>
+        </w:rPr>
+        <w:t>Для контрольной температуры 60 °</w:t>
+      </w:r>
+      <w:r>
+        <w:rPr>
+          <w:rFonts w:eastAsia="Times New Roman" w:cs="Times New Roman"/>
+          <w:lang w:val="en-US"/>
+        </w:rPr>
+        <w:t>C</w:t>
+      </w:r>
+      <w:r>
+        <w:rPr>
+          <w:rFonts w:eastAsia="Times New Roman" w:cs="Times New Roman"/>
+        </w:rPr>
+        <w:t xml:space="preserve"> по характеристике получаем:</w:t>
+      </w:r>
+    </w:p>
+    <w:p>
+      <w:pPr>
+        <w:spacing w:after="200" w:line="276" w:lineRule="auto"/>
+        <w:ind w:firstLine="0"/>
+        <w:jc w:val="center"/>
+        <w:rPr>
+          <w:rFonts w:eastAsia="Times New Roman" w:cs="Times New Roman"/>
+        </w:rPr>
+      </w:pPr>
+      <w:proofErr w:type="gramStart"/>
+      <w:r>
+        <w:rPr>
+          <w:rFonts w:eastAsia="Times New Roman" w:cs="Times New Roman"/>
+          <w:lang w:val="en-US"/>
+        </w:rPr>
+        <w:t>U</w:t>
+      </w:r>
+      <w:r>
+        <w:rPr>
+          <w:rFonts w:eastAsia="Times New Roman" w:cs="Times New Roman"/>
+        </w:rPr>
+        <w:t>(</w:t>
+      </w:r>
+      <w:proofErr w:type="gramEnd"/>
+      <w:r>
+        <w:rPr>
+          <w:rFonts w:eastAsia="Times New Roman" w:cs="Times New Roman"/>
+        </w:rPr>
+        <w:t>60) = 0,1·60 = 6,0 В</w:t>
+      </w:r>
+    </w:p>
+    <w:p>
+      <w:pPr>
+        <w:ind w:left="567" w:firstLine="0"/>
+        <w:rPr>
+          <w:b/>
+          <w:bCs/>
+        </w:rPr>
+      </w:pPr>
+      <w:r>
+        <w:rPr>
+          <w:b/>
+          <w:bCs/>
+        </w:rPr>
+        <w:t>Пункт 5</w:t>
+      </w:r>
+    </w:p>
+    <w:p>
+      <w:pPr>
+        <w:spacing w:after="200" w:line="276" w:lineRule="auto"/>
+        <w:jc w:val="left"/>
+        <w:rPr>
+          <w:rFonts w:eastAsia="Times New Roman" w:cs="Times New Roman"/>
+        </w:rPr>
+      </w:pPr>
+      <w:r>
+        <w:rPr>
+          <w:rFonts w:eastAsia="Times New Roman" w:cs="Times New Roman"/>
+        </w:rPr>
+        <w:t xml:space="preserve">Используются следующие параметры преобразователей: АЦП: </w:t>
+      </w:r>
+      <w:r>
+        <w:rPr>
+          <w:rFonts w:eastAsia="Times New Roman" w:cs="Times New Roman"/>
+          <w:lang w:val="en-US"/>
+        </w:rPr>
+        <w:t>n</w:t>
+      </w:r>
+      <w:r>
+        <w:rPr>
+          <w:rFonts w:eastAsia="Times New Roman" w:cs="Times New Roman"/>
+        </w:rPr>
+        <w:t xml:space="preserve"> = 12 бит, диапазон входного напряжения </w:t>
+      </w:r>
+      <w:r>
+        <w:rPr>
+          <w:rFonts w:eastAsia="Times New Roman" w:cs="Times New Roman"/>
+          <w:lang w:val="en-US"/>
+        </w:rPr>
+        <w:t>U</w:t>
+      </w:r>
+      <w:proofErr w:type="spellStart"/>
+      <w:r>
+        <w:rPr>
+          <w:rFonts w:eastAsia="Times New Roman" w:cs="Times New Roman"/>
+        </w:rPr>
+        <w:t>вх</w:t>
+      </w:r>
+      <w:proofErr w:type="spellEnd"/>
+      <w:r>
+        <w:rPr>
+          <w:rFonts w:eastAsia="Times New Roman" w:cs="Times New Roman"/>
+        </w:rPr>
+        <w:t xml:space="preserve"> = −10…+10 </w:t>
+      </w:r>
+      <w:proofErr w:type="gramStart"/>
+      <w:r>
+        <w:rPr>
+          <w:rFonts w:eastAsia="Times New Roman" w:cs="Times New Roman"/>
+        </w:rPr>
+        <w:t>В</w:t>
+      </w:r>
+      <w:proofErr w:type="gramEnd"/>
+      <w:r>
+        <w:rPr>
+          <w:rFonts w:eastAsia="Times New Roman" w:cs="Times New Roman"/>
+        </w:rPr>
+        <w:t xml:space="preserve">; ЦАП: </w:t>
+      </w:r>
+      <w:r>
+        <w:rPr>
+          <w:rFonts w:eastAsia="Times New Roman" w:cs="Times New Roman"/>
+          <w:lang w:val="en-US"/>
+        </w:rPr>
+        <w:t>m</w:t>
+      </w:r>
+      <w:r>
+        <w:rPr>
+          <w:rFonts w:eastAsia="Times New Roman" w:cs="Times New Roman"/>
+        </w:rPr>
+        <w:t xml:space="preserve"> = 10 бит, диапазон выходного напряжения </w:t>
+      </w:r>
+      <w:r>
+        <w:rPr>
+          <w:rFonts w:eastAsia="Times New Roman" w:cs="Times New Roman"/>
+          <w:lang w:val="en-US"/>
+        </w:rPr>
+        <w:t>U</w:t>
+      </w:r>
+      <w:proofErr w:type="spellStart"/>
+      <w:r>
+        <w:rPr>
+          <w:rFonts w:eastAsia="Times New Roman" w:cs="Times New Roman"/>
+        </w:rPr>
+        <w:t>вых</w:t>
+      </w:r>
+      <w:proofErr w:type="spellEnd"/>
+      <w:r>
+        <w:rPr>
+          <w:rFonts w:eastAsia="Times New Roman" w:cs="Times New Roman"/>
+        </w:rPr>
+        <w:t xml:space="preserve"> = −6,4…+12,8 В, максимальное время преобразования </w:t>
+      </w:r>
+      <w:r>
+        <w:rPr>
+          <w:rFonts w:eastAsia="Times New Roman" w:cs="Times New Roman"/>
+          <w:lang w:val="en-US"/>
+        </w:rPr>
+        <w:t>t</w:t>
+      </w:r>
+      <w:proofErr w:type="spellStart"/>
+      <w:r>
+        <w:rPr>
+          <w:rFonts w:eastAsia="Times New Roman" w:cs="Times New Roman"/>
+        </w:rPr>
+        <w:t>пр</w:t>
+      </w:r>
+      <w:proofErr w:type="spellEnd"/>
+      <w:r>
+        <w:rPr>
+          <w:rFonts w:eastAsia="Times New Roman" w:cs="Times New Roman"/>
+        </w:rPr>
+        <w:t xml:space="preserve"> ≤ 80 </w:t>
+      </w:r>
+      <w:proofErr w:type="spellStart"/>
+      <w:r>
+        <w:rPr>
+          <w:rFonts w:eastAsia="Times New Roman" w:cs="Times New Roman"/>
+        </w:rPr>
+        <w:t>мс</w:t>
+      </w:r>
+      <w:proofErr w:type="spellEnd"/>
+      <w:r>
+        <w:rPr>
+          <w:rFonts w:eastAsia="Times New Roman" w:cs="Times New Roman"/>
+        </w:rPr>
+        <w:t>.</w:t>
+      </w:r>
+    </w:p>
+    <w:p>
+      <w:pPr>
+        <w:spacing w:after="200" w:line="276" w:lineRule="auto"/>
+        <w:jc w:val="left"/>
+        <w:rPr>
+          <w:rFonts w:eastAsia="Times New Roman" w:cs="Times New Roman"/>
+        </w:rPr>
+      </w:pPr>
+      <w:r>
+        <w:rPr>
+          <w:rFonts w:eastAsia="Times New Roman" w:cs="Times New Roman"/>
+        </w:rPr>
+        <w:t xml:space="preserve">Выходное напряжение датчика температуры (п.4) описывается линейной характеристикой </w:t>
+      </w:r>
+      <w:r>
+        <w:rPr>
+          <w:rFonts w:eastAsia="Times New Roman" w:cs="Times New Roman"/>
+          <w:lang w:val="en-US"/>
+        </w:rPr>
+        <w:t>U</w:t>
+      </w:r>
+      <w:r>
+        <w:rPr>
+          <w:rFonts w:eastAsia="Times New Roman" w:cs="Times New Roman"/>
+        </w:rPr>
+        <w:t>(</w:t>
+      </w:r>
+      <w:r>
+        <w:rPr>
+          <w:rFonts w:eastAsia="Times New Roman" w:cs="Times New Roman"/>
+          <w:lang w:val="en-US"/>
+        </w:rPr>
+        <w:t>T</w:t>
+      </w:r>
+      <w:r>
+        <w:rPr>
+          <w:rFonts w:eastAsia="Times New Roman" w:cs="Times New Roman"/>
+        </w:rPr>
+        <w:t>)=0,1·</w:t>
+      </w:r>
+      <w:r>
+        <w:rPr>
+          <w:rFonts w:eastAsia="Times New Roman" w:cs="Times New Roman"/>
+          <w:lang w:val="en-US"/>
+        </w:rPr>
+        <w:t>T</w:t>
+      </w:r>
+      <w:r>
+        <w:rPr>
+          <w:rFonts w:eastAsia="Times New Roman" w:cs="Times New Roman"/>
+        </w:rPr>
+        <w:t>. Цифровой код АЦП вычисляется по формуле:</w:t>
+      </w:r>
+    </w:p>
+    <w:p>
+      <w:pPr>
+        <w:spacing w:after="200" w:line="276" w:lineRule="auto"/>
+        <w:jc w:val="center"/>
+        <w:rPr>
+          <w:rFonts w:eastAsia="Times New Roman" w:cs="Times New Roman"/>
+        </w:rPr>
+      </w:pPr>
+      <w:r>
+        <w:rPr>
+          <w:rFonts w:eastAsia="Times New Roman" w:cs="Times New Roman"/>
+          <w:lang w:val="en-US"/>
+        </w:rPr>
+        <w:t>D</w:t>
+      </w:r>
+      <w:r>
+        <w:rPr>
+          <w:rFonts w:eastAsia="Times New Roman" w:cs="Times New Roman"/>
+        </w:rPr>
+        <w:t>_</w:t>
+      </w:r>
+      <w:r>
+        <w:rPr>
+          <w:rFonts w:eastAsia="Times New Roman" w:cs="Times New Roman"/>
+          <w:lang w:val="en-US"/>
+        </w:rPr>
+        <w:t>ADC</w:t>
+      </w:r>
+      <w:r>
+        <w:rPr>
+          <w:rFonts w:eastAsia="Times New Roman" w:cs="Times New Roman"/>
+        </w:rPr>
+        <w:t xml:space="preserve"> = </w:t>
+      </w:r>
+      <w:proofErr w:type="gramStart"/>
+      <w:r>
+        <w:rPr>
+          <w:rFonts w:eastAsia="Times New Roman" w:cs="Times New Roman"/>
+          <w:lang w:val="en-US"/>
+        </w:rPr>
+        <w:t>ROUND</w:t>
+      </w:r>
+      <w:r>
+        <w:rPr>
+          <w:rFonts w:eastAsia="Times New Roman" w:cs="Times New Roman"/>
+        </w:rPr>
+        <w:t>( (</w:t>
+      </w:r>
+      <w:proofErr w:type="gramEnd"/>
+      <w:r>
+        <w:rPr>
+          <w:rFonts w:eastAsia="Times New Roman" w:cs="Times New Roman"/>
+          <w:lang w:val="en-US"/>
+        </w:rPr>
+        <w:t>U</w:t>
+      </w:r>
+      <w:r>
+        <w:rPr>
+          <w:rFonts w:eastAsia="Times New Roman" w:cs="Times New Roman"/>
+        </w:rPr>
+        <w:t xml:space="preserve"> − </w:t>
+      </w:r>
+      <w:proofErr w:type="spellStart"/>
+      <w:r>
+        <w:rPr>
+          <w:rFonts w:eastAsia="Times New Roman" w:cs="Times New Roman"/>
+          <w:lang w:val="en-US"/>
+        </w:rPr>
+        <w:t>Umin</w:t>
+      </w:r>
+      <w:proofErr w:type="spellEnd"/>
+      <w:r>
+        <w:rPr>
+          <w:rFonts w:eastAsia="Times New Roman" w:cs="Times New Roman"/>
+        </w:rPr>
+        <w:t>)/(</w:t>
+      </w:r>
+      <w:proofErr w:type="spellStart"/>
+      <w:r>
+        <w:rPr>
+          <w:rFonts w:eastAsia="Times New Roman" w:cs="Times New Roman"/>
+          <w:lang w:val="en-US"/>
+        </w:rPr>
+        <w:t>Umax</w:t>
+      </w:r>
+      <w:proofErr w:type="spellEnd"/>
+      <w:r>
+        <w:rPr>
+          <w:rFonts w:eastAsia="Times New Roman" w:cs="Times New Roman"/>
+        </w:rPr>
+        <w:t xml:space="preserve"> − </w:t>
+      </w:r>
+      <w:proofErr w:type="spellStart"/>
+      <w:r>
+        <w:rPr>
+          <w:rFonts w:eastAsia="Times New Roman" w:cs="Times New Roman"/>
+          <w:lang w:val="en-US"/>
+        </w:rPr>
+        <w:t>Umin</w:t>
+      </w:r>
+      <w:proofErr w:type="spellEnd"/>
+      <w:r>
+        <w:rPr>
+          <w:rFonts w:eastAsia="Times New Roman" w:cs="Times New Roman"/>
+        </w:rPr>
+        <w:t>) · 2^</w:t>
+      </w:r>
+      <w:r>
+        <w:rPr>
+          <w:rFonts w:eastAsia="Times New Roman" w:cs="Times New Roman"/>
+          <w:lang w:val="en-US"/>
+        </w:rPr>
+        <w:t>n</w:t>
+      </w:r>
+      <w:r>
+        <w:rPr>
+          <w:rFonts w:eastAsia="Times New Roman" w:cs="Times New Roman"/>
+        </w:rPr>
+        <w:t xml:space="preserve"> ),  где </w:t>
+      </w:r>
+      <w:proofErr w:type="spellStart"/>
+      <w:r>
+        <w:rPr>
+          <w:rFonts w:eastAsia="Times New Roman" w:cs="Times New Roman"/>
+          <w:lang w:val="en-US"/>
+        </w:rPr>
+        <w:t>Umin</w:t>
+      </w:r>
+      <w:proofErr w:type="spellEnd"/>
+      <w:r>
+        <w:rPr>
+          <w:rFonts w:eastAsia="Times New Roman" w:cs="Times New Roman"/>
+        </w:rPr>
+        <w:t xml:space="preserve">=−10 В, </w:t>
+      </w:r>
+      <w:proofErr w:type="spellStart"/>
+      <w:r>
+        <w:rPr>
+          <w:rFonts w:eastAsia="Times New Roman" w:cs="Times New Roman"/>
+          <w:lang w:val="en-US"/>
+        </w:rPr>
+        <w:t>Umax</w:t>
+      </w:r>
+      <w:proofErr w:type="spellEnd"/>
+      <w:r>
+        <w:rPr>
+          <w:rFonts w:eastAsia="Times New Roman" w:cs="Times New Roman"/>
+        </w:rPr>
+        <w:t xml:space="preserve">=+10 В, </w:t>
+      </w:r>
+      <w:r>
+        <w:rPr>
+          <w:rFonts w:eastAsia="Times New Roman" w:cs="Times New Roman"/>
+          <w:lang w:val="en-US"/>
+        </w:rPr>
+        <w:t>n</w:t>
+      </w:r>
+      <w:r>
+        <w:rPr>
+          <w:rFonts w:eastAsia="Times New Roman" w:cs="Times New Roman"/>
+        </w:rPr>
+        <w:t>=12.</w:t>
+      </w:r>
+    </w:p>
+    <w:p>
+      <w:pPr>
+        <w:spacing w:after="200" w:line="276" w:lineRule="auto"/>
+        <w:jc w:val="left"/>
+        <w:rPr>
+          <w:rFonts w:eastAsia="Times New Roman" w:cs="Times New Roman"/>
+        </w:rPr>
+      </w:pPr>
+      <w:r>
+        <w:rPr>
+          <w:rFonts w:eastAsia="Times New Roman" w:cs="Times New Roman"/>
+        </w:rPr>
+        <w:t xml:space="preserve">Рассчитаем двоичный эквивалент (код АЦП) для нескольких контрольных точек температурного диапазона </w:t>
+      </w:r>
+      <w:r>
+        <w:rPr>
+          <w:rFonts w:eastAsia="Times New Roman" w:cs="Times New Roman"/>
+          <w:lang w:val="en-US"/>
+        </w:rPr>
+        <w:t>T</w:t>
+      </w:r>
+      <w:r>
+        <w:rPr>
+          <w:rFonts w:eastAsia="Times New Roman" w:cs="Times New Roman"/>
+        </w:rPr>
+        <w:t xml:space="preserve"> = −30…95 °</w:t>
+      </w:r>
+      <w:r>
+        <w:rPr>
+          <w:rFonts w:eastAsia="Times New Roman" w:cs="Times New Roman"/>
+          <w:lang w:val="en-US"/>
+        </w:rPr>
+        <w:t>C</w:t>
+      </w:r>
+      <w:r>
+        <w:rPr>
+          <w:rFonts w:eastAsia="Times New Roman" w:cs="Times New Roman"/>
+        </w:rPr>
+        <w:t xml:space="preserve"> (для да</w:t>
+      </w:r>
+      <w:bookmarkStart w:id="0" w:name="_GoBack"/>
+      <w:bookmarkEnd w:id="0"/>
+      <w:r>
+        <w:rPr>
+          <w:rFonts w:eastAsia="Times New Roman" w:cs="Times New Roman"/>
+        </w:rPr>
+        <w:t xml:space="preserve">тчиков </w:t>
+      </w:r>
+      <w:r>
+        <w:rPr>
+          <w:rFonts w:eastAsia="Times New Roman" w:cs="Times New Roman"/>
+          <w:lang w:val="en-US"/>
+        </w:rPr>
+        <w:t>t</w:t>
+      </w:r>
+      <w:r>
+        <w:rPr>
+          <w:rFonts w:eastAsia="Times New Roman" w:cs="Times New Roman"/>
+        </w:rPr>
+        <w:t xml:space="preserve">1 и </w:t>
+      </w:r>
+      <w:r>
+        <w:rPr>
+          <w:rFonts w:eastAsia="Times New Roman" w:cs="Times New Roman"/>
+          <w:lang w:val="en-US"/>
+        </w:rPr>
+        <w:t>t</w:t>
+      </w:r>
+      <w:r>
+        <w:rPr>
+          <w:rFonts w:eastAsia="Times New Roman" w:cs="Times New Roman"/>
+        </w:rPr>
+        <w:t>2 значения одинаковы, различается только интервал опроса).</w:t>
+      </w:r>
+    </w:p>
+    <w:tbl>
+      <w:tblPr>
+        <w:tblStyle w:val="31"/>
+        <w:tblW w:w="0" w:type="auto"/>
+        <w:tblLook w:val="04A0" w:firstRow="1" w:lastRow="0" w:firstColumn="1" w:lastColumn="0" w:noHBand="0" w:noVBand="1"/>
+      </w:tblPr>
+      <w:tblGrid>
+        <w:gridCol w:w="2160"/>
+        <w:gridCol w:w="2160"/>
+        <w:gridCol w:w="2160"/>
+        <w:gridCol w:w="2160"/>
+      </w:tblGrid>
+      <w:tr>
+        <w:tc>
+          <w:tcPr>
+            <w:tcW w:w="2160" w:type="dxa"/>
+          </w:tcPr>
+          <w:p>
+            <w:pPr>
+              <w:spacing w:line="240" w:lineRule="auto"/>
+              <w:jc w:val="left"/>
+              <w:rPr>
+                <w:rFonts w:eastAsia="Times New Roman" w:cs="Times New Roman"/>
+              </w:rPr>
+            </w:pPr>
+            <w:r>
+              <w:rPr>
+                <w:rFonts w:eastAsia="Times New Roman" w:cs="Times New Roman"/>
+              </w:rPr>
+              <w:t>T, °C</w:t>
+            </w:r>
+          </w:p>
+        </w:tc>
+        <w:tc>
+          <w:tcPr>
+            <w:tcW w:w="2160" w:type="dxa"/>
+          </w:tcPr>
+          <w:p>
+            <w:pPr>
+              <w:spacing w:line="240" w:lineRule="auto"/>
+              <w:jc w:val="left"/>
+              <w:rPr>
+                <w:rFonts w:eastAsia="Times New Roman" w:cs="Times New Roman"/>
+              </w:rPr>
+            </w:pPr>
+            <w:r>
+              <w:rPr>
+                <w:rFonts w:eastAsia="Times New Roman" w:cs="Times New Roman"/>
+              </w:rPr>
+              <w:t>U(T), В</w:t>
+            </w:r>
+          </w:p>
+        </w:tc>
+        <w:tc>
+          <w:tcPr>
+            <w:tcW w:w="2160" w:type="dxa"/>
+          </w:tcPr>
+          <w:p>
+            <w:pPr>
+              <w:spacing w:line="240" w:lineRule="auto"/>
+              <w:ind w:firstLine="0"/>
+              <w:jc w:val="center"/>
+              <w:rPr>
+                <w:rFonts w:eastAsia="Times New Roman" w:cs="Times New Roman"/>
+              </w:rPr>
+            </w:pPr>
+            <w:r>
+              <w:rPr>
+                <w:rFonts w:eastAsia="Times New Roman" w:cs="Times New Roman"/>
+              </w:rPr>
+              <w:t>D_ADC (10)</w:t>
+            </w:r>
+          </w:p>
+        </w:tc>
+        <w:tc>
+          <w:tcPr>
+            <w:tcW w:w="2160" w:type="dxa"/>
+          </w:tcPr>
+          <w:p>
+            <w:pPr>
+              <w:spacing w:line="240" w:lineRule="auto"/>
+              <w:ind w:firstLine="0"/>
+              <w:jc w:val="center"/>
+              <w:rPr>
+                <w:rFonts w:eastAsia="Times New Roman" w:cs="Times New Roman"/>
+              </w:rPr>
+            </w:pPr>
+            <w:r>
+              <w:rPr>
+                <w:rFonts w:eastAsia="Times New Roman" w:cs="Times New Roman"/>
+              </w:rPr>
+              <w:t>D_ADC (16)</w:t>
+            </w:r>
+          </w:p>
+        </w:tc>
+      </w:tr>
+      <w:tr>
+        <w:tc>
+          <w:tcPr>
+            <w:tcW w:w="2160" w:type="dxa"/>
+          </w:tcPr>
+          <w:p>
+            <w:pPr>
+              <w:spacing w:line="240" w:lineRule="auto"/>
+              <w:jc w:val="left"/>
+              <w:rPr>
+                <w:rFonts w:eastAsia="Times New Roman" w:cs="Times New Roman"/>
+              </w:rPr>
+            </w:pPr>
+            <w:r>
+              <w:rPr>
+                <w:rFonts w:eastAsia="Times New Roman" w:cs="Times New Roman"/>
+              </w:rPr>
+              <w:t>-30</w:t>
+            </w:r>
+          </w:p>
+        </w:tc>
+        <w:tc>
+          <w:tcPr>
+            <w:tcW w:w="2160" w:type="dxa"/>
+          </w:tcPr>
+          <w:p>
+            <w:pPr>
+              <w:spacing w:line="240" w:lineRule="auto"/>
+              <w:jc w:val="left"/>
+              <w:rPr>
+                <w:rFonts w:eastAsia="Times New Roman" w:cs="Times New Roman"/>
+              </w:rPr>
+            </w:pPr>
+            <w:r>
+              <w:rPr>
+                <w:rFonts w:eastAsia="Times New Roman" w:cs="Times New Roman"/>
+              </w:rPr>
+              <w:t>-3.0</w:t>
+            </w:r>
+          </w:p>
+        </w:tc>
+        <w:tc>
+          <w:tcPr>
+            <w:tcW w:w="2160" w:type="dxa"/>
+          </w:tcPr>
+          <w:p>
+            <w:pPr>
+              <w:spacing w:line="240" w:lineRule="auto"/>
+              <w:jc w:val="left"/>
+              <w:rPr>
+                <w:rFonts w:eastAsia="Times New Roman" w:cs="Times New Roman"/>
+              </w:rPr>
+            </w:pPr>
+            <w:r>
+              <w:rPr>
+                <w:rFonts w:eastAsia="Times New Roman" w:cs="Times New Roman"/>
+              </w:rPr>
+              <w:t>1434</w:t>
+            </w:r>
+          </w:p>
+        </w:tc>
+        <w:tc>
+          <w:tcPr>
+            <w:tcW w:w="2160" w:type="dxa"/>
+          </w:tcPr>
+          <w:p>
+            <w:pPr>
+              <w:spacing w:line="240" w:lineRule="auto"/>
+              <w:jc w:val="left"/>
+              <w:rPr>
+                <w:rFonts w:eastAsia="Times New Roman" w:cs="Times New Roman"/>
+              </w:rPr>
+            </w:pPr>
+            <w:r>
+              <w:rPr>
+                <w:rFonts w:eastAsia="Times New Roman" w:cs="Times New Roman"/>
+              </w:rPr>
+              <w:t>059Ah</w:t>
+            </w:r>
+          </w:p>
+        </w:tc>
+      </w:tr>
+      <w:tr>
+        <w:tc>
+          <w:tcPr>
+            <w:tcW w:w="2160" w:type="dxa"/>
+          </w:tcPr>
+          <w:p>
+            <w:pPr>
+              <w:spacing w:line="240" w:lineRule="auto"/>
+              <w:jc w:val="left"/>
+              <w:rPr>
+                <w:rFonts w:eastAsia="Times New Roman" w:cs="Times New Roman"/>
+              </w:rPr>
+            </w:pPr>
+            <w:r>
+              <w:rPr>
+                <w:rFonts w:eastAsia="Times New Roman" w:cs="Times New Roman"/>
+              </w:rPr>
+              <w:t>0</w:t>
+            </w:r>
+          </w:p>
+        </w:tc>
+        <w:tc>
+          <w:tcPr>
+            <w:tcW w:w="2160" w:type="dxa"/>
+          </w:tcPr>
+          <w:p>
+            <w:pPr>
+              <w:spacing w:line="240" w:lineRule="auto"/>
+              <w:jc w:val="left"/>
+              <w:rPr>
+                <w:rFonts w:eastAsia="Times New Roman" w:cs="Times New Roman"/>
+              </w:rPr>
+            </w:pPr>
+            <w:r>
+              <w:rPr>
+                <w:rFonts w:eastAsia="Times New Roman" w:cs="Times New Roman"/>
+              </w:rPr>
+              <w:t>0.0</w:t>
+            </w:r>
+          </w:p>
+        </w:tc>
+        <w:tc>
+          <w:tcPr>
+            <w:tcW w:w="2160" w:type="dxa"/>
+          </w:tcPr>
+          <w:p>
+            <w:pPr>
+              <w:spacing w:line="240" w:lineRule="auto"/>
+              <w:jc w:val="left"/>
+              <w:rPr>
+                <w:rFonts w:eastAsia="Times New Roman" w:cs="Times New Roman"/>
+              </w:rPr>
+            </w:pPr>
+            <w:r>
+              <w:rPr>
+                <w:rFonts w:eastAsia="Times New Roman" w:cs="Times New Roman"/>
+              </w:rPr>
+              <w:t>2048</w:t>
+            </w:r>
+          </w:p>
+        </w:tc>
+        <w:tc>
+          <w:tcPr>
+            <w:tcW w:w="2160" w:type="dxa"/>
+          </w:tcPr>
+          <w:p>
+            <w:pPr>
+              <w:spacing w:line="240" w:lineRule="auto"/>
+              <w:jc w:val="left"/>
+              <w:rPr>
+                <w:rFonts w:eastAsia="Times New Roman" w:cs="Times New Roman"/>
+              </w:rPr>
+            </w:pPr>
+            <w:r>
+              <w:rPr>
+                <w:rFonts w:eastAsia="Times New Roman" w:cs="Times New Roman"/>
+              </w:rPr>
+              <w:t>0800h</w:t>
+            </w:r>
+          </w:p>
+        </w:tc>
+      </w:tr>
+      <w:tr>
+        <w:tc>
+          <w:tcPr>
+            <w:tcW w:w="2160" w:type="dxa"/>
+          </w:tcPr>
+          <w:p>
+            <w:pPr>
+              <w:spacing w:line="240" w:lineRule="auto"/>
+              <w:jc w:val="left"/>
+              <w:rPr>
+                <w:rFonts w:eastAsia="Times New Roman" w:cs="Times New Roman"/>
+              </w:rPr>
+            </w:pPr>
+            <w:r>
+              <w:rPr>
+                <w:rFonts w:eastAsia="Times New Roman" w:cs="Times New Roman"/>
+              </w:rPr>
+              <w:t>30</w:t>
+            </w:r>
+          </w:p>
+        </w:tc>
+        <w:tc>
+          <w:tcPr>
+            <w:tcW w:w="2160" w:type="dxa"/>
+          </w:tcPr>
+          <w:p>
+            <w:pPr>
+              <w:spacing w:line="240" w:lineRule="auto"/>
+              <w:jc w:val="left"/>
+              <w:rPr>
+                <w:rFonts w:eastAsia="Times New Roman" w:cs="Times New Roman"/>
+              </w:rPr>
+            </w:pPr>
+            <w:r>
+              <w:rPr>
+                <w:rFonts w:eastAsia="Times New Roman" w:cs="Times New Roman"/>
+              </w:rPr>
+              <w:t>3.0</w:t>
+            </w:r>
+          </w:p>
+        </w:tc>
+        <w:tc>
+          <w:tcPr>
+            <w:tcW w:w="2160" w:type="dxa"/>
+          </w:tcPr>
+          <w:p>
+            <w:pPr>
+              <w:spacing w:line="240" w:lineRule="auto"/>
+              <w:jc w:val="left"/>
+              <w:rPr>
+                <w:rFonts w:eastAsia="Times New Roman" w:cs="Times New Roman"/>
+              </w:rPr>
+            </w:pPr>
+            <w:r>
+              <w:rPr>
+                <w:rFonts w:eastAsia="Times New Roman" w:cs="Times New Roman"/>
+              </w:rPr>
+              <w:t>2662</w:t>
+            </w:r>
+          </w:p>
+        </w:tc>
+        <w:tc>
+          <w:tcPr>
+            <w:tcW w:w="2160" w:type="dxa"/>
+          </w:tcPr>
+          <w:p>
+            <w:pPr>
+              <w:spacing w:line="240" w:lineRule="auto"/>
+              <w:jc w:val="left"/>
+              <w:rPr>
+                <w:rFonts w:eastAsia="Times New Roman" w:cs="Times New Roman"/>
+              </w:rPr>
+            </w:pPr>
+            <w:r>
+              <w:rPr>
+                <w:rFonts w:eastAsia="Times New Roman" w:cs="Times New Roman"/>
+              </w:rPr>
+              <w:t>0A66h</w:t>
+            </w:r>
+          </w:p>
+        </w:tc>
+      </w:tr>
+      <w:tr>
+        <w:tc>
+          <w:tcPr>
+            <w:tcW w:w="2160" w:type="dxa"/>
+          </w:tcPr>
+          <w:p>
+            <w:pPr>
+              <w:spacing w:line="240" w:lineRule="auto"/>
+              <w:jc w:val="left"/>
+              <w:rPr>
+                <w:rFonts w:eastAsia="Times New Roman" w:cs="Times New Roman"/>
+              </w:rPr>
+            </w:pPr>
+            <w:r>
+              <w:rPr>
+                <w:rFonts w:eastAsia="Times New Roman" w:cs="Times New Roman"/>
+              </w:rPr>
+              <w:t>60</w:t>
+            </w:r>
+          </w:p>
+        </w:tc>
+        <w:tc>
+          <w:tcPr>
+            <w:tcW w:w="2160" w:type="dxa"/>
+          </w:tcPr>
+          <w:p>
+            <w:pPr>
+              <w:spacing w:line="240" w:lineRule="auto"/>
+              <w:jc w:val="left"/>
+              <w:rPr>
+                <w:rFonts w:eastAsia="Times New Roman" w:cs="Times New Roman"/>
+              </w:rPr>
+            </w:pPr>
+            <w:r>
+              <w:rPr>
+                <w:rFonts w:eastAsia="Times New Roman" w:cs="Times New Roman"/>
+              </w:rPr>
+              <w:t>6.0</w:t>
+            </w:r>
+          </w:p>
+        </w:tc>
+        <w:tc>
+          <w:tcPr>
+            <w:tcW w:w="2160" w:type="dxa"/>
+          </w:tcPr>
+          <w:p>
+            <w:pPr>
+              <w:spacing w:line="240" w:lineRule="auto"/>
+              <w:jc w:val="left"/>
+              <w:rPr>
+                <w:rFonts w:eastAsia="Times New Roman" w:cs="Times New Roman"/>
+              </w:rPr>
+            </w:pPr>
+            <w:r>
+              <w:rPr>
+                <w:rFonts w:eastAsia="Times New Roman" w:cs="Times New Roman"/>
+              </w:rPr>
+              <w:t>3277</w:t>
+            </w:r>
+          </w:p>
+        </w:tc>
+        <w:tc>
+          <w:tcPr>
+            <w:tcW w:w="2160" w:type="dxa"/>
+          </w:tcPr>
+          <w:p>
+            <w:pPr>
+              <w:spacing w:line="240" w:lineRule="auto"/>
+              <w:jc w:val="left"/>
+              <w:rPr>
+                <w:rFonts w:eastAsia="Times New Roman" w:cs="Times New Roman"/>
+              </w:rPr>
+            </w:pPr>
+            <w:r>
+              <w:rPr>
+                <w:rFonts w:eastAsia="Times New Roman" w:cs="Times New Roman"/>
+              </w:rPr>
+              <w:t>0CCDh</w:t>
+            </w:r>
+          </w:p>
+        </w:tc>
+      </w:tr>
+      <w:tr>
+        <w:tc>
+          <w:tcPr>
+            <w:tcW w:w="2160" w:type="dxa"/>
+          </w:tcPr>
+          <w:p>
+            <w:pPr>
+              <w:spacing w:line="240" w:lineRule="auto"/>
+              <w:jc w:val="left"/>
+              <w:rPr>
+                <w:rFonts w:eastAsia="Times New Roman" w:cs="Times New Roman"/>
+              </w:rPr>
+            </w:pPr>
+            <w:r>
+              <w:rPr>
+                <w:rFonts w:eastAsia="Times New Roman" w:cs="Times New Roman"/>
+              </w:rPr>
+              <w:t>95</w:t>
+            </w:r>
+          </w:p>
+        </w:tc>
+        <w:tc>
+          <w:tcPr>
+            <w:tcW w:w="2160" w:type="dxa"/>
+          </w:tcPr>
+          <w:p>
+            <w:pPr>
+              <w:spacing w:line="240" w:lineRule="auto"/>
+              <w:jc w:val="left"/>
+              <w:rPr>
+                <w:rFonts w:eastAsia="Times New Roman" w:cs="Times New Roman"/>
+              </w:rPr>
+            </w:pPr>
+            <w:r>
+              <w:rPr>
+                <w:rFonts w:eastAsia="Times New Roman" w:cs="Times New Roman"/>
+              </w:rPr>
+              <w:t>9.5</w:t>
+            </w:r>
+          </w:p>
+        </w:tc>
+        <w:tc>
+          <w:tcPr>
+            <w:tcW w:w="2160" w:type="dxa"/>
+          </w:tcPr>
+          <w:p>
+            <w:pPr>
+              <w:spacing w:line="240" w:lineRule="auto"/>
+              <w:jc w:val="left"/>
+              <w:rPr>
+                <w:rFonts w:eastAsia="Times New Roman" w:cs="Times New Roman"/>
+              </w:rPr>
+            </w:pPr>
+            <w:r>
+              <w:rPr>
+                <w:rFonts w:eastAsia="Times New Roman" w:cs="Times New Roman"/>
+              </w:rPr>
+              <w:t>3994</w:t>
+            </w:r>
+          </w:p>
+        </w:tc>
+        <w:tc>
+          <w:tcPr>
+            <w:tcW w:w="2160" w:type="dxa"/>
+          </w:tcPr>
+          <w:p>
+            <w:pPr>
+              <w:spacing w:line="240" w:lineRule="auto"/>
+              <w:jc w:val="left"/>
+              <w:rPr>
+                <w:rFonts w:eastAsia="Times New Roman" w:cs="Times New Roman"/>
+              </w:rPr>
+            </w:pPr>
+            <w:r>
+              <w:rPr>
+                <w:rFonts w:eastAsia="Times New Roman" w:cs="Times New Roman"/>
+              </w:rPr>
+              <w:t>0F9Ah</w:t>
+            </w:r>
+          </w:p>
+        </w:tc>
+      </w:tr>
+    </w:tbl>
+    <w:p>
+      <w:pPr>
+        <w:spacing w:after="200" w:line="276" w:lineRule="auto"/>
+        <w:jc w:val="left"/>
+        <w:rPr>
+          <w:rFonts w:eastAsia="Times New Roman" w:cs="Times New Roman"/>
+        </w:rPr>
+      </w:pPr>
+      <w:r>
+        <w:rPr>
+          <w:rFonts w:eastAsia="Times New Roman" w:cs="Times New Roman"/>
+        </w:rPr>
+        <w:t>Контрольное значение для сравнения при достижении средней температуры 60 °</w:t>
+      </w:r>
+      <w:r>
+        <w:rPr>
+          <w:rFonts w:eastAsia="Times New Roman" w:cs="Times New Roman"/>
+          <w:lang w:val="en-US"/>
+        </w:rPr>
+        <w:t>C</w:t>
+      </w:r>
+      <w:r>
+        <w:rPr>
+          <w:rFonts w:eastAsia="Times New Roman" w:cs="Times New Roman"/>
+        </w:rPr>
+        <w:t xml:space="preserve">: </w:t>
+      </w:r>
+      <w:r>
+        <w:rPr>
+          <w:rFonts w:eastAsia="Times New Roman" w:cs="Times New Roman"/>
+          <w:lang w:val="en-US"/>
+        </w:rPr>
+        <w:t>D</w:t>
+      </w:r>
+      <w:proofErr w:type="spellStart"/>
+      <w:r>
+        <w:rPr>
+          <w:rFonts w:eastAsia="Times New Roman" w:cs="Times New Roman"/>
+        </w:rPr>
+        <w:t>конт</w:t>
+      </w:r>
+      <w:proofErr w:type="spellEnd"/>
+      <w:r>
+        <w:rPr>
+          <w:rFonts w:eastAsia="Times New Roman" w:cs="Times New Roman"/>
+        </w:rPr>
+        <w:t xml:space="preserve"> = 0</w:t>
+      </w:r>
+      <w:proofErr w:type="spellStart"/>
+      <w:r>
+        <w:rPr>
+          <w:rFonts w:eastAsia="Times New Roman" w:cs="Times New Roman"/>
+          <w:lang w:val="en-US"/>
+        </w:rPr>
+        <w:t>CCDh</w:t>
+      </w:r>
+      <w:proofErr w:type="spellEnd"/>
+      <w:r>
+        <w:rPr>
+          <w:rFonts w:eastAsia="Times New Roman" w:cs="Times New Roman"/>
+        </w:rPr>
+        <w:t>.</w:t>
+      </w:r>
+    </w:p>
+    <w:p>
+      <w:pPr>
+        <w:spacing w:after="200" w:line="276" w:lineRule="auto"/>
+        <w:jc w:val="left"/>
+        <w:rPr>
+          <w:rFonts w:eastAsia="Times New Roman" w:cs="Times New Roman"/>
+        </w:rPr>
+      </w:pPr>
+      <w:r>
+        <w:rPr>
+          <w:rFonts w:eastAsia="Times New Roman" w:cs="Times New Roman"/>
+        </w:rPr>
+        <w:t xml:space="preserve">Управление исполнительным механизмом осуществляется двумя уровнями напряжения: </w:t>
+      </w:r>
+      <w:r>
+        <w:rPr>
+          <w:rFonts w:eastAsia="Times New Roman" w:cs="Times New Roman"/>
+          <w:lang w:val="en-US"/>
+        </w:rPr>
+        <w:t>U</w:t>
+      </w:r>
+      <w:r>
+        <w:rPr>
+          <w:rFonts w:eastAsia="Times New Roman" w:cs="Times New Roman"/>
+        </w:rPr>
+        <w:t xml:space="preserve">упр1 = +11,3 В (поворот) и </w:t>
+      </w:r>
+      <w:r>
+        <w:rPr>
+          <w:rFonts w:eastAsia="Times New Roman" w:cs="Times New Roman"/>
+          <w:lang w:val="en-US"/>
+        </w:rPr>
+        <w:t>U</w:t>
+      </w:r>
+      <w:r>
+        <w:rPr>
+          <w:rFonts w:eastAsia="Times New Roman" w:cs="Times New Roman"/>
+        </w:rPr>
+        <w:t>упр2 = −2,2 В (возврат). Код ЦАП вычисляется по формуле:</w:t>
+      </w:r>
+    </w:p>
+    <w:p>
+      <w:pPr>
+        <w:spacing w:after="200" w:line="276" w:lineRule="auto"/>
+        <w:jc w:val="center"/>
+        <w:rPr>
+          <w:rFonts w:eastAsia="Times New Roman" w:cs="Times New Roman"/>
+        </w:rPr>
+      </w:pPr>
+      <w:r>
+        <w:rPr>
+          <w:rFonts w:eastAsia="Times New Roman" w:cs="Times New Roman"/>
+          <w:lang w:val="en-US"/>
+        </w:rPr>
+        <w:t>D</w:t>
+      </w:r>
+      <w:r>
+        <w:rPr>
+          <w:rFonts w:eastAsia="Times New Roman" w:cs="Times New Roman"/>
+        </w:rPr>
+        <w:t>_</w:t>
+      </w:r>
+      <w:r>
+        <w:rPr>
+          <w:rFonts w:eastAsia="Times New Roman" w:cs="Times New Roman"/>
+          <w:lang w:val="en-US"/>
+        </w:rPr>
+        <w:t>DAC</w:t>
+      </w:r>
+      <w:r>
+        <w:rPr>
+          <w:rFonts w:eastAsia="Times New Roman" w:cs="Times New Roman"/>
+        </w:rPr>
+        <w:t xml:space="preserve"> = </w:t>
+      </w:r>
+      <w:proofErr w:type="gramStart"/>
+      <w:r>
+        <w:rPr>
+          <w:rFonts w:eastAsia="Times New Roman" w:cs="Times New Roman"/>
+          <w:lang w:val="en-US"/>
+        </w:rPr>
+        <w:t>ROUND</w:t>
+      </w:r>
+      <w:r>
+        <w:rPr>
+          <w:rFonts w:eastAsia="Times New Roman" w:cs="Times New Roman"/>
+        </w:rPr>
+        <w:t>( (</w:t>
+      </w:r>
+      <w:proofErr w:type="gramEnd"/>
+      <w:r>
+        <w:rPr>
+          <w:rFonts w:eastAsia="Times New Roman" w:cs="Times New Roman"/>
+          <w:lang w:val="en-US"/>
+        </w:rPr>
+        <w:t>U</w:t>
+      </w:r>
+      <w:r>
+        <w:rPr>
+          <w:rFonts w:eastAsia="Times New Roman" w:cs="Times New Roman"/>
+        </w:rPr>
+        <w:t xml:space="preserve"> − </w:t>
+      </w:r>
+      <w:proofErr w:type="spellStart"/>
+      <w:r>
+        <w:rPr>
+          <w:rFonts w:eastAsia="Times New Roman" w:cs="Times New Roman"/>
+          <w:lang w:val="en-US"/>
+        </w:rPr>
+        <w:t>Umin</w:t>
+      </w:r>
+      <w:proofErr w:type="spellEnd"/>
+      <w:r>
+        <w:rPr>
+          <w:rFonts w:eastAsia="Times New Roman" w:cs="Times New Roman"/>
+        </w:rPr>
+        <w:t>)/(</w:t>
+      </w:r>
+      <w:proofErr w:type="spellStart"/>
+      <w:r>
+        <w:rPr>
+          <w:rFonts w:eastAsia="Times New Roman" w:cs="Times New Roman"/>
+          <w:lang w:val="en-US"/>
+        </w:rPr>
+        <w:t>Umax</w:t>
+      </w:r>
+      <w:proofErr w:type="spellEnd"/>
+      <w:r>
+        <w:rPr>
+          <w:rFonts w:eastAsia="Times New Roman" w:cs="Times New Roman"/>
+        </w:rPr>
+        <w:t xml:space="preserve"> − </w:t>
+      </w:r>
+      <w:proofErr w:type="spellStart"/>
+      <w:r>
+        <w:rPr>
+          <w:rFonts w:eastAsia="Times New Roman" w:cs="Times New Roman"/>
+          <w:lang w:val="en-US"/>
+        </w:rPr>
+        <w:t>Umin</w:t>
+      </w:r>
+      <w:proofErr w:type="spellEnd"/>
+      <w:r>
+        <w:rPr>
+          <w:rFonts w:eastAsia="Times New Roman" w:cs="Times New Roman"/>
+        </w:rPr>
+        <w:t>) · 2^</w:t>
+      </w:r>
+      <w:r>
+        <w:rPr>
+          <w:rFonts w:eastAsia="Times New Roman" w:cs="Times New Roman"/>
+          <w:lang w:val="en-US"/>
+        </w:rPr>
+        <w:t>m</w:t>
+      </w:r>
+      <w:r>
+        <w:rPr>
+          <w:rFonts w:eastAsia="Times New Roman" w:cs="Times New Roman"/>
+        </w:rPr>
+        <w:t xml:space="preserve"> ),  где </w:t>
+      </w:r>
+      <w:proofErr w:type="spellStart"/>
+      <w:r>
+        <w:rPr>
+          <w:rFonts w:eastAsia="Times New Roman" w:cs="Times New Roman"/>
+          <w:lang w:val="en-US"/>
+        </w:rPr>
+        <w:t>Umin</w:t>
+      </w:r>
+      <w:proofErr w:type="spellEnd"/>
+      <w:r>
+        <w:rPr>
+          <w:rFonts w:eastAsia="Times New Roman" w:cs="Times New Roman"/>
+        </w:rPr>
+        <w:t xml:space="preserve">=−6,4 В, </w:t>
+      </w:r>
+      <w:proofErr w:type="spellStart"/>
+      <w:r>
+        <w:rPr>
+          <w:rFonts w:eastAsia="Times New Roman" w:cs="Times New Roman"/>
+          <w:lang w:val="en-US"/>
+        </w:rPr>
+        <w:t>Umax</w:t>
+      </w:r>
+      <w:proofErr w:type="spellEnd"/>
+      <w:r>
+        <w:rPr>
+          <w:rFonts w:eastAsia="Times New Roman" w:cs="Times New Roman"/>
+        </w:rPr>
+        <w:t xml:space="preserve">=+12,8 В, </w:t>
+      </w:r>
+      <w:r>
+        <w:rPr>
+          <w:rFonts w:eastAsia="Times New Roman" w:cs="Times New Roman"/>
+          <w:lang w:val="en-US"/>
+        </w:rPr>
+        <w:t>m</w:t>
+      </w:r>
+      <w:r>
+        <w:rPr>
+          <w:rFonts w:eastAsia="Times New Roman" w:cs="Times New Roman"/>
+        </w:rPr>
+        <w:t>=10.</w:t>
+      </w:r>
+    </w:p>
+    <w:p>
+      <w:pPr>
+        <w:spacing w:after="200" w:line="276" w:lineRule="auto"/>
+        <w:jc w:val="left"/>
+        <w:rPr>
+          <w:rFonts w:eastAsia="Times New Roman" w:cs="Times New Roman"/>
+        </w:rPr>
+      </w:pPr>
+      <w:r>
+        <w:rPr>
+          <w:rFonts w:eastAsia="Times New Roman" w:cs="Times New Roman"/>
+        </w:rPr>
+        <w:lastRenderedPageBreak/>
+        <w:t>Рассчитаем коды для указанных управляющих воздействий:</w:t>
+      </w:r>
+    </w:p>
+    <w:p>
+      <w:pPr>
+        <w:spacing w:after="200" w:line="276" w:lineRule="auto"/>
+        <w:jc w:val="left"/>
+        <w:rPr>
+          <w:rFonts w:eastAsia="Times New Roman" w:cs="Times New Roman"/>
+        </w:rPr>
+      </w:pPr>
+      <w:r>
+        <w:rPr>
+          <w:rFonts w:eastAsia="Times New Roman" w:cs="Times New Roman"/>
+        </w:rPr>
+        <w:t xml:space="preserve">• Для </w:t>
+      </w:r>
+      <w:r>
+        <w:rPr>
+          <w:rFonts w:eastAsia="Times New Roman" w:cs="Times New Roman"/>
+          <w:lang w:val="en-US"/>
+        </w:rPr>
+        <w:t>U</w:t>
+      </w:r>
+      <w:proofErr w:type="spellStart"/>
+      <w:r>
+        <w:rPr>
+          <w:rFonts w:eastAsia="Times New Roman" w:cs="Times New Roman"/>
+        </w:rPr>
+        <w:t>упр</w:t>
+      </w:r>
+      <w:proofErr w:type="spellEnd"/>
+      <w:r>
+        <w:rPr>
+          <w:rFonts w:eastAsia="Times New Roman" w:cs="Times New Roman"/>
+        </w:rPr>
+        <w:t xml:space="preserve"> = +11,3 </w:t>
+      </w:r>
+      <w:proofErr w:type="gramStart"/>
+      <w:r>
+        <w:rPr>
+          <w:rFonts w:eastAsia="Times New Roman" w:cs="Times New Roman"/>
+        </w:rPr>
+        <w:t xml:space="preserve">В:  </w:t>
+      </w:r>
+      <w:r>
+        <w:rPr>
+          <w:rFonts w:eastAsia="Times New Roman" w:cs="Times New Roman"/>
+          <w:lang w:val="en-US"/>
+        </w:rPr>
+        <w:t>D</w:t>
+      </w:r>
+      <w:proofErr w:type="gramEnd"/>
+      <w:r>
+        <w:rPr>
+          <w:rFonts w:eastAsia="Times New Roman" w:cs="Times New Roman"/>
+        </w:rPr>
+        <w:t>1 = 94410 = 3</w:t>
+      </w:r>
+      <w:r>
+        <w:rPr>
+          <w:rFonts w:eastAsia="Times New Roman" w:cs="Times New Roman"/>
+          <w:lang w:val="en-US"/>
+        </w:rPr>
+        <w:t>B</w:t>
+      </w:r>
+      <w:r>
+        <w:rPr>
+          <w:rFonts w:eastAsia="Times New Roman" w:cs="Times New Roman"/>
+        </w:rPr>
+        <w:t>0</w:t>
+      </w:r>
+      <w:r>
+        <w:rPr>
+          <w:rFonts w:eastAsia="Times New Roman" w:cs="Times New Roman"/>
+          <w:lang w:val="en-US"/>
+        </w:rPr>
+        <w:t>h</w:t>
+      </w:r>
+      <w:r>
+        <w:rPr>
+          <w:rFonts w:eastAsia="Times New Roman" w:cs="Times New Roman"/>
+        </w:rPr>
+        <w:t>.</w:t>
+      </w:r>
+    </w:p>
+    <w:p>
+      <w:pPr>
+        <w:spacing w:after="200" w:line="276" w:lineRule="auto"/>
+        <w:jc w:val="left"/>
+        <w:rPr>
+          <w:rFonts w:eastAsia="Times New Roman" w:cs="Times New Roman"/>
+        </w:rPr>
+      </w:pPr>
+      <w:r>
+        <w:rPr>
+          <w:rFonts w:eastAsia="Times New Roman" w:cs="Times New Roman"/>
+        </w:rPr>
+        <w:t xml:space="preserve">• Для </w:t>
+      </w:r>
+      <w:r>
+        <w:rPr>
+          <w:rFonts w:eastAsia="Times New Roman" w:cs="Times New Roman"/>
+          <w:lang w:val="en-US"/>
+        </w:rPr>
+        <w:t>U</w:t>
+      </w:r>
+      <w:proofErr w:type="spellStart"/>
+      <w:r>
+        <w:rPr>
+          <w:rFonts w:eastAsia="Times New Roman" w:cs="Times New Roman"/>
+        </w:rPr>
+        <w:t>упр</w:t>
+      </w:r>
+      <w:proofErr w:type="spellEnd"/>
+      <w:r>
+        <w:rPr>
+          <w:rFonts w:eastAsia="Times New Roman" w:cs="Times New Roman"/>
+        </w:rPr>
+        <w:t xml:space="preserve"> = −2,2 </w:t>
+      </w:r>
+      <w:proofErr w:type="gramStart"/>
+      <w:r>
+        <w:rPr>
+          <w:rFonts w:eastAsia="Times New Roman" w:cs="Times New Roman"/>
+        </w:rPr>
+        <w:t xml:space="preserve">В:   </w:t>
+      </w:r>
+      <w:proofErr w:type="gramEnd"/>
+      <w:r>
+        <w:rPr>
+          <w:rFonts w:eastAsia="Times New Roman" w:cs="Times New Roman"/>
+          <w:lang w:val="en-US"/>
+        </w:rPr>
+        <w:t>D</w:t>
+      </w:r>
+      <w:r>
+        <w:rPr>
+          <w:rFonts w:eastAsia="Times New Roman" w:cs="Times New Roman"/>
+        </w:rPr>
+        <w:t>2 = 22410 = 0</w:t>
+      </w:r>
+      <w:r>
+        <w:rPr>
+          <w:rFonts w:eastAsia="Times New Roman" w:cs="Times New Roman"/>
+          <w:lang w:val="en-US"/>
+        </w:rPr>
+        <w:t>E</w:t>
+      </w:r>
+      <w:r>
+        <w:rPr>
+          <w:rFonts w:eastAsia="Times New Roman" w:cs="Times New Roman"/>
+        </w:rPr>
+        <w:t>0</w:t>
+      </w:r>
+      <w:r>
+        <w:rPr>
+          <w:rFonts w:eastAsia="Times New Roman" w:cs="Times New Roman"/>
+          <w:lang w:val="en-US"/>
+        </w:rPr>
+        <w:t>h</w:t>
+      </w:r>
+      <w:r>
+        <w:rPr>
+          <w:rFonts w:eastAsia="Times New Roman" w:cs="Times New Roman"/>
+        </w:rPr>
+        <w:t>.</w:t>
+      </w:r>
+    </w:p>
+    <w:p>
+      <w:pPr>
+        <w:spacing w:after="200" w:line="276" w:lineRule="auto"/>
+        <w:jc w:val="left"/>
+        <w:rPr>
+          <w:rFonts w:eastAsia="Times New Roman" w:cs="Times New Roman"/>
+        </w:rPr>
+      </w:pPr>
+      <w:r>
+        <w:rPr>
+          <w:rFonts w:eastAsia="Times New Roman" w:cs="Times New Roman"/>
+        </w:rPr>
+        <w:t xml:space="preserve">Полученные 10-разрядные коды заносятся в разряды </w:t>
+      </w:r>
+      <w:r>
+        <w:rPr>
+          <w:rFonts w:eastAsia="Times New Roman" w:cs="Times New Roman"/>
+          <w:lang w:val="en-US"/>
+        </w:rPr>
+        <w:t>D</w:t>
+      </w:r>
+      <w:r>
+        <w:rPr>
+          <w:rFonts w:eastAsia="Times New Roman" w:cs="Times New Roman"/>
+        </w:rPr>
+        <w:t>0…</w:t>
+      </w:r>
+      <w:r>
+        <w:rPr>
+          <w:rFonts w:eastAsia="Times New Roman" w:cs="Times New Roman"/>
+          <w:lang w:val="en-US"/>
+        </w:rPr>
+        <w:t>D</w:t>
+      </w:r>
+      <w:r>
+        <w:rPr>
+          <w:rFonts w:eastAsia="Times New Roman" w:cs="Times New Roman"/>
+        </w:rPr>
+        <w:t>9 порта 301</w:t>
+      </w:r>
+      <w:r>
+        <w:rPr>
+          <w:rFonts w:eastAsia="Times New Roman" w:cs="Times New Roman"/>
+          <w:lang w:val="en-US"/>
+        </w:rPr>
+        <w:t>h</w:t>
+      </w:r>
+      <w:r>
+        <w:rPr>
+          <w:rFonts w:eastAsia="Times New Roman" w:cs="Times New Roman"/>
+        </w:rPr>
+        <w:t xml:space="preserve">, после чего устанавливается бит 14 (запуск ЦАП). При формировании управляющего воздействия следует учитывать </w:t>
+      </w:r>
+      <w:r>
+        <w:rPr>
+          <w:rFonts w:eastAsia="Times New Roman" w:cs="Times New Roman"/>
+          <w:lang w:val="en-US"/>
+        </w:rPr>
+        <w:t>t</w:t>
+      </w:r>
+      <w:proofErr w:type="spellStart"/>
+      <w:r>
+        <w:rPr>
+          <w:rFonts w:eastAsia="Times New Roman" w:cs="Times New Roman"/>
+        </w:rPr>
+        <w:t>пр</w:t>
+      </w:r>
+      <w:proofErr w:type="spellEnd"/>
+      <w:r>
+        <w:rPr>
+          <w:rFonts w:eastAsia="Times New Roman" w:cs="Times New Roman"/>
+        </w:rPr>
+        <w:t xml:space="preserve"> ≤ 80 </w:t>
+      </w:r>
+      <w:proofErr w:type="spellStart"/>
+      <w:r>
+        <w:rPr>
+          <w:rFonts w:eastAsia="Times New Roman" w:cs="Times New Roman"/>
+        </w:rPr>
+        <w:t>мс</w:t>
+      </w:r>
+      <w:proofErr w:type="spellEnd"/>
+      <w:r>
+        <w:rPr>
+          <w:rFonts w:eastAsia="Times New Roman" w:cs="Times New Roman"/>
+        </w:rPr>
+        <w:t xml:space="preserve"> (обновление выходного напряжения ЦАП не чаще указанного времени).</w:t>
+      </w:r>
+    </w:p>
+    <w:p>
+      <w:pPr>
+        <w:spacing w:after="200" w:line="276" w:lineRule="auto"/>
+        <w:jc w:val="left"/>
+        <w:rPr>
+          <w:rFonts w:eastAsia="Times New Roman" w:cs="Times New Roman"/>
+        </w:rPr>
+      </w:pPr>
+    </w:p>
+    <w:p>
+      <w:pPr>
+        <w:spacing w:after="200" w:line="276" w:lineRule="auto"/>
+        <w:ind w:firstLine="0"/>
+        <w:jc w:val="left"/>
+        <w:rPr>
+          <w:rFonts w:eastAsia="Times New Roman" w:cs="Times New Roman"/>
+        </w:rPr>
+      </w:pPr>
+      <w:r>
+        <w:rPr>
+          <w:rFonts w:eastAsia="Times New Roman" w:cs="Times New Roman"/>
+          <w:b/>
+        </w:rPr>
+        <w:t>Пункт 6</w:t>
+      </w:r>
+    </w:p>
+    <w:p>
+      <w:pPr>
+        <w:tabs>
+          <w:tab w:val="num" w:pos="360"/>
+        </w:tabs>
+        <w:spacing w:after="200" w:line="276" w:lineRule="auto"/>
+        <w:ind w:left="360" w:hanging="360"/>
+        <w:contextualSpacing/>
+        <w:jc w:val="left"/>
+        <w:rPr>
+          <w:rFonts w:eastAsia="Times New Roman" w:cs="Times New Roman"/>
+        </w:rPr>
+      </w:pPr>
+      <w:r>
+        <w:rPr>
+          <w:rFonts w:eastAsia="Times New Roman" w:cs="Times New Roman"/>
+        </w:rPr>
+        <w:t xml:space="preserve">Дискретные датчики размера формируют сигналы </w:t>
+      </w:r>
+      <w:r>
+        <w:rPr>
+          <w:rFonts w:eastAsia="Times New Roman" w:cs="Times New Roman"/>
+          <w:lang w:val="en-US"/>
+        </w:rPr>
+        <w:t>DR</w:t>
+      </w:r>
+      <w:r>
+        <w:rPr>
+          <w:rFonts w:eastAsia="Times New Roman" w:cs="Times New Roman"/>
+        </w:rPr>
+        <w:t xml:space="preserve">1 и </w:t>
+      </w:r>
+      <w:r>
+        <w:rPr>
+          <w:rFonts w:eastAsia="Times New Roman" w:cs="Times New Roman"/>
+          <w:lang w:val="en-US"/>
+        </w:rPr>
+        <w:t>DR</w:t>
+      </w:r>
+      <w:r>
+        <w:rPr>
+          <w:rFonts w:eastAsia="Times New Roman" w:cs="Times New Roman"/>
+        </w:rPr>
+        <w:t>2 и подают их на входной порт 300</w:t>
+      </w:r>
+      <w:r>
+        <w:rPr>
+          <w:rFonts w:eastAsia="Times New Roman" w:cs="Times New Roman"/>
+          <w:lang w:val="en-US"/>
+        </w:rPr>
+        <w:t>h</w:t>
+      </w:r>
+      <w:r>
+        <w:rPr>
+          <w:rFonts w:eastAsia="Times New Roman" w:cs="Times New Roman"/>
+        </w:rPr>
+        <w:t xml:space="preserve">: </w:t>
+      </w:r>
+      <w:r>
+        <w:rPr>
+          <w:rFonts w:eastAsia="Times New Roman" w:cs="Times New Roman"/>
+          <w:lang w:val="en-US"/>
+        </w:rPr>
+        <w:t>DR</w:t>
+      </w:r>
+      <w:r>
+        <w:rPr>
+          <w:rFonts w:eastAsia="Times New Roman" w:cs="Times New Roman"/>
+        </w:rPr>
+        <w:t xml:space="preserve">1 — </w:t>
+      </w:r>
+      <w:r>
+        <w:rPr>
+          <w:rFonts w:eastAsia="Times New Roman" w:cs="Times New Roman"/>
+          <w:lang w:val="en-US"/>
+        </w:rPr>
+        <w:t>bit</w:t>
+      </w:r>
+      <w:r>
+        <w:rPr>
+          <w:rFonts w:eastAsia="Times New Roman" w:cs="Times New Roman"/>
+        </w:rPr>
+        <w:t xml:space="preserve">12, </w:t>
+      </w:r>
+      <w:r>
+        <w:rPr>
+          <w:rFonts w:eastAsia="Times New Roman" w:cs="Times New Roman"/>
+          <w:lang w:val="en-US"/>
+        </w:rPr>
+        <w:t>DR</w:t>
+      </w:r>
+      <w:r>
+        <w:rPr>
+          <w:rFonts w:eastAsia="Times New Roman" w:cs="Times New Roman"/>
+        </w:rPr>
+        <w:t xml:space="preserve">2 — </w:t>
+      </w:r>
+      <w:r>
+        <w:rPr>
+          <w:rFonts w:eastAsia="Times New Roman" w:cs="Times New Roman"/>
+          <w:lang w:val="en-US"/>
+        </w:rPr>
+        <w:t>bit</w:t>
+      </w:r>
+      <w:r>
+        <w:rPr>
+          <w:rFonts w:eastAsia="Times New Roman" w:cs="Times New Roman"/>
+        </w:rPr>
+        <w:t>13 (инверсный).</w:t>
+      </w:r>
+    </w:p>
+    <w:p>
+      <w:pPr>
+        <w:tabs>
+          <w:tab w:val="num" w:pos="360"/>
+        </w:tabs>
+        <w:spacing w:after="200" w:line="276" w:lineRule="auto"/>
+        <w:ind w:left="360" w:hanging="360"/>
+        <w:contextualSpacing/>
+        <w:jc w:val="left"/>
+        <w:rPr>
+          <w:rFonts w:eastAsia="Times New Roman" w:cs="Times New Roman"/>
+        </w:rPr>
+      </w:pPr>
+      <w:r>
+        <w:rPr>
+          <w:rFonts w:eastAsia="Times New Roman" w:cs="Times New Roman"/>
+        </w:rPr>
+        <w:t xml:space="preserve">Бесконтактные датчики температуры </w:t>
+      </w:r>
+      <w:r>
+        <w:rPr>
+          <w:rFonts w:eastAsia="Times New Roman" w:cs="Times New Roman"/>
+          <w:lang w:val="en-US"/>
+        </w:rPr>
+        <w:t>t</w:t>
+      </w:r>
+      <w:r>
+        <w:rPr>
+          <w:rFonts w:eastAsia="Times New Roman" w:cs="Times New Roman"/>
+        </w:rPr>
+        <w:t xml:space="preserve">1 и </w:t>
+      </w:r>
+      <w:r>
+        <w:rPr>
+          <w:rFonts w:eastAsia="Times New Roman" w:cs="Times New Roman"/>
+          <w:lang w:val="en-US"/>
+        </w:rPr>
+        <w:t>t</w:t>
+      </w:r>
+      <w:r>
+        <w:rPr>
+          <w:rFonts w:eastAsia="Times New Roman" w:cs="Times New Roman"/>
+        </w:rPr>
+        <w:t xml:space="preserve">2 формируют аналоговый сигнал </w:t>
+      </w:r>
+      <w:r>
+        <w:rPr>
+          <w:rFonts w:eastAsia="Times New Roman" w:cs="Times New Roman"/>
+          <w:lang w:val="en-US"/>
+        </w:rPr>
+        <w:t>U</w:t>
+      </w:r>
+      <w:r>
+        <w:rPr>
+          <w:rFonts w:eastAsia="Times New Roman" w:cs="Times New Roman"/>
+        </w:rPr>
+        <w:t>(</w:t>
+      </w:r>
+      <w:r>
+        <w:rPr>
+          <w:rFonts w:eastAsia="Times New Roman" w:cs="Times New Roman"/>
+          <w:lang w:val="en-US"/>
+        </w:rPr>
+        <w:t>T</w:t>
+      </w:r>
+      <w:r>
+        <w:rPr>
+          <w:rFonts w:eastAsia="Times New Roman" w:cs="Times New Roman"/>
+        </w:rPr>
+        <w:t xml:space="preserve">) в диапазоне −3…9,5 </w:t>
+      </w:r>
+      <w:proofErr w:type="gramStart"/>
+      <w:r>
+        <w:rPr>
+          <w:rFonts w:eastAsia="Times New Roman" w:cs="Times New Roman"/>
+        </w:rPr>
+        <w:t>В</w:t>
+      </w:r>
+      <w:proofErr w:type="gramEnd"/>
+      <w:r>
+        <w:rPr>
+          <w:rFonts w:eastAsia="Times New Roman" w:cs="Times New Roman"/>
+        </w:rPr>
+        <w:t>; выбор активного датчика выполняется мультиплексором по команде с порта 301</w:t>
+      </w:r>
+      <w:r>
+        <w:rPr>
+          <w:rFonts w:eastAsia="Times New Roman" w:cs="Times New Roman"/>
+          <w:lang w:val="en-US"/>
+        </w:rPr>
+        <w:t>h</w:t>
+      </w:r>
+      <w:r>
+        <w:rPr>
+          <w:rFonts w:eastAsia="Times New Roman" w:cs="Times New Roman"/>
+        </w:rPr>
+        <w:t xml:space="preserve"> (</w:t>
+      </w:r>
+      <w:r>
+        <w:rPr>
+          <w:rFonts w:eastAsia="Times New Roman" w:cs="Times New Roman"/>
+          <w:lang w:val="en-US"/>
+        </w:rPr>
+        <w:t>bit</w:t>
+      </w:r>
+      <w:r>
+        <w:rPr>
+          <w:rFonts w:eastAsia="Times New Roman" w:cs="Times New Roman"/>
+        </w:rPr>
+        <w:t>10).</w:t>
+      </w:r>
+    </w:p>
+    <w:p>
+      <w:pPr>
+        <w:tabs>
+          <w:tab w:val="num" w:pos="360"/>
+        </w:tabs>
+        <w:spacing w:after="200" w:line="276" w:lineRule="auto"/>
+        <w:ind w:left="360" w:hanging="360"/>
+        <w:contextualSpacing/>
+        <w:jc w:val="left"/>
+        <w:rPr>
+          <w:rFonts w:eastAsia="Times New Roman" w:cs="Times New Roman"/>
+        </w:rPr>
+      </w:pPr>
+      <w:r>
+        <w:rPr>
+          <w:rFonts w:eastAsia="Times New Roman" w:cs="Times New Roman"/>
+        </w:rPr>
+        <w:t>АЦП (</w:t>
+      </w:r>
+      <w:r>
+        <w:rPr>
+          <w:rFonts w:eastAsia="Times New Roman" w:cs="Times New Roman"/>
+          <w:lang w:val="en-US"/>
+        </w:rPr>
+        <w:t>n</w:t>
+      </w:r>
+      <w:r>
+        <w:rPr>
+          <w:rFonts w:eastAsia="Times New Roman" w:cs="Times New Roman"/>
+        </w:rPr>
+        <w:t xml:space="preserve">=12, </w:t>
+      </w:r>
+      <w:r>
+        <w:rPr>
+          <w:rFonts w:eastAsia="Times New Roman" w:cs="Times New Roman"/>
+          <w:lang w:val="en-US"/>
+        </w:rPr>
+        <w:t>U</w:t>
+      </w:r>
+      <w:proofErr w:type="spellStart"/>
+      <w:r>
+        <w:rPr>
+          <w:rFonts w:eastAsia="Times New Roman" w:cs="Times New Roman"/>
+        </w:rPr>
+        <w:t>вх</w:t>
+      </w:r>
+      <w:proofErr w:type="spellEnd"/>
+      <w:r>
+        <w:rPr>
+          <w:rFonts w:eastAsia="Times New Roman" w:cs="Times New Roman"/>
+        </w:rPr>
+        <w:t>=−10…+10 В) по сигналу «Запуск АЦП» (301</w:t>
+      </w:r>
+      <w:r>
+        <w:rPr>
+          <w:rFonts w:eastAsia="Times New Roman" w:cs="Times New Roman"/>
+          <w:lang w:val="en-US"/>
+        </w:rPr>
+        <w:t>h</w:t>
+      </w:r>
+      <w:r>
+        <w:rPr>
+          <w:rFonts w:eastAsia="Times New Roman" w:cs="Times New Roman"/>
+        </w:rPr>
+        <w:t xml:space="preserve"> </w:t>
+      </w:r>
+      <w:r>
+        <w:rPr>
+          <w:rFonts w:eastAsia="Times New Roman" w:cs="Times New Roman"/>
+          <w:lang w:val="en-US"/>
+        </w:rPr>
+        <w:t>bit</w:t>
+      </w:r>
+      <w:r>
+        <w:rPr>
+          <w:rFonts w:eastAsia="Times New Roman" w:cs="Times New Roman"/>
+        </w:rPr>
+        <w:t xml:space="preserve">15) выполняет преобразование и записывает 12‑разрядный код в разряды </w:t>
+      </w:r>
+      <w:r>
+        <w:rPr>
+          <w:rFonts w:eastAsia="Times New Roman" w:cs="Times New Roman"/>
+          <w:lang w:val="en-US"/>
+        </w:rPr>
+        <w:t>D</w:t>
+      </w:r>
+      <w:r>
+        <w:rPr>
+          <w:rFonts w:eastAsia="Times New Roman" w:cs="Times New Roman"/>
+        </w:rPr>
+        <w:t>0…</w:t>
+      </w:r>
+      <w:r>
+        <w:rPr>
+          <w:rFonts w:eastAsia="Times New Roman" w:cs="Times New Roman"/>
+          <w:lang w:val="en-US"/>
+        </w:rPr>
+        <w:t>D</w:t>
+      </w:r>
+      <w:r>
+        <w:rPr>
+          <w:rFonts w:eastAsia="Times New Roman" w:cs="Times New Roman"/>
+        </w:rPr>
+        <w:t>11 порта 300</w:t>
+      </w:r>
+      <w:r>
+        <w:rPr>
+          <w:rFonts w:eastAsia="Times New Roman" w:cs="Times New Roman"/>
+          <w:lang w:val="en-US"/>
+        </w:rPr>
+        <w:t>h</w:t>
+      </w:r>
+      <w:r>
+        <w:rPr>
+          <w:rFonts w:eastAsia="Times New Roman" w:cs="Times New Roman"/>
+        </w:rPr>
+        <w:t xml:space="preserve">, а также устанавливает признак готовности ГТ в </w:t>
+      </w:r>
+      <w:r>
+        <w:rPr>
+          <w:rFonts w:eastAsia="Times New Roman" w:cs="Times New Roman"/>
+          <w:lang w:val="en-US"/>
+        </w:rPr>
+        <w:t>bit</w:t>
+      </w:r>
+      <w:r>
+        <w:rPr>
+          <w:rFonts w:eastAsia="Times New Roman" w:cs="Times New Roman"/>
+        </w:rPr>
+        <w:t>15 порта 300</w:t>
+      </w:r>
+      <w:r>
+        <w:rPr>
+          <w:rFonts w:eastAsia="Times New Roman" w:cs="Times New Roman"/>
+          <w:lang w:val="en-US"/>
+        </w:rPr>
+        <w:t>h</w:t>
+      </w:r>
+      <w:r>
+        <w:rPr>
+          <w:rFonts w:eastAsia="Times New Roman" w:cs="Times New Roman"/>
+        </w:rPr>
+        <w:t>.</w:t>
+      </w:r>
+    </w:p>
+    <w:p>
+      <w:pPr>
+        <w:tabs>
+          <w:tab w:val="num" w:pos="360"/>
+        </w:tabs>
+        <w:spacing w:after="200" w:line="276" w:lineRule="auto"/>
+        <w:ind w:left="360" w:hanging="360"/>
+        <w:contextualSpacing/>
+        <w:jc w:val="left"/>
+        <w:rPr>
+          <w:rFonts w:eastAsia="Times New Roman" w:cs="Times New Roman"/>
+        </w:rPr>
+      </w:pPr>
+      <w:r>
+        <w:rPr>
+          <w:rFonts w:eastAsia="Times New Roman" w:cs="Times New Roman"/>
+        </w:rPr>
+        <w:t>ЦАП (</w:t>
+      </w:r>
+      <w:r>
+        <w:rPr>
+          <w:rFonts w:eastAsia="Times New Roman" w:cs="Times New Roman"/>
+          <w:lang w:val="en-US"/>
+        </w:rPr>
+        <w:t>m</w:t>
+      </w:r>
+      <w:r>
+        <w:rPr>
+          <w:rFonts w:eastAsia="Times New Roman" w:cs="Times New Roman"/>
+        </w:rPr>
+        <w:t xml:space="preserve">=10, </w:t>
+      </w:r>
+      <w:r>
+        <w:rPr>
+          <w:rFonts w:eastAsia="Times New Roman" w:cs="Times New Roman"/>
+          <w:lang w:val="en-US"/>
+        </w:rPr>
+        <w:t>U</w:t>
+      </w:r>
+      <w:proofErr w:type="spellStart"/>
+      <w:r>
+        <w:rPr>
+          <w:rFonts w:eastAsia="Times New Roman" w:cs="Times New Roman"/>
+        </w:rPr>
+        <w:t>вых</w:t>
+      </w:r>
+      <w:proofErr w:type="spellEnd"/>
+      <w:r>
+        <w:rPr>
+          <w:rFonts w:eastAsia="Times New Roman" w:cs="Times New Roman"/>
+        </w:rPr>
+        <w:t xml:space="preserve">=−6,4…+12,8 В) получает код из разрядов </w:t>
+      </w:r>
+      <w:r>
+        <w:rPr>
+          <w:rFonts w:eastAsia="Times New Roman" w:cs="Times New Roman"/>
+          <w:lang w:val="en-US"/>
+        </w:rPr>
+        <w:t>D</w:t>
+      </w:r>
+      <w:r>
+        <w:rPr>
+          <w:rFonts w:eastAsia="Times New Roman" w:cs="Times New Roman"/>
+        </w:rPr>
+        <w:t>0…</w:t>
+      </w:r>
+      <w:r>
+        <w:rPr>
+          <w:rFonts w:eastAsia="Times New Roman" w:cs="Times New Roman"/>
+          <w:lang w:val="en-US"/>
+        </w:rPr>
+        <w:t>D</w:t>
+      </w:r>
+      <w:r>
+        <w:rPr>
+          <w:rFonts w:eastAsia="Times New Roman" w:cs="Times New Roman"/>
+        </w:rPr>
+        <w:t>9 порта 301</w:t>
+      </w:r>
+      <w:r>
+        <w:rPr>
+          <w:rFonts w:eastAsia="Times New Roman" w:cs="Times New Roman"/>
+          <w:lang w:val="en-US"/>
+        </w:rPr>
+        <w:t>h</w:t>
+      </w:r>
+      <w:r>
+        <w:rPr>
+          <w:rFonts w:eastAsia="Times New Roman" w:cs="Times New Roman"/>
+        </w:rPr>
+        <w:t xml:space="preserve"> и по сигналу «Запуск ЦАП» (301</w:t>
+      </w:r>
+      <w:r>
+        <w:rPr>
+          <w:rFonts w:eastAsia="Times New Roman" w:cs="Times New Roman"/>
+          <w:lang w:val="en-US"/>
+        </w:rPr>
+        <w:t>h</w:t>
+      </w:r>
+      <w:r>
+        <w:rPr>
+          <w:rFonts w:eastAsia="Times New Roman" w:cs="Times New Roman"/>
+        </w:rPr>
+        <w:t xml:space="preserve"> </w:t>
+      </w:r>
+      <w:r>
+        <w:rPr>
+          <w:rFonts w:eastAsia="Times New Roman" w:cs="Times New Roman"/>
+          <w:lang w:val="en-US"/>
+        </w:rPr>
+        <w:t>bit</w:t>
+      </w:r>
+      <w:r>
+        <w:rPr>
+          <w:rFonts w:eastAsia="Times New Roman" w:cs="Times New Roman"/>
+        </w:rPr>
+        <w:t>14) формирует управляющее напряжение на двигатель через усилитель мощности (</w:t>
+      </w:r>
+      <w:r>
+        <w:rPr>
+          <w:rFonts w:eastAsia="Times New Roman" w:cs="Times New Roman"/>
+          <w:lang w:val="en-US"/>
+        </w:rPr>
+        <w:t>t</w:t>
+      </w:r>
+      <w:proofErr w:type="spellStart"/>
+      <w:r>
+        <w:rPr>
+          <w:rFonts w:eastAsia="Times New Roman" w:cs="Times New Roman"/>
+        </w:rPr>
+        <w:t>пр</w:t>
+      </w:r>
+      <w:proofErr w:type="spellEnd"/>
+      <w:r>
+        <w:rPr>
+          <w:rFonts w:eastAsia="Times New Roman" w:cs="Times New Roman"/>
+        </w:rPr>
+        <w:t xml:space="preserve"> ≤ 80 </w:t>
+      </w:r>
+      <w:proofErr w:type="spellStart"/>
+      <w:r>
+        <w:rPr>
+          <w:rFonts w:eastAsia="Times New Roman" w:cs="Times New Roman"/>
+        </w:rPr>
+        <w:t>мс</w:t>
+      </w:r>
+      <w:proofErr w:type="spellEnd"/>
+      <w:r>
+        <w:rPr>
+          <w:rFonts w:eastAsia="Times New Roman" w:cs="Times New Roman"/>
+        </w:rPr>
+        <w:t>).</w:t>
+      </w:r>
+    </w:p>
+    <w:p>
+      <w:pPr>
+        <w:tabs>
+          <w:tab w:val="num" w:pos="360"/>
+        </w:tabs>
+        <w:spacing w:after="200" w:line="276" w:lineRule="auto"/>
+        <w:ind w:left="360" w:hanging="360"/>
+        <w:contextualSpacing/>
+        <w:jc w:val="left"/>
+        <w:rPr>
+          <w:rFonts w:eastAsia="Times New Roman" w:cs="Times New Roman"/>
+        </w:rPr>
+      </w:pPr>
+      <w:r>
+        <w:rPr>
+          <w:rFonts w:eastAsia="Times New Roman" w:cs="Times New Roman"/>
+        </w:rPr>
+        <w:t>Дискретные команды исполнительным устройствам выдаются из порта 301</w:t>
+      </w:r>
+      <w:r>
+        <w:rPr>
+          <w:rFonts w:eastAsia="Times New Roman" w:cs="Times New Roman"/>
+          <w:lang w:val="en-US"/>
+        </w:rPr>
+        <w:t>h</w:t>
+      </w:r>
+      <w:r>
+        <w:rPr>
+          <w:rFonts w:eastAsia="Times New Roman" w:cs="Times New Roman"/>
+        </w:rPr>
+        <w:t xml:space="preserve">: </w:t>
+      </w:r>
+      <w:r>
+        <w:rPr>
+          <w:rFonts w:eastAsia="Times New Roman" w:cs="Times New Roman"/>
+          <w:lang w:val="en-US"/>
+        </w:rPr>
+        <w:t>bit</w:t>
+      </w:r>
+      <w:r>
+        <w:rPr>
+          <w:rFonts w:eastAsia="Times New Roman" w:cs="Times New Roman"/>
+        </w:rPr>
+        <w:t xml:space="preserve">11 — электромагнит заслонки брака; </w:t>
+      </w:r>
+      <w:r>
+        <w:rPr>
+          <w:rFonts w:eastAsia="Times New Roman" w:cs="Times New Roman"/>
+          <w:lang w:val="en-US"/>
+        </w:rPr>
+        <w:t>bit</w:t>
+      </w:r>
+      <w:r>
+        <w:rPr>
+          <w:rFonts w:eastAsia="Times New Roman" w:cs="Times New Roman"/>
+        </w:rPr>
+        <w:t xml:space="preserve">12 — команда «Поворот»; </w:t>
+      </w:r>
+      <w:r>
+        <w:rPr>
+          <w:rFonts w:eastAsia="Times New Roman" w:cs="Times New Roman"/>
+          <w:lang w:val="en-US"/>
+        </w:rPr>
+        <w:t>bit</w:t>
+      </w:r>
+      <w:r>
+        <w:rPr>
+          <w:rFonts w:eastAsia="Times New Roman" w:cs="Times New Roman"/>
+        </w:rPr>
+        <w:t>13 — команда «Возврат».</w:t>
+      </w:r>
+    </w:p>
+    <w:p>
+      <w:pPr>
+        <w:spacing w:after="200" w:line="276" w:lineRule="auto"/>
+        <w:ind w:firstLine="0"/>
+        <w:jc w:val="left"/>
+        <w:rPr>
+          <w:rFonts w:eastAsia="Times New Roman" w:cs="Times New Roman"/>
+        </w:rPr>
+      </w:pPr>
+      <w:r>
+        <w:rPr>
+          <w:rFonts w:eastAsia="Times New Roman" w:cs="Times New Roman"/>
+        </w:rPr>
+        <w:t>Алгоритм функционирования объекта (управляющая программа УВМ):</w:t>
+      </w:r>
+    </w:p>
+    <w:p>
+      <w:pPr>
+        <w:spacing w:after="200" w:line="276" w:lineRule="auto"/>
+        <w:ind w:firstLine="0"/>
+        <w:jc w:val="left"/>
+        <w:rPr>
+          <w:rFonts w:eastAsia="Times New Roman" w:cs="Times New Roman"/>
+        </w:rPr>
+      </w:pPr>
+      <w:r>
+        <w:rPr>
+          <w:rFonts w:eastAsia="Times New Roman" w:cs="Times New Roman"/>
+        </w:rPr>
+        <w:t>1. Считать слово порта 300</w:t>
+      </w:r>
+      <w:r>
+        <w:rPr>
+          <w:rFonts w:eastAsia="Times New Roman" w:cs="Times New Roman"/>
+          <w:lang w:val="en-US"/>
+        </w:rPr>
+        <w:t>h</w:t>
+      </w:r>
+      <w:r>
+        <w:rPr>
+          <w:rFonts w:eastAsia="Times New Roman" w:cs="Times New Roman"/>
+        </w:rPr>
+        <w:t xml:space="preserve"> и выделить дискретные признаки </w:t>
+      </w:r>
+      <w:r>
+        <w:rPr>
+          <w:rFonts w:eastAsia="Times New Roman" w:cs="Times New Roman"/>
+          <w:lang w:val="en-US"/>
+        </w:rPr>
+        <w:t>DR</w:t>
+      </w:r>
+      <w:r>
+        <w:rPr>
+          <w:rFonts w:eastAsia="Times New Roman" w:cs="Times New Roman"/>
+        </w:rPr>
+        <w:t>1 (</w:t>
+      </w:r>
+      <w:r>
+        <w:rPr>
+          <w:rFonts w:eastAsia="Times New Roman" w:cs="Times New Roman"/>
+          <w:lang w:val="en-US"/>
+        </w:rPr>
+        <w:t>bit</w:t>
+      </w:r>
+      <w:r>
+        <w:rPr>
+          <w:rFonts w:eastAsia="Times New Roman" w:cs="Times New Roman"/>
+        </w:rPr>
+        <w:t xml:space="preserve">12) и </w:t>
+      </w:r>
+      <w:r>
+        <w:rPr>
+          <w:rFonts w:eastAsia="Times New Roman" w:cs="Times New Roman"/>
+          <w:lang w:val="en-US"/>
+        </w:rPr>
+        <w:t>DR</w:t>
+      </w:r>
+      <w:r>
+        <w:rPr>
+          <w:rFonts w:eastAsia="Times New Roman" w:cs="Times New Roman"/>
+        </w:rPr>
+        <w:t>2 (</w:t>
+      </w:r>
+      <w:r>
+        <w:rPr>
+          <w:rFonts w:eastAsia="Times New Roman" w:cs="Times New Roman"/>
+          <w:lang w:val="en-US"/>
+        </w:rPr>
+        <w:t>bit</w:t>
+      </w:r>
+      <w:r>
+        <w:rPr>
+          <w:rFonts w:eastAsia="Times New Roman" w:cs="Times New Roman"/>
+        </w:rPr>
+        <w:t>13).</w:t>
+      </w:r>
+    </w:p>
+    <w:p>
+      <w:pPr>
+        <w:spacing w:after="200" w:line="276" w:lineRule="auto"/>
+        <w:ind w:firstLine="0"/>
+        <w:jc w:val="left"/>
+        <w:rPr>
+          <w:rFonts w:eastAsia="Times New Roman" w:cs="Times New Roman"/>
+        </w:rPr>
+      </w:pPr>
+      <w:r>
+        <w:rPr>
+          <w:rFonts w:eastAsia="Times New Roman" w:cs="Times New Roman"/>
+        </w:rPr>
+        <w:t xml:space="preserve">2. Если </w:t>
+      </w:r>
+      <w:r>
+        <w:rPr>
+          <w:rFonts w:eastAsia="Times New Roman" w:cs="Times New Roman"/>
+          <w:lang w:val="en-US"/>
+        </w:rPr>
+        <w:t>DR</w:t>
+      </w:r>
+      <w:r>
+        <w:rPr>
+          <w:rFonts w:eastAsia="Times New Roman" w:cs="Times New Roman"/>
+        </w:rPr>
+        <w:t>1=1 (размер меньше нормы), то установить в порте 301</w:t>
+      </w:r>
+      <w:r>
+        <w:rPr>
+          <w:rFonts w:eastAsia="Times New Roman" w:cs="Times New Roman"/>
+          <w:lang w:val="en-US"/>
+        </w:rPr>
+        <w:t>h</w:t>
+      </w:r>
+      <w:r>
+        <w:rPr>
+          <w:rFonts w:eastAsia="Times New Roman" w:cs="Times New Roman"/>
+        </w:rPr>
+        <w:t xml:space="preserve"> бит 11 (заслонка брака) =1; остальные управляющие биты (12,13) сбросить. Деталь направляется в корзину брака, дальнейшие действия не выполняются.</w:t>
+      </w:r>
+    </w:p>
+    <w:p>
+      <w:pPr>
+        <w:spacing w:after="200" w:line="276" w:lineRule="auto"/>
+        <w:ind w:firstLine="0"/>
+        <w:jc w:val="left"/>
+        <w:rPr>
+          <w:rFonts w:eastAsia="Times New Roman" w:cs="Times New Roman"/>
+        </w:rPr>
+      </w:pPr>
+      <w:r>
+        <w:rPr>
+          <w:rFonts w:eastAsia="Times New Roman" w:cs="Times New Roman"/>
+        </w:rPr>
+        <w:t xml:space="preserve">3. Если </w:t>
+      </w:r>
+      <w:r>
+        <w:rPr>
+          <w:rFonts w:eastAsia="Times New Roman" w:cs="Times New Roman"/>
+          <w:lang w:val="en-US"/>
+        </w:rPr>
+        <w:t>DR</w:t>
+      </w:r>
+      <w:r>
+        <w:rPr>
+          <w:rFonts w:eastAsia="Times New Roman" w:cs="Times New Roman"/>
+        </w:rPr>
+        <w:t xml:space="preserve">2=0 (размер больше нормы, инверсный датчик), то направить деталь в цех обработки: выдать на ЦАП управляющее напряжение +11,3 В (код </w:t>
+      </w:r>
+      <w:r>
+        <w:rPr>
+          <w:rFonts w:eastAsia="Times New Roman" w:cs="Times New Roman"/>
+          <w:lang w:val="en-US"/>
+        </w:rPr>
+        <w:t>D</w:t>
+      </w:r>
+      <w:r>
+        <w:rPr>
+          <w:rFonts w:eastAsia="Times New Roman" w:cs="Times New Roman"/>
+        </w:rPr>
+        <w:t>1=3</w:t>
+      </w:r>
+      <w:r>
+        <w:rPr>
+          <w:rFonts w:eastAsia="Times New Roman" w:cs="Times New Roman"/>
+          <w:lang w:val="en-US"/>
+        </w:rPr>
+        <w:t>B</w:t>
+      </w:r>
+      <w:r>
+        <w:rPr>
+          <w:rFonts w:eastAsia="Times New Roman" w:cs="Times New Roman"/>
+        </w:rPr>
+        <w:t>0</w:t>
+      </w:r>
+      <w:r>
+        <w:rPr>
+          <w:rFonts w:eastAsia="Times New Roman" w:cs="Times New Roman"/>
+          <w:lang w:val="en-US"/>
+        </w:rPr>
+        <w:t>h</w:t>
+      </w:r>
+      <w:r>
+        <w:rPr>
+          <w:rFonts w:eastAsia="Times New Roman" w:cs="Times New Roman"/>
+        </w:rPr>
+        <w:t xml:space="preserve"> в разряды </w:t>
+      </w:r>
+      <w:r>
+        <w:rPr>
+          <w:rFonts w:eastAsia="Times New Roman" w:cs="Times New Roman"/>
+          <w:lang w:val="en-US"/>
+        </w:rPr>
+        <w:t>D</w:t>
+      </w:r>
+      <w:r>
+        <w:rPr>
+          <w:rFonts w:eastAsia="Times New Roman" w:cs="Times New Roman"/>
+        </w:rPr>
+        <w:t>0…</w:t>
+      </w:r>
+      <w:r>
+        <w:rPr>
+          <w:rFonts w:eastAsia="Times New Roman" w:cs="Times New Roman"/>
+          <w:lang w:val="en-US"/>
+        </w:rPr>
+        <w:t>D</w:t>
+      </w:r>
+      <w:r>
+        <w:rPr>
+          <w:rFonts w:eastAsia="Times New Roman" w:cs="Times New Roman"/>
+        </w:rPr>
+        <w:t>9 порта 301</w:t>
+      </w:r>
+      <w:r>
+        <w:rPr>
+          <w:rFonts w:eastAsia="Times New Roman" w:cs="Times New Roman"/>
+          <w:lang w:val="en-US"/>
+        </w:rPr>
+        <w:t>h</w:t>
+      </w:r>
+      <w:r>
+        <w:rPr>
+          <w:rFonts w:eastAsia="Times New Roman" w:cs="Times New Roman"/>
+        </w:rPr>
+        <w:t xml:space="preserve">), установить </w:t>
+      </w:r>
+      <w:r>
+        <w:rPr>
+          <w:rFonts w:eastAsia="Times New Roman" w:cs="Times New Roman"/>
+          <w:lang w:val="en-US"/>
+        </w:rPr>
+        <w:t>bit</w:t>
+      </w:r>
+      <w:r>
+        <w:rPr>
+          <w:rFonts w:eastAsia="Times New Roman" w:cs="Times New Roman"/>
+        </w:rPr>
+        <w:t xml:space="preserve">12=1 (команда </w:t>
+      </w:r>
+      <w:r>
+        <w:rPr>
+          <w:rFonts w:eastAsia="Times New Roman" w:cs="Times New Roman"/>
+        </w:rPr>
+        <w:lastRenderedPageBreak/>
+        <w:t xml:space="preserve">«Поворот») и </w:t>
+      </w:r>
+      <w:r>
+        <w:rPr>
+          <w:rFonts w:eastAsia="Times New Roman" w:cs="Times New Roman"/>
+          <w:lang w:val="en-US"/>
+        </w:rPr>
+        <w:t>bit</w:t>
+      </w:r>
+      <w:r>
+        <w:rPr>
+          <w:rFonts w:eastAsia="Times New Roman" w:cs="Times New Roman"/>
+        </w:rPr>
+        <w:t xml:space="preserve">14=1 (запуск ЦАП). Выдержать паузу не менее </w:t>
+      </w:r>
+      <w:r>
+        <w:rPr>
+          <w:rFonts w:eastAsia="Times New Roman" w:cs="Times New Roman"/>
+          <w:lang w:val="en-US"/>
+        </w:rPr>
+        <w:t>t</w:t>
+      </w:r>
+      <w:proofErr w:type="spellStart"/>
+      <w:r>
+        <w:rPr>
+          <w:rFonts w:eastAsia="Times New Roman" w:cs="Times New Roman"/>
+        </w:rPr>
+        <w:t>пр</w:t>
+      </w:r>
+      <w:proofErr w:type="spellEnd"/>
+      <w:r>
+        <w:rPr>
+          <w:rFonts w:eastAsia="Times New Roman" w:cs="Times New Roman"/>
+        </w:rPr>
+        <w:t xml:space="preserve">(ЦАП)=80 </w:t>
+      </w:r>
+      <w:proofErr w:type="spellStart"/>
+      <w:r>
+        <w:rPr>
+          <w:rFonts w:eastAsia="Times New Roman" w:cs="Times New Roman"/>
+        </w:rPr>
+        <w:t>мс</w:t>
+      </w:r>
+      <w:proofErr w:type="spellEnd"/>
+      <w:r>
+        <w:rPr>
+          <w:rFonts w:eastAsia="Times New Roman" w:cs="Times New Roman"/>
+        </w:rPr>
+        <w:t>, затем удерживать воздействие в течение 36 с.</w:t>
+      </w:r>
+    </w:p>
+    <w:p>
+      <w:pPr>
+        <w:spacing w:after="200" w:line="276" w:lineRule="auto"/>
+        <w:ind w:firstLine="0"/>
+        <w:jc w:val="left"/>
+        <w:rPr>
+          <w:rFonts w:eastAsia="Times New Roman" w:cs="Times New Roman"/>
+        </w:rPr>
+      </w:pPr>
+      <w:r>
+        <w:rPr>
+          <w:rFonts w:eastAsia="Times New Roman" w:cs="Times New Roman"/>
+        </w:rPr>
+        <w:t xml:space="preserve">4. После завершения поворота выполнить возврат механизма в исходное положение: выдать на ЦАП напряжение −2,2 В (код </w:t>
+      </w:r>
+      <w:r>
+        <w:rPr>
+          <w:rFonts w:eastAsia="Times New Roman" w:cs="Times New Roman"/>
+          <w:lang w:val="en-US"/>
+        </w:rPr>
+        <w:t>D</w:t>
+      </w:r>
+      <w:r>
+        <w:rPr>
+          <w:rFonts w:eastAsia="Times New Roman" w:cs="Times New Roman"/>
+        </w:rPr>
+        <w:t>2=0</w:t>
+      </w:r>
+      <w:r>
+        <w:rPr>
+          <w:rFonts w:eastAsia="Times New Roman" w:cs="Times New Roman"/>
+          <w:lang w:val="en-US"/>
+        </w:rPr>
+        <w:t>E</w:t>
+      </w:r>
+      <w:r>
+        <w:rPr>
+          <w:rFonts w:eastAsia="Times New Roman" w:cs="Times New Roman"/>
+        </w:rPr>
+        <w:t>0</w:t>
+      </w:r>
+      <w:r>
+        <w:rPr>
+          <w:rFonts w:eastAsia="Times New Roman" w:cs="Times New Roman"/>
+          <w:lang w:val="en-US"/>
+        </w:rPr>
+        <w:t>h</w:t>
+      </w:r>
+      <w:r>
+        <w:rPr>
+          <w:rFonts w:eastAsia="Times New Roman" w:cs="Times New Roman"/>
+        </w:rPr>
+        <w:t xml:space="preserve">), установить </w:t>
+      </w:r>
+      <w:r>
+        <w:rPr>
+          <w:rFonts w:eastAsia="Times New Roman" w:cs="Times New Roman"/>
+          <w:lang w:val="en-US"/>
+        </w:rPr>
+        <w:t>bit</w:t>
+      </w:r>
+      <w:r>
+        <w:rPr>
+          <w:rFonts w:eastAsia="Times New Roman" w:cs="Times New Roman"/>
+        </w:rPr>
+        <w:t xml:space="preserve">13=1 (команда «Возврат») и </w:t>
+      </w:r>
+      <w:r>
+        <w:rPr>
+          <w:rFonts w:eastAsia="Times New Roman" w:cs="Times New Roman"/>
+          <w:lang w:val="en-US"/>
+        </w:rPr>
+        <w:t>bit</w:t>
+      </w:r>
+      <w:r>
+        <w:rPr>
+          <w:rFonts w:eastAsia="Times New Roman" w:cs="Times New Roman"/>
+        </w:rPr>
+        <w:t xml:space="preserve">14=1 (запуск ЦАП). Выдержать паузу ≥80 </w:t>
+      </w:r>
+      <w:proofErr w:type="spellStart"/>
+      <w:r>
+        <w:rPr>
+          <w:rFonts w:eastAsia="Times New Roman" w:cs="Times New Roman"/>
+        </w:rPr>
+        <w:t>мс</w:t>
+      </w:r>
+      <w:proofErr w:type="spellEnd"/>
+      <w:r>
+        <w:rPr>
+          <w:rFonts w:eastAsia="Times New Roman" w:cs="Times New Roman"/>
+        </w:rPr>
+        <w:t xml:space="preserve"> и обеспечить время отработки возврата (в отчёте принимается равным времени поворота, если иное не задано экспериментально).</w:t>
+      </w:r>
+    </w:p>
+    <w:p>
+      <w:pPr>
+        <w:spacing w:after="200" w:line="276" w:lineRule="auto"/>
+        <w:ind w:firstLine="0"/>
+        <w:jc w:val="left"/>
+        <w:rPr>
+          <w:rFonts w:eastAsia="Times New Roman" w:cs="Times New Roman"/>
+        </w:rPr>
+      </w:pPr>
+      <w:r>
+        <w:rPr>
+          <w:rFonts w:eastAsia="Times New Roman" w:cs="Times New Roman"/>
+        </w:rPr>
+        <w:t>5. После направления детали в цех обработки выполнить цикл измерения температуры двумя датчиками до достижения среднего значения 60 °</w:t>
+      </w:r>
+      <w:r>
+        <w:rPr>
+          <w:rFonts w:eastAsia="Times New Roman" w:cs="Times New Roman"/>
+          <w:lang w:val="en-US"/>
+        </w:rPr>
+        <w:t>C</w:t>
+      </w:r>
+      <w:r>
+        <w:rPr>
+          <w:rFonts w:eastAsia="Times New Roman" w:cs="Times New Roman"/>
+        </w:rPr>
+        <w:t xml:space="preserve">: а) выбрать датчик </w:t>
+      </w:r>
+      <w:r>
+        <w:rPr>
+          <w:rFonts w:eastAsia="Times New Roman" w:cs="Times New Roman"/>
+          <w:lang w:val="en-US"/>
+        </w:rPr>
+        <w:t>t</w:t>
+      </w:r>
+      <w:r>
+        <w:rPr>
+          <w:rFonts w:eastAsia="Times New Roman" w:cs="Times New Roman"/>
+        </w:rPr>
+        <w:t>1 (301</w:t>
+      </w:r>
+      <w:r>
+        <w:rPr>
+          <w:rFonts w:eastAsia="Times New Roman" w:cs="Times New Roman"/>
+          <w:lang w:val="en-US"/>
+        </w:rPr>
+        <w:t>h</w:t>
+      </w:r>
+      <w:r>
+        <w:rPr>
+          <w:rFonts w:eastAsia="Times New Roman" w:cs="Times New Roman"/>
+        </w:rPr>
+        <w:t xml:space="preserve"> </w:t>
+      </w:r>
+      <w:r>
+        <w:rPr>
+          <w:rFonts w:eastAsia="Times New Roman" w:cs="Times New Roman"/>
+          <w:lang w:val="en-US"/>
+        </w:rPr>
+        <w:t>bit</w:t>
+      </w:r>
+      <w:r>
+        <w:rPr>
+          <w:rFonts w:eastAsia="Times New Roman" w:cs="Times New Roman"/>
+        </w:rPr>
+        <w:t>10=0), подать сигнал «Запуск АЦП» (301</w:t>
+      </w:r>
+      <w:r>
+        <w:rPr>
+          <w:rFonts w:eastAsia="Times New Roman" w:cs="Times New Roman"/>
+          <w:lang w:val="en-US"/>
+        </w:rPr>
+        <w:t>h</w:t>
+      </w:r>
+      <w:r>
+        <w:rPr>
+          <w:rFonts w:eastAsia="Times New Roman" w:cs="Times New Roman"/>
+        </w:rPr>
+        <w:t xml:space="preserve"> </w:t>
+      </w:r>
+      <w:r>
+        <w:rPr>
+          <w:rFonts w:eastAsia="Times New Roman" w:cs="Times New Roman"/>
+          <w:lang w:val="en-US"/>
+        </w:rPr>
+        <w:t>bit</w:t>
+      </w:r>
+      <w:r>
+        <w:rPr>
+          <w:rFonts w:eastAsia="Times New Roman" w:cs="Times New Roman"/>
+        </w:rPr>
+        <w:t>15=1), ожидать ГТ=1 (300</w:t>
+      </w:r>
+      <w:r>
+        <w:rPr>
+          <w:rFonts w:eastAsia="Times New Roman" w:cs="Times New Roman"/>
+          <w:lang w:val="en-US"/>
+        </w:rPr>
+        <w:t>h</w:t>
+      </w:r>
+      <w:r>
+        <w:rPr>
+          <w:rFonts w:eastAsia="Times New Roman" w:cs="Times New Roman"/>
+        </w:rPr>
+        <w:t xml:space="preserve"> </w:t>
+      </w:r>
+      <w:r>
+        <w:rPr>
+          <w:rFonts w:eastAsia="Times New Roman" w:cs="Times New Roman"/>
+          <w:lang w:val="en-US"/>
+        </w:rPr>
+        <w:t>bit</w:t>
+      </w:r>
+      <w:r>
+        <w:rPr>
+          <w:rFonts w:eastAsia="Times New Roman" w:cs="Times New Roman"/>
+        </w:rPr>
+        <w:t xml:space="preserve">15), считать код </w:t>
+      </w:r>
+      <w:r>
+        <w:rPr>
+          <w:rFonts w:eastAsia="Times New Roman" w:cs="Times New Roman"/>
+          <w:lang w:val="en-US"/>
+        </w:rPr>
+        <w:t>D</w:t>
+      </w:r>
+      <w:r>
+        <w:rPr>
+          <w:rFonts w:eastAsia="Times New Roman" w:cs="Times New Roman"/>
+        </w:rPr>
+        <w:t>0…</w:t>
+      </w:r>
+      <w:r>
+        <w:rPr>
+          <w:rFonts w:eastAsia="Times New Roman" w:cs="Times New Roman"/>
+          <w:lang w:val="en-US"/>
+        </w:rPr>
+        <w:t>D</w:t>
+      </w:r>
+      <w:r>
+        <w:rPr>
+          <w:rFonts w:eastAsia="Times New Roman" w:cs="Times New Roman"/>
+        </w:rPr>
+        <w:t xml:space="preserve">11, преобразовать в </w:t>
+      </w:r>
+      <w:r>
+        <w:rPr>
+          <w:rFonts w:eastAsia="Times New Roman" w:cs="Times New Roman"/>
+          <w:lang w:val="en-US"/>
+        </w:rPr>
+        <w:t>U</w:t>
+      </w:r>
+      <w:r>
+        <w:rPr>
+          <w:rFonts w:eastAsia="Times New Roman" w:cs="Times New Roman"/>
+        </w:rPr>
+        <w:t xml:space="preserve"> и </w:t>
+      </w:r>
+      <w:r>
+        <w:rPr>
+          <w:rFonts w:eastAsia="Times New Roman" w:cs="Times New Roman"/>
+          <w:lang w:val="en-US"/>
+        </w:rPr>
+        <w:t>T</w:t>
+      </w:r>
+      <w:r>
+        <w:rPr>
+          <w:rFonts w:eastAsia="Times New Roman" w:cs="Times New Roman"/>
+        </w:rPr>
+        <w:t xml:space="preserve">1; б) с периодом 0,5 с аналогично опрашивать датчик </w:t>
+      </w:r>
+      <w:r>
+        <w:rPr>
+          <w:rFonts w:eastAsia="Times New Roman" w:cs="Times New Roman"/>
+          <w:lang w:val="en-US"/>
+        </w:rPr>
+        <w:t>t</w:t>
+      </w:r>
+      <w:r>
+        <w:rPr>
+          <w:rFonts w:eastAsia="Times New Roman" w:cs="Times New Roman"/>
+        </w:rPr>
+        <w:t>2 (301</w:t>
+      </w:r>
+      <w:r>
+        <w:rPr>
+          <w:rFonts w:eastAsia="Times New Roman" w:cs="Times New Roman"/>
+          <w:lang w:val="en-US"/>
+        </w:rPr>
+        <w:t>h</w:t>
+      </w:r>
+      <w:r>
+        <w:rPr>
+          <w:rFonts w:eastAsia="Times New Roman" w:cs="Times New Roman"/>
+        </w:rPr>
+        <w:t xml:space="preserve"> </w:t>
+      </w:r>
+      <w:r>
+        <w:rPr>
+          <w:rFonts w:eastAsia="Times New Roman" w:cs="Times New Roman"/>
+          <w:lang w:val="en-US"/>
+        </w:rPr>
+        <w:t>bit</w:t>
+      </w:r>
+      <w:r>
+        <w:rPr>
+          <w:rFonts w:eastAsia="Times New Roman" w:cs="Times New Roman"/>
+        </w:rPr>
+        <w:t xml:space="preserve">10=1) и получить </w:t>
+      </w:r>
+      <w:r>
+        <w:rPr>
+          <w:rFonts w:eastAsia="Times New Roman" w:cs="Times New Roman"/>
+          <w:lang w:val="en-US"/>
+        </w:rPr>
+        <w:t>T</w:t>
+      </w:r>
+      <w:r>
+        <w:rPr>
+          <w:rFonts w:eastAsia="Times New Roman" w:cs="Times New Roman"/>
+        </w:rPr>
+        <w:t xml:space="preserve">2; в) вычислять среднее значение </w:t>
+      </w:r>
+      <w:r>
+        <w:rPr>
+          <w:rFonts w:eastAsia="Times New Roman" w:cs="Times New Roman"/>
+          <w:lang w:val="en-US"/>
+        </w:rPr>
+        <w:t>T</w:t>
+      </w:r>
+      <w:r>
+        <w:rPr>
+          <w:rFonts w:eastAsia="Times New Roman" w:cs="Times New Roman"/>
+        </w:rPr>
+        <w:t>ср=(</w:t>
+      </w:r>
+      <w:r>
+        <w:rPr>
+          <w:rFonts w:eastAsia="Times New Roman" w:cs="Times New Roman"/>
+          <w:lang w:val="en-US"/>
+        </w:rPr>
+        <w:t>T</w:t>
+      </w:r>
+      <w:r>
+        <w:rPr>
+          <w:rFonts w:eastAsia="Times New Roman" w:cs="Times New Roman"/>
+        </w:rPr>
+        <w:t>1+</w:t>
+      </w:r>
+      <w:r>
+        <w:rPr>
+          <w:rFonts w:eastAsia="Times New Roman" w:cs="Times New Roman"/>
+          <w:lang w:val="en-US"/>
+        </w:rPr>
+        <w:t>T</w:t>
+      </w:r>
+      <w:r>
+        <w:rPr>
+          <w:rFonts w:eastAsia="Times New Roman" w:cs="Times New Roman"/>
+        </w:rPr>
+        <w:t>2)/2 и сравнивать с порогом 60 °</w:t>
+      </w:r>
+      <w:r>
+        <w:rPr>
+          <w:rFonts w:eastAsia="Times New Roman" w:cs="Times New Roman"/>
+          <w:lang w:val="en-US"/>
+        </w:rPr>
+        <w:t>C</w:t>
+      </w:r>
+      <w:r>
+        <w:rPr>
+          <w:rFonts w:eastAsia="Times New Roman" w:cs="Times New Roman"/>
+        </w:rPr>
+        <w:t xml:space="preserve">. При </w:t>
+      </w:r>
+      <w:r>
+        <w:rPr>
+          <w:rFonts w:eastAsia="Times New Roman" w:cs="Times New Roman"/>
+          <w:lang w:val="en-US"/>
+        </w:rPr>
+        <w:t>T</w:t>
+      </w:r>
+      <w:r>
+        <w:rPr>
+          <w:rFonts w:eastAsia="Times New Roman" w:cs="Times New Roman"/>
+        </w:rPr>
+        <w:t>ср ≥ 60 °</w:t>
+      </w:r>
+      <w:r>
+        <w:rPr>
+          <w:rFonts w:eastAsia="Times New Roman" w:cs="Times New Roman"/>
+          <w:lang w:val="en-US"/>
+        </w:rPr>
+        <w:t>C</w:t>
+      </w:r>
+      <w:r>
+        <w:rPr>
+          <w:rFonts w:eastAsia="Times New Roman" w:cs="Times New Roman"/>
+        </w:rPr>
+        <w:t xml:space="preserve"> завершить цикл контроля температуры.</w:t>
+      </w:r>
+    </w:p>
+    <w:p>
+      <w:pPr>
+        <w:spacing w:after="200" w:line="276" w:lineRule="auto"/>
+        <w:ind w:firstLine="0"/>
+        <w:jc w:val="left"/>
+        <w:rPr>
+          <w:rFonts w:eastAsia="Times New Roman" w:cs="Times New Roman"/>
+        </w:rPr>
+      </w:pPr>
+      <w:r>
+        <w:rPr>
+          <w:rFonts w:eastAsia="Times New Roman" w:cs="Times New Roman"/>
+        </w:rPr>
+        <w:t>6. Сбросить управляющие биты порта 301</w:t>
+      </w:r>
+      <w:r>
+        <w:rPr>
+          <w:rFonts w:eastAsia="Times New Roman" w:cs="Times New Roman"/>
+          <w:lang w:val="en-US"/>
+        </w:rPr>
+        <w:t>h</w:t>
+      </w:r>
+      <w:r>
+        <w:rPr>
+          <w:rFonts w:eastAsia="Times New Roman" w:cs="Times New Roman"/>
+        </w:rPr>
+        <w:t xml:space="preserve"> (11–15) в исходное состояние и перейти к обработке следующей детали (переход к шагу 1).</w:t>
+      </w:r>
+    </w:p>
+    <w:p>
+      <w:pPr>
+        <w:spacing w:after="200" w:line="276" w:lineRule="auto"/>
+        <w:ind w:firstLine="0"/>
+        <w:jc w:val="left"/>
+        <w:rPr>
+          <w:rFonts w:eastAsia="Times New Roman" w:cs="Times New Roman"/>
+        </w:rPr>
+      </w:pPr>
+    </w:p>
+    <w:p>
+      <w:pPr>
+        <w:spacing w:after="200" w:line="276" w:lineRule="auto"/>
+        <w:ind w:firstLine="0"/>
+        <w:jc w:val="left"/>
+        <w:rPr>
+          <w:rFonts w:eastAsia="Times New Roman" w:cs="Times New Roman"/>
+        </w:rPr>
+      </w:pPr>
+      <w:r>
+        <w:rPr>
+          <w:rFonts w:eastAsia="Times New Roman" w:cs="Times New Roman"/>
+          <w:b/>
+        </w:rPr>
+        <w:t>Пункт 7</w:t>
+      </w:r>
+    </w:p>
+    <w:p>
+      <w:pPr>
+        <w:spacing w:after="200" w:line="276" w:lineRule="auto"/>
+        <w:ind w:firstLine="0"/>
+        <w:jc w:val="left"/>
+        <w:rPr>
+          <w:rFonts w:eastAsia="Times New Roman" w:cs="Times New Roman"/>
+        </w:rPr>
+      </w:pPr>
+      <w:r>
+        <w:rPr>
+          <w:rFonts w:eastAsia="Times New Roman" w:cs="Times New Roman"/>
+        </w:rPr>
+        <w:t>Параметры временных задержек:</w:t>
+      </w:r>
+    </w:p>
+    <w:p>
+      <w:pPr>
+        <w:tabs>
+          <w:tab w:val="num" w:pos="360"/>
+        </w:tabs>
+        <w:spacing w:after="200" w:line="276" w:lineRule="auto"/>
+        <w:ind w:left="360" w:hanging="360"/>
+        <w:contextualSpacing/>
+        <w:jc w:val="left"/>
+        <w:rPr>
+          <w:rFonts w:eastAsia="Times New Roman" w:cs="Times New Roman"/>
+        </w:rPr>
+      </w:pPr>
+      <w:r>
+        <w:rPr>
+          <w:rFonts w:eastAsia="Times New Roman" w:cs="Times New Roman"/>
+        </w:rPr>
+        <w:t xml:space="preserve">Интервал опроса датчика </w:t>
+      </w:r>
+      <w:r>
+        <w:rPr>
+          <w:rFonts w:eastAsia="Times New Roman" w:cs="Times New Roman"/>
+          <w:lang w:val="en-US"/>
+        </w:rPr>
+        <w:t>t</w:t>
+      </w:r>
+      <w:r>
+        <w:rPr>
+          <w:rFonts w:eastAsia="Times New Roman" w:cs="Times New Roman"/>
+        </w:rPr>
+        <w:t xml:space="preserve">1: </w:t>
+      </w:r>
+      <w:proofErr w:type="spellStart"/>
+      <w:r>
+        <w:rPr>
+          <w:rFonts w:eastAsia="Times New Roman" w:cs="Times New Roman"/>
+          <w:lang w:val="en-US"/>
+        </w:rPr>
+        <w:t>Δt</w:t>
+      </w:r>
+      <w:proofErr w:type="spellEnd"/>
+      <w:r>
+        <w:rPr>
+          <w:rFonts w:eastAsia="Times New Roman" w:cs="Times New Roman"/>
+        </w:rPr>
+        <w:t>1 = 0,1 с.</w:t>
+      </w:r>
+    </w:p>
+    <w:p>
+      <w:pPr>
+        <w:tabs>
+          <w:tab w:val="num" w:pos="360"/>
+        </w:tabs>
+        <w:spacing w:after="200" w:line="276" w:lineRule="auto"/>
+        <w:ind w:left="360" w:hanging="360"/>
+        <w:contextualSpacing/>
+        <w:jc w:val="left"/>
+        <w:rPr>
+          <w:rFonts w:eastAsia="Times New Roman" w:cs="Times New Roman"/>
+        </w:rPr>
+      </w:pPr>
+      <w:r>
+        <w:rPr>
+          <w:rFonts w:eastAsia="Times New Roman" w:cs="Times New Roman"/>
+        </w:rPr>
+        <w:t xml:space="preserve">Интервал опроса датчика </w:t>
+      </w:r>
+      <w:r>
+        <w:rPr>
+          <w:rFonts w:eastAsia="Times New Roman" w:cs="Times New Roman"/>
+          <w:lang w:val="en-US"/>
+        </w:rPr>
+        <w:t>t</w:t>
+      </w:r>
+      <w:r>
+        <w:rPr>
+          <w:rFonts w:eastAsia="Times New Roman" w:cs="Times New Roman"/>
+        </w:rPr>
+        <w:t xml:space="preserve">2: </w:t>
+      </w:r>
+      <w:proofErr w:type="spellStart"/>
+      <w:r>
+        <w:rPr>
+          <w:rFonts w:eastAsia="Times New Roman" w:cs="Times New Roman"/>
+          <w:lang w:val="en-US"/>
+        </w:rPr>
+        <w:t>Δt</w:t>
+      </w:r>
+      <w:proofErr w:type="spellEnd"/>
+      <w:r>
+        <w:rPr>
+          <w:rFonts w:eastAsia="Times New Roman" w:cs="Times New Roman"/>
+        </w:rPr>
+        <w:t>2 = 0,5 с.</w:t>
+      </w:r>
+    </w:p>
+    <w:p>
+      <w:pPr>
+        <w:tabs>
+          <w:tab w:val="num" w:pos="360"/>
+        </w:tabs>
+        <w:spacing w:after="200" w:line="276" w:lineRule="auto"/>
+        <w:ind w:left="360" w:hanging="360"/>
+        <w:contextualSpacing/>
+        <w:jc w:val="left"/>
+        <w:rPr>
+          <w:rFonts w:eastAsia="Times New Roman" w:cs="Times New Roman"/>
+        </w:rPr>
+      </w:pPr>
+      <w:r>
+        <w:rPr>
+          <w:rFonts w:eastAsia="Times New Roman" w:cs="Times New Roman"/>
+        </w:rPr>
+        <w:t xml:space="preserve">Время воздействия на двигатель при повороте: </w:t>
+      </w:r>
+      <w:r>
+        <w:rPr>
+          <w:rFonts w:eastAsia="Times New Roman" w:cs="Times New Roman"/>
+          <w:lang w:val="en-US"/>
+        </w:rPr>
+        <w:t>t</w:t>
+      </w:r>
+      <w:proofErr w:type="spellStart"/>
+      <w:r>
+        <w:rPr>
+          <w:rFonts w:eastAsia="Times New Roman" w:cs="Times New Roman"/>
+        </w:rPr>
+        <w:t>повор</w:t>
+      </w:r>
+      <w:proofErr w:type="spellEnd"/>
+      <w:r>
+        <w:rPr>
+          <w:rFonts w:eastAsia="Times New Roman" w:cs="Times New Roman"/>
+        </w:rPr>
+        <w:t xml:space="preserve"> = 36 с (по индивидуальному условию).</w:t>
+      </w:r>
+    </w:p>
+    <w:p>
+      <w:pPr>
+        <w:tabs>
+          <w:tab w:val="num" w:pos="360"/>
+        </w:tabs>
+        <w:spacing w:after="200" w:line="276" w:lineRule="auto"/>
+        <w:ind w:left="360" w:hanging="360"/>
+        <w:contextualSpacing/>
+        <w:jc w:val="left"/>
+        <w:rPr>
+          <w:rFonts w:eastAsia="Times New Roman" w:cs="Times New Roman"/>
+        </w:rPr>
+      </w:pPr>
+      <w:r>
+        <w:rPr>
+          <w:rFonts w:eastAsia="Times New Roman" w:cs="Times New Roman"/>
+        </w:rPr>
+        <w:t xml:space="preserve">Время преобразования ЦАП: </w:t>
+      </w:r>
+      <w:r>
+        <w:rPr>
+          <w:rFonts w:eastAsia="Times New Roman" w:cs="Times New Roman"/>
+          <w:lang w:val="en-US"/>
+        </w:rPr>
+        <w:t>t</w:t>
+      </w:r>
+      <w:proofErr w:type="spellStart"/>
+      <w:r>
+        <w:rPr>
+          <w:rFonts w:eastAsia="Times New Roman" w:cs="Times New Roman"/>
+        </w:rPr>
+        <w:t>пр</w:t>
+      </w:r>
+      <w:proofErr w:type="spellEnd"/>
+      <w:r>
+        <w:rPr>
+          <w:rFonts w:eastAsia="Times New Roman" w:cs="Times New Roman"/>
+        </w:rPr>
+        <w:t xml:space="preserve">(ЦАП) ≤ 80 </w:t>
+      </w:r>
+      <w:proofErr w:type="spellStart"/>
+      <w:r>
+        <w:rPr>
+          <w:rFonts w:eastAsia="Times New Roman" w:cs="Times New Roman"/>
+        </w:rPr>
+        <w:t>мс</w:t>
+      </w:r>
+      <w:proofErr w:type="spellEnd"/>
+      <w:r>
+        <w:rPr>
+          <w:rFonts w:eastAsia="Times New Roman" w:cs="Times New Roman"/>
+        </w:rPr>
+        <w:t xml:space="preserve">; после установки кода и сигнала запуска необходимо выдерживать паузу не менее 80 </w:t>
+      </w:r>
+      <w:proofErr w:type="spellStart"/>
+      <w:r>
+        <w:rPr>
+          <w:rFonts w:eastAsia="Times New Roman" w:cs="Times New Roman"/>
+        </w:rPr>
+        <w:t>мс</w:t>
+      </w:r>
+      <w:proofErr w:type="spellEnd"/>
+      <w:r>
+        <w:rPr>
+          <w:rFonts w:eastAsia="Times New Roman" w:cs="Times New Roman"/>
+        </w:rPr>
+        <w:t xml:space="preserve"> до следующего обновления.</w:t>
+      </w:r>
+    </w:p>
+    <w:p>
+      <w:pPr>
+        <w:tabs>
+          <w:tab w:val="num" w:pos="360"/>
+        </w:tabs>
+        <w:spacing w:after="200" w:line="276" w:lineRule="auto"/>
+        <w:ind w:left="360" w:hanging="360"/>
+        <w:contextualSpacing/>
+        <w:jc w:val="left"/>
+        <w:rPr>
+          <w:rFonts w:eastAsia="Times New Roman" w:cs="Times New Roman"/>
+        </w:rPr>
+      </w:pPr>
+      <w:r>
+        <w:rPr>
+          <w:rFonts w:eastAsia="Times New Roman" w:cs="Times New Roman"/>
+        </w:rPr>
+        <w:t xml:space="preserve">Время преобразования АЦП не задано; для расчётов принимается типовое значение </w:t>
+      </w:r>
+      <w:r>
+        <w:rPr>
+          <w:rFonts w:eastAsia="Times New Roman" w:cs="Times New Roman"/>
+          <w:lang w:val="en-US"/>
+        </w:rPr>
+        <w:t>t</w:t>
+      </w:r>
+      <w:proofErr w:type="spellStart"/>
+      <w:r>
+        <w:rPr>
+          <w:rFonts w:eastAsia="Times New Roman" w:cs="Times New Roman"/>
+        </w:rPr>
+        <w:t>пр</w:t>
+      </w:r>
+      <w:proofErr w:type="spellEnd"/>
+      <w:r>
+        <w:rPr>
+          <w:rFonts w:eastAsia="Times New Roman" w:cs="Times New Roman"/>
+        </w:rPr>
+        <w:t xml:space="preserve">(АЦП) ≈ 20 </w:t>
+      </w:r>
+      <w:proofErr w:type="spellStart"/>
+      <w:r>
+        <w:rPr>
+          <w:rFonts w:eastAsia="Times New Roman" w:cs="Times New Roman"/>
+        </w:rPr>
+        <w:t>мкс</w:t>
+      </w:r>
+      <w:proofErr w:type="spellEnd"/>
+      <w:r>
+        <w:rPr>
+          <w:rFonts w:eastAsia="Times New Roman" w:cs="Times New Roman"/>
+        </w:rPr>
+        <w:t xml:space="preserve"> (влияние на интервалы 0,1/0,5 с пренебрежимо мало).</w:t>
+      </w:r>
+    </w:p>
+    <w:p>
+      <w:pPr>
+        <w:tabs>
+          <w:tab w:val="num" w:pos="360"/>
+        </w:tabs>
+        <w:spacing w:after="200" w:line="276" w:lineRule="auto"/>
+        <w:ind w:left="360" w:hanging="360"/>
+        <w:contextualSpacing/>
+        <w:jc w:val="left"/>
+        <w:rPr>
+          <w:rFonts w:eastAsia="Times New Roman" w:cs="Times New Roman"/>
+        </w:rPr>
+      </w:pPr>
+      <w:r>
+        <w:rPr>
+          <w:rFonts w:eastAsia="Times New Roman" w:cs="Times New Roman"/>
+        </w:rPr>
+        <w:t xml:space="preserve">Время установления после переключения мультиплексора принимается </w:t>
+      </w:r>
+      <w:r>
+        <w:rPr>
+          <w:rFonts w:eastAsia="Times New Roman" w:cs="Times New Roman"/>
+          <w:lang w:val="en-US"/>
+        </w:rPr>
+        <w:t>t</w:t>
+      </w:r>
+      <w:r>
+        <w:rPr>
+          <w:rFonts w:eastAsia="Times New Roman" w:cs="Times New Roman"/>
+        </w:rPr>
+        <w:t xml:space="preserve">уст ≈ 20 </w:t>
+      </w:r>
+      <w:proofErr w:type="spellStart"/>
+      <w:r>
+        <w:rPr>
+          <w:rFonts w:eastAsia="Times New Roman" w:cs="Times New Roman"/>
+        </w:rPr>
+        <w:t>мс</w:t>
+      </w:r>
+      <w:proofErr w:type="spellEnd"/>
+      <w:r>
+        <w:rPr>
+          <w:rFonts w:eastAsia="Times New Roman" w:cs="Times New Roman"/>
+        </w:rPr>
+        <w:t xml:space="preserve"> (пауза перед запуском АЦП при смене датчика).</w:t>
+      </w:r>
+    </w:p>
+    <w:p>
+      <w:pPr>
+        <w:spacing w:after="200" w:line="276" w:lineRule="auto"/>
+        <w:ind w:firstLine="0"/>
+        <w:jc w:val="left"/>
+        <w:rPr>
+          <w:rFonts w:eastAsia="Times New Roman" w:cs="Times New Roman"/>
+        </w:rPr>
+      </w:pPr>
+      <w:r>
+        <w:rPr>
+          <w:rFonts w:eastAsia="Times New Roman" w:cs="Times New Roman"/>
+        </w:rPr>
+        <w:t xml:space="preserve">В управляющей программе задержки реализуются </w:t>
+      </w:r>
+      <w:proofErr w:type="spellStart"/>
+      <w:r>
+        <w:rPr>
+          <w:rFonts w:eastAsia="Times New Roman" w:cs="Times New Roman"/>
+        </w:rPr>
+        <w:t>программно</w:t>
+      </w:r>
+      <w:proofErr w:type="spellEnd"/>
+      <w:r>
+        <w:rPr>
+          <w:rFonts w:eastAsia="Times New Roman" w:cs="Times New Roman"/>
+        </w:rPr>
+        <w:t xml:space="preserve"> (подпрограммами </w:t>
+      </w:r>
+      <w:r>
+        <w:rPr>
+          <w:rFonts w:eastAsia="Times New Roman" w:cs="Times New Roman"/>
+          <w:lang w:val="en-US"/>
+        </w:rPr>
+        <w:t>Delay</w:t>
+      </w:r>
+      <w:r>
+        <w:rPr>
+          <w:rFonts w:eastAsia="Times New Roman" w:cs="Times New Roman"/>
+        </w:rPr>
+        <w:t>0_1</w:t>
+      </w:r>
+      <w:r>
+        <w:rPr>
+          <w:rFonts w:eastAsia="Times New Roman" w:cs="Times New Roman"/>
+          <w:lang w:val="en-US"/>
+        </w:rPr>
+        <w:t>s</w:t>
+      </w:r>
+      <w:r>
+        <w:rPr>
+          <w:rFonts w:eastAsia="Times New Roman" w:cs="Times New Roman"/>
+        </w:rPr>
+        <w:t xml:space="preserve">, </w:t>
+      </w:r>
+      <w:r>
+        <w:rPr>
+          <w:rFonts w:eastAsia="Times New Roman" w:cs="Times New Roman"/>
+          <w:lang w:val="en-US"/>
+        </w:rPr>
+        <w:t>Delay</w:t>
+      </w:r>
+      <w:r>
+        <w:rPr>
+          <w:rFonts w:eastAsia="Times New Roman" w:cs="Times New Roman"/>
+        </w:rPr>
+        <w:t>0_5</w:t>
+      </w:r>
+      <w:r>
+        <w:rPr>
+          <w:rFonts w:eastAsia="Times New Roman" w:cs="Times New Roman"/>
+          <w:lang w:val="en-US"/>
+        </w:rPr>
+        <w:t>s</w:t>
+      </w:r>
+      <w:r>
+        <w:rPr>
+          <w:rFonts w:eastAsia="Times New Roman" w:cs="Times New Roman"/>
+        </w:rPr>
+        <w:t xml:space="preserve">, </w:t>
+      </w:r>
+      <w:r>
+        <w:rPr>
+          <w:rFonts w:eastAsia="Times New Roman" w:cs="Times New Roman"/>
+          <w:lang w:val="en-US"/>
+        </w:rPr>
+        <w:t>Delay</w:t>
+      </w:r>
+      <w:r>
+        <w:rPr>
+          <w:rFonts w:eastAsia="Times New Roman" w:cs="Times New Roman"/>
+        </w:rPr>
+        <w:t>80</w:t>
+      </w:r>
+      <w:proofErr w:type="spellStart"/>
+      <w:r>
+        <w:rPr>
+          <w:rFonts w:eastAsia="Times New Roman" w:cs="Times New Roman"/>
+          <w:lang w:val="en-US"/>
+        </w:rPr>
+        <w:t>ms</w:t>
+      </w:r>
+      <w:proofErr w:type="spellEnd"/>
+      <w:r>
+        <w:rPr>
+          <w:rFonts w:eastAsia="Times New Roman" w:cs="Times New Roman"/>
+        </w:rPr>
+        <w:t xml:space="preserve">, </w:t>
+      </w:r>
+      <w:r>
+        <w:rPr>
+          <w:rFonts w:eastAsia="Times New Roman" w:cs="Times New Roman"/>
+          <w:lang w:val="en-US"/>
+        </w:rPr>
+        <w:t>Delay</w:t>
+      </w:r>
+      <w:r>
+        <w:rPr>
+          <w:rFonts w:eastAsia="Times New Roman" w:cs="Times New Roman"/>
+        </w:rPr>
+        <w:t>36</w:t>
+      </w:r>
+      <w:r>
+        <w:rPr>
+          <w:rFonts w:eastAsia="Times New Roman" w:cs="Times New Roman"/>
+          <w:lang w:val="en-US"/>
+        </w:rPr>
+        <w:t>s</w:t>
+      </w:r>
+      <w:r>
+        <w:rPr>
+          <w:rFonts w:eastAsia="Times New Roman" w:cs="Times New Roman"/>
+        </w:rPr>
+        <w:t xml:space="preserve"> и т.п.). При наличии задания на конкретную частоту тактирования процессора значения </w:t>
+      </w:r>
+      <w:r>
+        <w:rPr>
+          <w:rFonts w:eastAsia="Times New Roman" w:cs="Times New Roman"/>
+        </w:rPr>
+        <w:lastRenderedPageBreak/>
+        <w:t>констант циклов задержки вычисляются исходя из длительности машинных команд.</w:t>
+      </w:r>
+    </w:p>
+    <w:p>
+      <w:pPr>
+        <w:ind w:left="567" w:firstLine="0"/>
+        <w:rPr>
+          <w:b/>
+          <w:bCs/>
+        </w:rPr>
+      </w:pPr>
+    </w:p>
+    <w:p>
+      <w:pPr>
+        <w:rPr>
+          <w:bCs/>
+        </w:rPr>
+      </w:pPr>
     </w:p>
     <w:sectPr>
       <w:pgSz w:w="11906" w:h="16838"/>
@@ -2617,6 +7424,36 @@
 </w:endnotes>
 </file>
 
+<file path=word/footer1.xml><?xml version="1.0" encoding="utf-8"?>
+<w:ftr xmlns:wpc="http://schemas.microsoft.com/office/word/2010/wordprocessingCanvas" xmlns:cx="http://schemas.microsoft.com/office/drawing/2014/chartex" xmlns:mc="http://schemas.openxmlformats.org/markup-compatibility/2006" xmlns:o="urn:schemas-microsoft-com:office:office" xmlns:r="http://schemas.openxmlformats.org/officeDocument/2006/relationships" xmlns:m="http://schemas.openxmlformats.org/officeDocument/2006/math" xmlns:v="urn:schemas-microsoft-com:vml" xmlns:wp14="http://schemas.microsoft.com/office/word/2010/wordprocessingDrawing" xmlns:wp="http://schemas.openxmlformats.org/drawingml/2006/wordprocessingDrawing" xmlns:w10="urn:schemas-microsoft-com:office:word" xmlns:w="http://schemas.openxmlformats.org/wordprocessingml/2006/main" xmlns:w14="http://schemas.microsoft.com/office/word/2010/wordml" xmlns:w15="http://schemas.microsoft.com/office/word/2012/wordml" xmlns:w16se="http://schemas.microsoft.com/office/word/2015/wordml/symex" xmlns:wpg="http://schemas.microsoft.com/office/word/2010/wordprocessingGroup" xmlns:wpi="http://schemas.microsoft.com/office/word/2010/wordprocessingInk" xmlns:wne="http://schemas.microsoft.com/office/word/2006/wordml" xmlns:wps="http://schemas.microsoft.com/office/word/2010/wordprocessingShape" mc:Ignorable="w14 w15 w16se wp14">
+  <w:p>
+    <w:pPr>
+      <w:pStyle w:val="af"/>
+    </w:pPr>
+  </w:p>
+</w:ftr>
+</file>
+
+<file path=word/footer2.xml><?xml version="1.0" encoding="utf-8"?>
+<w:ftr xmlns:wpc="http://schemas.microsoft.com/office/word/2010/wordprocessingCanvas" xmlns:cx="http://schemas.microsoft.com/office/drawing/2014/chartex" xmlns:mc="http://schemas.openxmlformats.org/markup-compatibility/2006" xmlns:o="urn:schemas-microsoft-com:office:office" xmlns:r="http://schemas.openxmlformats.org/officeDocument/2006/relationships" xmlns:m="http://schemas.openxmlformats.org/officeDocument/2006/math" xmlns:v="urn:schemas-microsoft-com:vml" xmlns:wp14="http://schemas.microsoft.com/office/word/2010/wordprocessingDrawing" xmlns:wp="http://schemas.openxmlformats.org/drawingml/2006/wordprocessingDrawing" xmlns:w10="urn:schemas-microsoft-com:office:word" xmlns:w="http://schemas.openxmlformats.org/wordprocessingml/2006/main" xmlns:w14="http://schemas.microsoft.com/office/word/2010/wordml" xmlns:w15="http://schemas.microsoft.com/office/word/2012/wordml" xmlns:w16se="http://schemas.microsoft.com/office/word/2015/wordml/symex" xmlns:wpg="http://schemas.microsoft.com/office/word/2010/wordprocessingGroup" xmlns:wpi="http://schemas.microsoft.com/office/word/2010/wordprocessingInk" xmlns:wne="http://schemas.microsoft.com/office/word/2006/wordml" xmlns:wps="http://schemas.microsoft.com/office/word/2010/wordprocessingShape" mc:Ignorable="w14 w15 w16se wp14">
+  <w:p>
+    <w:pPr>
+      <w:pStyle w:val="af"/>
+    </w:pPr>
+  </w:p>
+</w:ftr>
+</file>
+
+<file path=word/footer3.xml><?xml version="1.0" encoding="utf-8"?>
+<w:ftr xmlns:wpc="http://schemas.microsoft.com/office/word/2010/wordprocessingCanvas" xmlns:cx="http://schemas.microsoft.com/office/drawing/2014/chartex" xmlns:mc="http://schemas.openxmlformats.org/markup-compatibility/2006" xmlns:o="urn:schemas-microsoft-com:office:office" xmlns:r="http://schemas.openxmlformats.org/officeDocument/2006/relationships" xmlns:m="http://schemas.openxmlformats.org/officeDocument/2006/math" xmlns:v="urn:schemas-microsoft-com:vml" xmlns:wp14="http://schemas.microsoft.com/office/word/2010/wordprocessingDrawing" xmlns:wp="http://schemas.openxmlformats.org/drawingml/2006/wordprocessingDrawing" xmlns:w10="urn:schemas-microsoft-com:office:word" xmlns:w="http://schemas.openxmlformats.org/wordprocessingml/2006/main" xmlns:w14="http://schemas.microsoft.com/office/word/2010/wordml" xmlns:w15="http://schemas.microsoft.com/office/word/2012/wordml" xmlns:w16se="http://schemas.microsoft.com/office/word/2015/wordml/symex" xmlns:wpg="http://schemas.microsoft.com/office/word/2010/wordprocessingGroup" xmlns:wpi="http://schemas.microsoft.com/office/word/2010/wordprocessingInk" xmlns:wne="http://schemas.microsoft.com/office/word/2006/wordml" xmlns:wps="http://schemas.microsoft.com/office/word/2010/wordprocessingShape" mc:Ignorable="w14 w15 w16se wp14">
+  <w:p>
+    <w:pPr>
+      <w:pStyle w:val="af"/>
+    </w:pPr>
+  </w:p>
+</w:ftr>
+</file>
+
 <file path=word/footnotes.xml><?xml version="1.0" encoding="utf-8"?>
 <w:footnotes xmlns:wpc="http://schemas.microsoft.com/office/word/2010/wordprocessingCanvas" xmlns:cx="http://schemas.microsoft.com/office/drawing/2014/chartex" xmlns:mc="http://schemas.openxmlformats.org/markup-compatibility/2006" xmlns:o="urn:schemas-microsoft-com:office:office" xmlns:r="http://schemas.openxmlformats.org/officeDocument/2006/relationships" xmlns:m="http://schemas.openxmlformats.org/officeDocument/2006/math" xmlns:v="urn:schemas-microsoft-com:vml" xmlns:wp14="http://schemas.microsoft.com/office/word/2010/wordprocessingDrawing" xmlns:wp="http://schemas.openxmlformats.org/drawingml/2006/wordprocessingDrawing" xmlns:w10="urn:schemas-microsoft-com:office:word" xmlns:w="http://schemas.openxmlformats.org/wordprocessingml/2006/main" xmlns:w14="http://schemas.microsoft.com/office/word/2010/wordml" xmlns:w15="http://schemas.microsoft.com/office/word/2012/wordml" xmlns:w16se="http://schemas.microsoft.com/office/word/2015/wordml/symex" xmlns:wpg="http://schemas.microsoft.com/office/word/2010/wordprocessingGroup" xmlns:wpi="http://schemas.microsoft.com/office/word/2010/wordprocessingInk" xmlns:wne="http://schemas.microsoft.com/office/word/2006/wordml" xmlns:wps="http://schemas.microsoft.com/office/word/2010/wordprocessingShape" mc:Ignorable="w14 w15 w16se wp14">
   <w:footnote w:type="separator" w:id="-1">
@@ -2640,6 +7477,36 @@
     </w:p>
   </w:footnote>
 </w:footnotes>
+</file>
+
+<file path=word/header1.xml><?xml version="1.0" encoding="utf-8"?>
+<w:hdr xmlns:wpc="http://schemas.microsoft.com/office/word/2010/wordprocessingCanvas" xmlns:cx="http://schemas.microsoft.com/office/drawing/2014/chartex" xmlns:mc="http://schemas.openxmlformats.org/markup-compatibility/2006" xmlns:o="urn:schemas-microsoft-com:office:office" xmlns:r="http://schemas.openxmlformats.org/officeDocument/2006/relationships" xmlns:m="http://schemas.openxmlformats.org/officeDocument/2006/math" xmlns:v="urn:schemas-microsoft-com:vml" xmlns:wp14="http://schemas.microsoft.com/office/word/2010/wordprocessingDrawing" xmlns:wp="http://schemas.openxmlformats.org/drawingml/2006/wordprocessingDrawing" xmlns:w10="urn:schemas-microsoft-com:office:word" xmlns:w="http://schemas.openxmlformats.org/wordprocessingml/2006/main" xmlns:w14="http://schemas.microsoft.com/office/word/2010/wordml" xmlns:w15="http://schemas.microsoft.com/office/word/2012/wordml" xmlns:w16se="http://schemas.microsoft.com/office/word/2015/wordml/symex" xmlns:wpg="http://schemas.microsoft.com/office/word/2010/wordprocessingGroup" xmlns:wpi="http://schemas.microsoft.com/office/word/2010/wordprocessingInk" xmlns:wne="http://schemas.microsoft.com/office/word/2006/wordml" xmlns:wps="http://schemas.microsoft.com/office/word/2010/wordprocessingShape" mc:Ignorable="w14 w15 w16se wp14">
+  <w:p>
+    <w:pPr>
+      <w:pStyle w:val="ad"/>
+    </w:pPr>
+  </w:p>
+</w:hdr>
+</file>
+
+<file path=word/header2.xml><?xml version="1.0" encoding="utf-8"?>
+<w:hdr xmlns:wpc="http://schemas.microsoft.com/office/word/2010/wordprocessingCanvas" xmlns:cx="http://schemas.microsoft.com/office/drawing/2014/chartex" xmlns:mc="http://schemas.openxmlformats.org/markup-compatibility/2006" xmlns:o="urn:schemas-microsoft-com:office:office" xmlns:r="http://schemas.openxmlformats.org/officeDocument/2006/relationships" xmlns:m="http://schemas.openxmlformats.org/officeDocument/2006/math" xmlns:v="urn:schemas-microsoft-com:vml" xmlns:wp14="http://schemas.microsoft.com/office/word/2010/wordprocessingDrawing" xmlns:wp="http://schemas.openxmlformats.org/drawingml/2006/wordprocessingDrawing" xmlns:w10="urn:schemas-microsoft-com:office:word" xmlns:w="http://schemas.openxmlformats.org/wordprocessingml/2006/main" xmlns:w14="http://schemas.microsoft.com/office/word/2010/wordml" xmlns:w15="http://schemas.microsoft.com/office/word/2012/wordml" xmlns:w16se="http://schemas.microsoft.com/office/word/2015/wordml/symex" xmlns:wpg="http://schemas.microsoft.com/office/word/2010/wordprocessingGroup" xmlns:wpi="http://schemas.microsoft.com/office/word/2010/wordprocessingInk" xmlns:wne="http://schemas.microsoft.com/office/word/2006/wordml" xmlns:wps="http://schemas.microsoft.com/office/word/2010/wordprocessingShape" mc:Ignorable="w14 w15 w16se wp14">
+  <w:p>
+    <w:pPr>
+      <w:pStyle w:val="ad"/>
+    </w:pPr>
+  </w:p>
+</w:hdr>
+</file>
+
+<file path=word/header3.xml><?xml version="1.0" encoding="utf-8"?>
+<w:hdr xmlns:wpc="http://schemas.microsoft.com/office/word/2010/wordprocessingCanvas" xmlns:cx="http://schemas.microsoft.com/office/drawing/2014/chartex" xmlns:mc="http://schemas.openxmlformats.org/markup-compatibility/2006" xmlns:o="urn:schemas-microsoft-com:office:office" xmlns:r="http://schemas.openxmlformats.org/officeDocument/2006/relationships" xmlns:m="http://schemas.openxmlformats.org/officeDocument/2006/math" xmlns:v="urn:schemas-microsoft-com:vml" xmlns:wp14="http://schemas.microsoft.com/office/word/2010/wordprocessingDrawing" xmlns:wp="http://schemas.openxmlformats.org/drawingml/2006/wordprocessingDrawing" xmlns:w10="urn:schemas-microsoft-com:office:word" xmlns:w="http://schemas.openxmlformats.org/wordprocessingml/2006/main" xmlns:w14="http://schemas.microsoft.com/office/word/2010/wordml" xmlns:w15="http://schemas.microsoft.com/office/word/2012/wordml" xmlns:w16se="http://schemas.microsoft.com/office/word/2015/wordml/symex" xmlns:wpg="http://schemas.microsoft.com/office/word/2010/wordprocessingGroup" xmlns:wpi="http://schemas.microsoft.com/office/word/2010/wordprocessingInk" xmlns:wne="http://schemas.microsoft.com/office/word/2006/wordml" xmlns:wps="http://schemas.microsoft.com/office/word/2010/wordprocessingShape" mc:Ignorable="w14 w15 w16se wp14">
+  <w:p>
+    <w:pPr>
+      <w:pStyle w:val="ad"/>
+    </w:pPr>
+  </w:p>
+</w:hdr>
 </file>
 
 <file path=word/numbering.xml><?xml version="1.0" encoding="utf-8"?>
@@ -5908,6 +10775,54 @@
       </w:tblBorders>
     </w:tblPr>
   </w:style>
+  <w:style w:type="table" w:customStyle="1" w:styleId="2">
+    <w:name w:val="Сетка таблицы2"/>
+    <w:basedOn w:val="a1"/>
+    <w:next w:val="af2"/>
+    <w:uiPriority w:val="59"/>
+    <w:rsid w:val="00FA27A3"/>
+    <w:pPr>
+      <w:jc w:val="left"/>
+    </w:pPr>
+    <w:rPr>
+      <w:rFonts w:eastAsia="MS Mincho"/>
+      <w:lang w:val="en-US"/>
+    </w:rPr>
+    <w:tblPr>
+      <w:tblBorders>
+        <w:top w:val="single" w:sz="4" w:space="0" w:color="auto"/>
+        <w:left w:val="single" w:sz="4" w:space="0" w:color="auto"/>
+        <w:bottom w:val="single" w:sz="4" w:space="0" w:color="auto"/>
+        <w:right w:val="single" w:sz="4" w:space="0" w:color="auto"/>
+        <w:insideH w:val="single" w:sz="4" w:space="0" w:color="auto"/>
+        <w:insideV w:val="single" w:sz="4" w:space="0" w:color="auto"/>
+      </w:tblBorders>
+    </w:tblPr>
+  </w:style>
+  <w:style w:type="table" w:customStyle="1" w:styleId="31">
+    <w:name w:val="Сетка таблицы3"/>
+    <w:basedOn w:val="a1"/>
+    <w:next w:val="af2"/>
+    <w:uiPriority w:val="59"/>
+    <w:rsid w:val="004611D1"/>
+    <w:pPr>
+      <w:jc w:val="left"/>
+    </w:pPr>
+    <w:rPr>
+      <w:rFonts w:eastAsia="MS Mincho"/>
+      <w:lang w:val="en-US"/>
+    </w:rPr>
+    <w:tblPr>
+      <w:tblBorders>
+        <w:top w:val="single" w:sz="4" w:space="0" w:color="auto"/>
+        <w:left w:val="single" w:sz="4" w:space="0" w:color="auto"/>
+        <w:bottom w:val="single" w:sz="4" w:space="0" w:color="auto"/>
+        <w:right w:val="single" w:sz="4" w:space="0" w:color="auto"/>
+        <w:insideH w:val="single" w:sz="4" w:space="0" w:color="auto"/>
+        <w:insideV w:val="single" w:sz="4" w:space="0" w:color="auto"/>
+      </w:tblBorders>
+    </w:tblPr>
+  </w:style>
 </w:styles>
 </file>
 
@@ -6201,7 +11116,7 @@
 </file>
 
 <file path=customXml/itemProps1.xml><?xml version="1.0" encoding="utf-8"?>
-<ds:datastoreItem xmlns:ds="http://schemas.openxmlformats.org/officeDocument/2006/customXml" ds:itemID="{FB7739F4-E21C-49F7-8DAA-81EFD3668BA9}">
+<ds:datastoreItem xmlns:ds="http://schemas.openxmlformats.org/officeDocument/2006/customXml" ds:itemID="{156ABF5C-D47A-4F42-8B81-5AEDFFE35EE3}">
   <ds:schemaRefs>
     <ds:schemaRef ds:uri="http://schemas.openxmlformats.org/officeDocument/2006/bibliography"/>
   </ds:schemaRefs>

--- a/7 sem/Ассемблер/Вербицкий МО42.2 СРВ ЛР5.docx
+++ b/7 sem/Ассемблер/Вербицкий МО42.2 СРВ ЛР5.docx
@@ -2441,7 +2441,6 @@
         <w:rPr>
           <w:b/>
           <w:bCs/>
-          <w:lang w:val="en-US"/>
         </w:rPr>
       </w:pPr>
     </w:p>
@@ -2466,6 +2465,9 @@
         <w:spacing w:line="240" w:lineRule="auto"/>
         <w:ind w:firstLine="0"/>
         <w:jc w:val="center"/>
+        <w:rPr>
+          <w:lang w:val="en-US"/>
+        </w:rPr>
       </w:pPr>
       <w:r>
         <w:rPr>
@@ -2474,10 +2476,10 @@
         </w:rPr>
         <w:lastRenderedPageBreak/>
         <w:drawing>
-          <wp:inline distT="0" distB="0" distL="0" distR="0" wp14:anchorId="03078BB5" wp14:editId="54A1D45B">
+          <wp:inline distT="0" distB="0" distL="0" distR="0" wp14:anchorId="484592B0" wp14:editId="00372DE0">
             <wp:extent cx="5940425" cy="4307257"/>
             <wp:effectExtent l="0" t="0" r="3175" b="0"/>
-            <wp:docPr id="6" name="Рисунок 6" descr="D:\uni\7 sem\Ассемблер\СРВ5\Схема.png"/>
+            <wp:docPr id="5" name="Рисунок 5" descr="D:\uni\7 sem\Ассемблер\СРВ5\Схема.png"/>
             <wp:cNvGraphicFramePr>
               <a:graphicFrameLocks xmlns:a="http://schemas.openxmlformats.org/drawingml/2006/main" noChangeAspect="1"/>
             </wp:cNvGraphicFramePr>
@@ -2522,6 +2524,8 @@
           </wp:inline>
         </w:drawing>
       </w:r>
+      <w:bookmarkStart w:id="0" w:name="_GoBack"/>
+      <w:bookmarkEnd w:id="0"/>
     </w:p>
     <w:p>
       <w:pPr>
@@ -3106,7 +3110,25 @@
         <w:rPr>
           <w:rFonts w:eastAsia="Times New Roman" w:cs="Times New Roman"/>
         </w:rPr>
-        <w:t>) = (9,5 - (-3))/(95 - (-30)) = 12,5/125 = 0,1 В/°</w:t>
+        <w:t>) = (9,5 - (-3))/(95 - (-30)) = 12,5/125</w:t>
+      </w:r>
+      <w:r>
+        <w:rPr>
+          <w:rFonts w:eastAsia="Times New Roman" w:cs="Times New Roman"/>
+        </w:rPr>
+        <w:t xml:space="preserve"> = 0,1 </w:t>
+      </w:r>
+      <w:r>
+        <w:rPr>
+          <w:rFonts w:eastAsia="Times New Roman" w:cs="Times New Roman"/>
+        </w:rPr>
+        <w:t>В</w:t>
+      </w:r>
+      <w:r>
+        <w:rPr>
+          <w:rFonts w:eastAsia="Times New Roman" w:cs="Times New Roman"/>
+        </w:rPr>
+        <w:t>/°</w:t>
       </w:r>
       <w:r>
         <w:rPr>
@@ -3884,25 +3906,16 @@
     <w:p>
       <w:pPr>
         <w:spacing w:after="200" w:line="276" w:lineRule="auto"/>
-        <w:ind w:firstLine="0"/>
         <w:jc w:val="left"/>
         <w:rPr>
           <w:rFonts w:eastAsia="Times New Roman" w:cs="Times New Roman"/>
         </w:rPr>
       </w:pPr>
-    </w:p>
-    <w:p>
-      <w:pPr>
-        <w:spacing w:after="200" w:line="276" w:lineRule="auto"/>
-        <w:jc w:val="left"/>
-        <w:rPr>
-          <w:rFonts w:eastAsia="Times New Roman" w:cs="Times New Roman"/>
-        </w:rPr>
-      </w:pPr>
-      <w:r>
-        <w:rPr>
-          <w:rFonts w:eastAsia="Times New Roman" w:cs="Times New Roman"/>
-        </w:rPr>
+      <w:r>
+        <w:rPr>
+          <w:rFonts w:eastAsia="Times New Roman" w:cs="Times New Roman"/>
+        </w:rPr>
+        <w:lastRenderedPageBreak/>
         <w:t>Выбор активного датчика осуществляется мультиплексором (бит 10 порта 301</w:t>
       </w:r>
       <w:r>
@@ -4435,15 +4448,7 @@
         <w:rPr>
           <w:rFonts w:eastAsia="Times New Roman" w:cs="Times New Roman"/>
         </w:rPr>
-        <w:t xml:space="preserve"> (для да</w:t>
-      </w:r>
-      <w:bookmarkStart w:id="0" w:name="_GoBack"/>
-      <w:bookmarkEnd w:id="0"/>
-      <w:r>
-        <w:rPr>
-          <w:rFonts w:eastAsia="Times New Roman" w:cs="Times New Roman"/>
-        </w:rPr>
-        <w:t xml:space="preserve">тчиков </w:t>
+        <w:t xml:space="preserve"> (для датчиков </w:t>
       </w:r>
       <w:r>
         <w:rPr>
@@ -4987,61 +4992,6 @@
           <w:rFonts w:eastAsia="Times New Roman" w:cs="Times New Roman"/>
         </w:rPr>
       </w:pPr>
-      <w:r>
-        <w:rPr>
-          <w:rFonts w:eastAsia="Times New Roman" w:cs="Times New Roman"/>
-        </w:rPr>
-        <w:t>Контрольное значение для сравнения при достижении средней температуры 60 °</w:t>
-      </w:r>
-      <w:r>
-        <w:rPr>
-          <w:rFonts w:eastAsia="Times New Roman" w:cs="Times New Roman"/>
-          <w:lang w:val="en-US"/>
-        </w:rPr>
-        <w:t>C</w:t>
-      </w:r>
-      <w:r>
-        <w:rPr>
-          <w:rFonts w:eastAsia="Times New Roman" w:cs="Times New Roman"/>
-        </w:rPr>
-        <w:t xml:space="preserve">: </w:t>
-      </w:r>
-      <w:r>
-        <w:rPr>
-          <w:rFonts w:eastAsia="Times New Roman" w:cs="Times New Roman"/>
-          <w:lang w:val="en-US"/>
-        </w:rPr>
-        <w:t>D</w:t>
-      </w:r>
-      <w:proofErr w:type="spellStart"/>
-      <w:r>
-        <w:rPr>
-          <w:rFonts w:eastAsia="Times New Roman" w:cs="Times New Roman"/>
-        </w:rPr>
-        <w:t>конт</w:t>
-      </w:r>
-      <w:proofErr w:type="spellEnd"/>
-      <w:r>
-        <w:rPr>
-          <w:rFonts w:eastAsia="Times New Roman" w:cs="Times New Roman"/>
-        </w:rPr>
-        <w:t xml:space="preserve"> = 0</w:t>
-      </w:r>
-      <w:proofErr w:type="spellStart"/>
-      <w:r>
-        <w:rPr>
-          <w:rFonts w:eastAsia="Times New Roman" w:cs="Times New Roman"/>
-          <w:lang w:val="en-US"/>
-        </w:rPr>
-        <w:t>CCDh</w:t>
-      </w:r>
-      <w:proofErr w:type="spellEnd"/>
-      <w:r>
-        <w:rPr>
-          <w:rFonts w:eastAsia="Times New Roman" w:cs="Times New Roman"/>
-        </w:rPr>
-        <w:t>.</w:t>
-      </w:r>
     </w:p>
     <w:p>
       <w:pPr>
@@ -5055,6 +5005,70 @@
         <w:rPr>
           <w:rFonts w:eastAsia="Times New Roman" w:cs="Times New Roman"/>
         </w:rPr>
+        <w:t>Контрольное значение для сравнения при достижении средней температуры 60 °</w:t>
+      </w:r>
+      <w:r>
+        <w:rPr>
+          <w:rFonts w:eastAsia="Times New Roman" w:cs="Times New Roman"/>
+          <w:lang w:val="en-US"/>
+        </w:rPr>
+        <w:t>C</w:t>
+      </w:r>
+      <w:r>
+        <w:rPr>
+          <w:rFonts w:eastAsia="Times New Roman" w:cs="Times New Roman"/>
+        </w:rPr>
+        <w:t xml:space="preserve">: </w:t>
+      </w:r>
+      <w:r>
+        <w:rPr>
+          <w:rFonts w:eastAsia="Times New Roman" w:cs="Times New Roman"/>
+          <w:lang w:val="en-US"/>
+        </w:rPr>
+        <w:t>D</w:t>
+      </w:r>
+      <w:proofErr w:type="spellStart"/>
+      <w:r>
+        <w:rPr>
+          <w:rFonts w:eastAsia="Times New Roman" w:cs="Times New Roman"/>
+        </w:rPr>
+        <w:t>конт</w:t>
+      </w:r>
+      <w:proofErr w:type="spellEnd"/>
+      <w:r>
+        <w:rPr>
+          <w:rFonts w:eastAsia="Times New Roman" w:cs="Times New Roman"/>
+        </w:rPr>
+        <w:t xml:space="preserve"> = 0</w:t>
+      </w:r>
+      <w:proofErr w:type="spellStart"/>
+      <w:r>
+        <w:rPr>
+          <w:rFonts w:eastAsia="Times New Roman" w:cs="Times New Roman"/>
+          <w:lang w:val="en-US"/>
+        </w:rPr>
+        <w:t>CCDh</w:t>
+      </w:r>
+      <w:proofErr w:type="spellEnd"/>
+      <w:r>
+        <w:rPr>
+          <w:rFonts w:eastAsia="Times New Roman" w:cs="Times New Roman"/>
+        </w:rPr>
+        <w:t>.</w:t>
+      </w:r>
+    </w:p>
+    <w:p>
+      <w:pPr>
+        <w:spacing w:after="200" w:line="276" w:lineRule="auto"/>
+        <w:jc w:val="left"/>
+        <w:rPr>
+          <w:rFonts w:eastAsia="Times New Roman" w:cs="Times New Roman"/>
+        </w:rPr>
+      </w:pPr>
+      <w:r>
+        <w:rPr>
+          <w:rFonts w:eastAsia="Times New Roman" w:cs="Times New Roman"/>
+        </w:rPr>
         <w:t xml:space="preserve">Управление исполнительным механизмом осуществляется двумя уровнями напряжения: </w:t>
       </w:r>
       <w:r>
@@ -5297,14 +5311,13 @@
         <w:rPr>
           <w:rFonts w:eastAsia="Times New Roman" w:cs="Times New Roman"/>
         </w:rPr>
-        <w:t xml:space="preserve"> = +11,3 </w:t>
-      </w:r>
-      <w:proofErr w:type="gramStart"/>
-      <w:r>
-        <w:rPr>
-          <w:rFonts w:eastAsia="Times New Roman" w:cs="Times New Roman"/>
-        </w:rPr>
-        <w:t xml:space="preserve">В:  </w:t>
+        <w:t xml:space="preserve"> = +11,3 В:</w:t>
+      </w:r>
+      <w:r>
+        <w:rPr>
+          <w:rFonts w:eastAsia="Times New Roman" w:cs="Times New Roman"/>
+        </w:rPr>
+        <w:t xml:space="preserve"> </w:t>
       </w:r>
       <w:r>
         <w:rPr>
@@ -5313,7 +5326,6 @@
         </w:rPr>
         <w:t>D</w:t>
       </w:r>
-      <w:proofErr w:type="gramEnd"/>
       <w:r>
         <w:rPr>
           <w:rFonts w:eastAsia="Times New Roman" w:cs="Times New Roman"/>
@@ -5380,16 +5392,14 @@
         <w:rPr>
           <w:rFonts w:eastAsia="Times New Roman" w:cs="Times New Roman"/>
         </w:rPr>
-        <w:t xml:space="preserve"> = −2,2 </w:t>
-      </w:r>
-      <w:proofErr w:type="gramStart"/>
-      <w:r>
-        <w:rPr>
-          <w:rFonts w:eastAsia="Times New Roman" w:cs="Times New Roman"/>
-        </w:rPr>
-        <w:t xml:space="preserve">В:   </w:t>
-      </w:r>
-      <w:proofErr w:type="gramEnd"/>
+        <w:t xml:space="preserve"> = −2,2 В:</w:t>
+      </w:r>
+      <w:r>
+        <w:rPr>
+          <w:rFonts w:eastAsia="Times New Roman" w:cs="Times New Roman"/>
+        </w:rPr>
+        <w:t xml:space="preserve"> </w:t>
+      </w:r>
       <w:r>
         <w:rPr>
           <w:rFonts w:eastAsia="Times New Roman" w:cs="Times New Roman"/>
@@ -5543,6 +5553,1489 @@
           <w:b/>
         </w:rPr>
         <w:t>Пункт 6</w:t>
+      </w:r>
+    </w:p>
+    <w:p>
+      <w:pPr>
+        <w:tabs>
+          <w:tab w:val="num" w:pos="0"/>
+        </w:tabs>
+        <w:spacing w:after="200" w:line="276" w:lineRule="auto"/>
+        <w:contextualSpacing/>
+        <w:jc w:val="left"/>
+        <w:rPr>
+          <w:rFonts w:eastAsia="Times New Roman" w:cs="Times New Roman"/>
+        </w:rPr>
+      </w:pPr>
+      <w:r>
+        <w:rPr>
+          <w:rFonts w:eastAsia="Times New Roman" w:cs="Times New Roman"/>
+        </w:rPr>
+        <w:t xml:space="preserve">Дискретные датчики размера формируют сигналы </w:t>
+      </w:r>
+      <w:r>
+        <w:rPr>
+          <w:rFonts w:eastAsia="Times New Roman" w:cs="Times New Roman"/>
+          <w:lang w:val="en-US"/>
+        </w:rPr>
+        <w:t>DR</w:t>
+      </w:r>
+      <w:r>
+        <w:rPr>
+          <w:rFonts w:eastAsia="Times New Roman" w:cs="Times New Roman"/>
+        </w:rPr>
+        <w:t xml:space="preserve">1 и </w:t>
+      </w:r>
+      <w:r>
+        <w:rPr>
+          <w:rFonts w:eastAsia="Times New Roman" w:cs="Times New Roman"/>
+          <w:lang w:val="en-US"/>
+        </w:rPr>
+        <w:t>DR</w:t>
+      </w:r>
+      <w:r>
+        <w:rPr>
+          <w:rFonts w:eastAsia="Times New Roman" w:cs="Times New Roman"/>
+        </w:rPr>
+        <w:t>2 и подают их на входной порт 300</w:t>
+      </w:r>
+      <w:r>
+        <w:rPr>
+          <w:rFonts w:eastAsia="Times New Roman" w:cs="Times New Roman"/>
+          <w:lang w:val="en-US"/>
+        </w:rPr>
+        <w:t>h</w:t>
+      </w:r>
+      <w:r>
+        <w:rPr>
+          <w:rFonts w:eastAsia="Times New Roman" w:cs="Times New Roman"/>
+        </w:rPr>
+        <w:t xml:space="preserve">: </w:t>
+      </w:r>
+      <w:r>
+        <w:rPr>
+          <w:rFonts w:eastAsia="Times New Roman" w:cs="Times New Roman"/>
+          <w:lang w:val="en-US"/>
+        </w:rPr>
+        <w:t>DR</w:t>
+      </w:r>
+      <w:r>
+        <w:rPr>
+          <w:rFonts w:eastAsia="Times New Roman" w:cs="Times New Roman"/>
+        </w:rPr>
+        <w:t xml:space="preserve">1 — </w:t>
+      </w:r>
+      <w:r>
+        <w:rPr>
+          <w:rFonts w:eastAsia="Times New Roman" w:cs="Times New Roman"/>
+          <w:lang w:val="en-US"/>
+        </w:rPr>
+        <w:t>bit</w:t>
+      </w:r>
+      <w:r>
+        <w:rPr>
+          <w:rFonts w:eastAsia="Times New Roman" w:cs="Times New Roman"/>
+        </w:rPr>
+        <w:t xml:space="preserve">12, </w:t>
+      </w:r>
+      <w:r>
+        <w:rPr>
+          <w:rFonts w:eastAsia="Times New Roman" w:cs="Times New Roman"/>
+          <w:lang w:val="en-US"/>
+        </w:rPr>
+        <w:t>DR</w:t>
+      </w:r>
+      <w:r>
+        <w:rPr>
+          <w:rFonts w:eastAsia="Times New Roman" w:cs="Times New Roman"/>
+        </w:rPr>
+        <w:t xml:space="preserve">2 — </w:t>
+      </w:r>
+      <w:r>
+        <w:rPr>
+          <w:rFonts w:eastAsia="Times New Roman" w:cs="Times New Roman"/>
+          <w:lang w:val="en-US"/>
+        </w:rPr>
+        <w:t>bit</w:t>
+      </w:r>
+      <w:r>
+        <w:rPr>
+          <w:rFonts w:eastAsia="Times New Roman" w:cs="Times New Roman"/>
+        </w:rPr>
+        <w:t>13 (инверсный).</w:t>
+      </w:r>
+    </w:p>
+    <w:p>
+      <w:pPr>
+        <w:tabs>
+          <w:tab w:val="num" w:pos="0"/>
+        </w:tabs>
+        <w:spacing w:after="200" w:line="276" w:lineRule="auto"/>
+        <w:contextualSpacing/>
+        <w:jc w:val="left"/>
+        <w:rPr>
+          <w:rFonts w:eastAsia="Times New Roman" w:cs="Times New Roman"/>
+        </w:rPr>
+      </w:pPr>
+      <w:r>
+        <w:rPr>
+          <w:rFonts w:eastAsia="Times New Roman" w:cs="Times New Roman"/>
+        </w:rPr>
+        <w:t xml:space="preserve">Бесконтактные датчики температуры </w:t>
+      </w:r>
+      <w:r>
+        <w:rPr>
+          <w:rFonts w:eastAsia="Times New Roman" w:cs="Times New Roman"/>
+          <w:lang w:val="en-US"/>
+        </w:rPr>
+        <w:t>t</w:t>
+      </w:r>
+      <w:r>
+        <w:rPr>
+          <w:rFonts w:eastAsia="Times New Roman" w:cs="Times New Roman"/>
+        </w:rPr>
+        <w:t xml:space="preserve">1 и </w:t>
+      </w:r>
+      <w:r>
+        <w:rPr>
+          <w:rFonts w:eastAsia="Times New Roman" w:cs="Times New Roman"/>
+          <w:lang w:val="en-US"/>
+        </w:rPr>
+        <w:t>t</w:t>
+      </w:r>
+      <w:r>
+        <w:rPr>
+          <w:rFonts w:eastAsia="Times New Roman" w:cs="Times New Roman"/>
+        </w:rPr>
+        <w:t xml:space="preserve">2 формируют аналоговый сигнал </w:t>
+      </w:r>
+      <w:r>
+        <w:rPr>
+          <w:rFonts w:eastAsia="Times New Roman" w:cs="Times New Roman"/>
+          <w:lang w:val="en-US"/>
+        </w:rPr>
+        <w:t>U</w:t>
+      </w:r>
+      <w:r>
+        <w:rPr>
+          <w:rFonts w:eastAsia="Times New Roman" w:cs="Times New Roman"/>
+        </w:rPr>
+        <w:t>(</w:t>
+      </w:r>
+      <w:r>
+        <w:rPr>
+          <w:rFonts w:eastAsia="Times New Roman" w:cs="Times New Roman"/>
+          <w:lang w:val="en-US"/>
+        </w:rPr>
+        <w:t>T</w:t>
+      </w:r>
+      <w:r>
+        <w:rPr>
+          <w:rFonts w:eastAsia="Times New Roman" w:cs="Times New Roman"/>
+        </w:rPr>
+        <w:t xml:space="preserve">) в диапазоне −3…9,5 </w:t>
+      </w:r>
+      <w:proofErr w:type="gramStart"/>
+      <w:r>
+        <w:rPr>
+          <w:rFonts w:eastAsia="Times New Roman" w:cs="Times New Roman"/>
+        </w:rPr>
+        <w:t>В</w:t>
+      </w:r>
+      <w:proofErr w:type="gramEnd"/>
+      <w:r>
+        <w:rPr>
+          <w:rFonts w:eastAsia="Times New Roman" w:cs="Times New Roman"/>
+        </w:rPr>
+        <w:t>; выбор активного датчика выполняется мультиплексором по команде с порта 301</w:t>
+      </w:r>
+      <w:r>
+        <w:rPr>
+          <w:rFonts w:eastAsia="Times New Roman" w:cs="Times New Roman"/>
+          <w:lang w:val="en-US"/>
+        </w:rPr>
+        <w:t>h</w:t>
+      </w:r>
+      <w:r>
+        <w:rPr>
+          <w:rFonts w:eastAsia="Times New Roman" w:cs="Times New Roman"/>
+        </w:rPr>
+        <w:t xml:space="preserve"> (</w:t>
+      </w:r>
+      <w:r>
+        <w:rPr>
+          <w:rFonts w:eastAsia="Times New Roman" w:cs="Times New Roman"/>
+          <w:lang w:val="en-US"/>
+        </w:rPr>
+        <w:t>bit</w:t>
+      </w:r>
+      <w:r>
+        <w:rPr>
+          <w:rFonts w:eastAsia="Times New Roman" w:cs="Times New Roman"/>
+        </w:rPr>
+        <w:t>10).</w:t>
+      </w:r>
+    </w:p>
+    <w:p>
+      <w:pPr>
+        <w:tabs>
+          <w:tab w:val="num" w:pos="0"/>
+        </w:tabs>
+        <w:spacing w:after="200" w:line="276" w:lineRule="auto"/>
+        <w:contextualSpacing/>
+        <w:jc w:val="left"/>
+        <w:rPr>
+          <w:rFonts w:eastAsia="Times New Roman" w:cs="Times New Roman"/>
+        </w:rPr>
+      </w:pPr>
+      <w:r>
+        <w:rPr>
+          <w:rFonts w:eastAsia="Times New Roman" w:cs="Times New Roman"/>
+        </w:rPr>
+        <w:t>АЦП (</w:t>
+      </w:r>
+      <w:r>
+        <w:rPr>
+          <w:rFonts w:eastAsia="Times New Roman" w:cs="Times New Roman"/>
+          <w:lang w:val="en-US"/>
+        </w:rPr>
+        <w:t>n</w:t>
+      </w:r>
+      <w:r>
+        <w:rPr>
+          <w:rFonts w:eastAsia="Times New Roman" w:cs="Times New Roman"/>
+        </w:rPr>
+        <w:t xml:space="preserve">=12, </w:t>
+      </w:r>
+      <w:r>
+        <w:rPr>
+          <w:rFonts w:eastAsia="Times New Roman" w:cs="Times New Roman"/>
+          <w:lang w:val="en-US"/>
+        </w:rPr>
+        <w:t>U</w:t>
+      </w:r>
+      <w:proofErr w:type="spellStart"/>
+      <w:r>
+        <w:rPr>
+          <w:rFonts w:eastAsia="Times New Roman" w:cs="Times New Roman"/>
+        </w:rPr>
+        <w:t>вх</w:t>
+      </w:r>
+      <w:proofErr w:type="spellEnd"/>
+      <w:r>
+        <w:rPr>
+          <w:rFonts w:eastAsia="Times New Roman" w:cs="Times New Roman"/>
+        </w:rPr>
+        <w:t>=−10…+10 В) по сигналу «Запуск АЦП» (301</w:t>
+      </w:r>
+      <w:r>
+        <w:rPr>
+          <w:rFonts w:eastAsia="Times New Roman" w:cs="Times New Roman"/>
+          <w:lang w:val="en-US"/>
+        </w:rPr>
+        <w:t>h</w:t>
+      </w:r>
+      <w:r>
+        <w:rPr>
+          <w:rFonts w:eastAsia="Times New Roman" w:cs="Times New Roman"/>
+        </w:rPr>
+        <w:t xml:space="preserve"> </w:t>
+      </w:r>
+      <w:r>
+        <w:rPr>
+          <w:rFonts w:eastAsia="Times New Roman" w:cs="Times New Roman"/>
+          <w:lang w:val="en-US"/>
+        </w:rPr>
+        <w:t>bit</w:t>
+      </w:r>
+      <w:r>
+        <w:rPr>
+          <w:rFonts w:eastAsia="Times New Roman" w:cs="Times New Roman"/>
+        </w:rPr>
+        <w:t xml:space="preserve">15) выполняет преобразование и записывает 12‑разрядный код в разряды </w:t>
+      </w:r>
+      <w:r>
+        <w:rPr>
+          <w:rFonts w:eastAsia="Times New Roman" w:cs="Times New Roman"/>
+          <w:lang w:val="en-US"/>
+        </w:rPr>
+        <w:t>D</w:t>
+      </w:r>
+      <w:r>
+        <w:rPr>
+          <w:rFonts w:eastAsia="Times New Roman" w:cs="Times New Roman"/>
+        </w:rPr>
+        <w:t>0…</w:t>
+      </w:r>
+      <w:r>
+        <w:rPr>
+          <w:rFonts w:eastAsia="Times New Roman" w:cs="Times New Roman"/>
+          <w:lang w:val="en-US"/>
+        </w:rPr>
+        <w:t>D</w:t>
+      </w:r>
+      <w:r>
+        <w:rPr>
+          <w:rFonts w:eastAsia="Times New Roman" w:cs="Times New Roman"/>
+        </w:rPr>
+        <w:t>11 порта 300</w:t>
+      </w:r>
+      <w:r>
+        <w:rPr>
+          <w:rFonts w:eastAsia="Times New Roman" w:cs="Times New Roman"/>
+          <w:lang w:val="en-US"/>
+        </w:rPr>
+        <w:t>h</w:t>
+      </w:r>
+      <w:r>
+        <w:rPr>
+          <w:rFonts w:eastAsia="Times New Roman" w:cs="Times New Roman"/>
+        </w:rPr>
+        <w:t xml:space="preserve">, а также устанавливает признак готовности ГТ в </w:t>
+      </w:r>
+      <w:r>
+        <w:rPr>
+          <w:rFonts w:eastAsia="Times New Roman" w:cs="Times New Roman"/>
+          <w:lang w:val="en-US"/>
+        </w:rPr>
+        <w:t>bit</w:t>
+      </w:r>
+      <w:r>
+        <w:rPr>
+          <w:rFonts w:eastAsia="Times New Roman" w:cs="Times New Roman"/>
+        </w:rPr>
+        <w:t>15 порта 300</w:t>
+      </w:r>
+      <w:r>
+        <w:rPr>
+          <w:rFonts w:eastAsia="Times New Roman" w:cs="Times New Roman"/>
+          <w:lang w:val="en-US"/>
+        </w:rPr>
+        <w:t>h</w:t>
+      </w:r>
+      <w:r>
+        <w:rPr>
+          <w:rFonts w:eastAsia="Times New Roman" w:cs="Times New Roman"/>
+        </w:rPr>
+        <w:t>.</w:t>
+      </w:r>
+    </w:p>
+    <w:p>
+      <w:pPr>
+        <w:tabs>
+          <w:tab w:val="num" w:pos="0"/>
+        </w:tabs>
+        <w:spacing w:after="200" w:line="276" w:lineRule="auto"/>
+        <w:contextualSpacing/>
+        <w:jc w:val="left"/>
+        <w:rPr>
+          <w:rFonts w:eastAsia="Times New Roman" w:cs="Times New Roman"/>
+        </w:rPr>
+      </w:pPr>
+      <w:r>
+        <w:rPr>
+          <w:rFonts w:eastAsia="Times New Roman" w:cs="Times New Roman"/>
+        </w:rPr>
+        <w:t>ЦАП (</w:t>
+      </w:r>
+      <w:r>
+        <w:rPr>
+          <w:rFonts w:eastAsia="Times New Roman" w:cs="Times New Roman"/>
+          <w:lang w:val="en-US"/>
+        </w:rPr>
+        <w:t>m</w:t>
+      </w:r>
+      <w:r>
+        <w:rPr>
+          <w:rFonts w:eastAsia="Times New Roman" w:cs="Times New Roman"/>
+        </w:rPr>
+        <w:t xml:space="preserve">=10, </w:t>
+      </w:r>
+      <w:r>
+        <w:rPr>
+          <w:rFonts w:eastAsia="Times New Roman" w:cs="Times New Roman"/>
+          <w:lang w:val="en-US"/>
+        </w:rPr>
+        <w:t>U</w:t>
+      </w:r>
+      <w:proofErr w:type="spellStart"/>
+      <w:r>
+        <w:rPr>
+          <w:rFonts w:eastAsia="Times New Roman" w:cs="Times New Roman"/>
+        </w:rPr>
+        <w:t>вых</w:t>
+      </w:r>
+      <w:proofErr w:type="spellEnd"/>
+      <w:r>
+        <w:rPr>
+          <w:rFonts w:eastAsia="Times New Roman" w:cs="Times New Roman"/>
+        </w:rPr>
+        <w:t xml:space="preserve">=−6,4…+12,8 В) получает код из разрядов </w:t>
+      </w:r>
+      <w:r>
+        <w:rPr>
+          <w:rFonts w:eastAsia="Times New Roman" w:cs="Times New Roman"/>
+          <w:lang w:val="en-US"/>
+        </w:rPr>
+        <w:t>D</w:t>
+      </w:r>
+      <w:r>
+        <w:rPr>
+          <w:rFonts w:eastAsia="Times New Roman" w:cs="Times New Roman"/>
+        </w:rPr>
+        <w:t>0…</w:t>
+      </w:r>
+      <w:r>
+        <w:rPr>
+          <w:rFonts w:eastAsia="Times New Roman" w:cs="Times New Roman"/>
+          <w:lang w:val="en-US"/>
+        </w:rPr>
+        <w:t>D</w:t>
+      </w:r>
+      <w:r>
+        <w:rPr>
+          <w:rFonts w:eastAsia="Times New Roman" w:cs="Times New Roman"/>
+        </w:rPr>
+        <w:t>9 порта 301</w:t>
+      </w:r>
+      <w:r>
+        <w:rPr>
+          <w:rFonts w:eastAsia="Times New Roman" w:cs="Times New Roman"/>
+          <w:lang w:val="en-US"/>
+        </w:rPr>
+        <w:t>h</w:t>
+      </w:r>
+      <w:r>
+        <w:rPr>
+          <w:rFonts w:eastAsia="Times New Roman" w:cs="Times New Roman"/>
+        </w:rPr>
+        <w:t xml:space="preserve"> и по сигналу «Запуск ЦАП» (301</w:t>
+      </w:r>
+      <w:r>
+        <w:rPr>
+          <w:rFonts w:eastAsia="Times New Roman" w:cs="Times New Roman"/>
+          <w:lang w:val="en-US"/>
+        </w:rPr>
+        <w:t>h</w:t>
+      </w:r>
+      <w:r>
+        <w:rPr>
+          <w:rFonts w:eastAsia="Times New Roman" w:cs="Times New Roman"/>
+        </w:rPr>
+        <w:t xml:space="preserve"> </w:t>
+      </w:r>
+      <w:r>
+        <w:rPr>
+          <w:rFonts w:eastAsia="Times New Roman" w:cs="Times New Roman"/>
+          <w:lang w:val="en-US"/>
+        </w:rPr>
+        <w:t>bit</w:t>
+      </w:r>
+      <w:r>
+        <w:rPr>
+          <w:rFonts w:eastAsia="Times New Roman" w:cs="Times New Roman"/>
+        </w:rPr>
+        <w:t>14) формирует управляющее напряжение на двигатель через усилитель мощности (</w:t>
+      </w:r>
+      <w:r>
+        <w:rPr>
+          <w:rFonts w:eastAsia="Times New Roman" w:cs="Times New Roman"/>
+          <w:lang w:val="en-US"/>
+        </w:rPr>
+        <w:t>t</w:t>
+      </w:r>
+      <w:proofErr w:type="spellStart"/>
+      <w:r>
+        <w:rPr>
+          <w:rFonts w:eastAsia="Times New Roman" w:cs="Times New Roman"/>
+        </w:rPr>
+        <w:t>пр</w:t>
+      </w:r>
+      <w:proofErr w:type="spellEnd"/>
+      <w:r>
+        <w:rPr>
+          <w:rFonts w:eastAsia="Times New Roman" w:cs="Times New Roman"/>
+        </w:rPr>
+        <w:t xml:space="preserve"> ≤ 80 </w:t>
+      </w:r>
+      <w:proofErr w:type="spellStart"/>
+      <w:r>
+        <w:rPr>
+          <w:rFonts w:eastAsia="Times New Roman" w:cs="Times New Roman"/>
+        </w:rPr>
+        <w:t>мс</w:t>
+      </w:r>
+      <w:proofErr w:type="spellEnd"/>
+      <w:r>
+        <w:rPr>
+          <w:rFonts w:eastAsia="Times New Roman" w:cs="Times New Roman"/>
+        </w:rPr>
+        <w:t>).</w:t>
+      </w:r>
+    </w:p>
+    <w:p>
+      <w:pPr>
+        <w:tabs>
+          <w:tab w:val="num" w:pos="0"/>
+        </w:tabs>
+        <w:spacing w:after="200" w:line="276" w:lineRule="auto"/>
+        <w:contextualSpacing/>
+        <w:jc w:val="left"/>
+        <w:rPr>
+          <w:rFonts w:eastAsia="Times New Roman" w:cs="Times New Roman"/>
+        </w:rPr>
+      </w:pPr>
+      <w:r>
+        <w:rPr>
+          <w:rFonts w:eastAsia="Times New Roman" w:cs="Times New Roman"/>
+        </w:rPr>
+        <w:t>Дискретные команды исполнительным устройствам выдаются из порта 301</w:t>
+      </w:r>
+      <w:r>
+        <w:rPr>
+          <w:rFonts w:eastAsia="Times New Roman" w:cs="Times New Roman"/>
+          <w:lang w:val="en-US"/>
+        </w:rPr>
+        <w:t>h</w:t>
+      </w:r>
+      <w:r>
+        <w:rPr>
+          <w:rFonts w:eastAsia="Times New Roman" w:cs="Times New Roman"/>
+        </w:rPr>
+        <w:t xml:space="preserve">: </w:t>
+      </w:r>
+      <w:r>
+        <w:rPr>
+          <w:rFonts w:eastAsia="Times New Roman" w:cs="Times New Roman"/>
+          <w:lang w:val="en-US"/>
+        </w:rPr>
+        <w:t>bit</w:t>
+      </w:r>
+      <w:r>
+        <w:rPr>
+          <w:rFonts w:eastAsia="Times New Roman" w:cs="Times New Roman"/>
+        </w:rPr>
+        <w:t xml:space="preserve">11 — электромагнит заслонки брака; </w:t>
+      </w:r>
+      <w:r>
+        <w:rPr>
+          <w:rFonts w:eastAsia="Times New Roman" w:cs="Times New Roman"/>
+          <w:lang w:val="en-US"/>
+        </w:rPr>
+        <w:t>bit</w:t>
+      </w:r>
+      <w:r>
+        <w:rPr>
+          <w:rFonts w:eastAsia="Times New Roman" w:cs="Times New Roman"/>
+        </w:rPr>
+        <w:t xml:space="preserve">12 — команда «Поворот»; </w:t>
+      </w:r>
+      <w:r>
+        <w:rPr>
+          <w:rFonts w:eastAsia="Times New Roman" w:cs="Times New Roman"/>
+          <w:lang w:val="en-US"/>
+        </w:rPr>
+        <w:t>bit</w:t>
+      </w:r>
+      <w:r>
+        <w:rPr>
+          <w:rFonts w:eastAsia="Times New Roman" w:cs="Times New Roman"/>
+        </w:rPr>
+        <w:t>13 — команда «Возврат».</w:t>
+      </w:r>
+    </w:p>
+    <w:p>
+      <w:pPr>
+        <w:spacing w:after="200" w:line="276" w:lineRule="auto"/>
+        <w:ind w:firstLine="0"/>
+        <w:jc w:val="left"/>
+        <w:rPr>
+          <w:rFonts w:eastAsia="Times New Roman" w:cs="Times New Roman"/>
+        </w:rPr>
+      </w:pPr>
+      <w:r>
+        <w:rPr>
+          <w:rFonts w:eastAsia="Times New Roman" w:cs="Times New Roman"/>
+        </w:rPr>
+        <w:t>Алгоритм функционирования объекта (управляющая программа УВМ):</w:t>
+      </w:r>
+    </w:p>
+    <w:p>
+      <w:pPr>
+        <w:spacing w:after="200" w:line="276" w:lineRule="auto"/>
+        <w:ind w:firstLine="0"/>
+        <w:jc w:val="left"/>
+        <w:rPr>
+          <w:rFonts w:eastAsia="Times New Roman" w:cs="Times New Roman"/>
+        </w:rPr>
+      </w:pPr>
+      <w:r>
+        <w:rPr>
+          <w:rFonts w:eastAsia="Times New Roman" w:cs="Times New Roman"/>
+        </w:rPr>
+        <w:t>1. Считать слово порта 300</w:t>
+      </w:r>
+      <w:r>
+        <w:rPr>
+          <w:rFonts w:eastAsia="Times New Roman" w:cs="Times New Roman"/>
+          <w:lang w:val="en-US"/>
+        </w:rPr>
+        <w:t>h</w:t>
+      </w:r>
+      <w:r>
+        <w:rPr>
+          <w:rFonts w:eastAsia="Times New Roman" w:cs="Times New Roman"/>
+        </w:rPr>
+        <w:t xml:space="preserve"> и выделить дискретные признаки </w:t>
+      </w:r>
+      <w:r>
+        <w:rPr>
+          <w:rFonts w:eastAsia="Times New Roman" w:cs="Times New Roman"/>
+          <w:lang w:val="en-US"/>
+        </w:rPr>
+        <w:t>DR</w:t>
+      </w:r>
+      <w:r>
+        <w:rPr>
+          <w:rFonts w:eastAsia="Times New Roman" w:cs="Times New Roman"/>
+        </w:rPr>
+        <w:t>1 (</w:t>
+      </w:r>
+      <w:r>
+        <w:rPr>
+          <w:rFonts w:eastAsia="Times New Roman" w:cs="Times New Roman"/>
+          <w:lang w:val="en-US"/>
+        </w:rPr>
+        <w:t>bit</w:t>
+      </w:r>
+      <w:r>
+        <w:rPr>
+          <w:rFonts w:eastAsia="Times New Roman" w:cs="Times New Roman"/>
+        </w:rPr>
+        <w:t xml:space="preserve">12) и </w:t>
+      </w:r>
+      <w:r>
+        <w:rPr>
+          <w:rFonts w:eastAsia="Times New Roman" w:cs="Times New Roman"/>
+          <w:lang w:val="en-US"/>
+        </w:rPr>
+        <w:t>DR</w:t>
+      </w:r>
+      <w:r>
+        <w:rPr>
+          <w:rFonts w:eastAsia="Times New Roman" w:cs="Times New Roman"/>
+        </w:rPr>
+        <w:t>2 (</w:t>
+      </w:r>
+      <w:r>
+        <w:rPr>
+          <w:rFonts w:eastAsia="Times New Roman" w:cs="Times New Roman"/>
+          <w:lang w:val="en-US"/>
+        </w:rPr>
+        <w:t>bit</w:t>
+      </w:r>
+      <w:r>
+        <w:rPr>
+          <w:rFonts w:eastAsia="Times New Roman" w:cs="Times New Roman"/>
+        </w:rPr>
+        <w:t>13).</w:t>
+      </w:r>
+    </w:p>
+    <w:p>
+      <w:pPr>
+        <w:spacing w:after="200" w:line="276" w:lineRule="auto"/>
+        <w:ind w:firstLine="0"/>
+        <w:jc w:val="left"/>
+        <w:rPr>
+          <w:rFonts w:eastAsia="Times New Roman" w:cs="Times New Roman"/>
+        </w:rPr>
+      </w:pPr>
+      <w:r>
+        <w:rPr>
+          <w:rFonts w:eastAsia="Times New Roman" w:cs="Times New Roman"/>
+        </w:rPr>
+        <w:t xml:space="preserve">2. Если </w:t>
+      </w:r>
+      <w:r>
+        <w:rPr>
+          <w:rFonts w:eastAsia="Times New Roman" w:cs="Times New Roman"/>
+          <w:lang w:val="en-US"/>
+        </w:rPr>
+        <w:t>DR</w:t>
+      </w:r>
+      <w:r>
+        <w:rPr>
+          <w:rFonts w:eastAsia="Times New Roman" w:cs="Times New Roman"/>
+        </w:rPr>
+        <w:t>1=1 (размер меньше нормы), то установить в порте 301</w:t>
+      </w:r>
+      <w:r>
+        <w:rPr>
+          <w:rFonts w:eastAsia="Times New Roman" w:cs="Times New Roman"/>
+          <w:lang w:val="en-US"/>
+        </w:rPr>
+        <w:t>h</w:t>
+      </w:r>
+      <w:r>
+        <w:rPr>
+          <w:rFonts w:eastAsia="Times New Roman" w:cs="Times New Roman"/>
+        </w:rPr>
+        <w:t xml:space="preserve"> бит 11 (заслонка брака) =1; остальные управляющие биты (12,13) сбросить. Деталь направляется в корзину брака, дальнейшие действия не выполняются.</w:t>
+      </w:r>
+    </w:p>
+    <w:p>
+      <w:pPr>
+        <w:spacing w:after="200" w:line="276" w:lineRule="auto"/>
+        <w:ind w:firstLine="0"/>
+        <w:jc w:val="left"/>
+        <w:rPr>
+          <w:rFonts w:eastAsia="Times New Roman" w:cs="Times New Roman"/>
+        </w:rPr>
+      </w:pPr>
+      <w:r>
+        <w:rPr>
+          <w:rFonts w:eastAsia="Times New Roman" w:cs="Times New Roman"/>
+        </w:rPr>
+        <w:t xml:space="preserve">3. Если </w:t>
+      </w:r>
+      <w:r>
+        <w:rPr>
+          <w:rFonts w:eastAsia="Times New Roman" w:cs="Times New Roman"/>
+          <w:lang w:val="en-US"/>
+        </w:rPr>
+        <w:t>DR</w:t>
+      </w:r>
+      <w:r>
+        <w:rPr>
+          <w:rFonts w:eastAsia="Times New Roman" w:cs="Times New Roman"/>
+        </w:rPr>
+        <w:t xml:space="preserve">2=0 (размер больше нормы, инверсный датчик), то направить деталь в цех обработки: выдать на ЦАП управляющее напряжение +11,3 В (код </w:t>
+      </w:r>
+      <w:r>
+        <w:rPr>
+          <w:rFonts w:eastAsia="Times New Roman" w:cs="Times New Roman"/>
+          <w:lang w:val="en-US"/>
+        </w:rPr>
+        <w:t>D</w:t>
+      </w:r>
+      <w:r>
+        <w:rPr>
+          <w:rFonts w:eastAsia="Times New Roman" w:cs="Times New Roman"/>
+        </w:rPr>
+        <w:t>1=3</w:t>
+      </w:r>
+      <w:r>
+        <w:rPr>
+          <w:rFonts w:eastAsia="Times New Roman" w:cs="Times New Roman"/>
+          <w:lang w:val="en-US"/>
+        </w:rPr>
+        <w:t>B</w:t>
+      </w:r>
+      <w:r>
+        <w:rPr>
+          <w:rFonts w:eastAsia="Times New Roman" w:cs="Times New Roman"/>
+        </w:rPr>
+        <w:t>0</w:t>
+      </w:r>
+      <w:r>
+        <w:rPr>
+          <w:rFonts w:eastAsia="Times New Roman" w:cs="Times New Roman"/>
+          <w:lang w:val="en-US"/>
+        </w:rPr>
+        <w:t>h</w:t>
+      </w:r>
+      <w:r>
+        <w:rPr>
+          <w:rFonts w:eastAsia="Times New Roman" w:cs="Times New Roman"/>
+        </w:rPr>
+        <w:t xml:space="preserve"> в разряды </w:t>
+      </w:r>
+      <w:r>
+        <w:rPr>
+          <w:rFonts w:eastAsia="Times New Roman" w:cs="Times New Roman"/>
+          <w:lang w:val="en-US"/>
+        </w:rPr>
+        <w:t>D</w:t>
+      </w:r>
+      <w:r>
+        <w:rPr>
+          <w:rFonts w:eastAsia="Times New Roman" w:cs="Times New Roman"/>
+        </w:rPr>
+        <w:t>0…</w:t>
+      </w:r>
+      <w:r>
+        <w:rPr>
+          <w:rFonts w:eastAsia="Times New Roman" w:cs="Times New Roman"/>
+          <w:lang w:val="en-US"/>
+        </w:rPr>
+        <w:t>D</w:t>
+      </w:r>
+      <w:r>
+        <w:rPr>
+          <w:rFonts w:eastAsia="Times New Roman" w:cs="Times New Roman"/>
+        </w:rPr>
+        <w:t>9 порта 301</w:t>
+      </w:r>
+      <w:r>
+        <w:rPr>
+          <w:rFonts w:eastAsia="Times New Roman" w:cs="Times New Roman"/>
+          <w:lang w:val="en-US"/>
+        </w:rPr>
+        <w:t>h</w:t>
+      </w:r>
+      <w:r>
+        <w:rPr>
+          <w:rFonts w:eastAsia="Times New Roman" w:cs="Times New Roman"/>
+        </w:rPr>
+        <w:t xml:space="preserve">), установить </w:t>
+      </w:r>
+      <w:r>
+        <w:rPr>
+          <w:rFonts w:eastAsia="Times New Roman" w:cs="Times New Roman"/>
+          <w:lang w:val="en-US"/>
+        </w:rPr>
+        <w:t>bit</w:t>
+      </w:r>
+      <w:r>
+        <w:rPr>
+          <w:rFonts w:eastAsia="Times New Roman" w:cs="Times New Roman"/>
+        </w:rPr>
+        <w:t xml:space="preserve">12=1 (команда </w:t>
+      </w:r>
+      <w:r>
+        <w:rPr>
+          <w:rFonts w:eastAsia="Times New Roman" w:cs="Times New Roman"/>
+        </w:rPr>
+        <w:lastRenderedPageBreak/>
+        <w:t xml:space="preserve">«Поворот») и </w:t>
+      </w:r>
+      <w:r>
+        <w:rPr>
+          <w:rFonts w:eastAsia="Times New Roman" w:cs="Times New Roman"/>
+          <w:lang w:val="en-US"/>
+        </w:rPr>
+        <w:t>bit</w:t>
+      </w:r>
+      <w:r>
+        <w:rPr>
+          <w:rFonts w:eastAsia="Times New Roman" w:cs="Times New Roman"/>
+        </w:rPr>
+        <w:t xml:space="preserve">14=1 (запуск ЦАП). Выдержать паузу не менее </w:t>
+      </w:r>
+      <w:r>
+        <w:rPr>
+          <w:rFonts w:eastAsia="Times New Roman" w:cs="Times New Roman"/>
+          <w:lang w:val="en-US"/>
+        </w:rPr>
+        <w:t>t</w:t>
+      </w:r>
+      <w:proofErr w:type="spellStart"/>
+      <w:r>
+        <w:rPr>
+          <w:rFonts w:eastAsia="Times New Roman" w:cs="Times New Roman"/>
+        </w:rPr>
+        <w:t>пр</w:t>
+      </w:r>
+      <w:proofErr w:type="spellEnd"/>
+      <w:r>
+        <w:rPr>
+          <w:rFonts w:eastAsia="Times New Roman" w:cs="Times New Roman"/>
+        </w:rPr>
+        <w:t xml:space="preserve">(ЦАП)=80 </w:t>
+      </w:r>
+      <w:proofErr w:type="spellStart"/>
+      <w:r>
+        <w:rPr>
+          <w:rFonts w:eastAsia="Times New Roman" w:cs="Times New Roman"/>
+        </w:rPr>
+        <w:t>мс</w:t>
+      </w:r>
+      <w:proofErr w:type="spellEnd"/>
+      <w:r>
+        <w:rPr>
+          <w:rFonts w:eastAsia="Times New Roman" w:cs="Times New Roman"/>
+        </w:rPr>
+        <w:t>, затем удерживать воздействие в течение 36 с.</w:t>
+      </w:r>
+    </w:p>
+    <w:p>
+      <w:pPr>
+        <w:spacing w:after="200" w:line="276" w:lineRule="auto"/>
+        <w:ind w:firstLine="0"/>
+        <w:jc w:val="left"/>
+        <w:rPr>
+          <w:rFonts w:eastAsia="Times New Roman" w:cs="Times New Roman"/>
+        </w:rPr>
+      </w:pPr>
+      <w:r>
+        <w:rPr>
+          <w:rFonts w:eastAsia="Times New Roman" w:cs="Times New Roman"/>
+        </w:rPr>
+        <w:t>4.</w:t>
+      </w:r>
+      <w:r>
+        <w:t xml:space="preserve"> </w:t>
+      </w:r>
+      <w:r>
+        <w:rPr>
+          <w:rFonts w:eastAsia="Times New Roman" w:cs="Times New Roman"/>
+        </w:rPr>
+        <w:t xml:space="preserve">Если </w:t>
+      </w:r>
+      <w:r>
+        <w:rPr>
+          <w:rFonts w:eastAsia="Times New Roman" w:cs="Times New Roman"/>
+        </w:rPr>
+        <w:t xml:space="preserve">DR1=0 (размер детали не меньше нормы) и DR2=1 (размер детали не больше нормы, поскольку датчик DR2 инверсный), то деталь считается соответствующей норме. В этом случае </w:t>
+      </w:r>
+      <w:proofErr w:type="spellStart"/>
+      <w:r>
+        <w:rPr>
+          <w:rFonts w:eastAsia="Times New Roman" w:cs="Times New Roman"/>
+        </w:rPr>
+        <w:t>бракование</w:t>
+      </w:r>
+      <w:proofErr w:type="spellEnd"/>
+      <w:r>
+        <w:rPr>
+          <w:rFonts w:eastAsia="Times New Roman" w:cs="Times New Roman"/>
+        </w:rPr>
+        <w:t xml:space="preserve"> не выполняется: заслонка брака должна быть отключена (в порте 301h бит 11 = 0), команды исполнительному механизму не формируются (в порте 301h биты 12 «Поворот» и 13 «Возврат» устанавливаются в 0), а обновление управляющего напряжения через ЦАП не требуется (бит 14 «Запуск ЦАП» = 0). Деталь пропускается дальше по конвейеру без направления в корзину брака и без отправки в цех обработки, после чего управляющая программа переходит к обработке следующей детали (к следующему циклу опроса DR1/DR2</w:t>
+      </w:r>
+    </w:p>
+    <w:p>
+      <w:pPr>
+        <w:spacing w:after="200" w:line="276" w:lineRule="auto"/>
+        <w:ind w:firstLine="0"/>
+        <w:jc w:val="left"/>
+        <w:rPr>
+          <w:rFonts w:eastAsia="Times New Roman" w:cs="Times New Roman"/>
+        </w:rPr>
+      </w:pPr>
+      <w:r>
+        <w:rPr>
+          <w:rFonts w:eastAsia="Times New Roman" w:cs="Times New Roman"/>
+        </w:rPr>
+        <w:t>5</w:t>
+      </w:r>
+      <w:r>
+        <w:rPr>
+          <w:rFonts w:eastAsia="Times New Roman" w:cs="Times New Roman"/>
+        </w:rPr>
+        <w:t xml:space="preserve">. После завершения поворота выполнить возврат механизма в исходное положение: выдать на ЦАП напряжение −2,2 В (код </w:t>
+      </w:r>
+      <w:r>
+        <w:rPr>
+          <w:rFonts w:eastAsia="Times New Roman" w:cs="Times New Roman"/>
+          <w:lang w:val="en-US"/>
+        </w:rPr>
+        <w:t>D</w:t>
+      </w:r>
+      <w:r>
+        <w:rPr>
+          <w:rFonts w:eastAsia="Times New Roman" w:cs="Times New Roman"/>
+        </w:rPr>
+        <w:t>2=0</w:t>
+      </w:r>
+      <w:r>
+        <w:rPr>
+          <w:rFonts w:eastAsia="Times New Roman" w:cs="Times New Roman"/>
+          <w:lang w:val="en-US"/>
+        </w:rPr>
+        <w:t>E</w:t>
+      </w:r>
+      <w:r>
+        <w:rPr>
+          <w:rFonts w:eastAsia="Times New Roman" w:cs="Times New Roman"/>
+        </w:rPr>
+        <w:t>0</w:t>
+      </w:r>
+      <w:r>
+        <w:rPr>
+          <w:rFonts w:eastAsia="Times New Roman" w:cs="Times New Roman"/>
+          <w:lang w:val="en-US"/>
+        </w:rPr>
+        <w:t>h</w:t>
+      </w:r>
+      <w:r>
+        <w:rPr>
+          <w:rFonts w:eastAsia="Times New Roman" w:cs="Times New Roman"/>
+        </w:rPr>
+        <w:t xml:space="preserve">), установить </w:t>
+      </w:r>
+      <w:r>
+        <w:rPr>
+          <w:rFonts w:eastAsia="Times New Roman" w:cs="Times New Roman"/>
+          <w:lang w:val="en-US"/>
+        </w:rPr>
+        <w:t>bit</w:t>
+      </w:r>
+      <w:r>
+        <w:rPr>
+          <w:rFonts w:eastAsia="Times New Roman" w:cs="Times New Roman"/>
+        </w:rPr>
+        <w:t xml:space="preserve">13=1 (команда «Возврат») и </w:t>
+      </w:r>
+      <w:r>
+        <w:rPr>
+          <w:rFonts w:eastAsia="Times New Roman" w:cs="Times New Roman"/>
+          <w:lang w:val="en-US"/>
+        </w:rPr>
+        <w:t>bit</w:t>
+      </w:r>
+      <w:r>
+        <w:rPr>
+          <w:rFonts w:eastAsia="Times New Roman" w:cs="Times New Roman"/>
+        </w:rPr>
+        <w:t xml:space="preserve">14=1 (запуск ЦАП). Выдержать паузу ≥80 </w:t>
+      </w:r>
+      <w:proofErr w:type="spellStart"/>
+      <w:r>
+        <w:rPr>
+          <w:rFonts w:eastAsia="Times New Roman" w:cs="Times New Roman"/>
+        </w:rPr>
+        <w:t>мс</w:t>
+      </w:r>
+      <w:proofErr w:type="spellEnd"/>
+      <w:r>
+        <w:rPr>
+          <w:rFonts w:eastAsia="Times New Roman" w:cs="Times New Roman"/>
+        </w:rPr>
+        <w:t xml:space="preserve"> и обеспечить время отработки возврата (в отчёте принимается равным времени поворота, если иное не задано экспериментально).</w:t>
+      </w:r>
+    </w:p>
+    <w:p>
+      <w:pPr>
+        <w:spacing w:after="200" w:line="276" w:lineRule="auto"/>
+        <w:ind w:firstLine="0"/>
+        <w:jc w:val="left"/>
+        <w:rPr>
+          <w:rFonts w:eastAsia="Times New Roman" w:cs="Times New Roman"/>
+        </w:rPr>
+      </w:pPr>
+      <w:r>
+        <w:rPr>
+          <w:rFonts w:eastAsia="Times New Roman" w:cs="Times New Roman"/>
+        </w:rPr>
+        <w:t>6</w:t>
+      </w:r>
+      <w:r>
+        <w:rPr>
+          <w:rFonts w:eastAsia="Times New Roman" w:cs="Times New Roman"/>
+        </w:rPr>
+        <w:t>. После направления детали в цех обработки выполнить цикл измерения температуры двумя датчиками до достижения среднего значения 60 °</w:t>
+      </w:r>
+      <w:r>
+        <w:rPr>
+          <w:rFonts w:eastAsia="Times New Roman" w:cs="Times New Roman"/>
+          <w:lang w:val="en-US"/>
+        </w:rPr>
+        <w:t>C</w:t>
+      </w:r>
+      <w:r>
+        <w:rPr>
+          <w:rFonts w:eastAsia="Times New Roman" w:cs="Times New Roman"/>
+        </w:rPr>
+        <w:t>:</w:t>
+      </w:r>
+    </w:p>
+    <w:p>
+      <w:pPr>
+        <w:spacing w:after="200" w:line="276" w:lineRule="auto"/>
+        <w:ind w:left="709" w:firstLine="0"/>
+        <w:jc w:val="left"/>
+        <w:rPr>
+          <w:rFonts w:eastAsia="Times New Roman" w:cs="Times New Roman"/>
+        </w:rPr>
+      </w:pPr>
+      <w:r>
+        <w:rPr>
+          <w:rFonts w:eastAsia="Times New Roman" w:cs="Times New Roman"/>
+        </w:rPr>
+        <w:t xml:space="preserve"> а) выбрать датчик </w:t>
+      </w:r>
+      <w:r>
+        <w:rPr>
+          <w:rFonts w:eastAsia="Times New Roman" w:cs="Times New Roman"/>
+          <w:lang w:val="en-US"/>
+        </w:rPr>
+        <w:t>t</w:t>
+      </w:r>
+      <w:r>
+        <w:rPr>
+          <w:rFonts w:eastAsia="Times New Roman" w:cs="Times New Roman"/>
+        </w:rPr>
+        <w:t>1 (301</w:t>
+      </w:r>
+      <w:r>
+        <w:rPr>
+          <w:rFonts w:eastAsia="Times New Roman" w:cs="Times New Roman"/>
+          <w:lang w:val="en-US"/>
+        </w:rPr>
+        <w:t>h</w:t>
+      </w:r>
+      <w:r>
+        <w:rPr>
+          <w:rFonts w:eastAsia="Times New Roman" w:cs="Times New Roman"/>
+        </w:rPr>
+        <w:t xml:space="preserve"> </w:t>
+      </w:r>
+      <w:r>
+        <w:rPr>
+          <w:rFonts w:eastAsia="Times New Roman" w:cs="Times New Roman"/>
+          <w:lang w:val="en-US"/>
+        </w:rPr>
+        <w:t>bit</w:t>
+      </w:r>
+      <w:r>
+        <w:rPr>
+          <w:rFonts w:eastAsia="Times New Roman" w:cs="Times New Roman"/>
+        </w:rPr>
+        <w:t>10=0), подать сигнал «Запуск АЦП» (301</w:t>
+      </w:r>
+      <w:r>
+        <w:rPr>
+          <w:rFonts w:eastAsia="Times New Roman" w:cs="Times New Roman"/>
+          <w:lang w:val="en-US"/>
+        </w:rPr>
+        <w:t>h</w:t>
+      </w:r>
+      <w:r>
+        <w:rPr>
+          <w:rFonts w:eastAsia="Times New Roman" w:cs="Times New Roman"/>
+        </w:rPr>
+        <w:t xml:space="preserve"> </w:t>
+      </w:r>
+      <w:r>
+        <w:rPr>
+          <w:rFonts w:eastAsia="Times New Roman" w:cs="Times New Roman"/>
+          <w:lang w:val="en-US"/>
+        </w:rPr>
+        <w:t>bit</w:t>
+      </w:r>
+      <w:r>
+        <w:rPr>
+          <w:rFonts w:eastAsia="Times New Roman" w:cs="Times New Roman"/>
+        </w:rPr>
+        <w:t>15=1), ожидать ГТ=1 (300</w:t>
+      </w:r>
+      <w:r>
+        <w:rPr>
+          <w:rFonts w:eastAsia="Times New Roman" w:cs="Times New Roman"/>
+          <w:lang w:val="en-US"/>
+        </w:rPr>
+        <w:t>h</w:t>
+      </w:r>
+      <w:r>
+        <w:rPr>
+          <w:rFonts w:eastAsia="Times New Roman" w:cs="Times New Roman"/>
+        </w:rPr>
+        <w:t xml:space="preserve"> </w:t>
+      </w:r>
+      <w:r>
+        <w:rPr>
+          <w:rFonts w:eastAsia="Times New Roman" w:cs="Times New Roman"/>
+          <w:lang w:val="en-US"/>
+        </w:rPr>
+        <w:t>bit</w:t>
+      </w:r>
+      <w:r>
+        <w:rPr>
+          <w:rFonts w:eastAsia="Times New Roman" w:cs="Times New Roman"/>
+        </w:rPr>
+        <w:t xml:space="preserve">15), считать код </w:t>
+      </w:r>
+      <w:r>
+        <w:rPr>
+          <w:rFonts w:eastAsia="Times New Roman" w:cs="Times New Roman"/>
+          <w:lang w:val="en-US"/>
+        </w:rPr>
+        <w:t>D</w:t>
+      </w:r>
+      <w:r>
+        <w:rPr>
+          <w:rFonts w:eastAsia="Times New Roman" w:cs="Times New Roman"/>
+        </w:rPr>
+        <w:t>0…</w:t>
+      </w:r>
+      <w:r>
+        <w:rPr>
+          <w:rFonts w:eastAsia="Times New Roman" w:cs="Times New Roman"/>
+          <w:lang w:val="en-US"/>
+        </w:rPr>
+        <w:t>D</w:t>
+      </w:r>
+      <w:r>
+        <w:rPr>
+          <w:rFonts w:eastAsia="Times New Roman" w:cs="Times New Roman"/>
+        </w:rPr>
+        <w:t xml:space="preserve">11, преобразовать в </w:t>
+      </w:r>
+      <w:r>
+        <w:rPr>
+          <w:rFonts w:eastAsia="Times New Roman" w:cs="Times New Roman"/>
+          <w:lang w:val="en-US"/>
+        </w:rPr>
+        <w:t>U</w:t>
+      </w:r>
+      <w:r>
+        <w:rPr>
+          <w:rFonts w:eastAsia="Times New Roman" w:cs="Times New Roman"/>
+        </w:rPr>
+        <w:t xml:space="preserve"> и </w:t>
+      </w:r>
+      <w:r>
+        <w:rPr>
+          <w:rFonts w:eastAsia="Times New Roman" w:cs="Times New Roman"/>
+          <w:lang w:val="en-US"/>
+        </w:rPr>
+        <w:t>T</w:t>
+      </w:r>
+      <w:r>
+        <w:rPr>
+          <w:rFonts w:eastAsia="Times New Roman" w:cs="Times New Roman"/>
+        </w:rPr>
+        <w:t>1;</w:t>
+      </w:r>
+    </w:p>
+    <w:p>
+      <w:pPr>
+        <w:spacing w:after="200" w:line="276" w:lineRule="auto"/>
+        <w:ind w:left="709" w:firstLine="0"/>
+        <w:jc w:val="left"/>
+        <w:rPr>
+          <w:rFonts w:eastAsia="Times New Roman" w:cs="Times New Roman"/>
+        </w:rPr>
+      </w:pPr>
+      <w:r>
+        <w:rPr>
+          <w:rFonts w:eastAsia="Times New Roman" w:cs="Times New Roman"/>
+        </w:rPr>
+        <w:t xml:space="preserve"> б) с периодом 0,5 с аналогично опрашивать датчик </w:t>
+      </w:r>
+      <w:r>
+        <w:rPr>
+          <w:rFonts w:eastAsia="Times New Roman" w:cs="Times New Roman"/>
+          <w:lang w:val="en-US"/>
+        </w:rPr>
+        <w:t>t</w:t>
+      </w:r>
+      <w:r>
+        <w:rPr>
+          <w:rFonts w:eastAsia="Times New Roman" w:cs="Times New Roman"/>
+        </w:rPr>
+        <w:t>2 (301</w:t>
+      </w:r>
+      <w:r>
+        <w:rPr>
+          <w:rFonts w:eastAsia="Times New Roman" w:cs="Times New Roman"/>
+          <w:lang w:val="en-US"/>
+        </w:rPr>
+        <w:t>h</w:t>
+      </w:r>
+      <w:r>
+        <w:rPr>
+          <w:rFonts w:eastAsia="Times New Roman" w:cs="Times New Roman"/>
+        </w:rPr>
+        <w:t xml:space="preserve"> </w:t>
+      </w:r>
+      <w:r>
+        <w:rPr>
+          <w:rFonts w:eastAsia="Times New Roman" w:cs="Times New Roman"/>
+          <w:lang w:val="en-US"/>
+        </w:rPr>
+        <w:t>bit</w:t>
+      </w:r>
+      <w:r>
+        <w:rPr>
+          <w:rFonts w:eastAsia="Times New Roman" w:cs="Times New Roman"/>
+        </w:rPr>
+        <w:t xml:space="preserve">10=1) и получить </w:t>
+      </w:r>
+      <w:r>
+        <w:rPr>
+          <w:rFonts w:eastAsia="Times New Roman" w:cs="Times New Roman"/>
+          <w:lang w:val="en-US"/>
+        </w:rPr>
+        <w:t>T</w:t>
+      </w:r>
+      <w:r>
+        <w:rPr>
+          <w:rFonts w:eastAsia="Times New Roman" w:cs="Times New Roman"/>
+        </w:rPr>
+        <w:t xml:space="preserve">2; </w:t>
+      </w:r>
+    </w:p>
+    <w:p>
+      <w:pPr>
+        <w:spacing w:after="200" w:line="276" w:lineRule="auto"/>
+        <w:ind w:left="709" w:firstLine="0"/>
+        <w:jc w:val="left"/>
+        <w:rPr>
+          <w:rFonts w:eastAsia="Times New Roman" w:cs="Times New Roman"/>
+        </w:rPr>
+      </w:pPr>
+      <w:r>
+        <w:rPr>
+          <w:rFonts w:eastAsia="Times New Roman" w:cs="Times New Roman"/>
+        </w:rPr>
+        <w:t xml:space="preserve">в) вычислять среднее значение </w:t>
+      </w:r>
+      <w:r>
+        <w:rPr>
+          <w:rFonts w:eastAsia="Times New Roman" w:cs="Times New Roman"/>
+          <w:lang w:val="en-US"/>
+        </w:rPr>
+        <w:t>T</w:t>
+      </w:r>
+      <w:r>
+        <w:rPr>
+          <w:rFonts w:eastAsia="Times New Roman" w:cs="Times New Roman"/>
+        </w:rPr>
+        <w:t>ср=(</w:t>
+      </w:r>
+      <w:r>
+        <w:rPr>
+          <w:rFonts w:eastAsia="Times New Roman" w:cs="Times New Roman"/>
+          <w:lang w:val="en-US"/>
+        </w:rPr>
+        <w:t>T</w:t>
+      </w:r>
+      <w:r>
+        <w:rPr>
+          <w:rFonts w:eastAsia="Times New Roman" w:cs="Times New Roman"/>
+        </w:rPr>
+        <w:t>1+</w:t>
+      </w:r>
+      <w:r>
+        <w:rPr>
+          <w:rFonts w:eastAsia="Times New Roman" w:cs="Times New Roman"/>
+          <w:lang w:val="en-US"/>
+        </w:rPr>
+        <w:t>T</w:t>
+      </w:r>
+      <w:r>
+        <w:rPr>
+          <w:rFonts w:eastAsia="Times New Roman" w:cs="Times New Roman"/>
+        </w:rPr>
+        <w:t>2)/2 и сравнивать с порогом 60 °</w:t>
+      </w:r>
+      <w:r>
+        <w:rPr>
+          <w:rFonts w:eastAsia="Times New Roman" w:cs="Times New Roman"/>
+          <w:lang w:val="en-US"/>
+        </w:rPr>
+        <w:t>C</w:t>
+      </w:r>
+      <w:r>
+        <w:rPr>
+          <w:rFonts w:eastAsia="Times New Roman" w:cs="Times New Roman"/>
+        </w:rPr>
+        <w:t xml:space="preserve">. При </w:t>
+      </w:r>
+      <w:r>
+        <w:rPr>
+          <w:rFonts w:eastAsia="Times New Roman" w:cs="Times New Roman"/>
+          <w:lang w:val="en-US"/>
+        </w:rPr>
+        <w:t>T</w:t>
+      </w:r>
+      <w:r>
+        <w:rPr>
+          <w:rFonts w:eastAsia="Times New Roman" w:cs="Times New Roman"/>
+        </w:rPr>
+        <w:t>ср ≥ 60 °</w:t>
+      </w:r>
+      <w:r>
+        <w:rPr>
+          <w:rFonts w:eastAsia="Times New Roman" w:cs="Times New Roman"/>
+          <w:lang w:val="en-US"/>
+        </w:rPr>
+        <w:t>C</w:t>
+      </w:r>
+      <w:r>
+        <w:rPr>
+          <w:rFonts w:eastAsia="Times New Roman" w:cs="Times New Roman"/>
+        </w:rPr>
+        <w:t xml:space="preserve"> завершить цикл контроля температуры.</w:t>
+      </w:r>
+    </w:p>
+    <w:p>
+      <w:pPr>
+        <w:spacing w:after="200" w:line="276" w:lineRule="auto"/>
+        <w:ind w:firstLine="0"/>
+        <w:jc w:val="left"/>
+        <w:rPr>
+          <w:rFonts w:eastAsia="Times New Roman" w:cs="Times New Roman"/>
+        </w:rPr>
+      </w:pPr>
+      <w:r>
+        <w:rPr>
+          <w:rFonts w:eastAsia="Times New Roman" w:cs="Times New Roman"/>
+        </w:rPr>
+        <w:t>7</w:t>
+      </w:r>
+      <w:r>
+        <w:rPr>
+          <w:rFonts w:eastAsia="Times New Roman" w:cs="Times New Roman"/>
+        </w:rPr>
+        <w:t>. Сбросить управляющие биты порта 301</w:t>
+      </w:r>
+      <w:r>
+        <w:rPr>
+          <w:rFonts w:eastAsia="Times New Roman" w:cs="Times New Roman"/>
+          <w:lang w:val="en-US"/>
+        </w:rPr>
+        <w:t>h</w:t>
+      </w:r>
+      <w:r>
+        <w:rPr>
+          <w:rFonts w:eastAsia="Times New Roman" w:cs="Times New Roman"/>
+        </w:rPr>
+        <w:t xml:space="preserve"> (11–15) в исходное состояние и перейти к обработке следующей детали (переход к шагу 1).</w:t>
+      </w:r>
+    </w:p>
+    <w:p>
+      <w:pPr>
+        <w:spacing w:after="200" w:line="276" w:lineRule="auto"/>
+        <w:ind w:firstLine="0"/>
+        <w:jc w:val="left"/>
+        <w:rPr>
+          <w:rFonts w:eastAsia="Times New Roman" w:cs="Times New Roman"/>
+        </w:rPr>
+      </w:pPr>
+    </w:p>
+    <w:p>
+      <w:pPr>
+        <w:spacing w:after="200" w:line="276" w:lineRule="auto"/>
+        <w:ind w:firstLine="0"/>
+        <w:jc w:val="left"/>
+        <w:rPr>
+          <w:rFonts w:eastAsia="Times New Roman" w:cs="Times New Roman"/>
+        </w:rPr>
+      </w:pPr>
+      <w:r>
+        <w:rPr>
+          <w:rFonts w:eastAsia="Times New Roman" w:cs="Times New Roman"/>
+          <w:b/>
+        </w:rPr>
+        <w:t>Пункт 7</w:t>
+      </w:r>
+    </w:p>
+    <w:p>
+      <w:pPr>
+        <w:spacing w:after="200" w:line="276" w:lineRule="auto"/>
+        <w:ind w:firstLine="0"/>
+        <w:jc w:val="left"/>
+        <w:rPr>
+          <w:rFonts w:eastAsia="Times New Roman" w:cs="Times New Roman"/>
+        </w:rPr>
+      </w:pPr>
+      <w:r>
+        <w:rPr>
+          <w:rFonts w:eastAsia="Times New Roman" w:cs="Times New Roman"/>
+        </w:rPr>
+        <w:t>Параметры временных задержек:</w:t>
       </w:r>
     </w:p>
     <w:p>
@@ -5562,98 +7055,35 @@
         <w:rPr>
           <w:rFonts w:eastAsia="Times New Roman" w:cs="Times New Roman"/>
         </w:rPr>
-        <w:t xml:space="preserve">Дискретные датчики размера формируют сигналы </w:t>
-      </w:r>
-      <w:r>
-        <w:rPr>
-          <w:rFonts w:eastAsia="Times New Roman" w:cs="Times New Roman"/>
-          <w:lang w:val="en-US"/>
-        </w:rPr>
-        <w:t>DR</w:t>
-      </w:r>
-      <w:r>
-        <w:rPr>
-          <w:rFonts w:eastAsia="Times New Roman" w:cs="Times New Roman"/>
-        </w:rPr>
-        <w:t xml:space="preserve">1 и </w:t>
-      </w:r>
-      <w:r>
-        <w:rPr>
-          <w:rFonts w:eastAsia="Times New Roman" w:cs="Times New Roman"/>
-          <w:lang w:val="en-US"/>
-        </w:rPr>
-        <w:t>DR</w:t>
-      </w:r>
-      <w:r>
-        <w:rPr>
-          <w:rFonts w:eastAsia="Times New Roman" w:cs="Times New Roman"/>
-        </w:rPr>
-        <w:t>2 и подают их на входной порт 300</w:t>
-      </w:r>
-      <w:r>
-        <w:rPr>
-          <w:rFonts w:eastAsia="Times New Roman" w:cs="Times New Roman"/>
-          <w:lang w:val="en-US"/>
-        </w:rPr>
-        <w:t>h</w:t>
-      </w:r>
-      <w:r>
-        <w:rPr>
-          <w:rFonts w:eastAsia="Times New Roman" w:cs="Times New Roman"/>
-        </w:rPr>
-        <w:t xml:space="preserve">: </w:t>
-      </w:r>
-      <w:r>
-        <w:rPr>
-          <w:rFonts w:eastAsia="Times New Roman" w:cs="Times New Roman"/>
-          <w:lang w:val="en-US"/>
-        </w:rPr>
-        <w:t>DR</w:t>
-      </w:r>
-      <w:r>
-        <w:rPr>
-          <w:rFonts w:eastAsia="Times New Roman" w:cs="Times New Roman"/>
-        </w:rPr>
-        <w:t xml:space="preserve">1 — </w:t>
-      </w:r>
-      <w:r>
-        <w:rPr>
-          <w:rFonts w:eastAsia="Times New Roman" w:cs="Times New Roman"/>
-          <w:lang w:val="en-US"/>
-        </w:rPr>
-        <w:t>bit</w:t>
-      </w:r>
-      <w:r>
-        <w:rPr>
-          <w:rFonts w:eastAsia="Times New Roman" w:cs="Times New Roman"/>
-        </w:rPr>
-        <w:t xml:space="preserve">12, </w:t>
-      </w:r>
-      <w:r>
-        <w:rPr>
-          <w:rFonts w:eastAsia="Times New Roman" w:cs="Times New Roman"/>
-          <w:lang w:val="en-US"/>
-        </w:rPr>
-        <w:t>DR</w:t>
-      </w:r>
-      <w:r>
-        <w:rPr>
-          <w:rFonts w:eastAsia="Times New Roman" w:cs="Times New Roman"/>
-        </w:rPr>
-        <w:t xml:space="preserve">2 — </w:t>
-      </w:r>
-      <w:r>
-        <w:rPr>
-          <w:rFonts w:eastAsia="Times New Roman" w:cs="Times New Roman"/>
-          <w:lang w:val="en-US"/>
-        </w:rPr>
-        <w:t>bit</w:t>
-      </w:r>
-      <w:r>
-        <w:rPr>
-          <w:rFonts w:eastAsia="Times New Roman" w:cs="Times New Roman"/>
-        </w:rPr>
-        <w:t>13 (инверсный).</w:t>
+        <w:t xml:space="preserve">Интервал опроса датчика </w:t>
+      </w:r>
+      <w:r>
+        <w:rPr>
+          <w:rFonts w:eastAsia="Times New Roman" w:cs="Times New Roman"/>
+          <w:lang w:val="en-US"/>
+        </w:rPr>
+        <w:t>t</w:t>
+      </w:r>
+      <w:r>
+        <w:rPr>
+          <w:rFonts w:eastAsia="Times New Roman" w:cs="Times New Roman"/>
+        </w:rPr>
+        <w:t xml:space="preserve">1: </w:t>
+      </w:r>
+      <w:proofErr w:type="spellStart"/>
+      <w:r>
+        <w:rPr>
+          <w:rFonts w:eastAsia="Times New Roman" w:cs="Times New Roman"/>
+          <w:lang w:val="en-US"/>
+        </w:rPr>
+        <w:t>Δt</w:t>
+      </w:r>
+      <w:proofErr w:type="spellEnd"/>
+      <w:r>
+        <w:rPr>
+          <w:rFonts w:eastAsia="Times New Roman" w:cs="Times New Roman"/>
+        </w:rPr>
+        <w:t>1 = 0,1 с.</w:t>
       </w:r>
     </w:p>
     <w:p>
@@ -5673,7 +7103,7 @@
         <w:rPr>
           <w:rFonts w:eastAsia="Times New Roman" w:cs="Times New Roman"/>
         </w:rPr>
-        <w:t xml:space="preserve">Бесконтактные датчики температуры </w:t>
+        <w:t xml:space="preserve">Интервал опроса датчика </w:t>
       </w:r>
       <w:r>
         <w:rPr>
@@ -5686,86 +7116,22 @@
         <w:rPr>
           <w:rFonts w:eastAsia="Times New Roman" w:cs="Times New Roman"/>
         </w:rPr>
-        <w:t xml:space="preserve">1 и </w:t>
-      </w:r>
-      <w:r>
-        <w:rPr>
-          <w:rFonts w:eastAsia="Times New Roman" w:cs="Times New Roman"/>
-          <w:lang w:val="en-US"/>
-        </w:rPr>
-        <w:t>t</w:t>
-      </w:r>
-      <w:r>
-        <w:rPr>
-          <w:rFonts w:eastAsia="Times New Roman" w:cs="Times New Roman"/>
-        </w:rPr>
-        <w:t xml:space="preserve">2 формируют аналоговый сигнал </w:t>
-      </w:r>
-      <w:r>
-        <w:rPr>
-          <w:rFonts w:eastAsia="Times New Roman" w:cs="Times New Roman"/>
-          <w:lang w:val="en-US"/>
-        </w:rPr>
-        <w:t>U</w:t>
-      </w:r>
-      <w:r>
-        <w:rPr>
-          <w:rFonts w:eastAsia="Times New Roman" w:cs="Times New Roman"/>
-        </w:rPr>
-        <w:t>(</w:t>
-      </w:r>
-      <w:r>
-        <w:rPr>
-          <w:rFonts w:eastAsia="Times New Roman" w:cs="Times New Roman"/>
-          <w:lang w:val="en-US"/>
-        </w:rPr>
-        <w:t>T</w:t>
-      </w:r>
-      <w:r>
-        <w:rPr>
-          <w:rFonts w:eastAsia="Times New Roman" w:cs="Times New Roman"/>
-        </w:rPr>
-        <w:t xml:space="preserve">) в диапазоне −3…9,5 </w:t>
-      </w:r>
-      <w:proofErr w:type="gramStart"/>
-      <w:r>
-        <w:rPr>
-          <w:rFonts w:eastAsia="Times New Roman" w:cs="Times New Roman"/>
-        </w:rPr>
-        <w:t>В</w:t>
-      </w:r>
-      <w:proofErr w:type="gramEnd"/>
-      <w:r>
-        <w:rPr>
-          <w:rFonts w:eastAsia="Times New Roman" w:cs="Times New Roman"/>
-        </w:rPr>
-        <w:t>; выбор активного датчика выполняется мультиплексором по команде с порта 301</w:t>
-      </w:r>
-      <w:r>
-        <w:rPr>
-          <w:rFonts w:eastAsia="Times New Roman" w:cs="Times New Roman"/>
-          <w:lang w:val="en-US"/>
-        </w:rPr>
-        <w:t>h</w:t>
-      </w:r>
-      <w:r>
-        <w:rPr>
-          <w:rFonts w:eastAsia="Times New Roman" w:cs="Times New Roman"/>
-        </w:rPr>
-        <w:t xml:space="preserve"> (</w:t>
-      </w:r>
-      <w:r>
-        <w:rPr>
-          <w:rFonts w:eastAsia="Times New Roman" w:cs="Times New Roman"/>
-          <w:lang w:val="en-US"/>
-        </w:rPr>
-        <w:t>bit</w:t>
-      </w:r>
-      <w:r>
-        <w:rPr>
-          <w:rFonts w:eastAsia="Times New Roman" w:cs="Times New Roman"/>
-        </w:rPr>
-        <w:t>10).</w:t>
+        <w:t xml:space="preserve">2: </w:t>
+      </w:r>
+      <w:proofErr w:type="spellStart"/>
+      <w:r>
+        <w:rPr>
+          <w:rFonts w:eastAsia="Times New Roman" w:cs="Times New Roman"/>
+          <w:lang w:val="en-US"/>
+        </w:rPr>
+        <w:t>Δt</w:t>
+      </w:r>
+      <w:proofErr w:type="spellEnd"/>
+      <w:r>
+        <w:rPr>
+          <w:rFonts w:eastAsia="Times New Roman" w:cs="Times New Roman"/>
+        </w:rPr>
+        <w:t>2 = 0,5 с.</w:t>
       </w:r>
     </w:p>
     <w:p>
@@ -5785,141 +7151,38 @@
         <w:rPr>
           <w:rFonts w:eastAsia="Times New Roman" w:cs="Times New Roman"/>
         </w:rPr>
-        <w:t>АЦП (</w:t>
-      </w:r>
-      <w:r>
-        <w:rPr>
-          <w:rFonts w:eastAsia="Times New Roman" w:cs="Times New Roman"/>
-          <w:lang w:val="en-US"/>
-        </w:rPr>
-        <w:t>n</w:t>
-      </w:r>
-      <w:r>
-        <w:rPr>
-          <w:rFonts w:eastAsia="Times New Roman" w:cs="Times New Roman"/>
-        </w:rPr>
-        <w:t xml:space="preserve">=12, </w:t>
-      </w:r>
-      <w:r>
-        <w:rPr>
-          <w:rFonts w:eastAsia="Times New Roman" w:cs="Times New Roman"/>
-          <w:lang w:val="en-US"/>
-        </w:rPr>
-        <w:t>U</w:t>
+        <w:lastRenderedPageBreak/>
+        <w:t xml:space="preserve">Время воздействия на двигатель при повороте: </w:t>
+      </w:r>
+      <w:r>
+        <w:rPr>
+          <w:rFonts w:eastAsia="Times New Roman" w:cs="Times New Roman"/>
+          <w:lang w:val="en-US"/>
+        </w:rPr>
+        <w:t>t</w:t>
       </w:r>
       <w:proofErr w:type="spellStart"/>
       <w:r>
         <w:rPr>
           <w:rFonts w:eastAsia="Times New Roman" w:cs="Times New Roman"/>
         </w:rPr>
-        <w:t>вх</w:t>
+        <w:t>повор</w:t>
       </w:r>
       <w:proofErr w:type="spellEnd"/>
       <w:r>
         <w:rPr>
           <w:rFonts w:eastAsia="Times New Roman" w:cs="Times New Roman"/>
         </w:rPr>
-        <w:t>=−10…+10 В) по сигналу «Запуск АЦП» (301</w:t>
-      </w:r>
-      <w:r>
-        <w:rPr>
-          <w:rFonts w:eastAsia="Times New Roman" w:cs="Times New Roman"/>
-          <w:lang w:val="en-US"/>
-        </w:rPr>
-        <w:t>h</w:t>
-      </w:r>
-      <w:r>
-        <w:rPr>
-          <w:rFonts w:eastAsia="Times New Roman" w:cs="Times New Roman"/>
-        </w:rPr>
-        <w:t xml:space="preserve"> </w:t>
-      </w:r>
-      <w:r>
-        <w:rPr>
-          <w:rFonts w:eastAsia="Times New Roman" w:cs="Times New Roman"/>
-          <w:lang w:val="en-US"/>
-        </w:rPr>
-        <w:t>bit</w:t>
-      </w:r>
-      <w:r>
-        <w:rPr>
-          <w:rFonts w:eastAsia="Times New Roman" w:cs="Times New Roman"/>
-        </w:rPr>
-        <w:t xml:space="preserve">15) выполняет преобразование и записывает 12‑разрядный код в разряды </w:t>
-      </w:r>
-      <w:r>
-        <w:rPr>
-          <w:rFonts w:eastAsia="Times New Roman" w:cs="Times New Roman"/>
-          <w:lang w:val="en-US"/>
-        </w:rPr>
-        <w:t>D</w:t>
-      </w:r>
-      <w:r>
-        <w:rPr>
-          <w:rFonts w:eastAsia="Times New Roman" w:cs="Times New Roman"/>
-        </w:rPr>
-        <w:t>0…</w:t>
-      </w:r>
-      <w:r>
-        <w:rPr>
-          <w:rFonts w:eastAsia="Times New Roman" w:cs="Times New Roman"/>
-          <w:lang w:val="en-US"/>
-        </w:rPr>
-        <w:t>D</w:t>
-      </w:r>
-      <w:r>
-        <w:rPr>
-          <w:rFonts w:eastAsia="Times New Roman" w:cs="Times New Roman"/>
-        </w:rPr>
-        <w:t>11 порта 300</w:t>
-      </w:r>
-      <w:r>
-        <w:rPr>
-          <w:rFonts w:eastAsia="Times New Roman" w:cs="Times New Roman"/>
-          <w:lang w:val="en-US"/>
-        </w:rPr>
-        <w:t>h</w:t>
-      </w:r>
-      <w:r>
-        <w:rPr>
-          <w:rFonts w:eastAsia="Times New Roman" w:cs="Times New Roman"/>
-        </w:rPr>
-        <w:t xml:space="preserve">, а также устанавливает признак готовности ГТ в </w:t>
-      </w:r>
-      <w:r>
-        <w:rPr>
-          <w:rFonts w:eastAsia="Times New Roman" w:cs="Times New Roman"/>
-          <w:lang w:val="en-US"/>
-        </w:rPr>
-        <w:t>bit</w:t>
-      </w:r>
-      <w:r>
-        <w:rPr>
-          <w:rFonts w:eastAsia="Times New Roman" w:cs="Times New Roman"/>
-        </w:rPr>
-        <w:t>15 порта 300</w:t>
-      </w:r>
-      <w:r>
-        <w:rPr>
-          <w:rFonts w:eastAsia="Times New Roman" w:cs="Times New Roman"/>
-          <w:lang w:val="en-US"/>
-        </w:rPr>
-        <w:t>h</w:t>
-      </w:r>
-      <w:r>
-        <w:rPr>
-          <w:rFonts w:eastAsia="Times New Roman" w:cs="Times New Roman"/>
-        </w:rPr>
-        <w:t>.</w:t>
+        <w:t xml:space="preserve"> = 36 с</w:t>
       </w:r>
     </w:p>
     <w:p>
       <w:pPr>
         <w:tabs>
-          <w:tab w:val="num" w:pos="360"/>
+          <w:tab w:val="num" w:pos="0"/>
         </w:tabs>
         <w:spacing w:after="200" w:line="276" w:lineRule="auto"/>
-        <w:ind w:left="360" w:hanging="360"/>
+        <w:ind w:firstLine="0"/>
         <w:contextualSpacing/>
         <w:jc w:val="left"/>
         <w:rPr>
@@ -5930,127 +7193,42 @@
         <w:rPr>
           <w:rFonts w:eastAsia="Times New Roman" w:cs="Times New Roman"/>
         </w:rPr>
-        <w:t>ЦАП (</w:t>
-      </w:r>
-      <w:r>
-        <w:rPr>
-          <w:rFonts w:eastAsia="Times New Roman" w:cs="Times New Roman"/>
-          <w:lang w:val="en-US"/>
-        </w:rPr>
-        <w:t>m</w:t>
-      </w:r>
-      <w:r>
-        <w:rPr>
-          <w:rFonts w:eastAsia="Times New Roman" w:cs="Times New Roman"/>
-        </w:rPr>
-        <w:t xml:space="preserve">=10, </w:t>
-      </w:r>
-      <w:r>
-        <w:rPr>
-          <w:rFonts w:eastAsia="Times New Roman" w:cs="Times New Roman"/>
-          <w:lang w:val="en-US"/>
-        </w:rPr>
-        <w:t>U</w:t>
+        <w:t xml:space="preserve">Время преобразования ЦАП: </w:t>
+      </w:r>
+      <w:r>
+        <w:rPr>
+          <w:rFonts w:eastAsia="Times New Roman" w:cs="Times New Roman"/>
+          <w:lang w:val="en-US"/>
+        </w:rPr>
+        <w:t>t</w:t>
       </w:r>
       <w:proofErr w:type="spellStart"/>
       <w:r>
         <w:rPr>
           <w:rFonts w:eastAsia="Times New Roman" w:cs="Times New Roman"/>
         </w:rPr>
-        <w:t>вых</w:t>
+        <w:t>пр</w:t>
       </w:r>
       <w:proofErr w:type="spellEnd"/>
       <w:r>
         <w:rPr>
           <w:rFonts w:eastAsia="Times New Roman" w:cs="Times New Roman"/>
         </w:rPr>
-        <w:t xml:space="preserve">=−6,4…+12,8 В) получает код из разрядов </w:t>
-      </w:r>
-      <w:r>
-        <w:rPr>
-          <w:rFonts w:eastAsia="Times New Roman" w:cs="Times New Roman"/>
-          <w:lang w:val="en-US"/>
-        </w:rPr>
-        <w:t>D</w:t>
-      </w:r>
-      <w:r>
-        <w:rPr>
-          <w:rFonts w:eastAsia="Times New Roman" w:cs="Times New Roman"/>
-        </w:rPr>
-        <w:t>0…</w:t>
-      </w:r>
-      <w:r>
-        <w:rPr>
-          <w:rFonts w:eastAsia="Times New Roman" w:cs="Times New Roman"/>
-          <w:lang w:val="en-US"/>
-        </w:rPr>
-        <w:t>D</w:t>
-      </w:r>
-      <w:r>
-        <w:rPr>
-          <w:rFonts w:eastAsia="Times New Roman" w:cs="Times New Roman"/>
-        </w:rPr>
-        <w:t>9 порта 301</w:t>
-      </w:r>
-      <w:r>
-        <w:rPr>
-          <w:rFonts w:eastAsia="Times New Roman" w:cs="Times New Roman"/>
-          <w:lang w:val="en-US"/>
-        </w:rPr>
-        <w:t>h</w:t>
-      </w:r>
-      <w:r>
-        <w:rPr>
-          <w:rFonts w:eastAsia="Times New Roman" w:cs="Times New Roman"/>
-        </w:rPr>
-        <w:t xml:space="preserve"> и по сигналу «Запуск ЦАП» (301</w:t>
-      </w:r>
-      <w:r>
-        <w:rPr>
-          <w:rFonts w:eastAsia="Times New Roman" w:cs="Times New Roman"/>
-          <w:lang w:val="en-US"/>
-        </w:rPr>
-        <w:t>h</w:t>
-      </w:r>
-      <w:r>
-        <w:rPr>
-          <w:rFonts w:eastAsia="Times New Roman" w:cs="Times New Roman"/>
-        </w:rPr>
-        <w:t xml:space="preserve"> </w:t>
-      </w:r>
-      <w:r>
-        <w:rPr>
-          <w:rFonts w:eastAsia="Times New Roman" w:cs="Times New Roman"/>
-          <w:lang w:val="en-US"/>
-        </w:rPr>
-        <w:t>bit</w:t>
-      </w:r>
-      <w:r>
-        <w:rPr>
-          <w:rFonts w:eastAsia="Times New Roman" w:cs="Times New Roman"/>
-        </w:rPr>
-        <w:t>14) формирует управляющее напряжение на двигатель через усилитель мощности (</w:t>
-      </w:r>
-      <w:r>
-        <w:rPr>
-          <w:rFonts w:eastAsia="Times New Roman" w:cs="Times New Roman"/>
-          <w:lang w:val="en-US"/>
-        </w:rPr>
-        <w:t>t</w:t>
+        <w:t xml:space="preserve">(ЦАП) ≤ 80 </w:t>
       </w:r>
       <w:proofErr w:type="spellStart"/>
       <w:r>
         <w:rPr>
           <w:rFonts w:eastAsia="Times New Roman" w:cs="Times New Roman"/>
         </w:rPr>
-        <w:t>пр</w:t>
+        <w:t>мс</w:t>
       </w:r>
       <w:proofErr w:type="spellEnd"/>
       <w:r>
         <w:rPr>
           <w:rFonts w:eastAsia="Times New Roman" w:cs="Times New Roman"/>
         </w:rPr>
-        <w:t xml:space="preserve"> ≤ 80 </w:t>
+        <w:t xml:space="preserve">; после установки кода и сигнала запуска необходимо выдерживать паузу не менее 80 </w:t>
       </w:r>
       <w:proofErr w:type="spellStart"/>
       <w:r>
@@ -6064,16 +7242,16 @@
         <w:rPr>
           <w:rFonts w:eastAsia="Times New Roman" w:cs="Times New Roman"/>
         </w:rPr>
-        <w:t>).</w:t>
+        <w:t xml:space="preserve"> до следующего обновления.</w:t>
       </w:r>
     </w:p>
     <w:p>
       <w:pPr>
         <w:tabs>
-          <w:tab w:val="num" w:pos="360"/>
+          <w:tab w:val="num" w:pos="0"/>
         </w:tabs>
         <w:spacing w:after="200" w:line="276" w:lineRule="auto"/>
-        <w:ind w:left="360" w:hanging="360"/>
+        <w:ind w:firstLine="0"/>
         <w:contextualSpacing/>
         <w:jc w:val="left"/>
         <w:rPr>
@@ -6084,59 +7262,101 @@
         <w:rPr>
           <w:rFonts w:eastAsia="Times New Roman" w:cs="Times New Roman"/>
         </w:rPr>
-        <w:t>Дискретные команды исполнительным устройствам выдаются из порта 301</w:t>
-      </w:r>
-      <w:r>
-        <w:rPr>
-          <w:rFonts w:eastAsia="Times New Roman" w:cs="Times New Roman"/>
-          <w:lang w:val="en-US"/>
-        </w:rPr>
-        <w:t>h</w:t>
-      </w:r>
-      <w:r>
-        <w:rPr>
-          <w:rFonts w:eastAsia="Times New Roman" w:cs="Times New Roman"/>
-        </w:rPr>
-        <w:t xml:space="preserve">: </w:t>
-      </w:r>
-      <w:r>
-        <w:rPr>
-          <w:rFonts w:eastAsia="Times New Roman" w:cs="Times New Roman"/>
-          <w:lang w:val="en-US"/>
-        </w:rPr>
-        <w:t>bit</w:t>
-      </w:r>
-      <w:r>
-        <w:rPr>
-          <w:rFonts w:eastAsia="Times New Roman" w:cs="Times New Roman"/>
-        </w:rPr>
-        <w:t xml:space="preserve">11 — электромагнит заслонки брака; </w:t>
-      </w:r>
-      <w:r>
-        <w:rPr>
-          <w:rFonts w:eastAsia="Times New Roman" w:cs="Times New Roman"/>
-          <w:lang w:val="en-US"/>
-        </w:rPr>
-        <w:t>bit</w:t>
-      </w:r>
-      <w:r>
-        <w:rPr>
-          <w:rFonts w:eastAsia="Times New Roman" w:cs="Times New Roman"/>
-        </w:rPr>
-        <w:t xml:space="preserve">12 — команда «Поворот»; </w:t>
-      </w:r>
-      <w:r>
-        <w:rPr>
-          <w:rFonts w:eastAsia="Times New Roman" w:cs="Times New Roman"/>
-          <w:lang w:val="en-US"/>
-        </w:rPr>
-        <w:t>bit</w:t>
-      </w:r>
-      <w:r>
-        <w:rPr>
-          <w:rFonts w:eastAsia="Times New Roman" w:cs="Times New Roman"/>
-        </w:rPr>
-        <w:t>13 — команда «Возврат».</w:t>
+        <w:t xml:space="preserve">Время преобразования АЦП не задано; для расчётов принимается типовое значение </w:t>
+      </w:r>
+      <w:r>
+        <w:rPr>
+          <w:rFonts w:eastAsia="Times New Roman" w:cs="Times New Roman"/>
+          <w:lang w:val="en-US"/>
+        </w:rPr>
+        <w:t>t</w:t>
+      </w:r>
+      <w:proofErr w:type="spellStart"/>
+      <w:r>
+        <w:rPr>
+          <w:rFonts w:eastAsia="Times New Roman" w:cs="Times New Roman"/>
+        </w:rPr>
+        <w:t>пр</w:t>
+      </w:r>
+      <w:proofErr w:type="spellEnd"/>
+      <w:r>
+        <w:rPr>
+          <w:rFonts w:eastAsia="Times New Roman" w:cs="Times New Roman"/>
+        </w:rPr>
+        <w:t xml:space="preserve">(АЦП) ≈ 20 </w:t>
+      </w:r>
+      <w:proofErr w:type="spellStart"/>
+      <w:r>
+        <w:rPr>
+          <w:rFonts w:eastAsia="Times New Roman" w:cs="Times New Roman"/>
+        </w:rPr>
+        <w:t>мк</w:t>
+      </w:r>
+      <w:r>
+        <w:rPr>
+          <w:rFonts w:eastAsia="Times New Roman" w:cs="Times New Roman"/>
+        </w:rPr>
+        <w:t>с</w:t>
+      </w:r>
+      <w:proofErr w:type="spellEnd"/>
+      <w:r>
+        <w:rPr>
+          <w:rFonts w:eastAsia="Times New Roman" w:cs="Times New Roman"/>
+        </w:rPr>
+        <w:t xml:space="preserve"> (влияние на интервалы 0,1/0,5</w:t>
+      </w:r>
+      <w:r>
+        <w:rPr>
+          <w:rFonts w:eastAsia="Times New Roman" w:cs="Times New Roman"/>
+        </w:rPr>
+        <w:t>с пренебрежимо мало).</w:t>
+      </w:r>
+    </w:p>
+    <w:p>
+      <w:pPr>
+        <w:tabs>
+          <w:tab w:val="num" w:pos="0"/>
+        </w:tabs>
+        <w:spacing w:after="200" w:line="276" w:lineRule="auto"/>
+        <w:ind w:firstLine="0"/>
+        <w:contextualSpacing/>
+        <w:jc w:val="left"/>
+        <w:rPr>
+          <w:rFonts w:eastAsia="Times New Roman" w:cs="Times New Roman"/>
+        </w:rPr>
+      </w:pPr>
+      <w:r>
+        <w:rPr>
+          <w:rFonts w:eastAsia="Times New Roman" w:cs="Times New Roman"/>
+        </w:rPr>
+        <w:t xml:space="preserve">Время установления после переключения мультиплексора принимается </w:t>
+      </w:r>
+      <w:r>
+        <w:rPr>
+          <w:rFonts w:eastAsia="Times New Roman" w:cs="Times New Roman"/>
+          <w:lang w:val="en-US"/>
+        </w:rPr>
+        <w:t>t</w:t>
+      </w:r>
+      <w:r>
+        <w:rPr>
+          <w:rFonts w:eastAsia="Times New Roman" w:cs="Times New Roman"/>
+        </w:rPr>
+        <w:t xml:space="preserve">уст ≈ 20 </w:t>
+      </w:r>
+      <w:proofErr w:type="spellStart"/>
+      <w:r>
+        <w:rPr>
+          <w:rFonts w:eastAsia="Times New Roman" w:cs="Times New Roman"/>
+        </w:rPr>
+        <w:t>мс</w:t>
+      </w:r>
+      <w:proofErr w:type="spellEnd"/>
+      <w:r>
+        <w:rPr>
+          <w:rFonts w:eastAsia="Times New Roman" w:cs="Times New Roman"/>
+        </w:rPr>
+        <w:t xml:space="preserve"> (пауза перед запуском АЦП при смене датчика).</w:t>
       </w:r>
     </w:p>
     <w:p>
@@ -6145,1242 +7365,136 @@
         <w:ind w:firstLine="0"/>
         <w:jc w:val="left"/>
         <w:rPr>
-          <w:rFonts w:eastAsia="Times New Roman" w:cs="Times New Roman"/>
-        </w:rPr>
-      </w:pPr>
-      <w:r>
-        <w:rPr>
-          <w:rFonts w:eastAsia="Times New Roman" w:cs="Times New Roman"/>
-        </w:rPr>
-        <w:t>Алгоритм функционирования объекта (управляющая программа УВМ):</w:t>
-      </w:r>
-    </w:p>
-    <w:p>
-      <w:pPr>
-        <w:spacing w:after="200" w:line="276" w:lineRule="auto"/>
-        <w:ind w:firstLine="0"/>
-        <w:jc w:val="left"/>
-        <w:rPr>
-          <w:rFonts w:eastAsia="Times New Roman" w:cs="Times New Roman"/>
-        </w:rPr>
-      </w:pPr>
-      <w:r>
-        <w:rPr>
-          <w:rFonts w:eastAsia="Times New Roman" w:cs="Times New Roman"/>
-        </w:rPr>
-        <w:t>1. Считать слово порта 300</w:t>
-      </w:r>
-      <w:r>
-        <w:rPr>
-          <w:rFonts w:eastAsia="Times New Roman" w:cs="Times New Roman"/>
-          <w:lang w:val="en-US"/>
-        </w:rPr>
-        <w:t>h</w:t>
-      </w:r>
-      <w:r>
-        <w:rPr>
-          <w:rFonts w:eastAsia="Times New Roman" w:cs="Times New Roman"/>
-        </w:rPr>
-        <w:t xml:space="preserve"> и выделить дискретные признаки </w:t>
-      </w:r>
-      <w:r>
-        <w:rPr>
-          <w:rFonts w:eastAsia="Times New Roman" w:cs="Times New Roman"/>
-          <w:lang w:val="en-US"/>
-        </w:rPr>
-        <w:t>DR</w:t>
-      </w:r>
-      <w:r>
-        <w:rPr>
-          <w:rFonts w:eastAsia="Times New Roman" w:cs="Times New Roman"/>
-        </w:rPr>
-        <w:t>1 (</w:t>
-      </w:r>
-      <w:r>
-        <w:rPr>
-          <w:rFonts w:eastAsia="Times New Roman" w:cs="Times New Roman"/>
-          <w:lang w:val="en-US"/>
-        </w:rPr>
-        <w:t>bit</w:t>
-      </w:r>
-      <w:r>
-        <w:rPr>
-          <w:rFonts w:eastAsia="Times New Roman" w:cs="Times New Roman"/>
-        </w:rPr>
-        <w:t xml:space="preserve">12) и </w:t>
-      </w:r>
-      <w:r>
-        <w:rPr>
-          <w:rFonts w:eastAsia="Times New Roman" w:cs="Times New Roman"/>
-          <w:lang w:val="en-US"/>
-        </w:rPr>
-        <w:t>DR</w:t>
-      </w:r>
-      <w:r>
-        <w:rPr>
-          <w:rFonts w:eastAsia="Times New Roman" w:cs="Times New Roman"/>
-        </w:rPr>
-        <w:t>2 (</w:t>
-      </w:r>
-      <w:r>
-        <w:rPr>
-          <w:rFonts w:eastAsia="Times New Roman" w:cs="Times New Roman"/>
-          <w:lang w:val="en-US"/>
-        </w:rPr>
-        <w:t>bit</w:t>
-      </w:r>
-      <w:r>
-        <w:rPr>
-          <w:rFonts w:eastAsia="Times New Roman" w:cs="Times New Roman"/>
-        </w:rPr>
-        <w:t>13).</w:t>
-      </w:r>
-    </w:p>
-    <w:p>
-      <w:pPr>
-        <w:spacing w:after="200" w:line="276" w:lineRule="auto"/>
-        <w:ind w:firstLine="0"/>
-        <w:jc w:val="left"/>
-        <w:rPr>
-          <w:rFonts w:eastAsia="Times New Roman" w:cs="Times New Roman"/>
-        </w:rPr>
-      </w:pPr>
-      <w:r>
-        <w:rPr>
-          <w:rFonts w:eastAsia="Times New Roman" w:cs="Times New Roman"/>
-        </w:rPr>
-        <w:t xml:space="preserve">2. Если </w:t>
-      </w:r>
-      <w:r>
-        <w:rPr>
-          <w:rFonts w:eastAsia="Times New Roman" w:cs="Times New Roman"/>
-          <w:lang w:val="en-US"/>
-        </w:rPr>
-        <w:t>DR</w:t>
-      </w:r>
-      <w:r>
-        <w:rPr>
-          <w:rFonts w:eastAsia="Times New Roman" w:cs="Times New Roman"/>
-        </w:rPr>
-        <w:t>1=1 (размер меньше нормы), то установить в порте 301</w:t>
-      </w:r>
-      <w:r>
-        <w:rPr>
-          <w:rFonts w:eastAsia="Times New Roman" w:cs="Times New Roman"/>
-          <w:lang w:val="en-US"/>
-        </w:rPr>
-        <w:t>h</w:t>
-      </w:r>
-      <w:r>
-        <w:rPr>
-          <w:rFonts w:eastAsia="Times New Roman" w:cs="Times New Roman"/>
-        </w:rPr>
-        <w:t xml:space="preserve"> бит 11 (заслонка брака) =1; остальные управляющие биты (12,13) сбросить. Деталь направляется в корзину брака, дальнейшие действия не выполняются.</w:t>
-      </w:r>
-    </w:p>
-    <w:p>
-      <w:pPr>
-        <w:spacing w:after="200" w:line="276" w:lineRule="auto"/>
-        <w:ind w:firstLine="0"/>
-        <w:jc w:val="left"/>
-        <w:rPr>
-          <w:rFonts w:eastAsia="Times New Roman" w:cs="Times New Roman"/>
-        </w:rPr>
-      </w:pPr>
-      <w:r>
-        <w:rPr>
-          <w:rFonts w:eastAsia="Times New Roman" w:cs="Times New Roman"/>
-        </w:rPr>
-        <w:t xml:space="preserve">3. Если </w:t>
-      </w:r>
-      <w:r>
-        <w:rPr>
-          <w:rFonts w:eastAsia="Times New Roman" w:cs="Times New Roman"/>
-          <w:lang w:val="en-US"/>
-        </w:rPr>
-        <w:t>DR</w:t>
-      </w:r>
-      <w:r>
-        <w:rPr>
-          <w:rFonts w:eastAsia="Times New Roman" w:cs="Times New Roman"/>
-        </w:rPr>
-        <w:t xml:space="preserve">2=0 (размер больше нормы, инверсный датчик), то направить деталь в цех обработки: выдать на ЦАП управляющее напряжение +11,3 В (код </w:t>
-      </w:r>
-      <w:r>
-        <w:rPr>
-          <w:rFonts w:eastAsia="Times New Roman" w:cs="Times New Roman"/>
-          <w:lang w:val="en-US"/>
-        </w:rPr>
-        <w:t>D</w:t>
-      </w:r>
-      <w:r>
-        <w:rPr>
-          <w:rFonts w:eastAsia="Times New Roman" w:cs="Times New Roman"/>
-        </w:rPr>
-        <w:t>1=3</w:t>
-      </w:r>
-      <w:r>
-        <w:rPr>
-          <w:rFonts w:eastAsia="Times New Roman" w:cs="Times New Roman"/>
-          <w:lang w:val="en-US"/>
-        </w:rPr>
-        <w:t>B</w:t>
-      </w:r>
-      <w:r>
-        <w:rPr>
-          <w:rFonts w:eastAsia="Times New Roman" w:cs="Times New Roman"/>
-        </w:rPr>
-        <w:t>0</w:t>
-      </w:r>
-      <w:r>
-        <w:rPr>
-          <w:rFonts w:eastAsia="Times New Roman" w:cs="Times New Roman"/>
-          <w:lang w:val="en-US"/>
-        </w:rPr>
-        <w:t>h</w:t>
-      </w:r>
-      <w:r>
-        <w:rPr>
-          <w:rFonts w:eastAsia="Times New Roman" w:cs="Times New Roman"/>
-        </w:rPr>
-        <w:t xml:space="preserve"> в разряды </w:t>
-      </w:r>
-      <w:r>
-        <w:rPr>
-          <w:rFonts w:eastAsia="Times New Roman" w:cs="Times New Roman"/>
-          <w:lang w:val="en-US"/>
-        </w:rPr>
-        <w:t>D</w:t>
-      </w:r>
-      <w:r>
-        <w:rPr>
-          <w:rFonts w:eastAsia="Times New Roman" w:cs="Times New Roman"/>
-        </w:rPr>
-        <w:t>0…</w:t>
-      </w:r>
-      <w:r>
-        <w:rPr>
-          <w:rFonts w:eastAsia="Times New Roman" w:cs="Times New Roman"/>
-          <w:lang w:val="en-US"/>
-        </w:rPr>
-        <w:t>D</w:t>
-      </w:r>
-      <w:r>
-        <w:rPr>
-          <w:rFonts w:eastAsia="Times New Roman" w:cs="Times New Roman"/>
-        </w:rPr>
-        <w:t>9 порта 301</w:t>
-      </w:r>
-      <w:r>
-        <w:rPr>
-          <w:rFonts w:eastAsia="Times New Roman" w:cs="Times New Roman"/>
-          <w:lang w:val="en-US"/>
-        </w:rPr>
-        <w:t>h</w:t>
-      </w:r>
-      <w:r>
-        <w:rPr>
-          <w:rFonts w:eastAsia="Times New Roman" w:cs="Times New Roman"/>
-        </w:rPr>
-        <w:t xml:space="preserve">), установить </w:t>
-      </w:r>
-      <w:r>
-        <w:rPr>
-          <w:rFonts w:eastAsia="Times New Roman" w:cs="Times New Roman"/>
-          <w:lang w:val="en-US"/>
-        </w:rPr>
-        <w:t>bit</w:t>
-      </w:r>
-      <w:r>
-        <w:rPr>
-          <w:rFonts w:eastAsia="Times New Roman" w:cs="Times New Roman"/>
-        </w:rPr>
-        <w:t xml:space="preserve">12=1 (команда </w:t>
-      </w:r>
-      <w:r>
-        <w:rPr>
-          <w:rFonts w:eastAsia="Times New Roman" w:cs="Times New Roman"/>
-        </w:rPr>
-        <w:lastRenderedPageBreak/>
-        <w:t xml:space="preserve">«Поворот») и </w:t>
-      </w:r>
-      <w:r>
-        <w:rPr>
-          <w:rFonts w:eastAsia="Times New Roman" w:cs="Times New Roman"/>
-          <w:lang w:val="en-US"/>
-        </w:rPr>
-        <w:t>bit</w:t>
-      </w:r>
-      <w:r>
-        <w:rPr>
-          <w:rFonts w:eastAsia="Times New Roman" w:cs="Times New Roman"/>
-        </w:rPr>
-        <w:t xml:space="preserve">14=1 (запуск ЦАП). Выдержать паузу не менее </w:t>
-      </w:r>
-      <w:r>
-        <w:rPr>
-          <w:rFonts w:eastAsia="Times New Roman" w:cs="Times New Roman"/>
-          <w:lang w:val="en-US"/>
-        </w:rPr>
-        <w:t>t</w:t>
-      </w:r>
-      <w:proofErr w:type="spellStart"/>
-      <w:r>
-        <w:rPr>
-          <w:rFonts w:eastAsia="Times New Roman" w:cs="Times New Roman"/>
-        </w:rPr>
-        <w:t>пр</w:t>
-      </w:r>
-      <w:proofErr w:type="spellEnd"/>
-      <w:r>
-        <w:rPr>
-          <w:rFonts w:eastAsia="Times New Roman" w:cs="Times New Roman"/>
-        </w:rPr>
-        <w:t xml:space="preserve">(ЦАП)=80 </w:t>
-      </w:r>
-      <w:proofErr w:type="spellStart"/>
-      <w:r>
-        <w:rPr>
-          <w:rFonts w:eastAsia="Times New Roman" w:cs="Times New Roman"/>
-        </w:rPr>
-        <w:t>мс</w:t>
-      </w:r>
-      <w:proofErr w:type="spellEnd"/>
-      <w:r>
-        <w:rPr>
-          <w:rFonts w:eastAsia="Times New Roman" w:cs="Times New Roman"/>
-        </w:rPr>
-        <w:t>, затем удерживать воздействие в течение 36 с.</w:t>
-      </w:r>
-    </w:p>
-    <w:p>
-      <w:pPr>
-        <w:spacing w:after="200" w:line="276" w:lineRule="auto"/>
-        <w:ind w:firstLine="0"/>
-        <w:jc w:val="left"/>
-        <w:rPr>
-          <w:rFonts w:eastAsia="Times New Roman" w:cs="Times New Roman"/>
-        </w:rPr>
-      </w:pPr>
-      <w:r>
-        <w:rPr>
-          <w:rFonts w:eastAsia="Times New Roman" w:cs="Times New Roman"/>
-        </w:rPr>
-        <w:t xml:space="preserve">4. После завершения поворота выполнить возврат механизма в исходное положение: выдать на ЦАП напряжение −2,2 В (код </w:t>
-      </w:r>
-      <w:r>
-        <w:rPr>
-          <w:rFonts w:eastAsia="Times New Roman" w:cs="Times New Roman"/>
-          <w:lang w:val="en-US"/>
-        </w:rPr>
-        <w:t>D</w:t>
-      </w:r>
-      <w:r>
-        <w:rPr>
-          <w:rFonts w:eastAsia="Times New Roman" w:cs="Times New Roman"/>
-        </w:rPr>
-        <w:t>2=0</w:t>
-      </w:r>
-      <w:r>
-        <w:rPr>
-          <w:rFonts w:eastAsia="Times New Roman" w:cs="Times New Roman"/>
-          <w:lang w:val="en-US"/>
-        </w:rPr>
-        <w:t>E</w:t>
-      </w:r>
-      <w:r>
-        <w:rPr>
-          <w:rFonts w:eastAsia="Times New Roman" w:cs="Times New Roman"/>
-        </w:rPr>
-        <w:t>0</w:t>
-      </w:r>
-      <w:r>
-        <w:rPr>
-          <w:rFonts w:eastAsia="Times New Roman" w:cs="Times New Roman"/>
-          <w:lang w:val="en-US"/>
-        </w:rPr>
-        <w:t>h</w:t>
-      </w:r>
-      <w:r>
-        <w:rPr>
-          <w:rFonts w:eastAsia="Times New Roman" w:cs="Times New Roman"/>
-        </w:rPr>
-        <w:t xml:space="preserve">), установить </w:t>
-      </w:r>
-      <w:r>
-        <w:rPr>
-          <w:rFonts w:eastAsia="Times New Roman" w:cs="Times New Roman"/>
-          <w:lang w:val="en-US"/>
-        </w:rPr>
-        <w:t>bit</w:t>
-      </w:r>
-      <w:r>
-        <w:rPr>
-          <w:rFonts w:eastAsia="Times New Roman" w:cs="Times New Roman"/>
-        </w:rPr>
-        <w:t xml:space="preserve">13=1 (команда «Возврат») и </w:t>
-      </w:r>
-      <w:r>
-        <w:rPr>
-          <w:rFonts w:eastAsia="Times New Roman" w:cs="Times New Roman"/>
-          <w:lang w:val="en-US"/>
-        </w:rPr>
-        <w:t>bit</w:t>
-      </w:r>
-      <w:r>
-        <w:rPr>
-          <w:rFonts w:eastAsia="Times New Roman" w:cs="Times New Roman"/>
-        </w:rPr>
-        <w:t xml:space="preserve">14=1 (запуск ЦАП). Выдержать паузу ≥80 </w:t>
-      </w:r>
-      <w:proofErr w:type="spellStart"/>
-      <w:r>
-        <w:rPr>
-          <w:rFonts w:eastAsia="Times New Roman" w:cs="Times New Roman"/>
-        </w:rPr>
-        <w:t>мс</w:t>
-      </w:r>
-      <w:proofErr w:type="spellEnd"/>
-      <w:r>
-        <w:rPr>
-          <w:rFonts w:eastAsia="Times New Roman" w:cs="Times New Roman"/>
-        </w:rPr>
-        <w:t xml:space="preserve"> и обеспечить время отработки возврата (в отчёте принимается равным времени поворота, если иное не задано экспериментально).</w:t>
-      </w:r>
-    </w:p>
-    <w:p>
-      <w:pPr>
-        <w:spacing w:after="200" w:line="276" w:lineRule="auto"/>
-        <w:ind w:firstLine="0"/>
-        <w:jc w:val="left"/>
-        <w:rPr>
-          <w:rFonts w:eastAsia="Times New Roman" w:cs="Times New Roman"/>
-        </w:rPr>
-      </w:pPr>
-      <w:r>
-        <w:rPr>
-          <w:rFonts w:eastAsia="Times New Roman" w:cs="Times New Roman"/>
-        </w:rPr>
-        <w:t>5. После направления детали в цех обработки выполнить цикл измерения температуры двумя датчиками до достижения среднего значения 60 °</w:t>
-      </w:r>
-      <w:r>
-        <w:rPr>
-          <w:rFonts w:eastAsia="Times New Roman" w:cs="Times New Roman"/>
-          <w:lang w:val="en-US"/>
-        </w:rPr>
-        <w:t>C</w:t>
-      </w:r>
-      <w:r>
-        <w:rPr>
-          <w:rFonts w:eastAsia="Times New Roman" w:cs="Times New Roman"/>
-        </w:rPr>
-        <w:t xml:space="preserve">: а) выбрать датчик </w:t>
-      </w:r>
-      <w:r>
-        <w:rPr>
-          <w:rFonts w:eastAsia="Times New Roman" w:cs="Times New Roman"/>
-          <w:lang w:val="en-US"/>
-        </w:rPr>
-        <w:t>t</w:t>
-      </w:r>
-      <w:r>
-        <w:rPr>
-          <w:rFonts w:eastAsia="Times New Roman" w:cs="Times New Roman"/>
-        </w:rPr>
-        <w:t>1 (301</w:t>
-      </w:r>
-      <w:r>
-        <w:rPr>
-          <w:rFonts w:eastAsia="Times New Roman" w:cs="Times New Roman"/>
-          <w:lang w:val="en-US"/>
-        </w:rPr>
-        <w:t>h</w:t>
-      </w:r>
-      <w:r>
-        <w:rPr>
-          <w:rFonts w:eastAsia="Times New Roman" w:cs="Times New Roman"/>
-        </w:rPr>
-        <w:t xml:space="preserve"> </w:t>
-      </w:r>
-      <w:r>
-        <w:rPr>
-          <w:rFonts w:eastAsia="Times New Roman" w:cs="Times New Roman"/>
-          <w:lang w:val="en-US"/>
-        </w:rPr>
-        <w:t>bit</w:t>
-      </w:r>
-      <w:r>
-        <w:rPr>
-          <w:rFonts w:eastAsia="Times New Roman" w:cs="Times New Roman"/>
-        </w:rPr>
-        <w:t>10=0), подать сигнал «Запуск АЦП» (301</w:t>
-      </w:r>
-      <w:r>
-        <w:rPr>
-          <w:rFonts w:eastAsia="Times New Roman" w:cs="Times New Roman"/>
-          <w:lang w:val="en-US"/>
-        </w:rPr>
-        <w:t>h</w:t>
-      </w:r>
-      <w:r>
-        <w:rPr>
-          <w:rFonts w:eastAsia="Times New Roman" w:cs="Times New Roman"/>
-        </w:rPr>
-        <w:t xml:space="preserve"> </w:t>
-      </w:r>
-      <w:r>
-        <w:rPr>
-          <w:rFonts w:eastAsia="Times New Roman" w:cs="Times New Roman"/>
-          <w:lang w:val="en-US"/>
-        </w:rPr>
-        <w:t>bit</w:t>
-      </w:r>
-      <w:r>
-        <w:rPr>
-          <w:rFonts w:eastAsia="Times New Roman" w:cs="Times New Roman"/>
-        </w:rPr>
-        <w:t>15=1), ожидать ГТ=1 (300</w:t>
-      </w:r>
-      <w:r>
-        <w:rPr>
-          <w:rFonts w:eastAsia="Times New Roman" w:cs="Times New Roman"/>
-          <w:lang w:val="en-US"/>
-        </w:rPr>
-        <w:t>h</w:t>
-      </w:r>
-      <w:r>
-        <w:rPr>
-          <w:rFonts w:eastAsia="Times New Roman" w:cs="Times New Roman"/>
-        </w:rPr>
-        <w:t xml:space="preserve"> </w:t>
-      </w:r>
-      <w:r>
-        <w:rPr>
-          <w:rFonts w:eastAsia="Times New Roman" w:cs="Times New Roman"/>
-          <w:lang w:val="en-US"/>
-        </w:rPr>
-        <w:t>bit</w:t>
-      </w:r>
-      <w:r>
-        <w:rPr>
-          <w:rFonts w:eastAsia="Times New Roman" w:cs="Times New Roman"/>
-        </w:rPr>
-        <w:t xml:space="preserve">15), считать код </w:t>
-      </w:r>
-      <w:r>
-        <w:rPr>
-          <w:rFonts w:eastAsia="Times New Roman" w:cs="Times New Roman"/>
-          <w:lang w:val="en-US"/>
-        </w:rPr>
-        <w:t>D</w:t>
-      </w:r>
-      <w:r>
-        <w:rPr>
-          <w:rFonts w:eastAsia="Times New Roman" w:cs="Times New Roman"/>
-        </w:rPr>
-        <w:t>0…</w:t>
-      </w:r>
-      <w:r>
-        <w:rPr>
-          <w:rFonts w:eastAsia="Times New Roman" w:cs="Times New Roman"/>
-          <w:lang w:val="en-US"/>
-        </w:rPr>
-        <w:t>D</w:t>
-      </w:r>
-      <w:r>
-        <w:rPr>
-          <w:rFonts w:eastAsia="Times New Roman" w:cs="Times New Roman"/>
-        </w:rPr>
-        <w:t xml:space="preserve">11, преобразовать в </w:t>
-      </w:r>
-      <w:r>
-        <w:rPr>
-          <w:rFonts w:eastAsia="Times New Roman" w:cs="Times New Roman"/>
-          <w:lang w:val="en-US"/>
-        </w:rPr>
-        <w:t>U</w:t>
-      </w:r>
-      <w:r>
-        <w:rPr>
-          <w:rFonts w:eastAsia="Times New Roman" w:cs="Times New Roman"/>
-        </w:rPr>
-        <w:t xml:space="preserve"> и </w:t>
-      </w:r>
-      <w:r>
-        <w:rPr>
-          <w:rFonts w:eastAsia="Times New Roman" w:cs="Times New Roman"/>
-          <w:lang w:val="en-US"/>
-        </w:rPr>
-        <w:t>T</w:t>
-      </w:r>
-      <w:r>
-        <w:rPr>
-          <w:rFonts w:eastAsia="Times New Roman" w:cs="Times New Roman"/>
-        </w:rPr>
-        <w:t xml:space="preserve">1; б) с периодом 0,5 с аналогично опрашивать датчик </w:t>
-      </w:r>
-      <w:r>
-        <w:rPr>
-          <w:rFonts w:eastAsia="Times New Roman" w:cs="Times New Roman"/>
-          <w:lang w:val="en-US"/>
-        </w:rPr>
-        <w:t>t</w:t>
-      </w:r>
-      <w:r>
-        <w:rPr>
-          <w:rFonts w:eastAsia="Times New Roman" w:cs="Times New Roman"/>
-        </w:rPr>
-        <w:t>2 (301</w:t>
-      </w:r>
-      <w:r>
-        <w:rPr>
-          <w:rFonts w:eastAsia="Times New Roman" w:cs="Times New Roman"/>
-          <w:lang w:val="en-US"/>
-        </w:rPr>
-        <w:t>h</w:t>
-      </w:r>
-      <w:r>
-        <w:rPr>
-          <w:rFonts w:eastAsia="Times New Roman" w:cs="Times New Roman"/>
-        </w:rPr>
-        <w:t xml:space="preserve"> </w:t>
-      </w:r>
-      <w:r>
-        <w:rPr>
-          <w:rFonts w:eastAsia="Times New Roman" w:cs="Times New Roman"/>
-          <w:lang w:val="en-US"/>
-        </w:rPr>
-        <w:t>bit</w:t>
-      </w:r>
-      <w:r>
-        <w:rPr>
-          <w:rFonts w:eastAsia="Times New Roman" w:cs="Times New Roman"/>
-        </w:rPr>
-        <w:t xml:space="preserve">10=1) и получить </w:t>
-      </w:r>
-      <w:r>
-        <w:rPr>
-          <w:rFonts w:eastAsia="Times New Roman" w:cs="Times New Roman"/>
-          <w:lang w:val="en-US"/>
-        </w:rPr>
-        <w:t>T</w:t>
-      </w:r>
-      <w:r>
-        <w:rPr>
-          <w:rFonts w:eastAsia="Times New Roman" w:cs="Times New Roman"/>
-        </w:rPr>
-        <w:t xml:space="preserve">2; в) вычислять среднее значение </w:t>
-      </w:r>
-      <w:r>
-        <w:rPr>
-          <w:rFonts w:eastAsia="Times New Roman" w:cs="Times New Roman"/>
-          <w:lang w:val="en-US"/>
-        </w:rPr>
-        <w:t>T</w:t>
-      </w:r>
-      <w:r>
-        <w:rPr>
-          <w:rFonts w:eastAsia="Times New Roman" w:cs="Times New Roman"/>
-        </w:rPr>
-        <w:t>ср=(</w:t>
-      </w:r>
-      <w:r>
-        <w:rPr>
-          <w:rFonts w:eastAsia="Times New Roman" w:cs="Times New Roman"/>
-          <w:lang w:val="en-US"/>
-        </w:rPr>
-        <w:t>T</w:t>
-      </w:r>
-      <w:r>
-        <w:rPr>
-          <w:rFonts w:eastAsia="Times New Roman" w:cs="Times New Roman"/>
-        </w:rPr>
-        <w:t>1+</w:t>
-      </w:r>
-      <w:r>
-        <w:rPr>
-          <w:rFonts w:eastAsia="Times New Roman" w:cs="Times New Roman"/>
-          <w:lang w:val="en-US"/>
-        </w:rPr>
-        <w:t>T</w:t>
-      </w:r>
-      <w:r>
-        <w:rPr>
-          <w:rFonts w:eastAsia="Times New Roman" w:cs="Times New Roman"/>
-        </w:rPr>
-        <w:t>2)/2 и сравнивать с порогом 60 °</w:t>
-      </w:r>
-      <w:r>
-        <w:rPr>
-          <w:rFonts w:eastAsia="Times New Roman" w:cs="Times New Roman"/>
-          <w:lang w:val="en-US"/>
-        </w:rPr>
-        <w:t>C</w:t>
-      </w:r>
-      <w:r>
-        <w:rPr>
-          <w:rFonts w:eastAsia="Times New Roman" w:cs="Times New Roman"/>
-        </w:rPr>
-        <w:t xml:space="preserve">. При </w:t>
-      </w:r>
-      <w:r>
-        <w:rPr>
-          <w:rFonts w:eastAsia="Times New Roman" w:cs="Times New Roman"/>
-          <w:lang w:val="en-US"/>
-        </w:rPr>
-        <w:t>T</w:t>
-      </w:r>
-      <w:r>
-        <w:rPr>
-          <w:rFonts w:eastAsia="Times New Roman" w:cs="Times New Roman"/>
-        </w:rPr>
-        <w:t>ср ≥ 60 °</w:t>
-      </w:r>
-      <w:r>
-        <w:rPr>
-          <w:rFonts w:eastAsia="Times New Roman" w:cs="Times New Roman"/>
-          <w:lang w:val="en-US"/>
-        </w:rPr>
-        <w:t>C</w:t>
-      </w:r>
-      <w:r>
-        <w:rPr>
-          <w:rFonts w:eastAsia="Times New Roman" w:cs="Times New Roman"/>
-        </w:rPr>
-        <w:t xml:space="preserve"> завершить цикл контроля температуры.</w:t>
-      </w:r>
-    </w:p>
-    <w:p>
-      <w:pPr>
-        <w:spacing w:after="200" w:line="276" w:lineRule="auto"/>
-        <w:ind w:firstLine="0"/>
-        <w:jc w:val="left"/>
-        <w:rPr>
-          <w:rFonts w:eastAsia="Times New Roman" w:cs="Times New Roman"/>
-        </w:rPr>
-      </w:pPr>
-      <w:r>
-        <w:rPr>
-          <w:rFonts w:eastAsia="Times New Roman" w:cs="Times New Roman"/>
-        </w:rPr>
-        <w:t>6. Сбросить управляющие биты порта 301</w:t>
-      </w:r>
-      <w:r>
-        <w:rPr>
-          <w:rFonts w:eastAsia="Times New Roman" w:cs="Times New Roman"/>
-          <w:lang w:val="en-US"/>
-        </w:rPr>
-        <w:t>h</w:t>
-      </w:r>
-      <w:r>
-        <w:rPr>
-          <w:rFonts w:eastAsia="Times New Roman" w:cs="Times New Roman"/>
-        </w:rPr>
-        <w:t xml:space="preserve"> (11–15) в исходное состояние и перейти к обработке следующей детали (переход к шагу 1).</w:t>
-      </w:r>
-    </w:p>
-    <w:p>
-      <w:pPr>
-        <w:spacing w:after="200" w:line="276" w:lineRule="auto"/>
-        <w:ind w:firstLine="0"/>
-        <w:jc w:val="left"/>
-        <w:rPr>
-          <w:rFonts w:eastAsia="Times New Roman" w:cs="Times New Roman"/>
-        </w:rPr>
-      </w:pPr>
-    </w:p>
-    <w:p>
-      <w:pPr>
-        <w:spacing w:after="200" w:line="276" w:lineRule="auto"/>
-        <w:ind w:firstLine="0"/>
-        <w:jc w:val="left"/>
-        <w:rPr>
-          <w:rFonts w:eastAsia="Times New Roman" w:cs="Times New Roman"/>
-        </w:rPr>
-      </w:pPr>
-      <w:r>
-        <w:rPr>
-          <w:rFonts w:eastAsia="Times New Roman" w:cs="Times New Roman"/>
-          <w:b/>
-        </w:rPr>
-        <w:t>Пункт 7</w:t>
-      </w:r>
-    </w:p>
-    <w:p>
-      <w:pPr>
-        <w:spacing w:after="200" w:line="276" w:lineRule="auto"/>
-        <w:ind w:firstLine="0"/>
-        <w:jc w:val="left"/>
-        <w:rPr>
-          <w:rFonts w:eastAsia="Times New Roman" w:cs="Times New Roman"/>
-        </w:rPr>
-      </w:pPr>
-      <w:r>
-        <w:rPr>
-          <w:rFonts w:eastAsia="Times New Roman" w:cs="Times New Roman"/>
-        </w:rPr>
-        <w:t>Параметры временных задержек:</w:t>
-      </w:r>
-    </w:p>
-    <w:p>
-      <w:pPr>
-        <w:tabs>
-          <w:tab w:val="num" w:pos="360"/>
-        </w:tabs>
-        <w:spacing w:after="200" w:line="276" w:lineRule="auto"/>
-        <w:ind w:left="360" w:hanging="360"/>
-        <w:contextualSpacing/>
-        <w:jc w:val="left"/>
-        <w:rPr>
-          <w:rFonts w:eastAsia="Times New Roman" w:cs="Times New Roman"/>
-        </w:rPr>
-      </w:pPr>
-      <w:r>
-        <w:rPr>
-          <w:rFonts w:eastAsia="Times New Roman" w:cs="Times New Roman"/>
-        </w:rPr>
-        <w:t xml:space="preserve">Интервал опроса датчика </w:t>
-      </w:r>
-      <w:r>
-        <w:rPr>
-          <w:rFonts w:eastAsia="Times New Roman" w:cs="Times New Roman"/>
-          <w:lang w:val="en-US"/>
-        </w:rPr>
-        <w:t>t</w:t>
-      </w:r>
-      <w:r>
-        <w:rPr>
-          <w:rFonts w:eastAsia="Times New Roman" w:cs="Times New Roman"/>
-        </w:rPr>
-        <w:t xml:space="preserve">1: </w:t>
-      </w:r>
-      <w:proofErr w:type="spellStart"/>
-      <w:r>
-        <w:rPr>
-          <w:rFonts w:eastAsia="Times New Roman" w:cs="Times New Roman"/>
-          <w:lang w:val="en-US"/>
-        </w:rPr>
-        <w:t>Δt</w:t>
-      </w:r>
-      <w:proofErr w:type="spellEnd"/>
-      <w:r>
-        <w:rPr>
-          <w:rFonts w:eastAsia="Times New Roman" w:cs="Times New Roman"/>
-        </w:rPr>
-        <w:t>1 = 0,1 с.</w:t>
-      </w:r>
-    </w:p>
-    <w:p>
-      <w:pPr>
-        <w:tabs>
-          <w:tab w:val="num" w:pos="360"/>
-        </w:tabs>
-        <w:spacing w:after="200" w:line="276" w:lineRule="auto"/>
-        <w:ind w:left="360" w:hanging="360"/>
-        <w:contextualSpacing/>
-        <w:jc w:val="left"/>
-        <w:rPr>
-          <w:rFonts w:eastAsia="Times New Roman" w:cs="Times New Roman"/>
-        </w:rPr>
-      </w:pPr>
-      <w:r>
-        <w:rPr>
-          <w:rFonts w:eastAsia="Times New Roman" w:cs="Times New Roman"/>
-        </w:rPr>
-        <w:t xml:space="preserve">Интервал опроса датчика </w:t>
-      </w:r>
-      <w:r>
-        <w:rPr>
-          <w:rFonts w:eastAsia="Times New Roman" w:cs="Times New Roman"/>
-          <w:lang w:val="en-US"/>
-        </w:rPr>
-        <w:t>t</w:t>
-      </w:r>
-      <w:r>
-        <w:rPr>
-          <w:rFonts w:eastAsia="Times New Roman" w:cs="Times New Roman"/>
-        </w:rPr>
-        <w:t xml:space="preserve">2: </w:t>
-      </w:r>
-      <w:proofErr w:type="spellStart"/>
-      <w:r>
-        <w:rPr>
-          <w:rFonts w:eastAsia="Times New Roman" w:cs="Times New Roman"/>
-          <w:lang w:val="en-US"/>
-        </w:rPr>
-        <w:t>Δt</w:t>
-      </w:r>
-      <w:proofErr w:type="spellEnd"/>
-      <w:r>
-        <w:rPr>
-          <w:rFonts w:eastAsia="Times New Roman" w:cs="Times New Roman"/>
-        </w:rPr>
-        <w:t>2 = 0,5 с.</w:t>
-      </w:r>
-    </w:p>
-    <w:p>
-      <w:pPr>
-        <w:tabs>
-          <w:tab w:val="num" w:pos="360"/>
-        </w:tabs>
-        <w:spacing w:after="200" w:line="276" w:lineRule="auto"/>
-        <w:ind w:left="360" w:hanging="360"/>
-        <w:contextualSpacing/>
-        <w:jc w:val="left"/>
-        <w:rPr>
-          <w:rFonts w:eastAsia="Times New Roman" w:cs="Times New Roman"/>
-        </w:rPr>
-      </w:pPr>
-      <w:r>
-        <w:rPr>
-          <w:rFonts w:eastAsia="Times New Roman" w:cs="Times New Roman"/>
-        </w:rPr>
-        <w:t xml:space="preserve">Время воздействия на двигатель при повороте: </w:t>
-      </w:r>
-      <w:r>
-        <w:rPr>
-          <w:rFonts w:eastAsia="Times New Roman" w:cs="Times New Roman"/>
-          <w:lang w:val="en-US"/>
-        </w:rPr>
-        <w:t>t</w:t>
-      </w:r>
-      <w:proofErr w:type="spellStart"/>
-      <w:r>
-        <w:rPr>
-          <w:rFonts w:eastAsia="Times New Roman" w:cs="Times New Roman"/>
-        </w:rPr>
-        <w:t>повор</w:t>
-      </w:r>
-      <w:proofErr w:type="spellEnd"/>
-      <w:r>
-        <w:rPr>
-          <w:rFonts w:eastAsia="Times New Roman" w:cs="Times New Roman"/>
-        </w:rPr>
-        <w:t xml:space="preserve"> = 36 с (по индивидуальному условию).</w:t>
-      </w:r>
-    </w:p>
-    <w:p>
-      <w:pPr>
-        <w:tabs>
-          <w:tab w:val="num" w:pos="360"/>
-        </w:tabs>
-        <w:spacing w:after="200" w:line="276" w:lineRule="auto"/>
-        <w:ind w:left="360" w:hanging="360"/>
-        <w:contextualSpacing/>
-        <w:jc w:val="left"/>
-        <w:rPr>
-          <w:rFonts w:eastAsia="Times New Roman" w:cs="Times New Roman"/>
-        </w:rPr>
-      </w:pPr>
-      <w:r>
-        <w:rPr>
-          <w:rFonts w:eastAsia="Times New Roman" w:cs="Times New Roman"/>
-        </w:rPr>
-        <w:t xml:space="preserve">Время преобразования ЦАП: </w:t>
-      </w:r>
-      <w:r>
-        <w:rPr>
-          <w:rFonts w:eastAsia="Times New Roman" w:cs="Times New Roman"/>
-          <w:lang w:val="en-US"/>
-        </w:rPr>
-        <w:t>t</w:t>
-      </w:r>
-      <w:proofErr w:type="spellStart"/>
-      <w:r>
-        <w:rPr>
-          <w:rFonts w:eastAsia="Times New Roman" w:cs="Times New Roman"/>
-        </w:rPr>
-        <w:t>пр</w:t>
-      </w:r>
-      <w:proofErr w:type="spellEnd"/>
-      <w:r>
-        <w:rPr>
-          <w:rFonts w:eastAsia="Times New Roman" w:cs="Times New Roman"/>
-        </w:rPr>
-        <w:t xml:space="preserve">(ЦАП) ≤ 80 </w:t>
-      </w:r>
-      <w:proofErr w:type="spellStart"/>
-      <w:r>
-        <w:rPr>
-          <w:rFonts w:eastAsia="Times New Roman" w:cs="Times New Roman"/>
-        </w:rPr>
-        <w:t>мс</w:t>
-      </w:r>
-      <w:proofErr w:type="spellEnd"/>
-      <w:r>
-        <w:rPr>
-          <w:rFonts w:eastAsia="Times New Roman" w:cs="Times New Roman"/>
-        </w:rPr>
-        <w:t xml:space="preserve">; после установки кода и сигнала запуска необходимо выдерживать паузу не менее 80 </w:t>
-      </w:r>
-      <w:proofErr w:type="spellStart"/>
-      <w:r>
-        <w:rPr>
-          <w:rFonts w:eastAsia="Times New Roman" w:cs="Times New Roman"/>
-        </w:rPr>
-        <w:t>мс</w:t>
-      </w:r>
-      <w:proofErr w:type="spellEnd"/>
-      <w:r>
-        <w:rPr>
-          <w:rFonts w:eastAsia="Times New Roman" w:cs="Times New Roman"/>
-        </w:rPr>
-        <w:t xml:space="preserve"> до следующего обновления.</w:t>
-      </w:r>
-    </w:p>
-    <w:p>
-      <w:pPr>
-        <w:tabs>
-          <w:tab w:val="num" w:pos="360"/>
-        </w:tabs>
-        <w:spacing w:after="200" w:line="276" w:lineRule="auto"/>
-        <w:ind w:left="360" w:hanging="360"/>
-        <w:contextualSpacing/>
-        <w:jc w:val="left"/>
-        <w:rPr>
-          <w:rFonts w:eastAsia="Times New Roman" w:cs="Times New Roman"/>
-        </w:rPr>
-      </w:pPr>
-      <w:r>
-        <w:rPr>
-          <w:rFonts w:eastAsia="Times New Roman" w:cs="Times New Roman"/>
-        </w:rPr>
-        <w:t xml:space="preserve">Время преобразования АЦП не задано; для расчётов принимается типовое значение </w:t>
-      </w:r>
-      <w:r>
-        <w:rPr>
-          <w:rFonts w:eastAsia="Times New Roman" w:cs="Times New Roman"/>
-          <w:lang w:val="en-US"/>
-        </w:rPr>
-        <w:t>t</w:t>
-      </w:r>
-      <w:proofErr w:type="spellStart"/>
-      <w:r>
-        <w:rPr>
-          <w:rFonts w:eastAsia="Times New Roman" w:cs="Times New Roman"/>
-        </w:rPr>
-        <w:t>пр</w:t>
-      </w:r>
-      <w:proofErr w:type="spellEnd"/>
-      <w:r>
-        <w:rPr>
-          <w:rFonts w:eastAsia="Times New Roman" w:cs="Times New Roman"/>
-        </w:rPr>
-        <w:t xml:space="preserve">(АЦП) ≈ 20 </w:t>
-      </w:r>
-      <w:proofErr w:type="spellStart"/>
-      <w:r>
-        <w:rPr>
-          <w:rFonts w:eastAsia="Times New Roman" w:cs="Times New Roman"/>
-        </w:rPr>
-        <w:t>мкс</w:t>
-      </w:r>
-      <w:proofErr w:type="spellEnd"/>
-      <w:r>
-        <w:rPr>
-          <w:rFonts w:eastAsia="Times New Roman" w:cs="Times New Roman"/>
-        </w:rPr>
-        <w:t xml:space="preserve"> (влияние на интервалы 0,1/0,5 с пренебрежимо мало).</w:t>
-      </w:r>
-    </w:p>
-    <w:p>
-      <w:pPr>
-        <w:tabs>
-          <w:tab w:val="num" w:pos="360"/>
-        </w:tabs>
-        <w:spacing w:after="200" w:line="276" w:lineRule="auto"/>
-        <w:ind w:left="360" w:hanging="360"/>
-        <w:contextualSpacing/>
-        <w:jc w:val="left"/>
-        <w:rPr>
-          <w:rFonts w:eastAsia="Times New Roman" w:cs="Times New Roman"/>
-        </w:rPr>
-      </w:pPr>
-      <w:r>
-        <w:rPr>
-          <w:rFonts w:eastAsia="Times New Roman" w:cs="Times New Roman"/>
-        </w:rPr>
-        <w:t xml:space="preserve">Время установления после переключения мультиплексора принимается </w:t>
-      </w:r>
-      <w:r>
-        <w:rPr>
-          <w:rFonts w:eastAsia="Times New Roman" w:cs="Times New Roman"/>
-          <w:lang w:val="en-US"/>
-        </w:rPr>
-        <w:t>t</w:t>
-      </w:r>
-      <w:r>
-        <w:rPr>
-          <w:rFonts w:eastAsia="Times New Roman" w:cs="Times New Roman"/>
-        </w:rPr>
-        <w:t xml:space="preserve">уст ≈ 20 </w:t>
-      </w:r>
-      <w:proofErr w:type="spellStart"/>
-      <w:r>
-        <w:rPr>
-          <w:rFonts w:eastAsia="Times New Roman" w:cs="Times New Roman"/>
-        </w:rPr>
-        <w:t>мс</w:t>
-      </w:r>
-      <w:proofErr w:type="spellEnd"/>
-      <w:r>
-        <w:rPr>
-          <w:rFonts w:eastAsia="Times New Roman" w:cs="Times New Roman"/>
-        </w:rPr>
-        <w:t xml:space="preserve"> (пауза перед запуском АЦП при смене датчика).</w:t>
-      </w:r>
-    </w:p>
-    <w:p>
-      <w:pPr>
-        <w:spacing w:after="200" w:line="276" w:lineRule="auto"/>
-        <w:ind w:firstLine="0"/>
-        <w:jc w:val="left"/>
-        <w:rPr>
-          <w:rFonts w:eastAsia="Times New Roman" w:cs="Times New Roman"/>
-        </w:rPr>
-      </w:pPr>
-      <w:r>
-        <w:rPr>
-          <w:rFonts w:eastAsia="Times New Roman" w:cs="Times New Roman"/>
-        </w:rPr>
-        <w:t xml:space="preserve">В управляющей программе задержки реализуются </w:t>
-      </w:r>
-      <w:proofErr w:type="spellStart"/>
-      <w:r>
-        <w:rPr>
-          <w:rFonts w:eastAsia="Times New Roman" w:cs="Times New Roman"/>
-        </w:rPr>
-        <w:t>программно</w:t>
-      </w:r>
-      <w:proofErr w:type="spellEnd"/>
-      <w:r>
-        <w:rPr>
-          <w:rFonts w:eastAsia="Times New Roman" w:cs="Times New Roman"/>
-        </w:rPr>
-        <w:t xml:space="preserve"> (подпрограммами </w:t>
-      </w:r>
-      <w:r>
-        <w:rPr>
-          <w:rFonts w:eastAsia="Times New Roman" w:cs="Times New Roman"/>
-          <w:lang w:val="en-US"/>
-        </w:rPr>
-        <w:t>Delay</w:t>
-      </w:r>
-      <w:r>
-        <w:rPr>
-          <w:rFonts w:eastAsia="Times New Roman" w:cs="Times New Roman"/>
-        </w:rPr>
-        <w:t>0_1</w:t>
-      </w:r>
-      <w:r>
-        <w:rPr>
-          <w:rFonts w:eastAsia="Times New Roman" w:cs="Times New Roman"/>
-          <w:lang w:val="en-US"/>
-        </w:rPr>
-        <w:t>s</w:t>
-      </w:r>
-      <w:r>
-        <w:rPr>
-          <w:rFonts w:eastAsia="Times New Roman" w:cs="Times New Roman"/>
-        </w:rPr>
-        <w:t xml:space="preserve">, </w:t>
-      </w:r>
-      <w:r>
-        <w:rPr>
-          <w:rFonts w:eastAsia="Times New Roman" w:cs="Times New Roman"/>
-          <w:lang w:val="en-US"/>
-        </w:rPr>
-        <w:t>Delay</w:t>
-      </w:r>
-      <w:r>
-        <w:rPr>
-          <w:rFonts w:eastAsia="Times New Roman" w:cs="Times New Roman"/>
-        </w:rPr>
-        <w:t>0_5</w:t>
-      </w:r>
-      <w:r>
-        <w:rPr>
-          <w:rFonts w:eastAsia="Times New Roman" w:cs="Times New Roman"/>
-          <w:lang w:val="en-US"/>
-        </w:rPr>
-        <w:t>s</w:t>
-      </w:r>
-      <w:r>
-        <w:rPr>
-          <w:rFonts w:eastAsia="Times New Roman" w:cs="Times New Roman"/>
-        </w:rPr>
-        <w:t xml:space="preserve">, </w:t>
-      </w:r>
-      <w:r>
-        <w:rPr>
-          <w:rFonts w:eastAsia="Times New Roman" w:cs="Times New Roman"/>
-          <w:lang w:val="en-US"/>
-        </w:rPr>
-        <w:t>Delay</w:t>
-      </w:r>
-      <w:r>
-        <w:rPr>
-          <w:rFonts w:eastAsia="Times New Roman" w:cs="Times New Roman"/>
-        </w:rPr>
-        <w:t>80</w:t>
-      </w:r>
-      <w:proofErr w:type="spellStart"/>
-      <w:r>
-        <w:rPr>
-          <w:rFonts w:eastAsia="Times New Roman" w:cs="Times New Roman"/>
-          <w:lang w:val="en-US"/>
-        </w:rPr>
-        <w:t>ms</w:t>
-      </w:r>
-      <w:proofErr w:type="spellEnd"/>
-      <w:r>
-        <w:rPr>
-          <w:rFonts w:eastAsia="Times New Roman" w:cs="Times New Roman"/>
-        </w:rPr>
-        <w:t xml:space="preserve">, </w:t>
-      </w:r>
-      <w:r>
-        <w:rPr>
-          <w:rFonts w:eastAsia="Times New Roman" w:cs="Times New Roman"/>
-          <w:lang w:val="en-US"/>
-        </w:rPr>
-        <w:t>Delay</w:t>
-      </w:r>
-      <w:r>
-        <w:rPr>
-          <w:rFonts w:eastAsia="Times New Roman" w:cs="Times New Roman"/>
-        </w:rPr>
-        <w:t>36</w:t>
-      </w:r>
-      <w:r>
-        <w:rPr>
-          <w:rFonts w:eastAsia="Times New Roman" w:cs="Times New Roman"/>
-          <w:lang w:val="en-US"/>
-        </w:rPr>
-        <w:t>s</w:t>
-      </w:r>
-      <w:r>
-        <w:rPr>
-          <w:rFonts w:eastAsia="Times New Roman" w:cs="Times New Roman"/>
-        </w:rPr>
-        <w:t xml:space="preserve"> и т.п.). При наличии задания на конкретную частоту тактирования процессора значения </w:t>
-      </w:r>
-      <w:r>
-        <w:rPr>
-          <w:rFonts w:eastAsia="Times New Roman" w:cs="Times New Roman"/>
-        </w:rPr>
-        <w:lastRenderedPageBreak/>
-        <w:t>констант циклов задержки вычисляются исходя из длительности машинных команд.</w:t>
-      </w:r>
-    </w:p>
-    <w:p>
-      <w:pPr>
-        <w:ind w:left="567" w:firstLine="0"/>
-        <w:rPr>
           <w:b/>
           <w:bCs/>
         </w:rPr>
       </w:pPr>
+      <w:r>
+        <w:rPr>
+          <w:rFonts w:eastAsia="Times New Roman" w:cs="Times New Roman"/>
+        </w:rPr>
+        <w:t xml:space="preserve">В управляющей программе задержки реализуются </w:t>
+      </w:r>
+      <w:proofErr w:type="spellStart"/>
+      <w:r>
+        <w:rPr>
+          <w:rFonts w:eastAsia="Times New Roman" w:cs="Times New Roman"/>
+        </w:rPr>
+        <w:t>программно</w:t>
+      </w:r>
+      <w:proofErr w:type="spellEnd"/>
+      <w:r>
+        <w:rPr>
+          <w:rFonts w:eastAsia="Times New Roman" w:cs="Times New Roman"/>
+        </w:rPr>
+        <w:t xml:space="preserve"> (подпрограммами </w:t>
+      </w:r>
+      <w:r>
+        <w:rPr>
+          <w:rFonts w:eastAsia="Times New Roman" w:cs="Times New Roman"/>
+          <w:lang w:val="en-US"/>
+        </w:rPr>
+        <w:t>Delay</w:t>
+      </w:r>
+      <w:r>
+        <w:rPr>
+          <w:rFonts w:eastAsia="Times New Roman" w:cs="Times New Roman"/>
+        </w:rPr>
+        <w:t>0_1</w:t>
+      </w:r>
+      <w:r>
+        <w:rPr>
+          <w:rFonts w:eastAsia="Times New Roman" w:cs="Times New Roman"/>
+          <w:lang w:val="en-US"/>
+        </w:rPr>
+        <w:t>s</w:t>
+      </w:r>
+      <w:r>
+        <w:rPr>
+          <w:rFonts w:eastAsia="Times New Roman" w:cs="Times New Roman"/>
+        </w:rPr>
+        <w:t xml:space="preserve">, </w:t>
+      </w:r>
+      <w:r>
+        <w:rPr>
+          <w:rFonts w:eastAsia="Times New Roman" w:cs="Times New Roman"/>
+          <w:lang w:val="en-US"/>
+        </w:rPr>
+        <w:t>Delay</w:t>
+      </w:r>
+      <w:r>
+        <w:rPr>
+          <w:rFonts w:eastAsia="Times New Roman" w:cs="Times New Roman"/>
+        </w:rPr>
+        <w:t>0_5</w:t>
+      </w:r>
+      <w:r>
+        <w:rPr>
+          <w:rFonts w:eastAsia="Times New Roman" w:cs="Times New Roman"/>
+          <w:lang w:val="en-US"/>
+        </w:rPr>
+        <w:t>s</w:t>
+      </w:r>
+      <w:r>
+        <w:rPr>
+          <w:rFonts w:eastAsia="Times New Roman" w:cs="Times New Roman"/>
+        </w:rPr>
+        <w:t xml:space="preserve">, </w:t>
+      </w:r>
+      <w:r>
+        <w:rPr>
+          <w:rFonts w:eastAsia="Times New Roman" w:cs="Times New Roman"/>
+          <w:lang w:val="en-US"/>
+        </w:rPr>
+        <w:t>Delay</w:t>
+      </w:r>
+      <w:r>
+        <w:rPr>
+          <w:rFonts w:eastAsia="Times New Roman" w:cs="Times New Roman"/>
+        </w:rPr>
+        <w:t>80</w:t>
+      </w:r>
+      <w:proofErr w:type="spellStart"/>
+      <w:r>
+        <w:rPr>
+          <w:rFonts w:eastAsia="Times New Roman" w:cs="Times New Roman"/>
+          <w:lang w:val="en-US"/>
+        </w:rPr>
+        <w:t>ms</w:t>
+      </w:r>
+      <w:proofErr w:type="spellEnd"/>
+      <w:r>
+        <w:rPr>
+          <w:rFonts w:eastAsia="Times New Roman" w:cs="Times New Roman"/>
+        </w:rPr>
+        <w:t xml:space="preserve">, </w:t>
+      </w:r>
+      <w:r>
+        <w:rPr>
+          <w:rFonts w:eastAsia="Times New Roman" w:cs="Times New Roman"/>
+          <w:lang w:val="en-US"/>
+        </w:rPr>
+        <w:t>Delay</w:t>
+      </w:r>
+      <w:r>
+        <w:rPr>
+          <w:rFonts w:eastAsia="Times New Roman" w:cs="Times New Roman"/>
+        </w:rPr>
+        <w:t>36</w:t>
+      </w:r>
+      <w:r>
+        <w:rPr>
+          <w:rFonts w:eastAsia="Times New Roman" w:cs="Times New Roman"/>
+          <w:lang w:val="en-US"/>
+        </w:rPr>
+        <w:t>s</w:t>
+      </w:r>
+      <w:r>
+        <w:rPr>
+          <w:rFonts w:eastAsia="Times New Roman" w:cs="Times New Roman"/>
+        </w:rPr>
+        <w:t xml:space="preserve">). </w:t>
+      </w:r>
     </w:p>
     <w:p>
       <w:pPr>
@@ -11116,7 +11230,7 @@
 </file>
 
 <file path=customXml/itemProps1.xml><?xml version="1.0" encoding="utf-8"?>
-<ds:datastoreItem xmlns:ds="http://schemas.openxmlformats.org/officeDocument/2006/customXml" ds:itemID="{156ABF5C-D47A-4F42-8B81-5AEDFFE35EE3}">
+<ds:datastoreItem xmlns:ds="http://schemas.openxmlformats.org/officeDocument/2006/customXml" ds:itemID="{8AA99952-3AAA-4F47-9746-9FDDD1B5D7F3}">
   <ds:schemaRefs>
     <ds:schemaRef ds:uri="http://schemas.openxmlformats.org/officeDocument/2006/bibliography"/>
   </ds:schemaRefs>

--- a/7 sem/Ассемблер/Вербицкий МО42.2 СРВ ЛР5.docx
+++ b/7 sem/Ассемблер/Вербицкий МО42.2 СРВ ЛР5.docx
@@ -18047,10 +18047,10 @@
     <w:p>
       <w:pPr>
         <w:ind w:firstLine="0"/>
-        <w:rPr>
-          <w:lang w:val="en-US"/>
-        </w:rPr>
-      </w:pPr>
+      </w:pPr>
+      <w:r>
+        <w:t>Вывод: изучены принципы организации инфообмена между ядром СРВ и периферийными устройствами, приобретены практические навыки разработки функциональных схем, алгоритмов и управляющих программ для управления процессами в режиме реального времени.</w:t>
+      </w:r>
       <w:bookmarkStart w:id="0" w:name="_GoBack"/>
       <w:bookmarkEnd w:id="0"/>
     </w:p>
@@ -21100,6 +21100,7 @@
   <w:style w:type="character" w:default="1" w:styleId="a0">
     <w:name w:val="Default Paragraph Font"/>
     <w:uiPriority w:val="1"/>
+    <w:semiHidden/>
     <w:unhideWhenUsed/>
   </w:style>
   <w:style w:type="table" w:default="1" w:styleId="a1">
@@ -21804,7 +21805,7 @@
 </file>
 
 <file path=customXml/itemProps1.xml><?xml version="1.0" encoding="utf-8"?>
-<ds:datastoreItem xmlns:ds="http://schemas.openxmlformats.org/officeDocument/2006/customXml" ds:itemID="{52F26218-810E-4FAC-ACBC-BE015FDF14F5}">
+<ds:datastoreItem xmlns:ds="http://schemas.openxmlformats.org/officeDocument/2006/customXml" ds:itemID="{54AED77B-6E9B-414D-8718-9D6002E89C11}">
   <ds:schemaRefs>
     <ds:schemaRef ds:uri="http://schemas.openxmlformats.org/officeDocument/2006/bibliography"/>
   </ds:schemaRefs>
